--- a/Laravel_MongoDB/Thu hoạch laravel-mongodb.docx
+++ b/Laravel_MongoDB/Thu hoạch laravel-mongodb.docx
@@ -12,28 +12,970 @@
         <w:bidi w:val="0"/>
         <w:ind w:leftChars="0"/>
         <w:rPr>
-          <w:rFonts w:hint="default" w:cs="Times New Roman"/>
-          <w:lang w:val="en-US"/>
-        </w:rPr>
-      </w:pPr>
-      <w:r>
-        <w:rPr>
-          <w:rFonts w:hint="default" w:cs="Times New Roman"/>
+          <w:rStyle w:val="4"/>
+          <w:rFonts w:hint="default" w:ascii="Times New Roman" w:hAnsi="Times New Roman" w:cs="Times New Roman"/>
+          <w:lang w:val="en-US"/>
+        </w:rPr>
+      </w:pPr>
+      <w:bookmarkStart w:id="0" w:name="_Toc11856"/>
+      <w:bookmarkStart w:id="1" w:name="_Toc29892"/>
+      <w:bookmarkStart w:id="2" w:name="_Toc8517"/>
+      <w:r>
+        <w:rPr>
+          <w:rStyle w:val="4"/>
+          <w:rFonts w:hint="default" w:ascii="Times New Roman" w:hAnsi="Times New Roman" w:cs="Times New Roman"/>
           <w:lang w:val="en-US"/>
         </w:rPr>
         <w:t>Bài thu hoạch Laravel-MongoDB</w:t>
       </w:r>
-    </w:p>
-    <w:p>
-      <w:pPr>
-        <w:rPr>
-          <w:rFonts w:hint="default" w:cs="Times New Roman"/>
-          <w:lang w:val="en-US"/>
-        </w:rPr>
-      </w:pPr>
-      <w:r>
-        <w:rPr>
-          <w:rFonts w:hint="default" w:cs="Times New Roman"/>
+      <w:bookmarkEnd w:id="0"/>
+      <w:bookmarkEnd w:id="1"/>
+      <w:bookmarkEnd w:id="2"/>
+    </w:p>
+    <w:sdt>
+      <w:sdtPr>
+        <w:rPr>
+          <w:rFonts w:hint="default" w:ascii="Times New Roman" w:hAnsi="Times New Roman" w:eastAsia="SimSun" w:cs="Times New Roman"/>
+          <w:sz w:val="52"/>
+          <w:szCs w:val="52"/>
+          <w:lang w:val="en-US" w:eastAsia="zh-CN" w:bidi="ar-SA"/>
+        </w:rPr>
+        <w:id w:val="147459070"/>
+        <w15:color w:val="DBDBDB"/>
+        <w:docPartObj>
+          <w:docPartGallery w:val="Table of Contents"/>
+          <w:docPartUnique/>
+        </w:docPartObj>
+      </w:sdtPr>
+      <w:sdtEndPr>
+        <w:rPr>
+          <w:rFonts w:hint="default" w:ascii="Times New Roman" w:hAnsi="Times New Roman" w:cs="Times New Roman"/>
+        </w:rPr>
+      </w:sdtEndPr>
+      <w:sdtContent>
+        <w:p>
+          <w:pPr>
+            <w:spacing w:before="0" w:beforeLines="0" w:after="0" w:afterLines="0" w:line="240" w:lineRule="auto"/>
+            <w:ind w:left="0" w:leftChars="0" w:right="0" w:rightChars="0" w:firstLine="0" w:firstLineChars="0"/>
+            <w:jc w:val="center"/>
+            <w:rPr>
+              <w:rFonts w:hint="default" w:ascii="Times New Roman" w:hAnsi="Times New Roman" w:cs="Times New Roman"/>
+              <w:sz w:val="52"/>
+              <w:szCs w:val="52"/>
+              <w:lang w:val="en-US"/>
+            </w:rPr>
+          </w:pPr>
+          <w:r>
+            <w:rPr>
+              <w:rFonts w:hint="default" w:ascii="Times New Roman" w:hAnsi="Times New Roman" w:eastAsia="SimSun" w:cs="Times New Roman"/>
+              <w:sz w:val="52"/>
+              <w:szCs w:val="52"/>
+              <w:lang w:val="en-US" w:eastAsia="zh-CN" w:bidi="ar-SA"/>
+            </w:rPr>
+            <w:t>Mục Lục</w:t>
+          </w:r>
+        </w:p>
+        <w:p>
+          <w:pPr>
+            <w:pStyle w:val="14"/>
+            <w:tabs>
+              <w:tab w:val="right" w:leader="dot" w:pos="8306"/>
+            </w:tabs>
+            <w:rPr>
+              <w:rFonts w:hint="default" w:ascii="Times New Roman" w:hAnsi="Times New Roman" w:cs="Times New Roman"/>
+            </w:rPr>
+          </w:pPr>
+          <w:r>
+            <w:rPr>
+              <w:rFonts w:hint="default" w:ascii="Times New Roman" w:hAnsi="Times New Roman" w:cs="Times New Roman"/>
+            </w:rPr>
+            <w:fldChar w:fldCharType="begin"/>
+          </w:r>
+          <w:r>
+            <w:rPr>
+              <w:rFonts w:hint="default" w:ascii="Times New Roman" w:hAnsi="Times New Roman" w:cs="Times New Roman"/>
+            </w:rPr>
+            <w:instrText xml:space="preserve">TOC \o "1-2" \h \u </w:instrText>
+          </w:r>
+          <w:r>
+            <w:rPr>
+              <w:rFonts w:hint="default" w:ascii="Times New Roman" w:hAnsi="Times New Roman" w:cs="Times New Roman"/>
+            </w:rPr>
+            <w:fldChar w:fldCharType="separate"/>
+          </w:r>
+          <w:r>
+            <w:rPr>
+              <w:rFonts w:hint="default" w:ascii="Times New Roman" w:hAnsi="Times New Roman" w:cs="Times New Roman"/>
+            </w:rPr>
+            <w:fldChar w:fldCharType="begin"/>
+          </w:r>
+          <w:r>
+            <w:rPr>
+              <w:rFonts w:hint="default" w:ascii="Times New Roman" w:hAnsi="Times New Roman" w:cs="Times New Roman"/>
+            </w:rPr>
+            <w:instrText xml:space="preserve"> HYPERLINK \l _Toc8517 </w:instrText>
+          </w:r>
+          <w:r>
+            <w:rPr>
+              <w:rFonts w:hint="default" w:ascii="Times New Roman" w:hAnsi="Times New Roman" w:cs="Times New Roman"/>
+            </w:rPr>
+            <w:fldChar w:fldCharType="separate"/>
+          </w:r>
+          <w:r>
+            <w:rPr>
+              <w:rFonts w:hint="default" w:ascii="Times New Roman" w:hAnsi="Times New Roman" w:cs="Times New Roman"/>
+              <w:lang w:val="en-US"/>
+            </w:rPr>
+            <w:t>Bài thu hoạch Laravel-MongoDB</w:t>
+          </w:r>
+          <w:r>
+            <w:rPr>
+              <w:rFonts w:hint="default" w:ascii="Times New Roman" w:hAnsi="Times New Roman" w:cs="Times New Roman"/>
+            </w:rPr>
+            <w:tab/>
+          </w:r>
+          <w:r>
+            <w:rPr>
+              <w:rFonts w:hint="default" w:ascii="Times New Roman" w:hAnsi="Times New Roman" w:cs="Times New Roman"/>
+            </w:rPr>
+            <w:fldChar w:fldCharType="begin"/>
+          </w:r>
+          <w:r>
+            <w:rPr>
+              <w:rFonts w:hint="default" w:ascii="Times New Roman" w:hAnsi="Times New Roman" w:cs="Times New Roman"/>
+            </w:rPr>
+            <w:instrText xml:space="preserve"> PAGEREF _Toc8517 \h </w:instrText>
+          </w:r>
+          <w:r>
+            <w:rPr>
+              <w:rFonts w:hint="default" w:ascii="Times New Roman" w:hAnsi="Times New Roman" w:cs="Times New Roman"/>
+            </w:rPr>
+            <w:fldChar w:fldCharType="separate"/>
+          </w:r>
+          <w:r>
+            <w:rPr>
+              <w:rFonts w:hint="default" w:ascii="Times New Roman" w:hAnsi="Times New Roman" w:cs="Times New Roman"/>
+            </w:rPr>
+            <w:t>1</w:t>
+          </w:r>
+          <w:r>
+            <w:rPr>
+              <w:rFonts w:hint="default" w:ascii="Times New Roman" w:hAnsi="Times New Roman" w:cs="Times New Roman"/>
+            </w:rPr>
+            <w:fldChar w:fldCharType="end"/>
+          </w:r>
+          <w:r>
+            <w:rPr>
+              <w:rFonts w:hint="default" w:ascii="Times New Roman" w:hAnsi="Times New Roman" w:cs="Times New Roman"/>
+            </w:rPr>
+            <w:fldChar w:fldCharType="end"/>
+          </w:r>
+        </w:p>
+        <w:p>
+          <w:pPr>
+            <w:pStyle w:val="14"/>
+            <w:tabs>
+              <w:tab w:val="right" w:leader="dot" w:pos="8306"/>
+            </w:tabs>
+            <w:rPr>
+              <w:rFonts w:hint="default" w:ascii="Times New Roman" w:hAnsi="Times New Roman" w:cs="Times New Roman"/>
+            </w:rPr>
+          </w:pPr>
+          <w:r>
+            <w:rPr>
+              <w:rFonts w:hint="default" w:ascii="Times New Roman" w:hAnsi="Times New Roman" w:cs="Times New Roman"/>
+            </w:rPr>
+            <w:fldChar w:fldCharType="begin"/>
+          </w:r>
+          <w:r>
+            <w:rPr>
+              <w:rFonts w:hint="default" w:ascii="Times New Roman" w:hAnsi="Times New Roman" w:cs="Times New Roman"/>
+            </w:rPr>
+            <w:instrText xml:space="preserve"> HYPERLINK \l _Toc14247 </w:instrText>
+          </w:r>
+          <w:r>
+            <w:rPr>
+              <w:rFonts w:hint="default" w:ascii="Times New Roman" w:hAnsi="Times New Roman" w:cs="Times New Roman"/>
+            </w:rPr>
+            <w:fldChar w:fldCharType="separate"/>
+          </w:r>
+          <w:r>
+            <w:rPr>
+              <w:rFonts w:hint="default" w:ascii="Times New Roman" w:hAnsi="Times New Roman" w:eastAsia="SimSun" w:cs="Times New Roman"/>
+            </w:rPr>
+            <w:t xml:space="preserve">Phần I: </w:t>
+          </w:r>
+          <w:r>
+            <w:rPr>
+              <w:rFonts w:hint="default" w:ascii="Times New Roman" w:hAnsi="Times New Roman" w:cs="Times New Roman"/>
+              <w:lang w:val="en-US"/>
+            </w:rPr>
+            <w:t>Mở đầu bài thu hoạch</w:t>
+          </w:r>
+          <w:r>
+            <w:rPr>
+              <w:rFonts w:hint="default" w:ascii="Times New Roman" w:hAnsi="Times New Roman" w:cs="Times New Roman"/>
+            </w:rPr>
+            <w:tab/>
+          </w:r>
+          <w:r>
+            <w:rPr>
+              <w:rFonts w:hint="default" w:ascii="Times New Roman" w:hAnsi="Times New Roman" w:cs="Times New Roman"/>
+            </w:rPr>
+            <w:fldChar w:fldCharType="begin"/>
+          </w:r>
+          <w:r>
+            <w:rPr>
+              <w:rFonts w:hint="default" w:ascii="Times New Roman" w:hAnsi="Times New Roman" w:cs="Times New Roman"/>
+            </w:rPr>
+            <w:instrText xml:space="preserve"> PAGEREF _Toc14247 \h </w:instrText>
+          </w:r>
+          <w:r>
+            <w:rPr>
+              <w:rFonts w:hint="default" w:ascii="Times New Roman" w:hAnsi="Times New Roman" w:cs="Times New Roman"/>
+            </w:rPr>
+            <w:fldChar w:fldCharType="separate"/>
+          </w:r>
+          <w:r>
+            <w:rPr>
+              <w:rFonts w:hint="default" w:ascii="Times New Roman" w:hAnsi="Times New Roman" w:cs="Times New Roman"/>
+            </w:rPr>
+            <w:t>2</w:t>
+          </w:r>
+          <w:r>
+            <w:rPr>
+              <w:rFonts w:hint="default" w:ascii="Times New Roman" w:hAnsi="Times New Roman" w:cs="Times New Roman"/>
+            </w:rPr>
+            <w:fldChar w:fldCharType="end"/>
+          </w:r>
+          <w:r>
+            <w:rPr>
+              <w:rFonts w:hint="default" w:ascii="Times New Roman" w:hAnsi="Times New Roman" w:cs="Times New Roman"/>
+            </w:rPr>
+            <w:fldChar w:fldCharType="end"/>
+          </w:r>
+        </w:p>
+        <w:p>
+          <w:pPr>
+            <w:pStyle w:val="15"/>
+            <w:tabs>
+              <w:tab w:val="right" w:leader="dot" w:pos="8306"/>
+            </w:tabs>
+            <w:rPr>
+              <w:rFonts w:hint="default" w:ascii="Times New Roman" w:hAnsi="Times New Roman" w:cs="Times New Roman"/>
+            </w:rPr>
+          </w:pPr>
+          <w:r>
+            <w:rPr>
+              <w:rFonts w:hint="default" w:ascii="Times New Roman" w:hAnsi="Times New Roman" w:cs="Times New Roman"/>
+            </w:rPr>
+            <w:fldChar w:fldCharType="begin"/>
+          </w:r>
+          <w:r>
+            <w:rPr>
+              <w:rFonts w:hint="default" w:ascii="Times New Roman" w:hAnsi="Times New Roman" w:cs="Times New Roman"/>
+            </w:rPr>
+            <w:instrText xml:space="preserve"> HYPERLINK \l _Toc5988 </w:instrText>
+          </w:r>
+          <w:r>
+            <w:rPr>
+              <w:rFonts w:hint="default" w:ascii="Times New Roman" w:hAnsi="Times New Roman" w:cs="Times New Roman"/>
+            </w:rPr>
+            <w:fldChar w:fldCharType="separate"/>
+          </w:r>
+          <w:r>
+            <w:rPr>
+              <w:rFonts w:hint="default" w:ascii="Times New Roman" w:hAnsi="Times New Roman" w:eastAsia="SimSun" w:cs="Times New Roman"/>
+              <w:lang w:val="en-US"/>
+            </w:rPr>
+            <w:t xml:space="preserve">1. </w:t>
+          </w:r>
+          <w:r>
+            <w:rPr>
+              <w:rFonts w:hint="default" w:ascii="Times New Roman" w:hAnsi="Times New Roman" w:cs="Times New Roman"/>
+              <w:lang w:val="en-US"/>
+            </w:rPr>
+            <w:t>Lý do viết thu hoạch</w:t>
+          </w:r>
+          <w:r>
+            <w:rPr>
+              <w:rFonts w:hint="default" w:ascii="Times New Roman" w:hAnsi="Times New Roman" w:cs="Times New Roman"/>
+            </w:rPr>
+            <w:tab/>
+          </w:r>
+          <w:r>
+            <w:rPr>
+              <w:rFonts w:hint="default" w:ascii="Times New Roman" w:hAnsi="Times New Roman" w:cs="Times New Roman"/>
+            </w:rPr>
+            <w:fldChar w:fldCharType="begin"/>
+          </w:r>
+          <w:r>
+            <w:rPr>
+              <w:rFonts w:hint="default" w:ascii="Times New Roman" w:hAnsi="Times New Roman" w:cs="Times New Roman"/>
+            </w:rPr>
+            <w:instrText xml:space="preserve"> PAGEREF _Toc5988 \h </w:instrText>
+          </w:r>
+          <w:r>
+            <w:rPr>
+              <w:rFonts w:hint="default" w:ascii="Times New Roman" w:hAnsi="Times New Roman" w:cs="Times New Roman"/>
+            </w:rPr>
+            <w:fldChar w:fldCharType="separate"/>
+          </w:r>
+          <w:r>
+            <w:rPr>
+              <w:rFonts w:hint="default" w:ascii="Times New Roman" w:hAnsi="Times New Roman" w:cs="Times New Roman"/>
+            </w:rPr>
+            <w:t>2</w:t>
+          </w:r>
+          <w:r>
+            <w:rPr>
+              <w:rFonts w:hint="default" w:ascii="Times New Roman" w:hAnsi="Times New Roman" w:cs="Times New Roman"/>
+            </w:rPr>
+            <w:fldChar w:fldCharType="end"/>
+          </w:r>
+          <w:r>
+            <w:rPr>
+              <w:rFonts w:hint="default" w:ascii="Times New Roman" w:hAnsi="Times New Roman" w:cs="Times New Roman"/>
+            </w:rPr>
+            <w:fldChar w:fldCharType="end"/>
+          </w:r>
+        </w:p>
+        <w:p>
+          <w:pPr>
+            <w:pStyle w:val="15"/>
+            <w:tabs>
+              <w:tab w:val="right" w:leader="dot" w:pos="8306"/>
+            </w:tabs>
+            <w:rPr>
+              <w:rFonts w:hint="default" w:ascii="Times New Roman" w:hAnsi="Times New Roman" w:cs="Times New Roman"/>
+            </w:rPr>
+          </w:pPr>
+          <w:r>
+            <w:rPr>
+              <w:rFonts w:hint="default" w:ascii="Times New Roman" w:hAnsi="Times New Roman" w:cs="Times New Roman"/>
+            </w:rPr>
+            <w:fldChar w:fldCharType="begin"/>
+          </w:r>
+          <w:r>
+            <w:rPr>
+              <w:rFonts w:hint="default" w:ascii="Times New Roman" w:hAnsi="Times New Roman" w:cs="Times New Roman"/>
+            </w:rPr>
+            <w:instrText xml:space="preserve"> HYPERLINK \l _Toc29430 </w:instrText>
+          </w:r>
+          <w:r>
+            <w:rPr>
+              <w:rFonts w:hint="default" w:ascii="Times New Roman" w:hAnsi="Times New Roman" w:cs="Times New Roman"/>
+            </w:rPr>
+            <w:fldChar w:fldCharType="separate"/>
+          </w:r>
+          <w:r>
+            <w:rPr>
+              <w:rFonts w:hint="default" w:ascii="Times New Roman" w:hAnsi="Times New Roman" w:eastAsia="SimSun" w:cs="Times New Roman"/>
+              <w:lang w:val="en-US"/>
+            </w:rPr>
+            <w:t xml:space="preserve">2. </w:t>
+          </w:r>
+          <w:r>
+            <w:rPr>
+              <w:rFonts w:hint="default" w:ascii="Times New Roman" w:hAnsi="Times New Roman" w:cs="Times New Roman"/>
+              <w:lang w:val="en-US"/>
+            </w:rPr>
+            <w:t>Nhiệm vụ và phạm vi báo cáo</w:t>
+          </w:r>
+          <w:r>
+            <w:rPr>
+              <w:rFonts w:hint="default" w:ascii="Times New Roman" w:hAnsi="Times New Roman" w:cs="Times New Roman"/>
+            </w:rPr>
+            <w:tab/>
+          </w:r>
+          <w:r>
+            <w:rPr>
+              <w:rFonts w:hint="default" w:ascii="Times New Roman" w:hAnsi="Times New Roman" w:cs="Times New Roman"/>
+            </w:rPr>
+            <w:fldChar w:fldCharType="begin"/>
+          </w:r>
+          <w:r>
+            <w:rPr>
+              <w:rFonts w:hint="default" w:ascii="Times New Roman" w:hAnsi="Times New Roman" w:cs="Times New Roman"/>
+            </w:rPr>
+            <w:instrText xml:space="preserve"> PAGEREF _Toc29430 \h </w:instrText>
+          </w:r>
+          <w:r>
+            <w:rPr>
+              <w:rFonts w:hint="default" w:ascii="Times New Roman" w:hAnsi="Times New Roman" w:cs="Times New Roman"/>
+            </w:rPr>
+            <w:fldChar w:fldCharType="separate"/>
+          </w:r>
+          <w:r>
+            <w:rPr>
+              <w:rFonts w:hint="default" w:ascii="Times New Roman" w:hAnsi="Times New Roman" w:cs="Times New Roman"/>
+            </w:rPr>
+            <w:t>2</w:t>
+          </w:r>
+          <w:r>
+            <w:rPr>
+              <w:rFonts w:hint="default" w:ascii="Times New Roman" w:hAnsi="Times New Roman" w:cs="Times New Roman"/>
+            </w:rPr>
+            <w:fldChar w:fldCharType="end"/>
+          </w:r>
+          <w:r>
+            <w:rPr>
+              <w:rFonts w:hint="default" w:ascii="Times New Roman" w:hAnsi="Times New Roman" w:cs="Times New Roman"/>
+            </w:rPr>
+            <w:fldChar w:fldCharType="end"/>
+          </w:r>
+        </w:p>
+        <w:p>
+          <w:pPr>
+            <w:pStyle w:val="15"/>
+            <w:tabs>
+              <w:tab w:val="right" w:leader="dot" w:pos="8306"/>
+            </w:tabs>
+            <w:rPr>
+              <w:rFonts w:hint="default" w:ascii="Times New Roman" w:hAnsi="Times New Roman" w:cs="Times New Roman"/>
+            </w:rPr>
+          </w:pPr>
+          <w:r>
+            <w:rPr>
+              <w:rFonts w:hint="default" w:ascii="Times New Roman" w:hAnsi="Times New Roman" w:cs="Times New Roman"/>
+            </w:rPr>
+            <w:fldChar w:fldCharType="begin"/>
+          </w:r>
+          <w:r>
+            <w:rPr>
+              <w:rFonts w:hint="default" w:ascii="Times New Roman" w:hAnsi="Times New Roman" w:cs="Times New Roman"/>
+            </w:rPr>
+            <w:instrText xml:space="preserve"> HYPERLINK \l _Toc1425 </w:instrText>
+          </w:r>
+          <w:r>
+            <w:rPr>
+              <w:rFonts w:hint="default" w:ascii="Times New Roman" w:hAnsi="Times New Roman" w:cs="Times New Roman"/>
+            </w:rPr>
+            <w:fldChar w:fldCharType="separate"/>
+          </w:r>
+          <w:r>
+            <w:rPr>
+              <w:rFonts w:hint="default" w:ascii="Times New Roman" w:hAnsi="Times New Roman" w:eastAsia="SimSun" w:cs="Times New Roman"/>
+              <w:lang w:val="en-US"/>
+            </w:rPr>
+            <w:t xml:space="preserve">3. </w:t>
+          </w:r>
+          <w:r>
+            <w:rPr>
+              <w:rFonts w:hint="default" w:ascii="Times New Roman" w:hAnsi="Times New Roman" w:cs="Times New Roman"/>
+              <w:lang w:val="en-US"/>
+            </w:rPr>
+            <w:t>Kế hoạch cho nội dung bài phân quyền chức năng</w:t>
+          </w:r>
+          <w:r>
+            <w:rPr>
+              <w:rFonts w:hint="default" w:ascii="Times New Roman" w:hAnsi="Times New Roman" w:cs="Times New Roman"/>
+            </w:rPr>
+            <w:tab/>
+          </w:r>
+          <w:r>
+            <w:rPr>
+              <w:rFonts w:hint="default" w:ascii="Times New Roman" w:hAnsi="Times New Roman" w:cs="Times New Roman"/>
+            </w:rPr>
+            <w:fldChar w:fldCharType="begin"/>
+          </w:r>
+          <w:r>
+            <w:rPr>
+              <w:rFonts w:hint="default" w:ascii="Times New Roman" w:hAnsi="Times New Roman" w:cs="Times New Roman"/>
+            </w:rPr>
+            <w:instrText xml:space="preserve"> PAGEREF _Toc1425 \h </w:instrText>
+          </w:r>
+          <w:r>
+            <w:rPr>
+              <w:rFonts w:hint="default" w:ascii="Times New Roman" w:hAnsi="Times New Roman" w:cs="Times New Roman"/>
+            </w:rPr>
+            <w:fldChar w:fldCharType="separate"/>
+          </w:r>
+          <w:r>
+            <w:rPr>
+              <w:rFonts w:hint="default" w:ascii="Times New Roman" w:hAnsi="Times New Roman" w:cs="Times New Roman"/>
+            </w:rPr>
+            <w:t>3</w:t>
+          </w:r>
+          <w:r>
+            <w:rPr>
+              <w:rFonts w:hint="default" w:ascii="Times New Roman" w:hAnsi="Times New Roman" w:cs="Times New Roman"/>
+            </w:rPr>
+            <w:fldChar w:fldCharType="end"/>
+          </w:r>
+          <w:r>
+            <w:rPr>
+              <w:rFonts w:hint="default" w:ascii="Times New Roman" w:hAnsi="Times New Roman" w:cs="Times New Roman"/>
+            </w:rPr>
+            <w:fldChar w:fldCharType="end"/>
+          </w:r>
+        </w:p>
+        <w:p>
+          <w:pPr>
+            <w:pStyle w:val="14"/>
+            <w:tabs>
+              <w:tab w:val="right" w:leader="dot" w:pos="8306"/>
+            </w:tabs>
+            <w:rPr>
+              <w:rFonts w:hint="default" w:ascii="Times New Roman" w:hAnsi="Times New Roman" w:cs="Times New Roman"/>
+            </w:rPr>
+          </w:pPr>
+          <w:r>
+            <w:rPr>
+              <w:rFonts w:hint="default" w:ascii="Times New Roman" w:hAnsi="Times New Roman" w:cs="Times New Roman"/>
+            </w:rPr>
+            <w:fldChar w:fldCharType="begin"/>
+          </w:r>
+          <w:r>
+            <w:rPr>
+              <w:rFonts w:hint="default" w:ascii="Times New Roman" w:hAnsi="Times New Roman" w:cs="Times New Roman"/>
+            </w:rPr>
+            <w:instrText xml:space="preserve"> HYPERLINK \l _Toc23737 </w:instrText>
+          </w:r>
+          <w:r>
+            <w:rPr>
+              <w:rFonts w:hint="default" w:ascii="Times New Roman" w:hAnsi="Times New Roman" w:cs="Times New Roman"/>
+            </w:rPr>
+            <w:fldChar w:fldCharType="separate"/>
+          </w:r>
+          <w:r>
+            <w:rPr>
+              <w:rFonts w:hint="default" w:ascii="Times New Roman" w:hAnsi="Times New Roman" w:eastAsia="SimSun" w:cs="Times New Roman"/>
+              <w:lang w:val="en-US"/>
+            </w:rPr>
+            <w:t xml:space="preserve">Phần II: </w:t>
+          </w:r>
+          <w:r>
+            <w:rPr>
+              <w:rFonts w:hint="default" w:ascii="Times New Roman" w:hAnsi="Times New Roman" w:cs="Times New Roman"/>
+              <w:lang w:val="en-US"/>
+            </w:rPr>
+            <w:t>Nội dung phân quyền chứ năng</w:t>
+          </w:r>
+          <w:r>
+            <w:rPr>
+              <w:rFonts w:hint="default" w:ascii="Times New Roman" w:hAnsi="Times New Roman" w:cs="Times New Roman"/>
+            </w:rPr>
+            <w:tab/>
+          </w:r>
+          <w:r>
+            <w:rPr>
+              <w:rFonts w:hint="default" w:ascii="Times New Roman" w:hAnsi="Times New Roman" w:cs="Times New Roman"/>
+            </w:rPr>
+            <w:fldChar w:fldCharType="begin"/>
+          </w:r>
+          <w:r>
+            <w:rPr>
+              <w:rFonts w:hint="default" w:ascii="Times New Roman" w:hAnsi="Times New Roman" w:cs="Times New Roman"/>
+            </w:rPr>
+            <w:instrText xml:space="preserve"> PAGEREF _Toc23737 \h </w:instrText>
+          </w:r>
+          <w:r>
+            <w:rPr>
+              <w:rFonts w:hint="default" w:ascii="Times New Roman" w:hAnsi="Times New Roman" w:cs="Times New Roman"/>
+            </w:rPr>
+            <w:fldChar w:fldCharType="separate"/>
+          </w:r>
+          <w:r>
+            <w:rPr>
+              <w:rFonts w:hint="default" w:ascii="Times New Roman" w:hAnsi="Times New Roman" w:cs="Times New Roman"/>
+            </w:rPr>
+            <w:t>3</w:t>
+          </w:r>
+          <w:r>
+            <w:rPr>
+              <w:rFonts w:hint="default" w:ascii="Times New Roman" w:hAnsi="Times New Roman" w:cs="Times New Roman"/>
+            </w:rPr>
+            <w:fldChar w:fldCharType="end"/>
+          </w:r>
+          <w:r>
+            <w:rPr>
+              <w:rFonts w:hint="default" w:ascii="Times New Roman" w:hAnsi="Times New Roman" w:cs="Times New Roman"/>
+            </w:rPr>
+            <w:fldChar w:fldCharType="end"/>
+          </w:r>
+        </w:p>
+        <w:p>
+          <w:pPr>
+            <w:pStyle w:val="15"/>
+            <w:tabs>
+              <w:tab w:val="right" w:leader="dot" w:pos="8306"/>
+            </w:tabs>
+            <w:rPr>
+              <w:rFonts w:hint="default" w:ascii="Times New Roman" w:hAnsi="Times New Roman" w:cs="Times New Roman"/>
+            </w:rPr>
+          </w:pPr>
+          <w:r>
+            <w:rPr>
+              <w:rFonts w:hint="default" w:ascii="Times New Roman" w:hAnsi="Times New Roman" w:cs="Times New Roman"/>
+            </w:rPr>
+            <w:fldChar w:fldCharType="begin"/>
+          </w:r>
+          <w:r>
+            <w:rPr>
+              <w:rFonts w:hint="default" w:ascii="Times New Roman" w:hAnsi="Times New Roman" w:cs="Times New Roman"/>
+            </w:rPr>
+            <w:instrText xml:space="preserve"> HYPERLINK \l _Toc28044 </w:instrText>
+          </w:r>
+          <w:r>
+            <w:rPr>
+              <w:rFonts w:hint="default" w:ascii="Times New Roman" w:hAnsi="Times New Roman" w:cs="Times New Roman"/>
+            </w:rPr>
+            <w:fldChar w:fldCharType="separate"/>
+          </w:r>
+          <w:r>
+            <w:rPr>
+              <w:rFonts w:hint="default" w:ascii="Times New Roman" w:hAnsi="Times New Roman" w:eastAsia="SimSun" w:cs="Times New Roman"/>
+              <w:lang w:val="en-US"/>
+            </w:rPr>
+            <w:t xml:space="preserve">1. </w:t>
+          </w:r>
+          <w:r>
+            <w:rPr>
+              <w:rFonts w:hint="default" w:ascii="Times New Roman" w:hAnsi="Times New Roman" w:cs="Times New Roman"/>
+              <w:lang w:val="en-US"/>
+            </w:rPr>
+            <w:t>Nội dung</w:t>
+          </w:r>
+          <w:r>
+            <w:rPr>
+              <w:rFonts w:hint="default" w:ascii="Times New Roman" w:hAnsi="Times New Roman" w:cs="Times New Roman"/>
+            </w:rPr>
+            <w:tab/>
+          </w:r>
+          <w:r>
+            <w:rPr>
+              <w:rFonts w:hint="default" w:ascii="Times New Roman" w:hAnsi="Times New Roman" w:cs="Times New Roman"/>
+            </w:rPr>
+            <w:fldChar w:fldCharType="begin"/>
+          </w:r>
+          <w:r>
+            <w:rPr>
+              <w:rFonts w:hint="default" w:ascii="Times New Roman" w:hAnsi="Times New Roman" w:cs="Times New Roman"/>
+            </w:rPr>
+            <w:instrText xml:space="preserve"> PAGEREF _Toc28044 \h </w:instrText>
+          </w:r>
+          <w:r>
+            <w:rPr>
+              <w:rFonts w:hint="default" w:ascii="Times New Roman" w:hAnsi="Times New Roman" w:cs="Times New Roman"/>
+            </w:rPr>
+            <w:fldChar w:fldCharType="separate"/>
+          </w:r>
+          <w:r>
+            <w:rPr>
+              <w:rFonts w:hint="default" w:ascii="Times New Roman" w:hAnsi="Times New Roman" w:cs="Times New Roman"/>
+            </w:rPr>
+            <w:t>3</w:t>
+          </w:r>
+          <w:r>
+            <w:rPr>
+              <w:rFonts w:hint="default" w:ascii="Times New Roman" w:hAnsi="Times New Roman" w:cs="Times New Roman"/>
+            </w:rPr>
+            <w:fldChar w:fldCharType="end"/>
+          </w:r>
+          <w:r>
+            <w:rPr>
+              <w:rFonts w:hint="default" w:ascii="Times New Roman" w:hAnsi="Times New Roman" w:cs="Times New Roman"/>
+            </w:rPr>
+            <w:fldChar w:fldCharType="end"/>
+          </w:r>
+        </w:p>
+        <w:p>
+          <w:pPr>
+            <w:pStyle w:val="14"/>
+            <w:tabs>
+              <w:tab w:val="right" w:leader="dot" w:pos="8306"/>
+            </w:tabs>
+            <w:rPr>
+              <w:rFonts w:hint="default" w:ascii="Times New Roman" w:hAnsi="Times New Roman" w:cs="Times New Roman"/>
+            </w:rPr>
+          </w:pPr>
+          <w:r>
+            <w:rPr>
+              <w:rFonts w:hint="default" w:ascii="Times New Roman" w:hAnsi="Times New Roman" w:cs="Times New Roman"/>
+            </w:rPr>
+            <w:fldChar w:fldCharType="begin"/>
+          </w:r>
+          <w:r>
+            <w:rPr>
+              <w:rFonts w:hint="default" w:ascii="Times New Roman" w:hAnsi="Times New Roman" w:cs="Times New Roman"/>
+            </w:rPr>
+            <w:instrText xml:space="preserve"> HYPERLINK \l _Toc28322 </w:instrText>
+          </w:r>
+          <w:r>
+            <w:rPr>
+              <w:rFonts w:hint="default" w:ascii="Times New Roman" w:hAnsi="Times New Roman" w:cs="Times New Roman"/>
+            </w:rPr>
+            <w:fldChar w:fldCharType="separate"/>
+          </w:r>
+          <w:r>
+            <w:rPr>
+              <w:rFonts w:hint="default" w:ascii="Times New Roman" w:hAnsi="Times New Roman" w:eastAsia="SimSun" w:cs="Times New Roman"/>
+              <w:lang w:val="en-US"/>
+            </w:rPr>
+            <w:t xml:space="preserve">Phần III: </w:t>
+          </w:r>
+          <w:r>
+            <w:rPr>
+              <w:rFonts w:hint="default" w:ascii="Times New Roman" w:hAnsi="Times New Roman" w:cs="Times New Roman"/>
+              <w:lang w:val="en-US"/>
+            </w:rPr>
+            <w:t>Kết quả đạt được</w:t>
+          </w:r>
+          <w:r>
+            <w:rPr>
+              <w:rFonts w:hint="default" w:ascii="Times New Roman" w:hAnsi="Times New Roman" w:cs="Times New Roman"/>
+            </w:rPr>
+            <w:tab/>
+          </w:r>
+          <w:r>
+            <w:rPr>
+              <w:rFonts w:hint="default" w:ascii="Times New Roman" w:hAnsi="Times New Roman" w:cs="Times New Roman"/>
+            </w:rPr>
+            <w:fldChar w:fldCharType="begin"/>
+          </w:r>
+          <w:r>
+            <w:rPr>
+              <w:rFonts w:hint="default" w:ascii="Times New Roman" w:hAnsi="Times New Roman" w:cs="Times New Roman"/>
+            </w:rPr>
+            <w:instrText xml:space="preserve"> PAGEREF _Toc28322 \h </w:instrText>
+          </w:r>
+          <w:r>
+            <w:rPr>
+              <w:rFonts w:hint="default" w:ascii="Times New Roman" w:hAnsi="Times New Roman" w:cs="Times New Roman"/>
+            </w:rPr>
+            <w:fldChar w:fldCharType="separate"/>
+          </w:r>
+          <w:r>
+            <w:rPr>
+              <w:rFonts w:hint="default" w:ascii="Times New Roman" w:hAnsi="Times New Roman" w:cs="Times New Roman"/>
+            </w:rPr>
+            <w:t>16</w:t>
+          </w:r>
+          <w:r>
+            <w:rPr>
+              <w:rFonts w:hint="default" w:ascii="Times New Roman" w:hAnsi="Times New Roman" w:cs="Times New Roman"/>
+            </w:rPr>
+            <w:fldChar w:fldCharType="end"/>
+          </w:r>
+          <w:r>
+            <w:rPr>
+              <w:rFonts w:hint="default" w:ascii="Times New Roman" w:hAnsi="Times New Roman" w:cs="Times New Roman"/>
+            </w:rPr>
+            <w:fldChar w:fldCharType="end"/>
+          </w:r>
+        </w:p>
+        <w:p>
+          <w:pPr>
+            <w:pStyle w:val="14"/>
+            <w:tabs>
+              <w:tab w:val="right" w:leader="dot" w:pos="8306"/>
+            </w:tabs>
+            <w:rPr>
+              <w:rFonts w:hint="default" w:ascii="Times New Roman" w:hAnsi="Times New Roman" w:cs="Times New Roman"/>
+            </w:rPr>
+          </w:pPr>
+          <w:r>
+            <w:rPr>
+              <w:rFonts w:hint="default" w:ascii="Times New Roman" w:hAnsi="Times New Roman" w:cs="Times New Roman"/>
+            </w:rPr>
+            <w:fldChar w:fldCharType="begin"/>
+          </w:r>
+          <w:r>
+            <w:rPr>
+              <w:rFonts w:hint="default" w:ascii="Times New Roman" w:hAnsi="Times New Roman" w:cs="Times New Roman"/>
+            </w:rPr>
+            <w:instrText xml:space="preserve"> HYPERLINK \l _Toc11616 </w:instrText>
+          </w:r>
+          <w:r>
+            <w:rPr>
+              <w:rFonts w:hint="default" w:ascii="Times New Roman" w:hAnsi="Times New Roman" w:cs="Times New Roman"/>
+            </w:rPr>
+            <w:fldChar w:fldCharType="separate"/>
+          </w:r>
+          <w:r>
+            <w:rPr>
+              <w:rFonts w:hint="default" w:ascii="Times New Roman" w:hAnsi="Times New Roman" w:cs="Times New Roman"/>
+              <w:lang w:val="en-US"/>
+            </w:rPr>
+            <w:t>1. Kết quả</w:t>
+          </w:r>
+          <w:r>
+            <w:rPr>
+              <w:rFonts w:hint="default" w:ascii="Times New Roman" w:hAnsi="Times New Roman" w:cs="Times New Roman"/>
+            </w:rPr>
+            <w:tab/>
+          </w:r>
+          <w:r>
+            <w:rPr>
+              <w:rFonts w:hint="default" w:ascii="Times New Roman" w:hAnsi="Times New Roman" w:cs="Times New Roman"/>
+            </w:rPr>
+            <w:fldChar w:fldCharType="begin"/>
+          </w:r>
+          <w:r>
+            <w:rPr>
+              <w:rFonts w:hint="default" w:ascii="Times New Roman" w:hAnsi="Times New Roman" w:cs="Times New Roman"/>
+            </w:rPr>
+            <w:instrText xml:space="preserve"> PAGEREF _Toc11616 \h </w:instrText>
+          </w:r>
+          <w:r>
+            <w:rPr>
+              <w:rFonts w:hint="default" w:ascii="Times New Roman" w:hAnsi="Times New Roman" w:cs="Times New Roman"/>
+            </w:rPr>
+            <w:fldChar w:fldCharType="separate"/>
+          </w:r>
+          <w:r>
+            <w:rPr>
+              <w:rFonts w:hint="default" w:ascii="Times New Roman" w:hAnsi="Times New Roman" w:cs="Times New Roman"/>
+            </w:rPr>
+            <w:t>16</w:t>
+          </w:r>
+          <w:r>
+            <w:rPr>
+              <w:rFonts w:hint="default" w:ascii="Times New Roman" w:hAnsi="Times New Roman" w:cs="Times New Roman"/>
+            </w:rPr>
+            <w:fldChar w:fldCharType="end"/>
+          </w:r>
+          <w:r>
+            <w:rPr>
+              <w:rFonts w:hint="default" w:ascii="Times New Roman" w:hAnsi="Times New Roman" w:cs="Times New Roman"/>
+            </w:rPr>
+            <w:fldChar w:fldCharType="end"/>
+          </w:r>
+        </w:p>
+        <w:p>
+          <w:pPr>
+            <w:pStyle w:val="14"/>
+            <w:tabs>
+              <w:tab w:val="right" w:leader="dot" w:pos="8306"/>
+            </w:tabs>
+            <w:rPr>
+              <w:rFonts w:hint="default" w:ascii="Times New Roman" w:hAnsi="Times New Roman" w:cs="Times New Roman"/>
+            </w:rPr>
+          </w:pPr>
+          <w:r>
+            <w:rPr>
+              <w:rFonts w:hint="default" w:ascii="Times New Roman" w:hAnsi="Times New Roman" w:cs="Times New Roman"/>
+            </w:rPr>
+            <w:fldChar w:fldCharType="begin"/>
+          </w:r>
+          <w:r>
+            <w:rPr>
+              <w:rFonts w:hint="default" w:ascii="Times New Roman" w:hAnsi="Times New Roman" w:cs="Times New Roman"/>
+            </w:rPr>
+            <w:instrText xml:space="preserve"> HYPERLINK \l _Toc21778 </w:instrText>
+          </w:r>
+          <w:r>
+            <w:rPr>
+              <w:rFonts w:hint="default" w:ascii="Times New Roman" w:hAnsi="Times New Roman" w:cs="Times New Roman"/>
+            </w:rPr>
+            <w:fldChar w:fldCharType="separate"/>
+          </w:r>
+          <w:r>
+            <w:rPr>
+              <w:rFonts w:hint="default" w:ascii="Times New Roman" w:hAnsi="Times New Roman" w:cs="Times New Roman"/>
+              <w:lang w:val="en-US"/>
+            </w:rPr>
+            <w:t>2. Hướng dẫn chạy project</w:t>
+          </w:r>
+          <w:r>
+            <w:rPr>
+              <w:rFonts w:hint="default" w:ascii="Times New Roman" w:hAnsi="Times New Roman" w:cs="Times New Roman"/>
+            </w:rPr>
+            <w:tab/>
+          </w:r>
+          <w:r>
+            <w:rPr>
+              <w:rFonts w:hint="default" w:ascii="Times New Roman" w:hAnsi="Times New Roman" w:cs="Times New Roman"/>
+            </w:rPr>
+            <w:fldChar w:fldCharType="begin"/>
+          </w:r>
+          <w:r>
+            <w:rPr>
+              <w:rFonts w:hint="default" w:ascii="Times New Roman" w:hAnsi="Times New Roman" w:cs="Times New Roman"/>
+            </w:rPr>
+            <w:instrText xml:space="preserve"> PAGEREF _Toc21778 \h </w:instrText>
+          </w:r>
+          <w:r>
+            <w:rPr>
+              <w:rFonts w:hint="default" w:ascii="Times New Roman" w:hAnsi="Times New Roman" w:cs="Times New Roman"/>
+            </w:rPr>
+            <w:fldChar w:fldCharType="separate"/>
+          </w:r>
+          <w:r>
+            <w:rPr>
+              <w:rFonts w:hint="default" w:ascii="Times New Roman" w:hAnsi="Times New Roman" w:cs="Times New Roman"/>
+            </w:rPr>
+            <w:t>16</w:t>
+          </w:r>
+          <w:r>
+            <w:rPr>
+              <w:rFonts w:hint="default" w:ascii="Times New Roman" w:hAnsi="Times New Roman" w:cs="Times New Roman"/>
+            </w:rPr>
+            <w:fldChar w:fldCharType="end"/>
+          </w:r>
+          <w:r>
+            <w:rPr>
+              <w:rFonts w:hint="default" w:ascii="Times New Roman" w:hAnsi="Times New Roman" w:cs="Times New Roman"/>
+            </w:rPr>
+            <w:fldChar w:fldCharType="end"/>
+          </w:r>
+        </w:p>
+        <w:p>
+          <w:pPr>
+            <w:rPr>
+              <w:rFonts w:hint="default" w:ascii="Times New Roman" w:hAnsi="Times New Roman" w:cs="Times New Roman"/>
+            </w:rPr>
+          </w:pPr>
+          <w:r>
+            <w:rPr>
+              <w:rFonts w:hint="default" w:ascii="Times New Roman" w:hAnsi="Times New Roman" w:cs="Times New Roman"/>
+            </w:rPr>
+            <w:fldChar w:fldCharType="end"/>
+          </w:r>
+        </w:p>
+        <w:p>
+          <w:pPr>
+            <w:rPr>
+              <w:rFonts w:hint="default" w:ascii="Times New Roman" w:hAnsi="Times New Roman" w:cs="Times New Roman"/>
+            </w:rPr>
+          </w:pPr>
+        </w:p>
+      </w:sdtContent>
+    </w:sdt>
+    <w:p>
+      <w:pPr>
+        <w:rPr>
+          <w:rFonts w:hint="default" w:ascii="Times New Roman" w:hAnsi="Times New Roman" w:cs="Times New Roman"/>
+          <w:lang w:val="en-US"/>
+        </w:rPr>
+      </w:pPr>
+      <w:r>
+        <w:rPr>
+          <w:rFonts w:hint="default" w:ascii="Times New Roman" w:hAnsi="Times New Roman" w:cs="Times New Roman"/>
+          <w:lang w:val="en-US"/>
+        </w:rPr>
+        <w:br w:type="page"/>
+      </w:r>
+    </w:p>
+    <w:p>
+      <w:pPr>
+        <w:rPr>
+          <w:rFonts w:hint="default" w:ascii="Times New Roman" w:hAnsi="Times New Roman" w:cs="Times New Roman"/>
+          <w:lang w:val="en-US"/>
+        </w:rPr>
+      </w:pPr>
+    </w:p>
+    <w:p>
+      <w:pPr>
+        <w:rPr>
+          <w:rFonts w:hint="default" w:ascii="Times New Roman" w:hAnsi="Times New Roman" w:cs="Times New Roman"/>
+          <w:lang w:val="en-US"/>
+        </w:rPr>
+      </w:pPr>
+      <w:r>
+        <w:rPr>
+          <w:rFonts w:hint="default" w:ascii="Times New Roman" w:hAnsi="Times New Roman" w:cs="Times New Roman"/>
           <w:lang w:val="en-US"/>
         </w:rPr>
         <w:t>Họ và tên: Đỗ Thanh Sơn</w:t>
@@ -42,13 +984,13 @@
     <w:p>
       <w:pPr>
         <w:rPr>
-          <w:rFonts w:hint="default" w:cs="Times New Roman"/>
-          <w:lang w:val="en-US"/>
-        </w:rPr>
-      </w:pPr>
-      <w:r>
-        <w:rPr>
-          <w:rFonts w:hint="default" w:cs="Times New Roman"/>
+          <w:rFonts w:hint="default" w:ascii="Times New Roman" w:hAnsi="Times New Roman" w:cs="Times New Roman"/>
+          <w:lang w:val="en-US"/>
+        </w:rPr>
+      </w:pPr>
+      <w:r>
+        <w:rPr>
+          <w:rFonts w:hint="default" w:ascii="Times New Roman" w:hAnsi="Times New Roman" w:cs="Times New Roman"/>
           <w:lang w:val="en-US"/>
         </w:rPr>
         <w:t>Năm sinh: 17/03/2000</w:t>
@@ -68,25 +1010,52 @@
           <w:rFonts w:hint="default" w:ascii="Times New Roman" w:hAnsi="Times New Roman" w:cs="Times New Roman"/>
           <w:lang w:val="en-US"/>
         </w:rPr>
-        <w:t xml:space="preserve"> Mở đầu bài thu hoạch</w:t>
-      </w:r>
+        <w:t xml:space="preserve"> </w:t>
+      </w:r>
+      <w:bookmarkStart w:id="3" w:name="_Toc8507"/>
+      <w:bookmarkStart w:id="4" w:name="_Toc21823"/>
+      <w:bookmarkStart w:id="5" w:name="_Toc14247"/>
+      <w:r>
+        <w:rPr>
+          <w:rFonts w:hint="default" w:ascii="Times New Roman" w:hAnsi="Times New Roman" w:cs="Times New Roman"/>
+          <w:lang w:val="en-US"/>
+        </w:rPr>
+        <w:t>Mở đầu bài thu hoạch</w:t>
+      </w:r>
+      <w:bookmarkEnd w:id="3"/>
+      <w:bookmarkEnd w:id="4"/>
+      <w:bookmarkEnd w:id="5"/>
     </w:p>
     <w:p>
       <w:pPr>
         <w:pStyle w:val="3"/>
         <w:bidi w:val="0"/>
         <w:ind w:left="0" w:leftChars="0" w:firstLine="0" w:firstLineChars="0"/>
-        <w:rPr>
-          <w:rFonts w:hint="default" w:ascii="Times New Roman" w:hAnsi="Times New Roman" w:cs="Times New Roman"/>
-          <w:lang w:val="en-US"/>
-        </w:rPr>
-      </w:pPr>
-      <w:r>
-        <w:rPr>
-          <w:rFonts w:hint="default" w:ascii="Times New Roman" w:hAnsi="Times New Roman" w:cs="Times New Roman"/>
-          <w:lang w:val="en-US"/>
-        </w:rPr>
-        <w:t xml:space="preserve">Lý do viết thu hoạch </w:t>
+        <w:outlineLvl w:val="0"/>
+        <w:rPr>
+          <w:rFonts w:hint="default" w:ascii="Times New Roman" w:hAnsi="Times New Roman" w:cs="Times New Roman"/>
+          <w:lang w:val="en-US"/>
+        </w:rPr>
+      </w:pPr>
+      <w:bookmarkStart w:id="6" w:name="_Toc12166"/>
+      <w:bookmarkStart w:id="7" w:name="_Toc16042"/>
+      <w:bookmarkStart w:id="8" w:name="_Toc5988"/>
+      <w:r>
+        <w:rPr>
+          <w:rFonts w:hint="default" w:ascii="Times New Roman" w:hAnsi="Times New Roman" w:cs="Times New Roman"/>
+          <w:lang w:val="en-US"/>
+        </w:rPr>
+        <w:t>Lý do viết thu hoạch</w:t>
+      </w:r>
+      <w:bookmarkEnd w:id="6"/>
+      <w:bookmarkEnd w:id="7"/>
+      <w:bookmarkEnd w:id="8"/>
+      <w:r>
+        <w:rPr>
+          <w:rFonts w:hint="default" w:ascii="Times New Roman" w:hAnsi="Times New Roman" w:cs="Times New Roman"/>
+          <w:lang w:val="en-US"/>
+        </w:rPr>
+        <w:t xml:space="preserve"> </w:t>
       </w:r>
     </w:p>
     <w:p>
@@ -123,29 +1092,43 @@
       <w:pPr>
         <w:pStyle w:val="3"/>
         <w:bidi w:val="0"/>
-        <w:rPr>
-          <w:rFonts w:hint="default"/>
-          <w:lang w:val="en-US"/>
-        </w:rPr>
-      </w:pPr>
-      <w:r>
-        <w:rPr>
-          <w:rFonts w:hint="default"/>
-          <w:lang w:val="en-US"/>
-        </w:rPr>
-        <w:t xml:space="preserve">Nhiệm vụ và phạm vi báo cáo </w:t>
-      </w:r>
-    </w:p>
-    <w:p>
-      <w:pPr>
-        <w:rPr>
-          <w:rFonts w:hint="default"/>
-          <w:lang w:val="en-US"/>
-        </w:rPr>
-      </w:pPr>
-      <w:r>
-        <w:rPr>
-          <w:rFonts w:hint="default"/>
+        <w:outlineLvl w:val="0"/>
+        <w:rPr>
+          <w:rFonts w:hint="default" w:ascii="Times New Roman" w:hAnsi="Times New Roman" w:cs="Times New Roman"/>
+          <w:lang w:val="en-US"/>
+        </w:rPr>
+      </w:pPr>
+      <w:bookmarkStart w:id="9" w:name="_Toc5875"/>
+      <w:bookmarkStart w:id="10" w:name="_Toc25608"/>
+      <w:bookmarkStart w:id="11" w:name="_Toc29430"/>
+      <w:r>
+        <w:rPr>
+          <w:rFonts w:hint="default" w:ascii="Times New Roman" w:hAnsi="Times New Roman" w:cs="Times New Roman"/>
+          <w:lang w:val="en-US"/>
+        </w:rPr>
+        <w:t>Nhiệm vụ và phạm vi báo cáo</w:t>
+      </w:r>
+      <w:bookmarkEnd w:id="9"/>
+      <w:bookmarkEnd w:id="10"/>
+      <w:bookmarkEnd w:id="11"/>
+      <w:r>
+        <w:rPr>
+          <w:rFonts w:hint="default" w:ascii="Times New Roman" w:hAnsi="Times New Roman" w:cs="Times New Roman"/>
+          <w:lang w:val="en-US"/>
+        </w:rPr>
+        <w:t xml:space="preserve"> </w:t>
+      </w:r>
+    </w:p>
+    <w:p>
+      <w:pPr>
+        <w:rPr>
+          <w:rFonts w:hint="default" w:ascii="Times New Roman" w:hAnsi="Times New Roman" w:cs="Times New Roman"/>
+          <w:lang w:val="en-US"/>
+        </w:rPr>
+      </w:pPr>
+      <w:r>
+        <w:rPr>
+          <w:rFonts w:hint="default" w:ascii="Times New Roman" w:hAnsi="Times New Roman" w:cs="Times New Roman"/>
           <w:lang w:val="en-US"/>
         </w:rPr>
         <w:t>Mục tiêu đạt được:</w:t>
@@ -159,13 +1142,13 @@
         </w:numPr>
         <w:ind w:left="425" w:leftChars="0" w:hanging="425" w:firstLineChars="0"/>
         <w:rPr>
-          <w:rFonts w:hint="default"/>
-          <w:lang w:val="en-US"/>
-        </w:rPr>
-      </w:pPr>
-      <w:r>
-        <w:rPr>
-          <w:rFonts w:hint="default"/>
+          <w:rFonts w:hint="default" w:ascii="Times New Roman" w:hAnsi="Times New Roman" w:cs="Times New Roman"/>
+          <w:lang w:val="en-US"/>
+        </w:rPr>
+      </w:pPr>
+      <w:r>
+        <w:rPr>
+          <w:rFonts w:hint="default" w:ascii="Times New Roman" w:hAnsi="Times New Roman" w:cs="Times New Roman"/>
           <w:lang w:val="en-US"/>
         </w:rPr>
         <w:t>Hiểu được cách kết nối MongoDB và Laravel, hướng dẫn kết nối</w:t>
@@ -179,13 +1162,13 @@
         </w:numPr>
         <w:ind w:left="425" w:leftChars="0" w:hanging="425" w:firstLineChars="0"/>
         <w:rPr>
-          <w:rFonts w:hint="default"/>
-          <w:lang w:val="en-US"/>
-        </w:rPr>
-      </w:pPr>
-      <w:r>
-        <w:rPr>
-          <w:rFonts w:hint="default"/>
+          <w:rFonts w:hint="default" w:ascii="Times New Roman" w:hAnsi="Times New Roman" w:cs="Times New Roman"/>
+          <w:lang w:val="en-US"/>
+        </w:rPr>
+      </w:pPr>
+      <w:r>
+        <w:rPr>
+          <w:rFonts w:hint="default" w:ascii="Times New Roman" w:hAnsi="Times New Roman" w:cs="Times New Roman"/>
           <w:lang w:val="en-US"/>
         </w:rPr>
         <w:t>Các câu lệnh đặc biệt trong Mongo trên Laravel.</w:t>
@@ -199,13 +1182,13 @@
         </w:numPr>
         <w:ind w:left="425" w:leftChars="0" w:hanging="425" w:firstLineChars="0"/>
         <w:rPr>
-          <w:rFonts w:hint="default"/>
-          <w:lang w:val="en-US"/>
-        </w:rPr>
-      </w:pPr>
-      <w:r>
-        <w:rPr>
-          <w:rFonts w:hint="default"/>
+          <w:rFonts w:hint="default" w:ascii="Times New Roman" w:hAnsi="Times New Roman" w:cs="Times New Roman"/>
+          <w:lang w:val="en-US"/>
+        </w:rPr>
+      </w:pPr>
+      <w:r>
+        <w:rPr>
+          <w:rFonts w:hint="default" w:ascii="Times New Roman" w:hAnsi="Times New Roman" w:cs="Times New Roman"/>
           <w:lang w:val="en-US"/>
         </w:rPr>
         <w:t>Phân tích ra CSDL Mysql và MongoDB khác nhau những gì.</w:t>
@@ -219,13 +1202,13 @@
         </w:numPr>
         <w:ind w:left="425" w:leftChars="0" w:hanging="425" w:firstLineChars="0"/>
         <w:rPr>
-          <w:rFonts w:hint="default"/>
-          <w:lang w:val="en-US"/>
-        </w:rPr>
-      </w:pPr>
-      <w:r>
-        <w:rPr>
-          <w:rFonts w:hint="default"/>
+          <w:rFonts w:hint="default" w:ascii="Times New Roman" w:hAnsi="Times New Roman" w:cs="Times New Roman"/>
+          <w:lang w:val="en-US"/>
+        </w:rPr>
+      </w:pPr>
+      <w:r>
+        <w:rPr>
+          <w:rFonts w:hint="default" w:ascii="Times New Roman" w:hAnsi="Times New Roman" w:cs="Times New Roman"/>
           <w:lang w:val="en-US"/>
         </w:rPr>
         <w:t>Phân tích kỹ lưỡng MongoDB, embeddocument, các thuộc tính, đặc tính đặc tính đặc biệt của csdl mongodb, và các xử lý các thuộc tính, đặc tính, toán tử đặc biệt đó trên Laravel như thế nào.</w:t>
@@ -239,13 +1222,13 @@
         </w:numPr>
         <w:ind w:left="425" w:leftChars="0" w:hanging="425" w:firstLineChars="0"/>
         <w:rPr>
-          <w:rFonts w:hint="default"/>
-          <w:lang w:val="en-US"/>
-        </w:rPr>
-      </w:pPr>
-      <w:r>
-        <w:rPr>
-          <w:rFonts w:hint="default"/>
+          <w:rFonts w:hint="default" w:ascii="Times New Roman" w:hAnsi="Times New Roman" w:cs="Times New Roman"/>
+          <w:lang w:val="en-US"/>
+        </w:rPr>
+      </w:pPr>
+      <w:r>
+        <w:rPr>
+          <w:rFonts w:hint="default" w:ascii="Times New Roman" w:hAnsi="Times New Roman" w:cs="Times New Roman"/>
           <w:lang w:val="en-US"/>
         </w:rPr>
         <w:t>Các library dùng mongodb trên laravel</w:t>
@@ -255,29 +1238,36 @@
       <w:pPr>
         <w:pStyle w:val="3"/>
         <w:bidi w:val="0"/>
-        <w:rPr>
-          <w:rFonts w:hint="default"/>
-          <w:lang w:val="en-US"/>
-        </w:rPr>
-      </w:pPr>
-      <w:r>
-        <w:rPr>
-          <w:rFonts w:hint="default"/>
+        <w:outlineLvl w:val="0"/>
+        <w:rPr>
+          <w:rFonts w:hint="default" w:ascii="Times New Roman" w:hAnsi="Times New Roman" w:cs="Times New Roman"/>
+          <w:lang w:val="en-US"/>
+        </w:rPr>
+      </w:pPr>
+      <w:bookmarkStart w:id="12" w:name="_Toc4975"/>
+      <w:bookmarkStart w:id="13" w:name="_Toc2176"/>
+      <w:bookmarkStart w:id="14" w:name="_Toc1425"/>
+      <w:r>
+        <w:rPr>
+          <w:rFonts w:hint="default" w:ascii="Times New Roman" w:hAnsi="Times New Roman" w:cs="Times New Roman"/>
           <w:lang w:val="en-US"/>
         </w:rPr>
         <w:t>Kế hoạch cho nội dung bài phân quyền chức năng</w:t>
       </w:r>
-    </w:p>
-    <w:p>
-      <w:pPr>
-        <w:rPr>
-          <w:rFonts w:hint="default"/>
-          <w:lang w:val="en-US"/>
-        </w:rPr>
-      </w:pPr>
-      <w:r>
-        <w:rPr>
-          <w:rFonts w:hint="default"/>
+      <w:bookmarkEnd w:id="12"/>
+      <w:bookmarkEnd w:id="13"/>
+      <w:bookmarkEnd w:id="14"/>
+    </w:p>
+    <w:p>
+      <w:pPr>
+        <w:rPr>
+          <w:rFonts w:hint="default" w:ascii="Times New Roman" w:hAnsi="Times New Roman" w:cs="Times New Roman"/>
+          <w:lang w:val="en-US"/>
+        </w:rPr>
+      </w:pPr>
+      <w:r>
+        <w:rPr>
+          <w:rFonts w:hint="default" w:ascii="Times New Roman" w:hAnsi="Times New Roman" w:cs="Times New Roman"/>
           <w:lang w:val="en-US"/>
         </w:rPr>
         <w:t>Để thực hiện tốt các nội dung yêu cầu, bản thân em đã xây dựng kế hoạch như sau:</w:t>
@@ -291,13 +1281,13 @@
         </w:numPr>
         <w:ind w:left="425" w:leftChars="0" w:hanging="425" w:firstLineChars="0"/>
         <w:rPr>
-          <w:rFonts w:hint="default"/>
-          <w:lang w:val="en-US"/>
-        </w:rPr>
-      </w:pPr>
-      <w:r>
-        <w:rPr>
-          <w:rFonts w:hint="default"/>
+          <w:rFonts w:hint="default" w:ascii="Times New Roman" w:hAnsi="Times New Roman" w:cs="Times New Roman"/>
+          <w:lang w:val="en-US"/>
+        </w:rPr>
+      </w:pPr>
+      <w:r>
+        <w:rPr>
+          <w:rFonts w:hint="default" w:ascii="Times New Roman" w:hAnsi="Times New Roman" w:cs="Times New Roman"/>
           <w:lang w:val="en-US"/>
         </w:rPr>
         <w:t>Tìm hiểu và thu nhập kiến thức qua các nguồn youtube và các trang web</w:t>
@@ -311,13 +1301,13 @@
         </w:numPr>
         <w:ind w:left="425" w:leftChars="0" w:hanging="425" w:firstLineChars="0"/>
         <w:rPr>
-          <w:rFonts w:hint="default"/>
-          <w:lang w:val="en-US"/>
-        </w:rPr>
-      </w:pPr>
-      <w:r>
-        <w:rPr>
-          <w:rFonts w:hint="default"/>
+          <w:rFonts w:hint="default" w:ascii="Times New Roman" w:hAnsi="Times New Roman" w:cs="Times New Roman"/>
+          <w:lang w:val="en-US"/>
+        </w:rPr>
+      </w:pPr>
+      <w:r>
+        <w:rPr>
+          <w:rFonts w:hint="default" w:ascii="Times New Roman" w:hAnsi="Times New Roman" w:cs="Times New Roman"/>
           <w:lang w:val="en-US"/>
         </w:rPr>
         <w:t>Bám sát hướng dẫn và từ khóa của người hướng dẫn.</w:t>
@@ -331,51 +1321,101 @@
         </w:numPr>
         <w:ind w:left="425" w:leftChars="0" w:hanging="425" w:firstLineChars="0"/>
         <w:rPr>
-          <w:rFonts w:hint="default"/>
-          <w:lang w:val="en-US"/>
-        </w:rPr>
-      </w:pPr>
-      <w:r>
-        <w:rPr>
-          <w:rFonts w:hint="default"/>
+          <w:rFonts w:hint="default" w:ascii="Times New Roman" w:hAnsi="Times New Roman" w:cs="Times New Roman"/>
+          <w:lang w:val="en-US"/>
+        </w:rPr>
+      </w:pPr>
+      <w:r>
+        <w:rPr>
+          <w:rFonts w:hint="default" w:ascii="Times New Roman" w:hAnsi="Times New Roman" w:cs="Times New Roman"/>
           <w:lang w:val="en-US"/>
         </w:rPr>
         <w:t>Quan sát, phân tích đúc kinh nghiệm cho bản thân.</w:t>
       </w:r>
+    </w:p>
+    <w:p>
+      <w:pPr>
+        <w:rPr>
+          <w:rFonts w:hint="default" w:ascii="Times New Roman" w:hAnsi="Times New Roman" w:cs="Times New Roman"/>
+          <w:lang w:val="en-US"/>
+        </w:rPr>
+        <w:sectPr>
+          <w:pgSz w:w="11906" w:h="16838"/>
+          <w:pgMar w:top="1440" w:right="1800" w:bottom="1440" w:left="1800" w:header="720" w:footer="720" w:gutter="0"/>
+          <w:cols w:space="720" w:num="1"/>
+          <w:docGrid w:linePitch="360" w:charSpace="0"/>
+        </w:sectPr>
+      </w:pPr>
     </w:p>
     <w:p>
       <w:pPr>
         <w:pStyle w:val="2"/>
         <w:bidi w:val="0"/>
         <w:rPr>
-          <w:rFonts w:hint="default"/>
-          <w:lang w:val="en-US"/>
-        </w:rPr>
-      </w:pPr>
-      <w:r>
-        <w:rPr>
-          <w:rFonts w:hint="default"/>
-          <w:lang w:val="en-US"/>
-        </w:rPr>
-        <w:t>Nội dung phân quyền chứ năng</w:t>
-      </w:r>
+          <w:rFonts w:hint="default" w:ascii="Times New Roman" w:hAnsi="Times New Roman" w:cs="Times New Roman"/>
+          <w:lang w:val="en-US"/>
+        </w:rPr>
+      </w:pPr>
+      <w:bookmarkStart w:id="15" w:name="_Toc2209"/>
+      <w:bookmarkStart w:id="16" w:name="_Toc28948"/>
+      <w:bookmarkStart w:id="17" w:name="_Toc23737"/>
+      <w:r>
+        <w:rPr>
+          <w:rFonts w:hint="default" w:ascii="Times New Roman" w:hAnsi="Times New Roman" w:cs="Times New Roman"/>
+          <w:lang w:val="en-US"/>
+        </w:rPr>
+        <w:t>Nội dung phân quyền chứ</w:t>
+      </w:r>
+      <w:r>
+        <w:rPr>
+          <w:rFonts w:hint="default" w:cs="Times New Roman"/>
+          <w:lang w:val="en-US"/>
+        </w:rPr>
+        <w:t>c</w:t>
+      </w:r>
+      <w:r>
+        <w:rPr>
+          <w:rFonts w:hint="default" w:ascii="Times New Roman" w:hAnsi="Times New Roman" w:cs="Times New Roman"/>
+          <w:lang w:val="en-US"/>
+        </w:rPr>
+        <w:t xml:space="preserve"> năn</w:t>
+      </w:r>
+      <w:bookmarkStart w:id="32" w:name="_GoBack"/>
+      <w:bookmarkEnd w:id="32"/>
+      <w:r>
+        <w:rPr>
+          <w:rFonts w:hint="default" w:ascii="Times New Roman" w:hAnsi="Times New Roman" w:cs="Times New Roman"/>
+          <w:lang w:val="en-US"/>
+        </w:rPr>
+        <w:t>g</w:t>
+      </w:r>
+      <w:bookmarkEnd w:id="15"/>
+      <w:bookmarkEnd w:id="16"/>
+      <w:bookmarkEnd w:id="17"/>
     </w:p>
     <w:p>
       <w:pPr>
         <w:pStyle w:val="3"/>
         <w:bidi w:val="0"/>
-        <w:rPr>
-          <w:rFonts w:hint="default"/>
-          <w:lang w:val="en-US"/>
-        </w:rPr>
-      </w:pPr>
-      <w:r>
-        <w:rPr>
-          <w:rFonts w:hint="default"/>
+        <w:outlineLvl w:val="0"/>
+        <w:rPr>
+          <w:rFonts w:hint="default" w:ascii="Times New Roman" w:hAnsi="Times New Roman" w:cs="Times New Roman"/>
+          <w:lang w:val="en-US"/>
+        </w:rPr>
+      </w:pPr>
+      <w:bookmarkStart w:id="18" w:name="_Toc8271"/>
+      <w:bookmarkStart w:id="19" w:name="_Toc14929"/>
+      <w:bookmarkStart w:id="20" w:name="_Toc28044"/>
+      <w:r>
+        <w:rPr>
+          <w:rFonts w:hint="default" w:ascii="Times New Roman" w:hAnsi="Times New Roman" w:cs="Times New Roman"/>
           <w:lang w:val="en-US"/>
         </w:rPr>
         <w:t>Nội dung</w:t>
       </w:r>
+      <w:bookmarkEnd w:id="18"/>
+      <w:bookmarkEnd w:id="19"/>
+      <w:bookmarkEnd w:id="20"/>
     </w:p>
     <w:p>
       <w:pPr>
@@ -385,13 +1425,13 @@
         </w:numPr>
         <w:ind w:left="425" w:leftChars="0" w:hanging="425" w:firstLineChars="0"/>
         <w:rPr>
-          <w:rFonts w:hint="default"/>
-          <w:lang w:val="en-US"/>
-        </w:rPr>
-      </w:pPr>
-      <w:r>
-        <w:rPr>
-          <w:rFonts w:hint="default"/>
+          <w:rFonts w:hint="default" w:ascii="Times New Roman" w:hAnsi="Times New Roman" w:cs="Times New Roman"/>
+          <w:lang w:val="en-US"/>
+        </w:rPr>
+      </w:pPr>
+      <w:r>
+        <w:rPr>
+          <w:rFonts w:hint="default" w:ascii="Times New Roman" w:hAnsi="Times New Roman" w:cs="Times New Roman"/>
           <w:lang w:val="en-US"/>
         </w:rPr>
         <w:t xml:space="preserve">Hướng dẫn kết nối mongodb với laravel </w:t>
@@ -405,13 +1445,13 @@
         </w:numPr>
         <w:ind w:left="845" w:leftChars="0" w:hanging="425" w:firstLineChars="0"/>
         <w:rPr>
-          <w:rFonts w:hint="default"/>
-          <w:lang w:val="en-US"/>
-        </w:rPr>
-      </w:pPr>
-      <w:r>
-        <w:rPr>
-          <w:rFonts w:hint="default"/>
+          <w:rFonts w:hint="default" w:ascii="Times New Roman" w:hAnsi="Times New Roman" w:cs="Times New Roman"/>
+          <w:lang w:val="en-US"/>
+        </w:rPr>
+      </w:pPr>
+      <w:r>
+        <w:rPr>
+          <w:rFonts w:hint="default" w:ascii="Times New Roman" w:hAnsi="Times New Roman" w:cs="Times New Roman"/>
           <w:lang w:val="en-US"/>
         </w:rPr>
         <w:t xml:space="preserve">Packagist </w:t>
@@ -425,12 +1465,13 @@
         </w:numPr>
         <w:ind w:left="1265" w:leftChars="0" w:hanging="425" w:firstLineChars="0"/>
         <w:rPr>
-          <w:rFonts w:hint="default"/>
-          <w:lang w:val="en-US"/>
-        </w:rPr>
-      </w:pPr>
-      <w:r>
-        <w:rPr>
+          <w:rFonts w:hint="default" w:ascii="Times New Roman" w:hAnsi="Times New Roman" w:cs="Times New Roman"/>
+          <w:lang w:val="en-US"/>
+        </w:rPr>
+      </w:pPr>
+      <w:r>
+        <w:rPr>
+          <w:rFonts w:hint="default" w:ascii="Times New Roman" w:hAnsi="Times New Roman" w:cs="Times New Roman"/>
           <w:sz w:val="34"/>
           <w:szCs w:val="34"/>
         </w:rPr>
@@ -438,7 +1479,7 @@
       </w:r>
       <w:r>
         <w:rPr>
-          <w:rFonts w:hint="default"/>
+          <w:rFonts w:hint="default" w:ascii="Times New Roman" w:hAnsi="Times New Roman" w:cs="Times New Roman"/>
           <w:sz w:val="34"/>
           <w:szCs w:val="34"/>
           <w:lang w:val="en-US"/>
@@ -454,24 +1495,34 @@
         </w:numPr>
         <w:ind w:left="1265" w:leftChars="0" w:hanging="425" w:firstLineChars="0"/>
         <w:rPr>
-          <w:rFonts w:hint="default"/>
+          <w:rFonts w:hint="default" w:ascii="Times New Roman" w:hAnsi="Times New Roman" w:cs="Times New Roman"/>
           <w:sz w:val="34"/>
           <w:szCs w:val="34"/>
           <w:lang w:val="en-US"/>
         </w:rPr>
       </w:pPr>
       <w:r>
+        <w:rPr>
+          <w:rFonts w:hint="default" w:ascii="Times New Roman" w:hAnsi="Times New Roman" w:cs="Times New Roman"/>
+        </w:rPr>
         <w:fldChar w:fldCharType="begin"/>
       </w:r>
       <w:r>
+        <w:rPr>
+          <w:rFonts w:hint="default" w:ascii="Times New Roman" w:hAnsi="Times New Roman" w:cs="Times New Roman"/>
+        </w:rPr>
         <w:instrText xml:space="preserve"> HYPERLINK "https://pecl.php.net/package/mongodb/1.8.0beta1/windows" </w:instrText>
       </w:r>
       <w:r>
+        <w:rPr>
+          <w:rFonts w:hint="default" w:ascii="Times New Roman" w:hAnsi="Times New Roman" w:cs="Times New Roman"/>
+        </w:rPr>
         <w:fldChar w:fldCharType="separate"/>
       </w:r>
       <w:r>
         <w:rPr>
           <w:rStyle w:val="7"/>
+          <w:rFonts w:hint="default" w:ascii="Times New Roman" w:hAnsi="Times New Roman" w:cs="Times New Roman"/>
           <w:sz w:val="34"/>
           <w:szCs w:val="34"/>
         </w:rPr>
@@ -479,7 +1530,8 @@
       </w:r>
       <w:r>
         <w:rPr>
-          <w:rStyle w:val="9"/>
+          <w:rStyle w:val="11"/>
+          <w:rFonts w:hint="default" w:ascii="Times New Roman" w:hAnsi="Times New Roman" w:cs="Times New Roman"/>
           <w:sz w:val="34"/>
           <w:szCs w:val="34"/>
         </w:rPr>
@@ -487,6 +1539,7 @@
       </w:r>
       <w:r>
         <w:rPr>
+          <w:rFonts w:hint="default" w:ascii="Times New Roman" w:hAnsi="Times New Roman" w:cs="Times New Roman"/>
           <w:sz w:val="34"/>
           <w:szCs w:val="34"/>
         </w:rPr>
@@ -494,7 +1547,7 @@
       </w:r>
       <w:r>
         <w:rPr>
-          <w:rFonts w:hint="default"/>
+          <w:rFonts w:hint="default" w:ascii="Times New Roman" w:hAnsi="Times New Roman" w:cs="Times New Roman"/>
           <w:sz w:val="34"/>
           <w:szCs w:val="34"/>
           <w:lang w:val="en-US"/>
@@ -505,11 +1558,12 @@
     <w:p>
       <w:pPr>
         <w:numPr>
+          <w:ilvl w:val="0"/>
           <w:numId w:val="0"/>
         </w:numPr>
         <w:ind w:left="1260" w:leftChars="0"/>
         <w:rPr>
-          <w:rFonts w:hint="default"/>
+          <w:rFonts w:hint="default" w:ascii="Times New Roman" w:hAnsi="Times New Roman" w:cs="Times New Roman"/>
           <w:sz w:val="34"/>
           <w:szCs w:val="34"/>
           <w:lang w:val="en-US"/>
@@ -517,6 +1571,7 @@
       </w:pPr>
       <w:r>
         <w:rPr>
+          <w:rFonts w:hint="default" w:ascii="Times New Roman" w:hAnsi="Times New Roman" w:cs="Times New Roman"/>
           <w:sz w:val="34"/>
           <w:szCs w:val="34"/>
         </w:rPr>
@@ -568,7 +1623,7 @@
         </w:numPr>
         <w:ind w:left="1265" w:leftChars="0" w:hanging="425" w:firstLineChars="0"/>
         <w:rPr>
-          <w:rFonts w:hint="default"/>
+          <w:rFonts w:hint="default" w:ascii="Times New Roman" w:hAnsi="Times New Roman" w:cs="Times New Roman"/>
           <w:sz w:val="34"/>
           <w:szCs w:val="34"/>
           <w:lang w:val="en-US"/>
@@ -576,7 +1631,7 @@
       </w:pPr>
       <w:r>
         <w:rPr>
-          <w:rFonts w:hint="default"/>
+          <w:rFonts w:hint="default" w:ascii="Times New Roman" w:hAnsi="Times New Roman" w:cs="Times New Roman"/>
           <w:sz w:val="34"/>
           <w:szCs w:val="34"/>
           <w:lang w:val="en-US"/>
@@ -585,6 +1640,7 @@
       </w:r>
       <w:r>
         <w:rPr>
+          <w:rFonts w:hint="default" w:ascii="Times New Roman" w:hAnsi="Times New Roman" w:cs="Times New Roman"/>
           <w:sz w:val="34"/>
           <w:szCs w:val="34"/>
         </w:rPr>
@@ -594,16 +1650,19 @@
     <w:p>
       <w:pPr>
         <w:numPr>
+          <w:ilvl w:val="0"/>
           <w:numId w:val="0"/>
         </w:numPr>
         <w:ind w:left="1260" w:leftChars="0"/>
         <w:rPr>
+          <w:rFonts w:hint="default" w:ascii="Times New Roman" w:hAnsi="Times New Roman" w:cs="Times New Roman"/>
           <w:sz w:val="34"/>
           <w:szCs w:val="34"/>
         </w:rPr>
       </w:pPr>
       <w:r>
         <w:rPr>
+          <w:rFonts w:hint="default" w:ascii="Times New Roman" w:hAnsi="Times New Roman" w:cs="Times New Roman"/>
           <w:sz w:val="34"/>
           <w:szCs w:val="34"/>
         </w:rPr>
@@ -655,7 +1714,7 @@
         </w:numPr>
         <w:ind w:left="1265" w:leftChars="0" w:hanging="425" w:firstLineChars="0"/>
         <w:rPr>
-          <w:rFonts w:hint="default"/>
+          <w:rFonts w:hint="default" w:ascii="Times New Roman" w:hAnsi="Times New Roman" w:cs="Times New Roman"/>
           <w:sz w:val="34"/>
           <w:szCs w:val="34"/>
           <w:lang w:val="en-US"/>
@@ -663,6 +1722,7 @@
       </w:pPr>
       <w:r>
         <w:rPr>
+          <w:rFonts w:hint="default" w:ascii="Times New Roman" w:hAnsi="Times New Roman" w:cs="Times New Roman"/>
           <w:sz w:val="34"/>
           <w:szCs w:val="34"/>
         </w:rPr>
@@ -670,7 +1730,7 @@
       </w:r>
       <w:r>
         <w:rPr>
-          <w:rFonts w:hint="default"/>
+          <w:rFonts w:hint="default" w:ascii="Times New Roman" w:hAnsi="Times New Roman" w:cs="Times New Roman"/>
           <w:sz w:val="34"/>
           <w:szCs w:val="34"/>
           <w:lang w:val="en-US"/>
@@ -679,6 +1739,7 @@
       </w:r>
       <w:r>
         <w:rPr>
+          <w:rFonts w:hint="default" w:ascii="Times New Roman" w:hAnsi="Times New Roman" w:cs="Times New Roman"/>
           <w:sz w:val="34"/>
           <w:szCs w:val="34"/>
         </w:rPr>
@@ -686,7 +1747,7 @@
       </w:r>
       <w:r>
         <w:rPr>
-          <w:rFonts w:hint="default"/>
+          <w:rFonts w:hint="default" w:ascii="Times New Roman" w:hAnsi="Times New Roman" w:cs="Times New Roman"/>
           <w:sz w:val="34"/>
           <w:szCs w:val="34"/>
           <w:lang w:val="en-US"/>
@@ -697,16 +1758,19 @@
     <w:p>
       <w:pPr>
         <w:numPr>
+          <w:ilvl w:val="0"/>
           <w:numId w:val="0"/>
         </w:numPr>
         <w:ind w:left="1260" w:leftChars="0"/>
         <w:rPr>
+          <w:rFonts w:hint="default" w:ascii="Times New Roman" w:hAnsi="Times New Roman" w:cs="Times New Roman"/>
           <w:sz w:val="34"/>
           <w:szCs w:val="34"/>
         </w:rPr>
       </w:pPr>
       <w:r>
         <w:rPr>
+          <w:rFonts w:hint="default" w:ascii="Times New Roman" w:hAnsi="Times New Roman" w:cs="Times New Roman"/>
           <w:sz w:val="34"/>
           <w:szCs w:val="34"/>
         </w:rPr>
@@ -757,7 +1821,7 @@
         </w:numPr>
         <w:ind w:left="1265" w:leftChars="0" w:hanging="425" w:firstLineChars="0"/>
         <w:rPr>
-          <w:rFonts w:hint="default"/>
+          <w:rFonts w:hint="default" w:ascii="Times New Roman" w:hAnsi="Times New Roman" w:cs="Times New Roman"/>
           <w:sz w:val="34"/>
           <w:szCs w:val="34"/>
           <w:lang w:val="en-US"/>
@@ -765,7 +1829,7 @@
       </w:pPr>
       <w:r>
         <w:rPr>
-          <w:rFonts w:hint="default"/>
+          <w:rFonts w:hint="default" w:ascii="Times New Roman" w:hAnsi="Times New Roman" w:cs="Times New Roman"/>
           <w:sz w:val="34"/>
           <w:szCs w:val="34"/>
           <w:lang w:val="en-US"/>
@@ -774,6 +1838,7 @@
       </w:r>
       <w:r>
         <w:rPr>
+          <w:rFonts w:hint="default" w:ascii="Times New Roman" w:hAnsi="Times New Roman" w:cs="Times New Roman"/>
           <w:sz w:val="34"/>
           <w:szCs w:val="34"/>
         </w:rPr>
@@ -781,7 +1846,7 @@
       </w:r>
       <w:r>
         <w:rPr>
-          <w:rFonts w:hint="default"/>
+          <w:rFonts w:hint="default" w:ascii="Times New Roman" w:hAnsi="Times New Roman" w:cs="Times New Roman"/>
           <w:sz w:val="34"/>
           <w:szCs w:val="34"/>
           <w:lang w:val="en-US"/>
@@ -792,16 +1857,19 @@
     <w:p>
       <w:pPr>
         <w:numPr>
+          <w:ilvl w:val="0"/>
           <w:numId w:val="0"/>
         </w:numPr>
         <w:ind w:left="1260" w:leftChars="0"/>
         <w:rPr>
+          <w:rFonts w:hint="default" w:ascii="Times New Roman" w:hAnsi="Times New Roman" w:cs="Times New Roman"/>
           <w:sz w:val="34"/>
           <w:szCs w:val="34"/>
         </w:rPr>
       </w:pPr>
       <w:r>
         <w:rPr>
+          <w:rFonts w:hint="default" w:ascii="Times New Roman" w:hAnsi="Times New Roman" w:cs="Times New Roman"/>
           <w:sz w:val="34"/>
           <w:szCs w:val="34"/>
         </w:rPr>
@@ -848,11 +1916,12 @@
     <w:p>
       <w:pPr>
         <w:numPr>
+          <w:ilvl w:val="0"/>
           <w:numId w:val="0"/>
         </w:numPr>
         <w:ind w:left="1260" w:leftChars="0"/>
         <w:rPr>
-          <w:rFonts w:hint="default"/>
+          <w:rFonts w:hint="default" w:ascii="Times New Roman" w:hAnsi="Times New Roman" w:cs="Times New Roman"/>
           <w:sz w:val="34"/>
           <w:szCs w:val="34"/>
           <w:lang w:val="en-US"/>
@@ -860,6 +1929,7 @@
       </w:pPr>
       <w:r>
         <w:rPr>
+          <w:rFonts w:hint="default" w:ascii="Times New Roman" w:hAnsi="Times New Roman" w:cs="Times New Roman"/>
           <w:sz w:val="34"/>
           <w:szCs w:val="34"/>
         </w:rPr>
@@ -906,10 +1976,12 @@
     <w:p>
       <w:pPr>
         <w:numPr>
+          <w:ilvl w:val="0"/>
           <w:numId w:val="0"/>
         </w:numPr>
         <w:ind w:left="1260" w:leftChars="0"/>
         <w:rPr>
+          <w:rFonts w:hint="default" w:ascii="Times New Roman" w:hAnsi="Times New Roman" w:cs="Times New Roman"/>
           <w:sz w:val="34"/>
           <w:szCs w:val="34"/>
         </w:rPr>
@@ -923,7 +1995,7 @@
         </w:numPr>
         <w:ind w:left="1265" w:leftChars="0" w:hanging="425" w:firstLineChars="0"/>
         <w:rPr>
-          <w:rFonts w:hint="default"/>
+          <w:rFonts w:hint="default" w:ascii="Times New Roman" w:hAnsi="Times New Roman" w:cs="Times New Roman"/>
           <w:sz w:val="34"/>
           <w:szCs w:val="34"/>
           <w:lang w:val="en-US"/>
@@ -931,7 +2003,7 @@
       </w:pPr>
       <w:r>
         <w:rPr>
-          <w:rFonts w:hint="default"/>
+          <w:rFonts w:hint="default" w:ascii="Times New Roman" w:hAnsi="Times New Roman" w:cs="Times New Roman"/>
           <w:sz w:val="34"/>
           <w:szCs w:val="34"/>
           <w:lang w:val="en-US"/>
@@ -940,6 +2012,7 @@
       </w:r>
       <w:r>
         <w:rPr>
+          <w:rFonts w:hint="default" w:ascii="Times New Roman" w:hAnsi="Times New Roman" w:cs="Times New Roman"/>
           <w:sz w:val="34"/>
           <w:szCs w:val="34"/>
         </w:rPr>
@@ -947,7 +2020,7 @@
       </w:r>
       <w:r>
         <w:rPr>
-          <w:rFonts w:hint="default"/>
+          <w:rFonts w:hint="default" w:ascii="Times New Roman" w:hAnsi="Times New Roman" w:cs="Times New Roman"/>
           <w:sz w:val="34"/>
           <w:szCs w:val="34"/>
           <w:lang w:val="en-US"/>
@@ -956,6 +2029,7 @@
       </w:r>
       <w:r>
         <w:rPr>
+          <w:rFonts w:hint="default" w:ascii="Times New Roman" w:hAnsi="Times New Roman" w:cs="Times New Roman"/>
           <w:sz w:val="34"/>
           <w:szCs w:val="34"/>
         </w:rPr>
@@ -963,7 +2037,7 @@
       </w:r>
       <w:r>
         <w:rPr>
-          <w:rFonts w:hint="default"/>
+          <w:rFonts w:hint="default" w:ascii="Times New Roman" w:hAnsi="Times New Roman" w:cs="Times New Roman"/>
           <w:sz w:val="34"/>
           <w:szCs w:val="34"/>
           <w:lang w:val="en-US"/>
@@ -974,17 +2048,21 @@
     <w:p>
       <w:pPr>
         <w:numPr>
+          <w:ilvl w:val="0"/>
           <w:numId w:val="0"/>
         </w:numPr>
         <w:ind w:left="1260" w:leftChars="0"/>
         <w:rPr>
-          <w:rFonts w:hint="default"/>
+          <w:rFonts w:hint="default" w:ascii="Times New Roman" w:hAnsi="Times New Roman" w:cs="Times New Roman"/>
           <w:sz w:val="34"/>
           <w:szCs w:val="34"/>
           <w:lang w:val="en-US"/>
         </w:rPr>
       </w:pPr>
       <w:r>
+        <w:rPr>
+          <w:rFonts w:hint="default" w:ascii="Times New Roman" w:hAnsi="Times New Roman" w:cs="Times New Roman"/>
+        </w:rPr>
         <w:drawing>
           <wp:inline distT="0" distB="0" distL="114300" distR="114300">
             <wp:extent cx="5264785" cy="1695450"/>
@@ -1032,11 +2110,12 @@
     <w:p>
       <w:pPr>
         <w:numPr>
+          <w:ilvl w:val="0"/>
           <w:numId w:val="0"/>
         </w:numPr>
         <w:ind w:left="1260" w:leftChars="0"/>
         <w:rPr>
-          <w:rFonts w:hint="default"/>
+          <w:rFonts w:hint="default" w:ascii="Times New Roman" w:hAnsi="Times New Roman" w:cs="Times New Roman"/>
           <w:sz w:val="34"/>
           <w:szCs w:val="34"/>
           <w:lang w:val="en-US"/>
@@ -1051,7 +2130,7 @@
         </w:numPr>
         <w:ind w:left="1265" w:leftChars="0" w:hanging="425" w:firstLineChars="0"/>
         <w:rPr>
-          <w:rFonts w:hint="default"/>
+          <w:rFonts w:hint="default" w:ascii="Times New Roman" w:hAnsi="Times New Roman" w:cs="Times New Roman"/>
           <w:sz w:val="34"/>
           <w:szCs w:val="34"/>
           <w:lang w:val="en-US"/>
@@ -1059,6 +2138,7 @@
       </w:pPr>
       <w:r>
         <w:rPr>
+          <w:rFonts w:hint="default" w:ascii="Times New Roman" w:hAnsi="Times New Roman" w:cs="Times New Roman"/>
           <w:sz w:val="34"/>
           <w:szCs w:val="34"/>
         </w:rPr>
@@ -1066,7 +2146,7 @@
       </w:r>
       <w:r>
         <w:rPr>
-          <w:rFonts w:hint="default"/>
+          <w:rFonts w:hint="default" w:ascii="Times New Roman" w:hAnsi="Times New Roman" w:cs="Times New Roman"/>
           <w:sz w:val="34"/>
           <w:szCs w:val="34"/>
           <w:lang w:val="en-US"/>
@@ -1077,11 +2157,12 @@
     <w:p>
       <w:pPr>
         <w:numPr>
+          <w:ilvl w:val="0"/>
           <w:numId w:val="0"/>
         </w:numPr>
         <w:ind w:left="1260" w:leftChars="0"/>
         <w:rPr>
-          <w:rFonts w:hint="default"/>
+          <w:rFonts w:hint="default" w:ascii="Times New Roman" w:hAnsi="Times New Roman" w:cs="Times New Roman"/>
           <w:sz w:val="34"/>
           <w:szCs w:val="34"/>
           <w:lang w:val="en-US"/>
@@ -1089,6 +2170,7 @@
       </w:pPr>
       <w:r>
         <w:rPr>
+          <w:rFonts w:hint="default" w:ascii="Times New Roman" w:hAnsi="Times New Roman" w:cs="Times New Roman"/>
           <w:sz w:val="34"/>
           <w:szCs w:val="34"/>
         </w:rPr>
@@ -1140,7 +2222,7 @@
         </w:numPr>
         <w:ind w:left="1265" w:leftChars="0" w:hanging="425" w:firstLineChars="0"/>
         <w:rPr>
-          <w:rFonts w:hint="default"/>
+          <w:rFonts w:hint="default" w:ascii="Times New Roman" w:hAnsi="Times New Roman" w:cs="Times New Roman"/>
           <w:sz w:val="34"/>
           <w:szCs w:val="34"/>
           <w:lang w:val="en-US"/>
@@ -1148,7 +2230,7 @@
       </w:pPr>
       <w:r>
         <w:rPr>
-          <w:rFonts w:hint="default"/>
+          <w:rFonts w:hint="default" w:ascii="Times New Roman" w:hAnsi="Times New Roman" w:cs="Times New Roman"/>
           <w:sz w:val="34"/>
           <w:szCs w:val="34"/>
           <w:lang w:val="en-US"/>
@@ -1157,6 +2239,7 @@
       </w:r>
       <w:r>
         <w:rPr>
+          <w:rFonts w:hint="default" w:ascii="Times New Roman" w:hAnsi="Times New Roman" w:cs="Times New Roman"/>
           <w:sz w:val="34"/>
           <w:szCs w:val="34"/>
         </w:rPr>
@@ -1164,7 +2247,7 @@
       </w:r>
       <w:r>
         <w:rPr>
-          <w:rFonts w:hint="default"/>
+          <w:rFonts w:hint="default" w:ascii="Times New Roman" w:hAnsi="Times New Roman" w:cs="Times New Roman"/>
           <w:sz w:val="34"/>
           <w:szCs w:val="34"/>
           <w:lang w:val="en-US"/>
@@ -1175,11 +2258,12 @@
     <w:p>
       <w:pPr>
         <w:numPr>
+          <w:ilvl w:val="0"/>
           <w:numId w:val="0"/>
         </w:numPr>
         <w:ind w:left="1260" w:leftChars="0"/>
         <w:rPr>
-          <w:rFonts w:hint="default"/>
+          <w:rFonts w:hint="default" w:ascii="Times New Roman" w:hAnsi="Times New Roman" w:cs="Times New Roman"/>
           <w:sz w:val="34"/>
           <w:szCs w:val="34"/>
           <w:lang w:val="en-US"/>
@@ -1187,6 +2271,7 @@
       </w:pPr>
       <w:r>
         <w:rPr>
+          <w:rFonts w:hint="default" w:ascii="Times New Roman" w:hAnsi="Times New Roman" w:cs="Times New Roman"/>
           <w:sz w:val="34"/>
           <w:szCs w:val="34"/>
         </w:rPr>
@@ -1238,7 +2323,7 @@
         </w:numPr>
         <w:ind w:left="1265" w:leftChars="0" w:hanging="425" w:firstLineChars="0"/>
         <w:rPr>
-          <w:rFonts w:hint="default"/>
+          <w:rFonts w:hint="default" w:ascii="Times New Roman" w:hAnsi="Times New Roman" w:cs="Times New Roman"/>
           <w:sz w:val="34"/>
           <w:szCs w:val="34"/>
           <w:lang w:val="en-US"/>
@@ -1246,7 +2331,7 @@
       </w:pPr>
       <w:r>
         <w:rPr>
-          <w:rFonts w:hint="default"/>
+          <w:rFonts w:hint="default" w:ascii="Times New Roman" w:hAnsi="Times New Roman" w:cs="Times New Roman"/>
           <w:sz w:val="34"/>
           <w:szCs w:val="34"/>
           <w:lang w:val="en-US"/>
@@ -1257,11 +2342,12 @@
     <w:p>
       <w:pPr>
         <w:numPr>
+          <w:ilvl w:val="0"/>
           <w:numId w:val="0"/>
         </w:numPr>
         <w:ind w:left="1260" w:leftChars="0"/>
         <w:rPr>
-          <w:rFonts w:hint="default"/>
+          <w:rFonts w:hint="default" w:ascii="Times New Roman" w:hAnsi="Times New Roman" w:cs="Times New Roman"/>
           <w:sz w:val="34"/>
           <w:szCs w:val="34"/>
           <w:lang w:val="en-US"/>
@@ -1269,6 +2355,7 @@
       </w:pPr>
       <w:r>
         <w:rPr>
+          <w:rFonts w:hint="default" w:ascii="Times New Roman" w:hAnsi="Times New Roman" w:cs="Times New Roman"/>
           <w:sz w:val="34"/>
           <w:szCs w:val="34"/>
         </w:rPr>
@@ -1320,7 +2407,7 @@
         </w:numPr>
         <w:ind w:left="1265" w:leftChars="0" w:hanging="425" w:firstLineChars="0"/>
         <w:rPr>
-          <w:rFonts w:hint="default"/>
+          <w:rFonts w:hint="default" w:ascii="Times New Roman" w:hAnsi="Times New Roman" w:cs="Times New Roman"/>
           <w:sz w:val="34"/>
           <w:szCs w:val="34"/>
           <w:lang w:val="en-US"/>
@@ -1328,7 +2415,7 @@
       </w:pPr>
       <w:r>
         <w:rPr>
-          <w:rFonts w:hint="default"/>
+          <w:rFonts w:hint="default" w:ascii="Times New Roman" w:hAnsi="Times New Roman" w:cs="Times New Roman"/>
           <w:sz w:val="34"/>
           <w:szCs w:val="34"/>
           <w:lang w:val="en-US"/>
@@ -1342,7 +2429,7 @@
         <w:spacing w:line="285" w:lineRule="atLeast"/>
         <w:ind w:left="720"/>
         <w:rPr>
-          <w:rFonts w:ascii="Consolas" w:hAnsi="Consolas" w:eastAsia="Times New Roman" w:cs="Times New Roman"/>
+          <w:rFonts w:hint="default" w:ascii="Times New Roman" w:hAnsi="Times New Roman" w:eastAsia="Times New Roman" w:cs="Times New Roman"/>
           <w:color w:val="D4D4D4"/>
           <w:sz w:val="21"/>
           <w:szCs w:val="21"/>
@@ -1350,7 +2437,7 @@
       </w:pPr>
       <w:r>
         <w:rPr>
-          <w:rFonts w:ascii="Consolas" w:hAnsi="Consolas" w:eastAsia="Times New Roman" w:cs="Times New Roman"/>
+          <w:rFonts w:hint="default" w:ascii="Times New Roman" w:hAnsi="Times New Roman" w:eastAsia="Times New Roman" w:cs="Times New Roman"/>
           <w:color w:val="CE9178"/>
           <w:sz w:val="21"/>
           <w:szCs w:val="21"/>
@@ -1359,7 +2446,7 @@
       </w:r>
       <w:r>
         <w:rPr>
-          <w:rFonts w:ascii="Consolas" w:hAnsi="Consolas" w:eastAsia="Times New Roman" w:cs="Times New Roman"/>
+          <w:rFonts w:hint="default" w:ascii="Times New Roman" w:hAnsi="Times New Roman" w:eastAsia="Times New Roman" w:cs="Times New Roman"/>
           <w:color w:val="D4D4D4"/>
           <w:sz w:val="21"/>
           <w:szCs w:val="21"/>
@@ -1373,7 +2460,7 @@
         <w:spacing w:after="0" w:line="285" w:lineRule="atLeast"/>
         <w:ind w:left="720"/>
         <w:rPr>
-          <w:rFonts w:ascii="Consolas" w:hAnsi="Consolas" w:eastAsia="Times New Roman" w:cs="Times New Roman"/>
+          <w:rFonts w:hint="default" w:ascii="Times New Roman" w:hAnsi="Times New Roman" w:eastAsia="Times New Roman" w:cs="Times New Roman"/>
           <w:color w:val="D4D4D4"/>
           <w:sz w:val="21"/>
           <w:szCs w:val="21"/>
@@ -1381,7 +2468,7 @@
       </w:pPr>
       <w:r>
         <w:rPr>
-          <w:rFonts w:ascii="Consolas" w:hAnsi="Consolas" w:eastAsia="Times New Roman" w:cs="Times New Roman"/>
+          <w:rFonts w:hint="default" w:ascii="Times New Roman" w:hAnsi="Times New Roman" w:eastAsia="Times New Roman" w:cs="Times New Roman"/>
           <w:color w:val="D4D4D4"/>
           <w:sz w:val="21"/>
           <w:szCs w:val="21"/>
@@ -1390,7 +2477,7 @@
       </w:r>
       <w:r>
         <w:rPr>
-          <w:rFonts w:ascii="Consolas" w:hAnsi="Consolas" w:eastAsia="Times New Roman" w:cs="Times New Roman"/>
+          <w:rFonts w:hint="default" w:ascii="Times New Roman" w:hAnsi="Times New Roman" w:eastAsia="Times New Roman" w:cs="Times New Roman"/>
           <w:color w:val="CE9178"/>
           <w:sz w:val="21"/>
           <w:szCs w:val="21"/>
@@ -1399,7 +2486,7 @@
       </w:r>
       <w:r>
         <w:rPr>
-          <w:rFonts w:ascii="Consolas" w:hAnsi="Consolas" w:eastAsia="Times New Roman" w:cs="Times New Roman"/>
+          <w:rFonts w:hint="default" w:ascii="Times New Roman" w:hAnsi="Times New Roman" w:eastAsia="Times New Roman" w:cs="Times New Roman"/>
           <w:color w:val="D4D4D4"/>
           <w:sz w:val="21"/>
           <w:szCs w:val="21"/>
@@ -1408,7 +2495,7 @@
       </w:r>
       <w:r>
         <w:rPr>
-          <w:rFonts w:ascii="Consolas" w:hAnsi="Consolas" w:eastAsia="Times New Roman" w:cs="Times New Roman"/>
+          <w:rFonts w:hint="default" w:ascii="Times New Roman" w:hAnsi="Times New Roman" w:eastAsia="Times New Roman" w:cs="Times New Roman"/>
           <w:color w:val="CE9178"/>
           <w:sz w:val="21"/>
           <w:szCs w:val="21"/>
@@ -1417,7 +2504,7 @@
       </w:r>
       <w:r>
         <w:rPr>
-          <w:rFonts w:ascii="Consolas" w:hAnsi="Consolas" w:eastAsia="Times New Roman" w:cs="Times New Roman"/>
+          <w:rFonts w:hint="default" w:ascii="Times New Roman" w:hAnsi="Times New Roman" w:eastAsia="Times New Roman" w:cs="Times New Roman"/>
           <w:color w:val="D4D4D4"/>
           <w:sz w:val="21"/>
           <w:szCs w:val="21"/>
@@ -1431,7 +2518,7 @@
         <w:spacing w:after="0" w:line="285" w:lineRule="atLeast"/>
         <w:ind w:left="720"/>
         <w:rPr>
-          <w:rFonts w:ascii="Consolas" w:hAnsi="Consolas" w:eastAsia="Times New Roman" w:cs="Times New Roman"/>
+          <w:rFonts w:hint="default" w:ascii="Times New Roman" w:hAnsi="Times New Roman" w:eastAsia="Times New Roman" w:cs="Times New Roman"/>
           <w:color w:val="D4D4D4"/>
           <w:sz w:val="21"/>
           <w:szCs w:val="21"/>
@@ -1439,7 +2526,7 @@
       </w:pPr>
       <w:r>
         <w:rPr>
-          <w:rFonts w:ascii="Consolas" w:hAnsi="Consolas" w:eastAsia="Times New Roman" w:cs="Times New Roman"/>
+          <w:rFonts w:hint="default" w:ascii="Times New Roman" w:hAnsi="Times New Roman" w:eastAsia="Times New Roman" w:cs="Times New Roman"/>
           <w:color w:val="D4D4D4"/>
           <w:sz w:val="21"/>
           <w:szCs w:val="21"/>
@@ -1448,7 +2535,7 @@
       </w:r>
       <w:r>
         <w:rPr>
-          <w:rFonts w:ascii="Consolas" w:hAnsi="Consolas" w:eastAsia="Times New Roman" w:cs="Times New Roman"/>
+          <w:rFonts w:hint="default" w:ascii="Times New Roman" w:hAnsi="Times New Roman" w:eastAsia="Times New Roman" w:cs="Times New Roman"/>
           <w:color w:val="CE9178"/>
           <w:sz w:val="21"/>
           <w:szCs w:val="21"/>
@@ -1457,7 +2544,7 @@
       </w:r>
       <w:r>
         <w:rPr>
-          <w:rFonts w:ascii="Consolas" w:hAnsi="Consolas" w:eastAsia="Times New Roman" w:cs="Times New Roman"/>
+          <w:rFonts w:hint="default" w:ascii="Times New Roman" w:hAnsi="Times New Roman" w:eastAsia="Times New Roman" w:cs="Times New Roman"/>
           <w:color w:val="D4D4D4"/>
           <w:sz w:val="21"/>
           <w:szCs w:val="21"/>
@@ -1466,7 +2553,7 @@
       </w:r>
       <w:r>
         <w:rPr>
-          <w:rFonts w:ascii="Consolas" w:hAnsi="Consolas" w:eastAsia="Times New Roman" w:cs="Times New Roman"/>
+          <w:rFonts w:hint="default" w:ascii="Times New Roman" w:hAnsi="Times New Roman" w:eastAsia="Times New Roman" w:cs="Times New Roman"/>
           <w:color w:val="DCDCAA"/>
           <w:sz w:val="21"/>
           <w:szCs w:val="21"/>
@@ -1475,7 +2562,7 @@
       </w:r>
       <w:r>
         <w:rPr>
-          <w:rFonts w:ascii="Consolas" w:hAnsi="Consolas" w:eastAsia="Times New Roman" w:cs="Times New Roman"/>
+          <w:rFonts w:hint="default" w:ascii="Times New Roman" w:hAnsi="Times New Roman" w:eastAsia="Times New Roman" w:cs="Times New Roman"/>
           <w:color w:val="D4D4D4"/>
           <w:sz w:val="21"/>
           <w:szCs w:val="21"/>
@@ -1484,7 +2571,7 @@
       </w:r>
       <w:r>
         <w:rPr>
-          <w:rFonts w:ascii="Consolas" w:hAnsi="Consolas" w:eastAsia="Times New Roman" w:cs="Times New Roman"/>
+          <w:rFonts w:hint="default" w:ascii="Times New Roman" w:hAnsi="Times New Roman" w:eastAsia="Times New Roman" w:cs="Times New Roman"/>
           <w:color w:val="CE9178"/>
           <w:sz w:val="21"/>
           <w:szCs w:val="21"/>
@@ -1493,7 +2580,7 @@
       </w:r>
       <w:r>
         <w:rPr>
-          <w:rFonts w:ascii="Consolas" w:hAnsi="Consolas" w:eastAsia="Times New Roman" w:cs="Times New Roman"/>
+          <w:rFonts w:hint="default" w:ascii="Times New Roman" w:hAnsi="Times New Roman" w:eastAsia="Times New Roman" w:cs="Times New Roman"/>
           <w:color w:val="D4D4D4"/>
           <w:sz w:val="21"/>
           <w:szCs w:val="21"/>
@@ -1502,7 +2589,7 @@
       </w:r>
       <w:r>
         <w:rPr>
-          <w:rFonts w:ascii="Consolas" w:hAnsi="Consolas" w:eastAsia="Times New Roman" w:cs="Times New Roman"/>
+          <w:rFonts w:hint="default" w:ascii="Times New Roman" w:hAnsi="Times New Roman" w:eastAsia="Times New Roman" w:cs="Times New Roman"/>
           <w:color w:val="CE9178"/>
           <w:sz w:val="21"/>
           <w:szCs w:val="21"/>
@@ -1511,7 +2598,7 @@
       </w:r>
       <w:r>
         <w:rPr>
-          <w:rFonts w:ascii="Consolas" w:hAnsi="Consolas" w:eastAsia="Times New Roman" w:cs="Times New Roman"/>
+          <w:rFonts w:hint="default" w:ascii="Times New Roman" w:hAnsi="Times New Roman" w:eastAsia="Times New Roman" w:cs="Times New Roman"/>
           <w:color w:val="D4D4D4"/>
           <w:sz w:val="21"/>
           <w:szCs w:val="21"/>
@@ -1525,7 +2612,7 @@
         <w:spacing w:after="0" w:line="285" w:lineRule="atLeast"/>
         <w:ind w:left="720"/>
         <w:rPr>
-          <w:rFonts w:ascii="Consolas" w:hAnsi="Consolas" w:eastAsia="Times New Roman" w:cs="Times New Roman"/>
+          <w:rFonts w:hint="default" w:ascii="Times New Roman" w:hAnsi="Times New Roman" w:eastAsia="Times New Roman" w:cs="Times New Roman"/>
           <w:color w:val="D4D4D4"/>
           <w:sz w:val="21"/>
           <w:szCs w:val="21"/>
@@ -1533,7 +2620,7 @@
       </w:pPr>
       <w:r>
         <w:rPr>
-          <w:rFonts w:ascii="Consolas" w:hAnsi="Consolas" w:eastAsia="Times New Roman" w:cs="Times New Roman"/>
+          <w:rFonts w:hint="default" w:ascii="Times New Roman" w:hAnsi="Times New Roman" w:eastAsia="Times New Roman" w:cs="Times New Roman"/>
           <w:color w:val="D4D4D4"/>
           <w:sz w:val="21"/>
           <w:szCs w:val="21"/>
@@ -1542,7 +2629,7 @@
       </w:r>
       <w:r>
         <w:rPr>
-          <w:rFonts w:ascii="Consolas" w:hAnsi="Consolas" w:eastAsia="Times New Roman" w:cs="Times New Roman"/>
+          <w:rFonts w:hint="default" w:ascii="Times New Roman" w:hAnsi="Times New Roman" w:eastAsia="Times New Roman" w:cs="Times New Roman"/>
           <w:color w:val="CE9178"/>
           <w:sz w:val="21"/>
           <w:szCs w:val="21"/>
@@ -1551,7 +2638,7 @@
       </w:r>
       <w:r>
         <w:rPr>
-          <w:rFonts w:ascii="Consolas" w:hAnsi="Consolas" w:eastAsia="Times New Roman" w:cs="Times New Roman"/>
+          <w:rFonts w:hint="default" w:ascii="Times New Roman" w:hAnsi="Times New Roman" w:eastAsia="Times New Roman" w:cs="Times New Roman"/>
           <w:color w:val="D4D4D4"/>
           <w:sz w:val="21"/>
           <w:szCs w:val="21"/>
@@ -1560,7 +2647,7 @@
       </w:r>
       <w:r>
         <w:rPr>
-          <w:rFonts w:ascii="Consolas" w:hAnsi="Consolas" w:eastAsia="Times New Roman" w:cs="Times New Roman"/>
+          <w:rFonts w:hint="default" w:ascii="Times New Roman" w:hAnsi="Times New Roman" w:eastAsia="Times New Roman" w:cs="Times New Roman"/>
           <w:color w:val="CE9178"/>
           <w:sz w:val="21"/>
           <w:szCs w:val="21"/>
@@ -1569,7 +2656,7 @@
       </w:r>
       <w:r>
         <w:rPr>
-          <w:rFonts w:ascii="Consolas" w:hAnsi="Consolas" w:eastAsia="Times New Roman" w:cs="Times New Roman"/>
+          <w:rFonts w:hint="default" w:ascii="Times New Roman" w:hAnsi="Times New Roman" w:eastAsia="Times New Roman" w:cs="Times New Roman"/>
           <w:color w:val="D4D4D4"/>
           <w:sz w:val="21"/>
           <w:szCs w:val="21"/>
@@ -1583,7 +2670,7 @@
         <w:spacing w:after="0" w:line="285" w:lineRule="atLeast"/>
         <w:ind w:left="720"/>
         <w:rPr>
-          <w:rFonts w:ascii="Consolas" w:hAnsi="Consolas" w:eastAsia="Times New Roman" w:cs="Times New Roman"/>
+          <w:rFonts w:hint="default" w:ascii="Times New Roman" w:hAnsi="Times New Roman" w:eastAsia="Times New Roman" w:cs="Times New Roman"/>
           <w:color w:val="D4D4D4"/>
           <w:sz w:val="21"/>
           <w:szCs w:val="21"/>
@@ -1591,7 +2678,7 @@
       </w:pPr>
       <w:r>
         <w:rPr>
-          <w:rFonts w:ascii="Consolas" w:hAnsi="Consolas" w:eastAsia="Times New Roman" w:cs="Times New Roman"/>
+          <w:rFonts w:hint="default" w:ascii="Times New Roman" w:hAnsi="Times New Roman" w:eastAsia="Times New Roman" w:cs="Times New Roman"/>
           <w:color w:val="D4D4D4"/>
           <w:sz w:val="21"/>
           <w:szCs w:val="21"/>
@@ -1602,11 +2689,12 @@
     <w:p>
       <w:pPr>
         <w:numPr>
+          <w:ilvl w:val="0"/>
           <w:numId w:val="0"/>
         </w:numPr>
         <w:ind w:left="840" w:leftChars="0"/>
         <w:rPr>
-          <w:rFonts w:hint="default"/>
+          <w:rFonts w:hint="default" w:ascii="Times New Roman" w:hAnsi="Times New Roman" w:cs="Times New Roman"/>
           <w:sz w:val="34"/>
           <w:szCs w:val="34"/>
           <w:lang w:val="en-US"/>
@@ -1614,6 +2702,7 @@
       </w:pPr>
       <w:r>
         <w:rPr>
+          <w:rFonts w:hint="default" w:ascii="Times New Roman" w:hAnsi="Times New Roman" w:cs="Times New Roman"/>
           <w:sz w:val="34"/>
           <w:szCs w:val="34"/>
         </w:rPr>
@@ -1665,7 +2754,7 @@
         </w:numPr>
         <w:ind w:left="1265" w:leftChars="0" w:hanging="425" w:firstLineChars="0"/>
         <w:rPr>
-          <w:rFonts w:hint="default"/>
+          <w:rFonts w:hint="default" w:ascii="Times New Roman" w:hAnsi="Times New Roman" w:cs="Times New Roman"/>
           <w:sz w:val="34"/>
           <w:szCs w:val="34"/>
           <w:lang w:val="en-US"/>
@@ -1673,7 +2762,7 @@
       </w:pPr>
       <w:r>
         <w:rPr>
-          <w:rFonts w:hint="default"/>
+          <w:rFonts w:hint="default" w:ascii="Times New Roman" w:hAnsi="Times New Roman" w:cs="Times New Roman"/>
           <w:sz w:val="34"/>
           <w:szCs w:val="34"/>
           <w:lang w:val="en-US"/>
@@ -1682,6 +2771,7 @@
       </w:r>
       <w:r>
         <w:rPr>
+          <w:rFonts w:hint="default" w:ascii="Times New Roman" w:hAnsi="Times New Roman" w:cs="Times New Roman"/>
           <w:sz w:val="34"/>
           <w:szCs w:val="34"/>
         </w:rPr>
@@ -1689,7 +2779,7 @@
       </w:r>
       <w:r>
         <w:rPr>
-          <w:rFonts w:hint="default"/>
+          <w:rFonts w:hint="default" w:ascii="Times New Roman" w:hAnsi="Times New Roman" w:cs="Times New Roman"/>
           <w:sz w:val="34"/>
           <w:szCs w:val="34"/>
           <w:lang w:val="en-US"/>
@@ -1700,11 +2790,12 @@
     <w:p>
       <w:pPr>
         <w:numPr>
+          <w:ilvl w:val="0"/>
           <w:numId w:val="0"/>
         </w:numPr>
         <w:ind w:left="840" w:leftChars="0"/>
         <w:rPr>
-          <w:rFonts w:hint="default"/>
+          <w:rFonts w:hint="default" w:ascii="Times New Roman" w:hAnsi="Times New Roman" w:cs="Times New Roman"/>
           <w:sz w:val="34"/>
           <w:szCs w:val="34"/>
           <w:lang w:val="en-US"/>
@@ -1712,6 +2803,7 @@
       </w:pPr>
       <w:r>
         <w:rPr>
+          <w:rFonts w:hint="default" w:ascii="Times New Roman" w:hAnsi="Times New Roman" w:cs="Times New Roman"/>
           <w:sz w:val="34"/>
           <w:szCs w:val="34"/>
         </w:rPr>
@@ -1763,13 +2855,13 @@
         </w:numPr>
         <w:ind w:left="425" w:leftChars="0" w:hanging="425" w:firstLineChars="0"/>
         <w:rPr>
-          <w:rFonts w:hint="default"/>
-          <w:lang w:val="en-US"/>
-        </w:rPr>
-      </w:pPr>
-      <w:r>
-        <w:rPr>
-          <w:rFonts w:hint="default"/>
+          <w:rFonts w:hint="default" w:ascii="Times New Roman" w:hAnsi="Times New Roman" w:cs="Times New Roman"/>
+          <w:lang w:val="en-US"/>
+        </w:rPr>
+      </w:pPr>
+      <w:r>
+        <w:rPr>
+          <w:rFonts w:hint="default" w:ascii="Times New Roman" w:hAnsi="Times New Roman" w:cs="Times New Roman"/>
           <w:lang w:val="en-US"/>
         </w:rPr>
         <w:t>Các câu lệnh đặc biệt trong MongoDB và Laravel</w:t>
@@ -1783,13 +2875,13 @@
         </w:numPr>
         <w:ind w:left="845" w:leftChars="0" w:hanging="425" w:firstLineChars="0"/>
         <w:rPr>
-          <w:rFonts w:hint="default"/>
-          <w:lang w:val="en-US"/>
-        </w:rPr>
-      </w:pPr>
-      <w:r>
-        <w:rPr>
-          <w:rFonts w:hint="default"/>
+          <w:rFonts w:hint="default" w:ascii="Times New Roman" w:hAnsi="Times New Roman" w:cs="Times New Roman"/>
+          <w:lang w:val="en-US"/>
+        </w:rPr>
+      </w:pPr>
+      <w:r>
+        <w:rPr>
+          <w:rFonts w:hint="default" w:ascii="Times New Roman" w:hAnsi="Times New Roman" w:cs="Times New Roman"/>
           <w:lang w:val="en-US"/>
         </w:rPr>
         <w:t>Cursor timeout (có thể set timeout cho câu truy vấn)</w:t>
@@ -1803,7 +2895,7 @@
         </w:numPr>
         <w:ind w:left="1265" w:leftChars="0" w:hanging="425" w:firstLineChars="0"/>
         <w:rPr>
-          <w:rFonts w:hint="default"/>
+          <w:rFonts w:hint="default" w:ascii="Times New Roman" w:hAnsi="Times New Roman" w:cs="Times New Roman"/>
           <w:i/>
           <w:iCs/>
           <w:color w:val="8FAADC" w:themeColor="accent5" w:themeTint="99"/>
@@ -1820,7 +2912,7 @@
       </w:pPr>
       <w:r>
         <w:rPr>
-          <w:rFonts w:hint="default"/>
+          <w:rFonts w:hint="default" w:ascii="Times New Roman" w:hAnsi="Times New Roman" w:cs="Times New Roman"/>
           <w:i/>
           <w:iCs/>
           <w:color w:val="8FAADC" w:themeColor="accent5" w:themeTint="99"/>
@@ -1845,13 +2937,13 @@
         </w:numPr>
         <w:ind w:left="845" w:leftChars="0" w:hanging="425" w:firstLineChars="0"/>
         <w:rPr>
-          <w:rFonts w:hint="default"/>
-          <w:lang w:val="en-US"/>
-        </w:rPr>
-      </w:pPr>
-      <w:r>
-        <w:rPr>
-          <w:rFonts w:hint="default"/>
+          <w:rFonts w:hint="default" w:ascii="Times New Roman" w:hAnsi="Times New Roman" w:cs="Times New Roman"/>
+          <w:lang w:val="en-US"/>
+        </w:rPr>
+      </w:pPr>
+      <w:r>
+        <w:rPr>
+          <w:rFonts w:hint="default" w:ascii="Times New Roman" w:hAnsi="Times New Roman" w:cs="Times New Roman"/>
           <w:lang w:val="en-US"/>
         </w:rPr>
         <w:t>Upsert(Update dữ liệu nếu tồn tại, insert nếu chưa tồn tại)</w:t>
@@ -1865,7 +2957,7 @@
         </w:numPr>
         <w:ind w:left="1265" w:leftChars="0" w:hanging="425" w:firstLineChars="0"/>
         <w:rPr>
-          <w:rFonts w:hint="default"/>
+          <w:rFonts w:hint="default" w:ascii="Times New Roman" w:hAnsi="Times New Roman" w:cs="Times New Roman"/>
           <w:i/>
           <w:iCs/>
           <w:color w:val="8FAADC" w:themeColor="accent5" w:themeTint="99"/>
@@ -1882,7 +2974,7 @@
       </w:pPr>
       <w:r>
         <w:rPr>
-          <w:rFonts w:hint="default"/>
+          <w:rFonts w:hint="default" w:ascii="Times New Roman" w:hAnsi="Times New Roman" w:cs="Times New Roman"/>
           <w:i/>
           <w:iCs/>
           <w:color w:val="8FAADC" w:themeColor="accent5" w:themeTint="99"/>
@@ -1907,15 +2999,15 @@
         </w:numPr>
         <w:ind w:left="1265" w:leftChars="0" w:hanging="425" w:firstLineChars="0"/>
         <w:rPr>
-          <w:rFonts w:hint="default"/>
-          <w:i/>
-          <w:iCs/>
-          <w:lang w:val="en-US"/>
-        </w:rPr>
-      </w:pPr>
-      <w:r>
-        <w:rPr>
-          <w:rFonts w:hint="default"/>
+          <w:rFonts w:hint="default" w:ascii="Times New Roman" w:hAnsi="Times New Roman" w:cs="Times New Roman"/>
+          <w:i/>
+          <w:iCs/>
+          <w:lang w:val="en-US"/>
+        </w:rPr>
+      </w:pPr>
+      <w:r>
+        <w:rPr>
+          <w:rFonts w:hint="default" w:ascii="Times New Roman" w:hAnsi="Times New Roman" w:cs="Times New Roman"/>
           <w:i/>
           <w:iCs/>
           <w:color w:val="8FAADC" w:themeColor="accent5" w:themeTint="99"/>
@@ -1933,7 +3025,7 @@
       </w:r>
       <w:r>
         <w:rPr>
-          <w:rFonts w:hint="default"/>
+          <w:rFonts w:hint="default" w:ascii="Times New Roman" w:hAnsi="Times New Roman" w:cs="Times New Roman"/>
           <w:i/>
           <w:iCs/>
           <w:lang w:val="en-US"/>
@@ -1949,13 +3041,13 @@
         </w:numPr>
         <w:ind w:left="845" w:leftChars="0" w:hanging="425" w:firstLineChars="0"/>
         <w:rPr>
-          <w:rFonts w:hint="default"/>
-          <w:lang w:val="en-US"/>
-        </w:rPr>
-      </w:pPr>
-      <w:r>
-        <w:rPr>
-          <w:rFonts w:hint="default"/>
+          <w:rFonts w:hint="default" w:ascii="Times New Roman" w:hAnsi="Times New Roman" w:cs="Times New Roman"/>
+          <w:lang w:val="en-US"/>
+        </w:rPr>
+      </w:pPr>
+      <w:r>
+        <w:rPr>
+          <w:rFonts w:hint="default" w:ascii="Times New Roman" w:hAnsi="Times New Roman" w:cs="Times New Roman"/>
           <w:lang w:val="en-US"/>
         </w:rPr>
         <w:t>Pagination(Phân trang)</w:t>
@@ -1969,7 +3061,7 @@
         </w:numPr>
         <w:ind w:left="1265" w:leftChars="0" w:hanging="425" w:firstLineChars="0"/>
         <w:rPr>
-          <w:rFonts w:hint="default"/>
+          <w:rFonts w:hint="default" w:ascii="Times New Roman" w:hAnsi="Times New Roman" w:cs="Times New Roman"/>
           <w:i/>
           <w:iCs/>
           <w:color w:val="8FAADC" w:themeColor="accent5" w:themeTint="99"/>
@@ -1986,7 +3078,7 @@
       </w:pPr>
       <w:r>
         <w:rPr>
-          <w:rFonts w:hint="default"/>
+          <w:rFonts w:hint="default" w:ascii="Times New Roman" w:hAnsi="Times New Roman" w:cs="Times New Roman"/>
           <w:i/>
           <w:iCs/>
           <w:color w:val="8FAADC" w:themeColor="accent5" w:themeTint="99"/>
@@ -2011,7 +3103,7 @@
         </w:numPr>
         <w:ind w:left="1265" w:leftChars="0" w:hanging="425" w:firstLineChars="0"/>
         <w:rPr>
-          <w:rFonts w:hint="default"/>
+          <w:rFonts w:hint="default" w:ascii="Times New Roman" w:hAnsi="Times New Roman" w:cs="Times New Roman"/>
           <w:i/>
           <w:iCs/>
           <w:color w:val="8FAADC" w:themeColor="accent5" w:themeTint="99"/>
@@ -2028,7 +3120,7 @@
       </w:pPr>
       <w:r>
         <w:rPr>
-          <w:rFonts w:hint="default"/>
+          <w:rFonts w:hint="default" w:ascii="Times New Roman" w:hAnsi="Times New Roman" w:cs="Times New Roman"/>
           <w:i/>
           <w:iCs/>
           <w:color w:val="8FAADC" w:themeColor="accent5" w:themeTint="99"/>
@@ -2053,7 +3145,7 @@
         </w:numPr>
         <w:ind w:left="1265" w:leftChars="0" w:hanging="425" w:firstLineChars="0"/>
         <w:rPr>
-          <w:rFonts w:hint="default"/>
+          <w:rFonts w:hint="default" w:ascii="Times New Roman" w:hAnsi="Times New Roman" w:cs="Times New Roman"/>
           <w:i/>
           <w:iCs/>
           <w:color w:val="8FAADC" w:themeColor="accent5" w:themeTint="99"/>
@@ -2070,7 +3162,7 @@
       </w:pPr>
       <w:r>
         <w:rPr>
-          <w:rFonts w:hint="default"/>
+          <w:rFonts w:hint="default" w:ascii="Times New Roman" w:hAnsi="Times New Roman" w:cs="Times New Roman"/>
           <w:i/>
           <w:iCs/>
           <w:color w:val="8FAADC" w:themeColor="accent5" w:themeTint="99"/>
@@ -2095,13 +3187,13 @@
         </w:numPr>
         <w:ind w:left="845" w:leftChars="0" w:hanging="425" w:firstLineChars="0"/>
         <w:rPr>
-          <w:rFonts w:hint="default"/>
-          <w:lang w:val="en-US"/>
-        </w:rPr>
-      </w:pPr>
-      <w:r>
-        <w:rPr>
-          <w:rFonts w:hint="default"/>
+          <w:rFonts w:hint="default" w:ascii="Times New Roman" w:hAnsi="Times New Roman" w:cs="Times New Roman"/>
+          <w:lang w:val="en-US"/>
+        </w:rPr>
+      </w:pPr>
+      <w:r>
+        <w:rPr>
+          <w:rFonts w:hint="default" w:ascii="Times New Roman" w:hAnsi="Times New Roman" w:cs="Times New Roman"/>
           <w:lang w:val="en-US"/>
         </w:rPr>
         <w:t>Push (thêm một item vào array)</w:t>
@@ -2115,7 +3207,7 @@
         </w:numPr>
         <w:ind w:left="1265" w:leftChars="0" w:hanging="425" w:firstLineChars="0"/>
         <w:rPr>
-          <w:rFonts w:hint="default"/>
+          <w:rFonts w:hint="default" w:ascii="Times New Roman" w:hAnsi="Times New Roman" w:cs="Times New Roman"/>
           <w:i/>
           <w:iCs/>
           <w:color w:val="8FAADC" w:themeColor="accent5" w:themeTint="99"/>
@@ -2132,7 +3224,7 @@
       </w:pPr>
       <w:r>
         <w:rPr>
-          <w:rFonts w:hint="default"/>
+          <w:rFonts w:hint="default" w:ascii="Times New Roman" w:hAnsi="Times New Roman" w:cs="Times New Roman"/>
           <w:i/>
           <w:iCs/>
           <w:color w:val="8FAADC" w:themeColor="accent5" w:themeTint="99"/>
@@ -2157,7 +3249,7 @@
         </w:numPr>
         <w:ind w:left="1265" w:leftChars="0" w:hanging="425" w:firstLineChars="0"/>
         <w:rPr>
-          <w:rFonts w:hint="default"/>
+          <w:rFonts w:hint="default" w:ascii="Times New Roman" w:hAnsi="Times New Roman" w:cs="Times New Roman"/>
           <w:i/>
           <w:iCs/>
           <w:color w:val="8FAADC" w:themeColor="accent5" w:themeTint="99"/>
@@ -2174,7 +3266,7 @@
       </w:pPr>
       <w:r>
         <w:rPr>
-          <w:rFonts w:hint="default"/>
+          <w:rFonts w:hint="default" w:ascii="Times New Roman" w:hAnsi="Times New Roman" w:cs="Times New Roman"/>
           <w:i/>
           <w:iCs/>
           <w:color w:val="8FAADC" w:themeColor="accent5" w:themeTint="99"/>
@@ -2199,13 +3291,13 @@
         </w:numPr>
         <w:ind w:left="845" w:leftChars="0" w:hanging="425" w:firstLineChars="0"/>
         <w:rPr>
-          <w:rFonts w:hint="default"/>
-          <w:lang w:val="en-US"/>
-        </w:rPr>
-      </w:pPr>
-      <w:r>
-        <w:rPr>
-          <w:rFonts w:hint="default"/>
+          <w:rFonts w:hint="default" w:ascii="Times New Roman" w:hAnsi="Times New Roman" w:cs="Times New Roman"/>
+          <w:lang w:val="en-US"/>
+        </w:rPr>
+      </w:pPr>
+      <w:r>
+        <w:rPr>
+          <w:rFonts w:hint="default" w:ascii="Times New Roman" w:hAnsi="Times New Roman" w:cs="Times New Roman"/>
           <w:lang w:val="en-US"/>
         </w:rPr>
         <w:t>Pull(Xóa 1 items trong array)</w:t>
@@ -2219,7 +3311,7 @@
         </w:numPr>
         <w:ind w:left="1265" w:leftChars="0" w:hanging="425" w:firstLineChars="0"/>
         <w:rPr>
-          <w:rFonts w:hint="default"/>
+          <w:rFonts w:hint="default" w:ascii="Times New Roman" w:hAnsi="Times New Roman" w:cs="Times New Roman"/>
           <w:i/>
           <w:iCs/>
           <w:color w:val="8FAADC" w:themeColor="accent5" w:themeTint="99"/>
@@ -2236,7 +3328,7 @@
       </w:pPr>
       <w:r>
         <w:rPr>
-          <w:rFonts w:hint="default"/>
+          <w:rFonts w:hint="default" w:ascii="Times New Roman" w:hAnsi="Times New Roman" w:cs="Times New Roman"/>
           <w:i/>
           <w:iCs/>
           <w:color w:val="8FAADC" w:themeColor="accent5" w:themeTint="99"/>
@@ -2261,7 +3353,7 @@
         </w:numPr>
         <w:ind w:left="1265" w:leftChars="0" w:hanging="425" w:firstLineChars="0"/>
         <w:rPr>
-          <w:rFonts w:hint="default"/>
+          <w:rFonts w:hint="default" w:ascii="Times New Roman" w:hAnsi="Times New Roman" w:cs="Times New Roman"/>
           <w:i/>
           <w:iCs/>
           <w:color w:val="8FAADC" w:themeColor="accent5" w:themeTint="99"/>
@@ -2278,7 +3370,7 @@
       </w:pPr>
       <w:r>
         <w:rPr>
-          <w:rFonts w:hint="default"/>
+          <w:rFonts w:hint="default" w:ascii="Times New Roman" w:hAnsi="Times New Roman" w:cs="Times New Roman"/>
           <w:i/>
           <w:iCs/>
           <w:color w:val="8FAADC" w:themeColor="accent5" w:themeTint="99"/>
@@ -2303,13 +3395,13 @@
         </w:numPr>
         <w:ind w:left="845" w:leftChars="0" w:hanging="425" w:firstLineChars="0"/>
         <w:rPr>
-          <w:rFonts w:hint="default"/>
-          <w:lang w:val="en-US"/>
-        </w:rPr>
-      </w:pPr>
-      <w:r>
-        <w:rPr>
-          <w:rFonts w:hint="default"/>
+          <w:rFonts w:hint="default" w:ascii="Times New Roman" w:hAnsi="Times New Roman" w:cs="Times New Roman"/>
+          <w:lang w:val="en-US"/>
+        </w:rPr>
+      </w:pPr>
+      <w:r>
+        <w:rPr>
+          <w:rFonts w:hint="default" w:ascii="Times New Roman" w:hAnsi="Times New Roman" w:cs="Times New Roman"/>
           <w:lang w:val="en-US"/>
         </w:rPr>
         <w:t>Unset(Xóa một item trong document)</w:t>
@@ -2323,7 +3415,7 @@
         </w:numPr>
         <w:ind w:left="1265" w:leftChars="0" w:hanging="425" w:firstLineChars="0"/>
         <w:rPr>
-          <w:rFonts w:hint="default"/>
+          <w:rFonts w:hint="default" w:ascii="Times New Roman" w:hAnsi="Times New Roman" w:cs="Times New Roman"/>
           <w:i/>
           <w:iCs/>
           <w:color w:val="8FAADC" w:themeColor="accent5" w:themeTint="99"/>
@@ -2340,7 +3432,7 @@
       </w:pPr>
       <w:r>
         <w:rPr>
-          <w:rFonts w:hint="default"/>
+          <w:rFonts w:hint="default" w:ascii="Times New Roman" w:hAnsi="Times New Roman" w:cs="Times New Roman"/>
           <w:i/>
           <w:iCs/>
           <w:color w:val="8FAADC" w:themeColor="accent5" w:themeTint="99"/>
@@ -2365,13 +3457,13 @@
         </w:numPr>
         <w:ind w:left="845" w:leftChars="0" w:hanging="425" w:firstLineChars="0"/>
         <w:rPr>
-          <w:rFonts w:hint="default"/>
-          <w:lang w:val="en-US"/>
-        </w:rPr>
-      </w:pPr>
-      <w:r>
-        <w:rPr>
-          <w:rFonts w:hint="default"/>
+          <w:rFonts w:hint="default" w:ascii="Times New Roman" w:hAnsi="Times New Roman" w:cs="Times New Roman"/>
+          <w:lang w:val="en-US"/>
+        </w:rPr>
+      </w:pPr>
+      <w:r>
+        <w:rPr>
+          <w:rFonts w:hint="default" w:ascii="Times New Roman" w:hAnsi="Times New Roman" w:cs="Times New Roman"/>
           <w:lang w:val="en-US"/>
         </w:rPr>
         <w:t>Near(Truy vấn không gian địa lý)</w:t>
@@ -2385,7 +3477,7 @@
         </w:numPr>
         <w:ind w:left="1265" w:leftChars="0" w:hanging="425" w:firstLineChars="0"/>
         <w:rPr>
-          <w:rFonts w:hint="default"/>
+          <w:rFonts w:hint="default" w:ascii="Times New Roman" w:hAnsi="Times New Roman" w:cs="Times New Roman"/>
           <w:i/>
           <w:iCs/>
           <w:color w:val="8FAADC" w:themeColor="accent5" w:themeTint="99"/>
@@ -2402,7 +3494,7 @@
       </w:pPr>
       <w:r>
         <w:rPr>
-          <w:rFonts w:hint="default"/>
+          <w:rFonts w:hint="default" w:ascii="Times New Roman" w:hAnsi="Times New Roman" w:cs="Times New Roman"/>
           <w:i/>
           <w:iCs/>
           <w:color w:val="8FAADC" w:themeColor="accent5" w:themeTint="99"/>
@@ -2427,7 +3519,7 @@
         </w:numPr>
         <w:ind w:left="1265" w:leftChars="0" w:hanging="425" w:firstLineChars="0"/>
         <w:rPr>
-          <w:rFonts w:hint="default"/>
+          <w:rFonts w:hint="default" w:ascii="Times New Roman" w:hAnsi="Times New Roman" w:cs="Times New Roman"/>
           <w:i/>
           <w:iCs/>
           <w:color w:val="8FAADC" w:themeColor="accent5" w:themeTint="99"/>
@@ -2444,7 +3536,7 @@
       </w:pPr>
       <w:r>
         <w:rPr>
-          <w:rFonts w:hint="default"/>
+          <w:rFonts w:hint="default" w:ascii="Times New Roman" w:hAnsi="Times New Roman" w:cs="Times New Roman"/>
           <w:i/>
           <w:iCs/>
           <w:color w:val="8FAADC" w:themeColor="accent5" w:themeTint="99"/>
@@ -2469,7 +3561,7 @@
         </w:numPr>
         <w:ind w:left="1265" w:leftChars="0" w:hanging="425" w:firstLineChars="0"/>
         <w:rPr>
-          <w:rFonts w:hint="default"/>
+          <w:rFonts w:hint="default" w:ascii="Times New Roman" w:hAnsi="Times New Roman" w:cs="Times New Roman"/>
           <w:i/>
           <w:iCs/>
           <w:color w:val="8FAADC" w:themeColor="accent5" w:themeTint="99"/>
@@ -2486,7 +3578,7 @@
       </w:pPr>
       <w:r>
         <w:rPr>
-          <w:rFonts w:hint="default"/>
+          <w:rFonts w:hint="default" w:ascii="Times New Roman" w:hAnsi="Times New Roman" w:cs="Times New Roman"/>
           <w:i/>
           <w:iCs/>
           <w:color w:val="8FAADC" w:themeColor="accent5" w:themeTint="99"/>
@@ -2511,7 +3603,7 @@
         </w:numPr>
         <w:ind w:left="1265" w:leftChars="0" w:hanging="425" w:firstLineChars="0"/>
         <w:rPr>
-          <w:rFonts w:hint="default"/>
+          <w:rFonts w:hint="default" w:ascii="Times New Roman" w:hAnsi="Times New Roman" w:cs="Times New Roman"/>
           <w:i/>
           <w:iCs/>
           <w:color w:val="8FAADC" w:themeColor="accent5" w:themeTint="99"/>
@@ -2528,7 +3620,7 @@
       </w:pPr>
       <w:r>
         <w:rPr>
-          <w:rFonts w:hint="default"/>
+          <w:rFonts w:hint="default" w:ascii="Times New Roman" w:hAnsi="Times New Roman" w:cs="Times New Roman"/>
           <w:i/>
           <w:iCs/>
           <w:color w:val="8FAADC" w:themeColor="accent5" w:themeTint="99"/>
@@ -2553,7 +3645,7 @@
         </w:numPr>
         <w:ind w:left="1265" w:leftChars="0" w:hanging="425" w:firstLineChars="0"/>
         <w:rPr>
-          <w:rFonts w:hint="default"/>
+          <w:rFonts w:hint="default" w:ascii="Times New Roman" w:hAnsi="Times New Roman" w:cs="Times New Roman"/>
           <w:i/>
           <w:iCs/>
           <w:color w:val="8FAADC" w:themeColor="accent5" w:themeTint="99"/>
@@ -2570,7 +3662,7 @@
       </w:pPr>
       <w:r>
         <w:rPr>
-          <w:rFonts w:hint="default"/>
+          <w:rFonts w:hint="default" w:ascii="Times New Roman" w:hAnsi="Times New Roman" w:cs="Times New Roman"/>
           <w:i/>
           <w:iCs/>
           <w:color w:val="8FAADC" w:themeColor="accent5" w:themeTint="99"/>
@@ -2595,7 +3687,7 @@
         </w:numPr>
         <w:ind w:left="1265" w:leftChars="0" w:hanging="425" w:firstLineChars="0"/>
         <w:rPr>
-          <w:rFonts w:hint="default"/>
+          <w:rFonts w:hint="default" w:ascii="Times New Roman" w:hAnsi="Times New Roman" w:cs="Times New Roman"/>
           <w:i/>
           <w:iCs/>
           <w:color w:val="8FAADC" w:themeColor="accent5" w:themeTint="99"/>
@@ -2612,7 +3704,7 @@
       </w:pPr>
       <w:r>
         <w:rPr>
-          <w:rFonts w:hint="default"/>
+          <w:rFonts w:hint="default" w:ascii="Times New Roman" w:hAnsi="Times New Roman" w:cs="Times New Roman"/>
           <w:i/>
           <w:iCs/>
           <w:color w:val="8FAADC" w:themeColor="accent5" w:themeTint="99"/>
@@ -2637,7 +3729,7 @@
         </w:numPr>
         <w:ind w:left="1265" w:leftChars="0" w:hanging="425" w:firstLineChars="0"/>
         <w:rPr>
-          <w:rFonts w:hint="default"/>
+          <w:rFonts w:hint="default" w:ascii="Times New Roman" w:hAnsi="Times New Roman" w:cs="Times New Roman"/>
           <w:i/>
           <w:iCs/>
           <w:color w:val="8FAADC" w:themeColor="accent5" w:themeTint="99"/>
@@ -2654,7 +3746,7 @@
       </w:pPr>
       <w:r>
         <w:rPr>
-          <w:rFonts w:hint="default"/>
+          <w:rFonts w:hint="default" w:ascii="Times New Roman" w:hAnsi="Times New Roman" w:cs="Times New Roman"/>
           <w:i/>
           <w:iCs/>
           <w:color w:val="8FAADC" w:themeColor="accent5" w:themeTint="99"/>
@@ -2679,7 +3771,7 @@
         </w:numPr>
         <w:ind w:left="1265" w:leftChars="0" w:hanging="425" w:firstLineChars="0"/>
         <w:rPr>
-          <w:rFonts w:hint="default"/>
+          <w:rFonts w:hint="default" w:ascii="Times New Roman" w:hAnsi="Times New Roman" w:cs="Times New Roman"/>
           <w:i/>
           <w:iCs/>
           <w:color w:val="8FAADC" w:themeColor="accent5" w:themeTint="99"/>
@@ -2696,7 +3788,7 @@
       </w:pPr>
       <w:r>
         <w:rPr>
-          <w:rFonts w:hint="default"/>
+          <w:rFonts w:hint="default" w:ascii="Times New Roman" w:hAnsi="Times New Roman" w:cs="Times New Roman"/>
           <w:i/>
           <w:iCs/>
           <w:color w:val="8FAADC" w:themeColor="accent5" w:themeTint="99"/>
@@ -2721,7 +3813,7 @@
         </w:numPr>
         <w:ind w:left="1265" w:leftChars="0" w:hanging="425" w:firstLineChars="0"/>
         <w:rPr>
-          <w:rFonts w:hint="default"/>
+          <w:rFonts w:hint="default" w:ascii="Times New Roman" w:hAnsi="Times New Roman" w:cs="Times New Roman"/>
           <w:i/>
           <w:iCs/>
           <w:color w:val="8FAADC" w:themeColor="accent5" w:themeTint="99"/>
@@ -2738,7 +3830,7 @@
       </w:pPr>
       <w:r>
         <w:rPr>
-          <w:rFonts w:hint="default"/>
+          <w:rFonts w:hint="default" w:ascii="Times New Roman" w:hAnsi="Times New Roman" w:cs="Times New Roman"/>
           <w:i/>
           <w:iCs/>
           <w:color w:val="8FAADC" w:themeColor="accent5" w:themeTint="99"/>
@@ -2763,7 +3855,7 @@
         </w:numPr>
         <w:ind w:left="1265" w:leftChars="0" w:hanging="425" w:firstLineChars="0"/>
         <w:rPr>
-          <w:rFonts w:hint="default"/>
+          <w:rFonts w:hint="default" w:ascii="Times New Roman" w:hAnsi="Times New Roman" w:cs="Times New Roman"/>
           <w:i/>
           <w:iCs/>
           <w:color w:val="8FAADC" w:themeColor="accent5" w:themeTint="99"/>
@@ -2780,7 +3872,7 @@
       </w:pPr>
       <w:r>
         <w:rPr>
-          <w:rFonts w:hint="default"/>
+          <w:rFonts w:hint="default" w:ascii="Times New Roman" w:hAnsi="Times New Roman" w:cs="Times New Roman"/>
           <w:i/>
           <w:iCs/>
           <w:color w:val="8FAADC" w:themeColor="accent5" w:themeTint="99"/>
@@ -2805,15 +3897,15 @@
         </w:numPr>
         <w:ind w:left="845" w:leftChars="0" w:hanging="425" w:firstLineChars="0"/>
         <w:rPr>
-          <w:rFonts w:hint="default"/>
-          <w:i/>
-          <w:iCs/>
-          <w:lang w:val="en-US"/>
-        </w:rPr>
-      </w:pPr>
-      <w:r>
-        <w:rPr>
-          <w:rFonts w:hint="default"/>
+          <w:rFonts w:hint="default" w:ascii="Times New Roman" w:hAnsi="Times New Roman" w:cs="Times New Roman"/>
+          <w:i/>
+          <w:iCs/>
+          <w:lang w:val="en-US"/>
+        </w:rPr>
+      </w:pPr>
+      <w:r>
+        <w:rPr>
+          <w:rFonts w:hint="default" w:ascii="Times New Roman" w:hAnsi="Times New Roman" w:cs="Times New Roman"/>
           <w:i/>
           <w:iCs/>
           <w:lang w:val="en-US"/>
@@ -2822,7 +3914,7 @@
       </w:r>
       <w:r>
         <w:rPr>
-          <w:rFonts w:hint="default"/>
+          <w:rFonts w:hint="default" w:ascii="Times New Roman" w:hAnsi="Times New Roman" w:cs="Times New Roman"/>
           <w:i w:val="0"/>
           <w:iCs w:val="0"/>
           <w:lang w:val="en-US"/>
@@ -2838,7 +3930,7 @@
         </w:numPr>
         <w:ind w:left="1265" w:leftChars="0" w:hanging="425" w:firstLineChars="0"/>
         <w:rPr>
-          <w:rFonts w:hint="default"/>
+          <w:rFonts w:hint="default" w:ascii="Times New Roman" w:hAnsi="Times New Roman" w:cs="Times New Roman"/>
           <w:i/>
           <w:iCs/>
           <w:color w:val="8FAADC" w:themeColor="accent5" w:themeTint="99"/>
@@ -2855,7 +3947,7 @@
       </w:pPr>
       <w:r>
         <w:rPr>
-          <w:rFonts w:hint="default"/>
+          <w:rFonts w:hint="default" w:ascii="Times New Roman" w:hAnsi="Times New Roman" w:cs="Times New Roman"/>
           <w:i/>
           <w:iCs/>
           <w:color w:val="8FAADC" w:themeColor="accent5" w:themeTint="99"/>
@@ -2880,7 +3972,7 @@
         </w:numPr>
         <w:ind w:left="845" w:leftChars="0" w:hanging="425" w:firstLineChars="0"/>
         <w:rPr>
-          <w:rFonts w:hint="default"/>
+          <w:rFonts w:hint="default" w:ascii="Times New Roman" w:hAnsi="Times New Roman" w:cs="Times New Roman"/>
           <w:i w:val="0"/>
           <w:iCs w:val="0"/>
           <w:lang w:val="en-US"/>
@@ -2888,7 +3980,7 @@
       </w:pPr>
       <w:r>
         <w:rPr>
-          <w:rFonts w:hint="default"/>
+          <w:rFonts w:hint="default" w:ascii="Times New Roman" w:hAnsi="Times New Roman" w:cs="Times New Roman"/>
           <w:i w:val="0"/>
           <w:iCs w:val="0"/>
           <w:lang w:val="en-US"/>
@@ -2904,7 +3996,7 @@
         </w:numPr>
         <w:ind w:left="1265" w:leftChars="0" w:hanging="425" w:firstLineChars="0"/>
         <w:rPr>
-          <w:rFonts w:hint="default"/>
+          <w:rFonts w:hint="default" w:ascii="Times New Roman" w:hAnsi="Times New Roman" w:cs="Times New Roman"/>
           <w:i/>
           <w:iCs/>
           <w:color w:val="8FAADC" w:themeColor="accent5" w:themeTint="99"/>
@@ -2921,7 +4013,7 @@
       </w:pPr>
       <w:r>
         <w:rPr>
-          <w:rFonts w:hint="default"/>
+          <w:rFonts w:hint="default" w:ascii="Times New Roman" w:hAnsi="Times New Roman" w:cs="Times New Roman"/>
           <w:i/>
           <w:iCs/>
           <w:color w:val="8FAADC" w:themeColor="accent5" w:themeTint="99"/>
@@ -2946,15 +4038,15 @@
         </w:numPr>
         <w:ind w:left="845" w:leftChars="0" w:hanging="425" w:firstLineChars="0"/>
         <w:rPr>
-          <w:rFonts w:hint="default"/>
-          <w:i/>
-          <w:iCs/>
-          <w:lang w:val="en-US"/>
-        </w:rPr>
-      </w:pPr>
-      <w:r>
-        <w:rPr>
-          <w:rFonts w:hint="default"/>
+          <w:rFonts w:hint="default" w:ascii="Times New Roman" w:hAnsi="Times New Roman" w:cs="Times New Roman"/>
+          <w:i/>
+          <w:iCs/>
+          <w:lang w:val="en-US"/>
+        </w:rPr>
+      </w:pPr>
+      <w:r>
+        <w:rPr>
+          <w:rFonts w:hint="default" w:ascii="Times New Roman" w:hAnsi="Times New Roman" w:cs="Times New Roman"/>
           <w:i w:val="0"/>
           <w:iCs w:val="0"/>
           <w:lang w:val="en-US"/>
@@ -2970,7 +4062,7 @@
         </w:numPr>
         <w:ind w:left="1265" w:leftChars="0" w:hanging="425" w:firstLineChars="0"/>
         <w:rPr>
-          <w:rFonts w:hint="default"/>
+          <w:rFonts w:hint="default" w:ascii="Times New Roman" w:hAnsi="Times New Roman" w:cs="Times New Roman"/>
           <w:i/>
           <w:iCs/>
           <w:color w:val="8FAADC" w:themeColor="accent5" w:themeTint="99"/>
@@ -2987,7 +4079,7 @@
       </w:pPr>
       <w:r>
         <w:rPr>
-          <w:rFonts w:hint="default"/>
+          <w:rFonts w:hint="default" w:ascii="Times New Roman" w:hAnsi="Times New Roman" w:cs="Times New Roman"/>
           <w:i/>
           <w:iCs/>
           <w:color w:val="8FAADC" w:themeColor="accent5" w:themeTint="99"/>
@@ -3012,15 +4104,15 @@
         </w:numPr>
         <w:ind w:left="845" w:leftChars="0" w:hanging="425" w:firstLineChars="0"/>
         <w:rPr>
-          <w:rFonts w:hint="default"/>
-          <w:i/>
-          <w:iCs/>
-          <w:lang w:val="en-US"/>
-        </w:rPr>
-      </w:pPr>
-      <w:r>
-        <w:rPr>
-          <w:rFonts w:hint="default"/>
+          <w:rFonts w:hint="default" w:ascii="Times New Roman" w:hAnsi="Times New Roman" w:cs="Times New Roman"/>
+          <w:i/>
+          <w:iCs/>
+          <w:lang w:val="en-US"/>
+        </w:rPr>
+      </w:pPr>
+      <w:r>
+        <w:rPr>
+          <w:rFonts w:hint="default" w:ascii="Times New Roman" w:hAnsi="Times New Roman" w:cs="Times New Roman"/>
           <w:i w:val="0"/>
           <w:iCs w:val="0"/>
           <w:lang w:val="en-US"/>
@@ -3036,7 +4128,7 @@
         </w:numPr>
         <w:ind w:left="1265" w:leftChars="0" w:hanging="425" w:firstLineChars="0"/>
         <w:rPr>
-          <w:rFonts w:hint="default"/>
+          <w:rFonts w:hint="default" w:ascii="Times New Roman" w:hAnsi="Times New Roman" w:cs="Times New Roman"/>
           <w:i/>
           <w:iCs/>
           <w:color w:val="8FAADC" w:themeColor="accent5" w:themeTint="99"/>
@@ -3053,7 +4145,7 @@
       </w:pPr>
       <w:r>
         <w:rPr>
-          <w:rFonts w:hint="default"/>
+          <w:rFonts w:hint="default" w:ascii="Times New Roman" w:hAnsi="Times New Roman" w:cs="Times New Roman"/>
           <w:i/>
           <w:iCs/>
           <w:color w:val="8FAADC" w:themeColor="accent5" w:themeTint="99"/>
@@ -3078,7 +4170,7 @@
         </w:numPr>
         <w:ind w:left="1265" w:leftChars="0" w:hanging="425" w:firstLineChars="0"/>
         <w:rPr>
-          <w:rFonts w:hint="default"/>
+          <w:rFonts w:hint="default" w:ascii="Times New Roman" w:hAnsi="Times New Roman" w:cs="Times New Roman"/>
           <w:i/>
           <w:iCs/>
           <w:color w:val="8FAADC" w:themeColor="accent5" w:themeTint="99"/>
@@ -3095,7 +4187,7 @@
       </w:pPr>
       <w:r>
         <w:rPr>
-          <w:rFonts w:hint="default"/>
+          <w:rFonts w:hint="default" w:ascii="Times New Roman" w:hAnsi="Times New Roman" w:cs="Times New Roman"/>
           <w:i/>
           <w:iCs/>
           <w:color w:val="8FAADC" w:themeColor="accent5" w:themeTint="99"/>
@@ -3120,15 +4212,15 @@
         </w:numPr>
         <w:ind w:left="845" w:leftChars="0" w:hanging="425" w:firstLineChars="0"/>
         <w:rPr>
-          <w:rFonts w:hint="default"/>
-          <w:i/>
-          <w:iCs/>
-          <w:lang w:val="en-US"/>
-        </w:rPr>
-      </w:pPr>
-      <w:r>
-        <w:rPr>
-          <w:rFonts w:hint="default"/>
+          <w:rFonts w:hint="default" w:ascii="Times New Roman" w:hAnsi="Times New Roman" w:cs="Times New Roman"/>
+          <w:i/>
+          <w:iCs/>
+          <w:lang w:val="en-US"/>
+        </w:rPr>
+      </w:pPr>
+      <w:r>
+        <w:rPr>
+          <w:rFonts w:hint="default" w:ascii="Times New Roman" w:hAnsi="Times New Roman" w:cs="Times New Roman"/>
           <w:i w:val="0"/>
           <w:iCs w:val="0"/>
           <w:lang w:val="en-US"/>
@@ -3144,7 +4236,7 @@
         </w:numPr>
         <w:ind w:left="1265" w:leftChars="0" w:hanging="425" w:firstLineChars="0"/>
         <w:rPr>
-          <w:rFonts w:hint="default"/>
+          <w:rFonts w:hint="default" w:ascii="Times New Roman" w:hAnsi="Times New Roman" w:cs="Times New Roman"/>
           <w:i/>
           <w:iCs/>
           <w:color w:val="8FAADC" w:themeColor="accent5" w:themeTint="99"/>
@@ -3161,7 +4253,7 @@
       </w:pPr>
       <w:r>
         <w:rPr>
-          <w:rFonts w:hint="default"/>
+          <w:rFonts w:hint="default" w:ascii="Times New Roman" w:hAnsi="Times New Roman" w:cs="Times New Roman"/>
           <w:i/>
           <w:iCs/>
           <w:color w:val="8FAADC" w:themeColor="accent5" w:themeTint="99"/>
@@ -3186,15 +4278,15 @@
         </w:numPr>
         <w:ind w:left="425" w:leftChars="0" w:hanging="425" w:firstLineChars="0"/>
         <w:rPr>
-          <w:rFonts w:hint="default"/>
-          <w:i/>
-          <w:iCs/>
-          <w:lang w:val="en-US"/>
-        </w:rPr>
-      </w:pPr>
-      <w:r>
-        <w:rPr>
-          <w:rFonts w:hint="default"/>
+          <w:rFonts w:hint="default" w:ascii="Times New Roman" w:hAnsi="Times New Roman" w:cs="Times New Roman"/>
+          <w:i/>
+          <w:iCs/>
+          <w:lang w:val="en-US"/>
+        </w:rPr>
+      </w:pPr>
+      <w:r>
+        <w:rPr>
+          <w:rFonts w:hint="default" w:ascii="Times New Roman" w:hAnsi="Times New Roman" w:cs="Times New Roman"/>
           <w:i w:val="0"/>
           <w:iCs w:val="0"/>
           <w:lang w:val="en-US"/>
@@ -3208,30 +4300,258 @@
           <w:ilvl w:val="1"/>
           <w:numId w:val="4"/>
         </w:numPr>
-        <w:ind w:left="845" w:leftChars="0" w:hanging="425" w:firstLineChars="0"/>
-        <w:jc w:val="left"/>
-        <w:rPr>
-          <w:rFonts w:hint="default"/>
+        <w:ind w:left="840" w:leftChars="0" w:hanging="420" w:firstLineChars="0"/>
+        <w:rPr>
+          <w:rFonts w:hint="default" w:ascii="Times New Roman" w:hAnsi="Times New Roman" w:cs="Times New Roman"/>
+          <w:i/>
+          <w:iCs/>
+          <w:lang w:val="en-US"/>
+        </w:rPr>
+      </w:pPr>
+      <w:r>
+        <w:rPr>
+          <w:rFonts w:hint="default" w:ascii="Times New Roman" w:hAnsi="Times New Roman" w:cs="Times New Roman"/>
+          <w:i w:val="0"/>
+          <w:iCs w:val="0"/>
+          <w:lang w:val="en-US"/>
+        </w:rPr>
+        <w:t>Giới thiệu</w:t>
+      </w:r>
+    </w:p>
+    <w:p>
+      <w:pPr>
+        <w:numPr>
+          <w:ilvl w:val="2"/>
+          <w:numId w:val="4"/>
+        </w:numPr>
+        <w:ind w:left="1260" w:leftChars="0" w:hanging="420" w:firstLineChars="0"/>
+        <w:rPr>
+          <w:rFonts w:hint="default" w:ascii="Times New Roman" w:hAnsi="Times New Roman" w:cs="Times New Roman"/>
+          <w:i/>
+          <w:iCs/>
+          <w:lang w:val="en-US"/>
+        </w:rPr>
+      </w:pPr>
+      <w:r>
+        <w:rPr>
+          <w:rFonts w:hint="default" w:ascii="Times New Roman" w:hAnsi="Times New Roman" w:cs="Times New Roman"/>
           <w:b/>
           <w:bCs/>
-          <w:i/>
-          <w:iCs/>
-          <w:lang w:val="en-US"/>
-        </w:rPr>
-      </w:pPr>
-      <w:r>
-        <w:rPr>
-          <w:rFonts w:hint="default"/>
           <w:i w:val="0"/>
           <w:iCs w:val="0"/>
           <w:lang w:val="en-US"/>
         </w:rPr>
-        <w:t>Ngôn ngữ truy vấn</w:t>
+        <w:t xml:space="preserve">MySQL </w:t>
+      </w:r>
+      <w:r>
+        <w:rPr>
+          <w:rFonts w:hint="default" w:ascii="Times New Roman" w:hAnsi="Times New Roman" w:cs="Times New Roman"/>
+          <w:i w:val="0"/>
+          <w:iCs w:val="0"/>
+          <w:lang w:val="en-US"/>
+        </w:rPr>
+        <w:t>là một hệ thống quản lý cơ sở dữ liệu quan hệ mã nguồn mở (RDBMS) đầy đủ tính năng, ban đầu được xây dựng bởi MySQL AB và hiện đang thuộc sở hữu của Tập đoàn Oracle. Nó Lưu trữ dữ liệu trong các bảng cái mà được nhóm vào cơ sở dữ liệu, sử dụng Ngôn ngữ truy vấn có cấu trúc (SQL) để truy cập dữ liệu và các lệnh như ‘SELECT’, UPDATE’, ‘INSERT’ và ‘DELETE’để quản lý .Các thông tin liên quan có thể lưu trữ ở bảng khác.</w:t>
+      </w:r>
+    </w:p>
+    <w:p>
+      <w:pPr>
+        <w:numPr>
+          <w:ilvl w:val="0"/>
+          <w:numId w:val="0"/>
+        </w:numPr>
+        <w:ind w:left="840" w:leftChars="0"/>
+        <w:rPr>
+          <w:rFonts w:hint="default" w:ascii="Times New Roman" w:hAnsi="Times New Roman" w:cs="Times New Roman"/>
+          <w:i/>
+          <w:iCs/>
+          <w:lang w:val="en-US"/>
+        </w:rPr>
+      </w:pPr>
+    </w:p>
+    <w:p>
+      <w:pPr>
+        <w:numPr>
+          <w:ilvl w:val="2"/>
+          <w:numId w:val="4"/>
+        </w:numPr>
+        <w:ind w:left="1260" w:leftChars="0" w:hanging="420" w:firstLineChars="0"/>
+        <w:rPr>
+          <w:rFonts w:hint="default" w:ascii="Times New Roman" w:hAnsi="Times New Roman" w:cs="Times New Roman"/>
+          <w:i/>
+          <w:iCs/>
+          <w:lang w:val="en-US"/>
+        </w:rPr>
+      </w:pPr>
+      <w:r>
+        <w:rPr>
+          <w:rFonts w:hint="default" w:ascii="Times New Roman" w:hAnsi="Times New Roman" w:cs="Times New Roman"/>
+          <w:b/>
+          <w:bCs/>
+          <w:i/>
+          <w:iCs/>
+          <w:lang w:val="en-US"/>
+        </w:rPr>
+        <w:t>NoSQL</w:t>
+      </w:r>
+      <w:r>
+        <w:rPr>
+          <w:rFonts w:hint="default" w:ascii="Times New Roman" w:hAnsi="Times New Roman" w:cs="Times New Roman"/>
+          <w:i/>
+          <w:iCs/>
+          <w:lang w:val="en-US"/>
+        </w:rPr>
+        <w:t xml:space="preserve"> là 1 dạng CSDL mã nguồn mở và được viết tắt bởi: Non-Relational SQL hay có nơi thường gọi là Not-Only SQL. NoSQL được phát triển trên Javascript Framework với kiểu dữ liệu là JSON và dạng dữ liệu theo kiểu key và value</w:t>
+      </w:r>
+    </w:p>
+    <w:p>
+      <w:pPr>
+        <w:numPr>
+          <w:ilvl w:val="0"/>
+          <w:numId w:val="0"/>
+        </w:numPr>
+        <w:ind w:left="840" w:leftChars="0"/>
+        <w:rPr>
+          <w:rFonts w:hint="default" w:ascii="Times New Roman" w:hAnsi="Times New Roman" w:cs="Times New Roman"/>
+          <w:i/>
+          <w:iCs/>
+          <w:lang w:val="en-US"/>
+        </w:rPr>
+      </w:pPr>
+    </w:p>
+    <w:p>
+      <w:pPr>
+        <w:numPr>
+          <w:ilvl w:val="2"/>
+          <w:numId w:val="4"/>
+        </w:numPr>
+        <w:ind w:left="1260" w:leftChars="0" w:hanging="420" w:firstLineChars="0"/>
+        <w:rPr>
+          <w:rFonts w:hint="default" w:ascii="Times New Roman" w:hAnsi="Times New Roman" w:cs="Times New Roman"/>
+          <w:i w:val="0"/>
+          <w:iCs w:val="0"/>
+          <w:lang w:val="en-US"/>
+        </w:rPr>
+      </w:pPr>
+      <w:r>
+        <w:rPr>
+          <w:rFonts w:hint="default" w:ascii="Times New Roman" w:hAnsi="Times New Roman" w:cs="Times New Roman"/>
+          <w:b/>
+          <w:bCs/>
+          <w:i w:val="0"/>
+          <w:iCs w:val="0"/>
+          <w:lang w:val="en-US"/>
+        </w:rPr>
+        <w:t xml:space="preserve">MongoDB </w:t>
+      </w:r>
+      <w:r>
+        <w:rPr>
+          <w:rFonts w:hint="default" w:ascii="Times New Roman" w:hAnsi="Times New Roman" w:cs="Times New Roman"/>
+          <w:i w:val="0"/>
+          <w:iCs w:val="0"/>
+          <w:lang w:val="en-US"/>
+        </w:rPr>
+        <w:t>là một cơ sở dữ liệu hướng tài liệu mã nguồn mở phổ biến được phát triển bởi 10gen, sau này được gọi là MongoDB Inc. Trong trường hợp này, các tài liệu được tạo và lưu trữ trong các tệp BSON, định dạng Binary JSON (JavaScript Object Notation),vì vậy tất cả các loại dữ liệu JS là được hỗ trợ.</w:t>
+      </w:r>
+    </w:p>
+    <w:p>
+      <w:pPr>
+        <w:numPr>
+          <w:ilvl w:val="1"/>
+          <w:numId w:val="4"/>
+        </w:numPr>
+        <w:ind w:left="840" w:leftChars="0" w:hanging="420" w:firstLineChars="0"/>
+        <w:rPr>
+          <w:rFonts w:hint="default" w:ascii="Times New Roman" w:hAnsi="Times New Roman" w:cs="Times New Roman"/>
+          <w:i w:val="0"/>
+          <w:iCs w:val="0"/>
+          <w:lang w:val="en-US"/>
+        </w:rPr>
+      </w:pPr>
+      <w:r>
+        <w:rPr>
+          <w:rFonts w:hint="default" w:ascii="Times New Roman" w:hAnsi="Times New Roman" w:cs="Times New Roman"/>
+          <w:i w:val="0"/>
+          <w:iCs w:val="0"/>
+          <w:lang w:val="en-US"/>
+        </w:rPr>
+        <w:t>Sự khác biệt</w:t>
+      </w:r>
+    </w:p>
+    <w:p>
+      <w:pPr>
+        <w:numPr>
+          <w:ilvl w:val="2"/>
+          <w:numId w:val="4"/>
+        </w:numPr>
+        <w:ind w:left="1260" w:leftChars="0" w:hanging="420" w:firstLineChars="0"/>
+        <w:rPr>
+          <w:rFonts w:hint="default" w:ascii="Times New Roman" w:hAnsi="Times New Roman" w:cs="Times New Roman"/>
+          <w:i w:val="0"/>
+          <w:iCs w:val="0"/>
+          <w:lang w:val="en-US"/>
+        </w:rPr>
+      </w:pPr>
+      <w:r>
+        <w:rPr>
+          <w:rFonts w:hint="default" w:ascii="Times New Roman" w:hAnsi="Times New Roman" w:cs="Times New Roman"/>
+          <w:i w:val="0"/>
+          <w:iCs w:val="0"/>
+          <w:lang w:val="en-US"/>
+        </w:rPr>
+        <w:t>Trong MongoDB, dữ liệu được hiển thị trong các cặp khóa-giá trị như tài liệu JSON, cho phép cơ sở dữ liệu có ít ràng buộc hơn khi xem xét thiết kế lược đồ. Điều này có thể đặc biệt thuận lợi đối với dữ liệu có tiềm năng tăng trưởng nhanh hoặc các thay đổi khác.</w:t>
+      </w:r>
+    </w:p>
+    <w:p>
+      <w:pPr>
+        <w:numPr>
+          <w:ilvl w:val="2"/>
+          <w:numId w:val="4"/>
+        </w:numPr>
+        <w:ind w:left="1260" w:leftChars="0" w:hanging="420" w:firstLineChars="0"/>
+        <w:rPr>
+          <w:rFonts w:hint="default" w:ascii="Times New Roman" w:hAnsi="Times New Roman" w:cs="Times New Roman"/>
+          <w:i w:val="0"/>
+          <w:iCs w:val="0"/>
+          <w:lang w:val="en-US"/>
+        </w:rPr>
+      </w:pPr>
+      <w:r>
+        <w:rPr>
+          <w:rFonts w:hint="default" w:ascii="Times New Roman" w:hAnsi="Times New Roman" w:cs="Times New Roman"/>
+          <w:i w:val="0"/>
+          <w:iCs w:val="0"/>
+          <w:lang w:val="en-US"/>
+        </w:rPr>
+        <w:t>Mỗi cơ sở dữ liệu MongoDB chứa các bộ sưu tập, đến lượt nó, chứa đầy các tài liệu. Các tài liệu này có thể bao gồm nhiều trường và loại thông tin khác nhau, cho phép lưu trữ dữ liệu các tài liệu khác nhau về nội dung và kích thước. Trong MySQL, vì lược đồ dữ liệu bị ràng buộc nhiều hơn, nên mọi hàng trong bảng đều yêu cầu các cột giống nhau, điều này có thể đặc biệt khó quản lý khi làm việc với cơ sở dữ liệu khối lượng lớn. Do đó, MySQL không xử lý cơ sở dữ liệu lớn và phức tạp dễ dàng như MongoDB.</w:t>
+      </w:r>
+    </w:p>
+    <w:p>
+      <w:pPr>
+        <w:numPr>
+          <w:ilvl w:val="1"/>
+          <w:numId w:val="4"/>
+        </w:numPr>
+        <w:ind w:left="840" w:leftChars="0" w:hanging="420" w:firstLineChars="0"/>
+        <w:rPr>
+          <w:rFonts w:hint="default" w:ascii="Times New Roman" w:hAnsi="Times New Roman" w:cs="Times New Roman"/>
+          <w:i w:val="0"/>
+          <w:iCs w:val="0"/>
+          <w:lang w:val="en-US"/>
+        </w:rPr>
+      </w:pPr>
+      <w:r>
+        <w:rPr>
+          <w:rFonts w:hint="default" w:ascii="Times New Roman" w:hAnsi="Times New Roman" w:cs="Times New Roman"/>
+          <w:i w:val="0"/>
+          <w:iCs w:val="0"/>
+          <w:lang w:val="en-US"/>
+        </w:rPr>
+        <w:t>Thuật ngữ</w:t>
       </w:r>
     </w:p>
     <w:tbl>
       <w:tblPr>
-        <w:tblStyle w:val="11"/>
+        <w:tblStyle w:val="13"/>
         <w:tblW w:w="0" w:type="auto"/>
         <w:tblInd w:w="0" w:type="dxa"/>
         <w:tblBorders>
@@ -3244,7 +4564,9 @@
         </w:tblBorders>
         <w:tblLayout w:type="autofit"/>
         <w:tblCellMar>
+          <w:top w:w="0" w:type="dxa"/>
           <w:left w:w="108" w:type="dxa"/>
+          <w:bottom w:w="0" w:type="dxa"/>
           <w:right w:w="108" w:type="dxa"/>
         </w:tblCellMar>
       </w:tblPr>
@@ -3263,35 +4585,42 @@
             <w:insideV w:val="single" w:color="auto" w:sz="4" w:space="0"/>
           </w:tblBorders>
           <w:tblCellMar>
+            <w:top w:w="0" w:type="dxa"/>
             <w:left w:w="108" w:type="dxa"/>
+            <w:bottom w:w="0" w:type="dxa"/>
             <w:right w:w="108" w:type="dxa"/>
           </w:tblCellMar>
         </w:tblPrEx>
         <w:tc>
           <w:tcPr>
             <w:tcW w:w="4261" w:type="dxa"/>
+            <w:vAlign w:val="top"/>
           </w:tcPr>
           <w:p>
             <w:pPr>
+              <w:keepNext w:val="0"/>
+              <w:keepLines w:val="0"/>
+              <w:widowControl w:val="0"/>
               <w:numPr>
+                <w:ilvl w:val="0"/>
                 <w:numId w:val="0"/>
               </w:numPr>
+              <w:suppressLineNumbers w:val="0"/>
+              <w:spacing w:before="0" w:beforeAutospacing="0" w:after="160" w:afterAutospacing="0" w:line="256" w:lineRule="auto"/>
+              <w:ind w:left="0" w:leftChars="0" w:right="0" w:rightChars="0" w:firstLine="0" w:firstLineChars="0"/>
               <w:jc w:val="center"/>
               <w:rPr>
-                <w:rFonts w:hint="default"/>
-                <w:b/>
-                <w:bCs/>
+                <w:rFonts w:hint="default" w:ascii="Times New Roman" w:hAnsi="Times New Roman" w:cs="Times New Roman"/>
                 <w:i w:val="0"/>
                 <w:iCs w:val="0"/>
-                <w:sz w:val="28"/>
-                <w:szCs w:val="28"/>
+                <w:szCs w:val="22"/>
                 <w:vertAlign w:val="baseline"/>
                 <w:lang w:val="en-US"/>
               </w:rPr>
             </w:pPr>
             <w:r>
               <w:rPr>
-                <w:rFonts w:hint="default"/>
+                <w:rFonts w:hint="default" w:ascii="Times New Roman" w:hAnsi="Times New Roman" w:cs="Times New Roman"/>
                 <w:b/>
                 <w:bCs/>
                 <w:i w:val="0"/>
@@ -3308,28 +4637,33 @@
         <w:tc>
           <w:tcPr>
             <w:tcW w:w="4261" w:type="dxa"/>
+            <w:vAlign w:val="top"/>
           </w:tcPr>
           <w:p>
             <w:pPr>
+              <w:keepNext w:val="0"/>
+              <w:keepLines w:val="0"/>
+              <w:widowControl w:val="0"/>
               <w:numPr>
+                <w:ilvl w:val="0"/>
                 <w:numId w:val="0"/>
               </w:numPr>
+              <w:suppressLineNumbers w:val="0"/>
+              <w:spacing w:before="0" w:beforeAutospacing="0" w:after="160" w:afterAutospacing="0" w:line="256" w:lineRule="auto"/>
+              <w:ind w:left="0" w:leftChars="0" w:right="0" w:rightChars="0" w:firstLine="0" w:firstLineChars="0"/>
               <w:jc w:val="center"/>
               <w:rPr>
-                <w:rFonts w:hint="default"/>
-                <w:b/>
-                <w:bCs/>
+                <w:rFonts w:hint="default" w:ascii="Times New Roman" w:hAnsi="Times New Roman" w:cs="Times New Roman"/>
                 <w:i w:val="0"/>
                 <w:iCs w:val="0"/>
-                <w:sz w:val="28"/>
-                <w:szCs w:val="28"/>
+                <w:szCs w:val="22"/>
                 <w:vertAlign w:val="baseline"/>
                 <w:lang w:val="en-US"/>
               </w:rPr>
             </w:pPr>
             <w:r>
               <w:rPr>
-                <w:rFonts w:hint="default"/>
+                <w:rFonts w:hint="default" w:ascii="Times New Roman" w:hAnsi="Times New Roman" w:cs="Times New Roman"/>
                 <w:b/>
                 <w:bCs/>
                 <w:i w:val="0"/>
@@ -3355,7 +4689,9 @@
             <w:insideV w:val="single" w:color="auto" w:sz="4" w:space="0"/>
           </w:tblBorders>
           <w:tblCellMar>
+            <w:top w:w="0" w:type="dxa"/>
             <w:left w:w="108" w:type="dxa"/>
+            <w:bottom w:w="0" w:type="dxa"/>
             <w:right w:w="108" w:type="dxa"/>
           </w:tblCellMar>
         </w:tblPrEx>
@@ -3365,11 +4701,761 @@
           </w:tcPr>
           <w:p>
             <w:pPr>
+              <w:keepNext w:val="0"/>
+              <w:keepLines w:val="0"/>
+              <w:widowControl w:val="0"/>
               <w:numPr>
+                <w:ilvl w:val="0"/>
                 <w:numId w:val="0"/>
               </w:numPr>
+              <w:suppressLineNumbers w:val="0"/>
+              <w:spacing w:before="0" w:beforeAutospacing="0" w:after="160" w:afterAutospacing="0" w:line="256" w:lineRule="auto"/>
+              <w:ind w:left="0" w:right="0"/>
+              <w:jc w:val="both"/>
               <w:rPr>
-                <w:rFonts w:hint="default"/>
+                <w:rFonts w:hint="default" w:ascii="Times New Roman" w:hAnsi="Times New Roman" w:cs="Times New Roman"/>
+                <w:i w:val="0"/>
+                <w:iCs w:val="0"/>
+                <w:szCs w:val="22"/>
+                <w:vertAlign w:val="baseline"/>
+                <w:lang w:val="en-US"/>
+              </w:rPr>
+            </w:pPr>
+            <w:r>
+              <w:rPr>
+                <w:rFonts w:hint="default" w:ascii="Times New Roman" w:hAnsi="Times New Roman" w:cs="Times New Roman"/>
+                <w:i w:val="0"/>
+                <w:iCs w:val="0"/>
+                <w:szCs w:val="22"/>
+                <w:vertAlign w:val="baseline"/>
+                <w:lang w:val="en-US"/>
+              </w:rPr>
+              <w:t>ACID Transactions</w:t>
+            </w:r>
+          </w:p>
+        </w:tc>
+        <w:tc>
+          <w:tcPr>
+            <w:tcW w:w="4261" w:type="dxa"/>
+          </w:tcPr>
+          <w:p>
+            <w:pPr>
+              <w:keepNext w:val="0"/>
+              <w:keepLines w:val="0"/>
+              <w:widowControl w:val="0"/>
+              <w:numPr>
+                <w:ilvl w:val="0"/>
+                <w:numId w:val="0"/>
+              </w:numPr>
+              <w:suppressLineNumbers w:val="0"/>
+              <w:spacing w:before="0" w:beforeAutospacing="0" w:after="160" w:afterAutospacing="0" w:line="256" w:lineRule="auto"/>
+              <w:ind w:left="0" w:right="0"/>
+              <w:jc w:val="both"/>
+              <w:rPr>
+                <w:rFonts w:hint="default" w:ascii="Times New Roman" w:hAnsi="Times New Roman" w:cs="Times New Roman"/>
+                <w:i w:val="0"/>
+                <w:iCs w:val="0"/>
+                <w:szCs w:val="22"/>
+                <w:vertAlign w:val="baseline"/>
+                <w:lang w:val="en-US"/>
+              </w:rPr>
+            </w:pPr>
+            <w:r>
+              <w:rPr>
+                <w:rFonts w:hint="default" w:ascii="Times New Roman" w:hAnsi="Times New Roman" w:cs="Times New Roman"/>
+                <w:i w:val="0"/>
+                <w:iCs w:val="0"/>
+                <w:szCs w:val="22"/>
+                <w:vertAlign w:val="baseline"/>
+                <w:lang w:val="en-US"/>
+              </w:rPr>
+              <w:t xml:space="preserve">  ACID Transactions*</w:t>
+            </w:r>
+          </w:p>
+        </w:tc>
+      </w:tr>
+      <w:tr>
+        <w:tblPrEx>
+          <w:tblBorders>
+            <w:top w:val="single" w:color="auto" w:sz="4" w:space="0"/>
+            <w:left w:val="single" w:color="auto" w:sz="4" w:space="0"/>
+            <w:bottom w:val="single" w:color="auto" w:sz="4" w:space="0"/>
+            <w:right w:val="single" w:color="auto" w:sz="4" w:space="0"/>
+            <w:insideH w:val="single" w:color="auto" w:sz="4" w:space="0"/>
+            <w:insideV w:val="single" w:color="auto" w:sz="4" w:space="0"/>
+          </w:tblBorders>
+          <w:tblCellMar>
+            <w:top w:w="0" w:type="dxa"/>
+            <w:left w:w="108" w:type="dxa"/>
+            <w:bottom w:w="0" w:type="dxa"/>
+            <w:right w:w="108" w:type="dxa"/>
+          </w:tblCellMar>
+        </w:tblPrEx>
+        <w:tc>
+          <w:tcPr>
+            <w:tcW w:w="4261" w:type="dxa"/>
+          </w:tcPr>
+          <w:p>
+            <w:pPr>
+              <w:keepNext w:val="0"/>
+              <w:keepLines w:val="0"/>
+              <w:widowControl w:val="0"/>
+              <w:numPr>
+                <w:ilvl w:val="0"/>
+                <w:numId w:val="0"/>
+              </w:numPr>
+              <w:suppressLineNumbers w:val="0"/>
+              <w:spacing w:before="0" w:beforeAutospacing="0" w:after="160" w:afterAutospacing="0" w:line="256" w:lineRule="auto"/>
+              <w:ind w:left="0" w:right="0"/>
+              <w:jc w:val="both"/>
+              <w:rPr>
+                <w:rFonts w:hint="default" w:ascii="Times New Roman" w:hAnsi="Times New Roman" w:cs="Times New Roman"/>
+                <w:i w:val="0"/>
+                <w:iCs w:val="0"/>
+                <w:szCs w:val="22"/>
+                <w:vertAlign w:val="baseline"/>
+                <w:lang w:val="en-US"/>
+              </w:rPr>
+            </w:pPr>
+            <w:r>
+              <w:rPr>
+                <w:rFonts w:hint="default" w:ascii="Times New Roman" w:hAnsi="Times New Roman" w:cs="Times New Roman"/>
+                <w:i w:val="0"/>
+                <w:iCs w:val="0"/>
+                <w:szCs w:val="22"/>
+                <w:vertAlign w:val="baseline"/>
+                <w:lang w:val="en-US"/>
+              </w:rPr>
+              <w:t>Table</w:t>
+            </w:r>
+          </w:p>
+        </w:tc>
+        <w:tc>
+          <w:tcPr>
+            <w:tcW w:w="4261" w:type="dxa"/>
+          </w:tcPr>
+          <w:p>
+            <w:pPr>
+              <w:keepNext w:val="0"/>
+              <w:keepLines w:val="0"/>
+              <w:widowControl w:val="0"/>
+              <w:numPr>
+                <w:ilvl w:val="0"/>
+                <w:numId w:val="0"/>
+              </w:numPr>
+              <w:suppressLineNumbers w:val="0"/>
+              <w:spacing w:before="0" w:beforeAutospacing="0" w:after="160" w:afterAutospacing="0" w:line="256" w:lineRule="auto"/>
+              <w:ind w:left="0" w:right="0"/>
+              <w:jc w:val="both"/>
+              <w:rPr>
+                <w:rFonts w:hint="default" w:ascii="Times New Roman" w:hAnsi="Times New Roman" w:cs="Times New Roman"/>
+                <w:i w:val="0"/>
+                <w:iCs w:val="0"/>
+                <w:szCs w:val="22"/>
+                <w:vertAlign w:val="baseline"/>
+                <w:lang w:val="en-US"/>
+              </w:rPr>
+            </w:pPr>
+            <w:r>
+              <w:rPr>
+                <w:rFonts w:hint="default" w:ascii="Times New Roman" w:hAnsi="Times New Roman" w:cs="Times New Roman"/>
+                <w:i w:val="0"/>
+                <w:iCs w:val="0"/>
+                <w:szCs w:val="22"/>
+                <w:vertAlign w:val="baseline"/>
+                <w:lang w:val="en-US"/>
+              </w:rPr>
+              <w:t xml:space="preserve">  Collection</w:t>
+            </w:r>
+          </w:p>
+        </w:tc>
+      </w:tr>
+      <w:tr>
+        <w:tblPrEx>
+          <w:tblBorders>
+            <w:top w:val="single" w:color="auto" w:sz="4" w:space="0"/>
+            <w:left w:val="single" w:color="auto" w:sz="4" w:space="0"/>
+            <w:bottom w:val="single" w:color="auto" w:sz="4" w:space="0"/>
+            <w:right w:val="single" w:color="auto" w:sz="4" w:space="0"/>
+            <w:insideH w:val="single" w:color="auto" w:sz="4" w:space="0"/>
+            <w:insideV w:val="single" w:color="auto" w:sz="4" w:space="0"/>
+          </w:tblBorders>
+          <w:tblCellMar>
+            <w:top w:w="0" w:type="dxa"/>
+            <w:left w:w="108" w:type="dxa"/>
+            <w:bottom w:w="0" w:type="dxa"/>
+            <w:right w:w="108" w:type="dxa"/>
+          </w:tblCellMar>
+        </w:tblPrEx>
+        <w:tc>
+          <w:tcPr>
+            <w:tcW w:w="4261" w:type="dxa"/>
+          </w:tcPr>
+          <w:p>
+            <w:pPr>
+              <w:keepNext w:val="0"/>
+              <w:keepLines w:val="0"/>
+              <w:widowControl w:val="0"/>
+              <w:numPr>
+                <w:ilvl w:val="0"/>
+                <w:numId w:val="0"/>
+              </w:numPr>
+              <w:suppressLineNumbers w:val="0"/>
+              <w:spacing w:before="0" w:beforeAutospacing="0" w:after="160" w:afterAutospacing="0" w:line="256" w:lineRule="auto"/>
+              <w:ind w:left="0" w:right="0"/>
+              <w:jc w:val="both"/>
+              <w:rPr>
+                <w:rFonts w:hint="default" w:ascii="Times New Roman" w:hAnsi="Times New Roman" w:cs="Times New Roman"/>
+                <w:i w:val="0"/>
+                <w:iCs w:val="0"/>
+                <w:szCs w:val="22"/>
+                <w:vertAlign w:val="baseline"/>
+                <w:lang w:val="en-US"/>
+              </w:rPr>
+            </w:pPr>
+            <w:r>
+              <w:rPr>
+                <w:rFonts w:hint="default" w:ascii="Times New Roman" w:hAnsi="Times New Roman" w:cs="Times New Roman"/>
+                <w:i w:val="0"/>
+                <w:iCs w:val="0"/>
+                <w:szCs w:val="22"/>
+                <w:vertAlign w:val="baseline"/>
+                <w:lang w:val="en-US"/>
+              </w:rPr>
+              <w:t>Row</w:t>
+            </w:r>
+          </w:p>
+        </w:tc>
+        <w:tc>
+          <w:tcPr>
+            <w:tcW w:w="4261" w:type="dxa"/>
+          </w:tcPr>
+          <w:p>
+            <w:pPr>
+              <w:keepNext w:val="0"/>
+              <w:keepLines w:val="0"/>
+              <w:widowControl w:val="0"/>
+              <w:numPr>
+                <w:ilvl w:val="0"/>
+                <w:numId w:val="0"/>
+              </w:numPr>
+              <w:suppressLineNumbers w:val="0"/>
+              <w:spacing w:before="0" w:beforeAutospacing="0" w:after="160" w:afterAutospacing="0" w:line="256" w:lineRule="auto"/>
+              <w:ind w:left="0" w:right="0"/>
+              <w:jc w:val="both"/>
+              <w:rPr>
+                <w:rFonts w:hint="default" w:ascii="Times New Roman" w:hAnsi="Times New Roman" w:cs="Times New Roman"/>
+                <w:i w:val="0"/>
+                <w:iCs w:val="0"/>
+                <w:szCs w:val="22"/>
+                <w:vertAlign w:val="baseline"/>
+                <w:lang w:val="en-US"/>
+              </w:rPr>
+            </w:pPr>
+            <w:r>
+              <w:rPr>
+                <w:rFonts w:hint="default" w:ascii="Times New Roman" w:hAnsi="Times New Roman" w:cs="Times New Roman"/>
+                <w:i w:val="0"/>
+                <w:iCs w:val="0"/>
+                <w:szCs w:val="22"/>
+                <w:vertAlign w:val="baseline"/>
+                <w:lang w:val="en-US"/>
+              </w:rPr>
+              <w:t xml:space="preserve">  Document</w:t>
+            </w:r>
+          </w:p>
+        </w:tc>
+      </w:tr>
+      <w:tr>
+        <w:tblPrEx>
+          <w:tblBorders>
+            <w:top w:val="single" w:color="auto" w:sz="4" w:space="0"/>
+            <w:left w:val="single" w:color="auto" w:sz="4" w:space="0"/>
+            <w:bottom w:val="single" w:color="auto" w:sz="4" w:space="0"/>
+            <w:right w:val="single" w:color="auto" w:sz="4" w:space="0"/>
+            <w:insideH w:val="single" w:color="auto" w:sz="4" w:space="0"/>
+            <w:insideV w:val="single" w:color="auto" w:sz="4" w:space="0"/>
+          </w:tblBorders>
+          <w:tblCellMar>
+            <w:top w:w="0" w:type="dxa"/>
+            <w:left w:w="108" w:type="dxa"/>
+            <w:bottom w:w="0" w:type="dxa"/>
+            <w:right w:w="108" w:type="dxa"/>
+          </w:tblCellMar>
+        </w:tblPrEx>
+        <w:tc>
+          <w:tcPr>
+            <w:tcW w:w="4261" w:type="dxa"/>
+          </w:tcPr>
+          <w:p>
+            <w:pPr>
+              <w:keepNext w:val="0"/>
+              <w:keepLines w:val="0"/>
+              <w:widowControl w:val="0"/>
+              <w:numPr>
+                <w:ilvl w:val="0"/>
+                <w:numId w:val="0"/>
+              </w:numPr>
+              <w:suppressLineNumbers w:val="0"/>
+              <w:spacing w:before="0" w:beforeAutospacing="0" w:after="160" w:afterAutospacing="0" w:line="256" w:lineRule="auto"/>
+              <w:ind w:left="0" w:right="0"/>
+              <w:jc w:val="both"/>
+              <w:rPr>
+                <w:rFonts w:hint="default" w:ascii="Times New Roman" w:hAnsi="Times New Roman" w:cs="Times New Roman"/>
+                <w:i w:val="0"/>
+                <w:iCs w:val="0"/>
+                <w:szCs w:val="22"/>
+                <w:vertAlign w:val="baseline"/>
+                <w:lang w:val="en-US"/>
+              </w:rPr>
+            </w:pPr>
+            <w:r>
+              <w:rPr>
+                <w:rFonts w:hint="default" w:ascii="Times New Roman" w:hAnsi="Times New Roman" w:cs="Times New Roman"/>
+                <w:i w:val="0"/>
+                <w:iCs w:val="0"/>
+                <w:szCs w:val="22"/>
+                <w:vertAlign w:val="baseline"/>
+                <w:lang w:val="en-US"/>
+              </w:rPr>
+              <w:t>Column</w:t>
+            </w:r>
+          </w:p>
+        </w:tc>
+        <w:tc>
+          <w:tcPr>
+            <w:tcW w:w="4261" w:type="dxa"/>
+          </w:tcPr>
+          <w:p>
+            <w:pPr>
+              <w:keepNext w:val="0"/>
+              <w:keepLines w:val="0"/>
+              <w:widowControl w:val="0"/>
+              <w:numPr>
+                <w:ilvl w:val="0"/>
+                <w:numId w:val="0"/>
+              </w:numPr>
+              <w:suppressLineNumbers w:val="0"/>
+              <w:spacing w:before="0" w:beforeAutospacing="0" w:after="160" w:afterAutospacing="0" w:line="256" w:lineRule="auto"/>
+              <w:ind w:left="0" w:right="0"/>
+              <w:jc w:val="both"/>
+              <w:rPr>
+                <w:rFonts w:hint="default" w:ascii="Times New Roman" w:hAnsi="Times New Roman" w:cs="Times New Roman"/>
+                <w:i w:val="0"/>
+                <w:iCs w:val="0"/>
+                <w:szCs w:val="22"/>
+                <w:vertAlign w:val="baseline"/>
+                <w:lang w:val="en-US"/>
+              </w:rPr>
+            </w:pPr>
+            <w:r>
+              <w:rPr>
+                <w:rFonts w:hint="default" w:ascii="Times New Roman" w:hAnsi="Times New Roman" w:cs="Times New Roman"/>
+                <w:i w:val="0"/>
+                <w:iCs w:val="0"/>
+                <w:szCs w:val="22"/>
+                <w:vertAlign w:val="baseline"/>
+                <w:lang w:val="en-US"/>
+              </w:rPr>
+              <w:t xml:space="preserve">  Field</w:t>
+            </w:r>
+          </w:p>
+        </w:tc>
+      </w:tr>
+      <w:tr>
+        <w:tblPrEx>
+          <w:tblBorders>
+            <w:top w:val="single" w:color="auto" w:sz="4" w:space="0"/>
+            <w:left w:val="single" w:color="auto" w:sz="4" w:space="0"/>
+            <w:bottom w:val="single" w:color="auto" w:sz="4" w:space="0"/>
+            <w:right w:val="single" w:color="auto" w:sz="4" w:space="0"/>
+            <w:insideH w:val="single" w:color="auto" w:sz="4" w:space="0"/>
+            <w:insideV w:val="single" w:color="auto" w:sz="4" w:space="0"/>
+          </w:tblBorders>
+          <w:tblCellMar>
+            <w:top w:w="0" w:type="dxa"/>
+            <w:left w:w="108" w:type="dxa"/>
+            <w:bottom w:w="0" w:type="dxa"/>
+            <w:right w:w="108" w:type="dxa"/>
+          </w:tblCellMar>
+        </w:tblPrEx>
+        <w:tc>
+          <w:tcPr>
+            <w:tcW w:w="4261" w:type="dxa"/>
+          </w:tcPr>
+          <w:p>
+            <w:pPr>
+              <w:keepNext w:val="0"/>
+              <w:keepLines w:val="0"/>
+              <w:widowControl w:val="0"/>
+              <w:numPr>
+                <w:ilvl w:val="0"/>
+                <w:numId w:val="0"/>
+              </w:numPr>
+              <w:suppressLineNumbers w:val="0"/>
+              <w:spacing w:before="0" w:beforeAutospacing="0" w:after="160" w:afterAutospacing="0" w:line="256" w:lineRule="auto"/>
+              <w:ind w:left="0" w:right="0"/>
+              <w:jc w:val="both"/>
+              <w:rPr>
+                <w:rFonts w:hint="default" w:ascii="Times New Roman" w:hAnsi="Times New Roman" w:cs="Times New Roman"/>
+                <w:i w:val="0"/>
+                <w:iCs w:val="0"/>
+                <w:szCs w:val="22"/>
+                <w:vertAlign w:val="baseline"/>
+                <w:lang w:val="en-US"/>
+              </w:rPr>
+            </w:pPr>
+            <w:r>
+              <w:rPr>
+                <w:rFonts w:hint="default" w:ascii="Times New Roman" w:hAnsi="Times New Roman" w:cs="Times New Roman"/>
+                <w:i w:val="0"/>
+                <w:iCs w:val="0"/>
+                <w:szCs w:val="22"/>
+                <w:vertAlign w:val="baseline"/>
+                <w:lang w:val="en-US"/>
+              </w:rPr>
+              <w:t>Secondary Index</w:t>
+            </w:r>
+          </w:p>
+        </w:tc>
+        <w:tc>
+          <w:tcPr>
+            <w:tcW w:w="4261" w:type="dxa"/>
+          </w:tcPr>
+          <w:p>
+            <w:pPr>
+              <w:keepNext w:val="0"/>
+              <w:keepLines w:val="0"/>
+              <w:widowControl w:val="0"/>
+              <w:numPr>
+                <w:ilvl w:val="0"/>
+                <w:numId w:val="0"/>
+              </w:numPr>
+              <w:suppressLineNumbers w:val="0"/>
+              <w:spacing w:before="0" w:beforeAutospacing="0" w:after="160" w:afterAutospacing="0" w:line="256" w:lineRule="auto"/>
+              <w:ind w:left="0" w:right="0"/>
+              <w:jc w:val="both"/>
+              <w:rPr>
+                <w:rFonts w:hint="default" w:ascii="Times New Roman" w:hAnsi="Times New Roman" w:cs="Times New Roman"/>
+                <w:i w:val="0"/>
+                <w:iCs w:val="0"/>
+                <w:szCs w:val="22"/>
+                <w:vertAlign w:val="baseline"/>
+                <w:lang w:val="en-US"/>
+              </w:rPr>
+            </w:pPr>
+            <w:r>
+              <w:rPr>
+                <w:rFonts w:hint="default" w:ascii="Times New Roman" w:hAnsi="Times New Roman" w:cs="Times New Roman"/>
+                <w:i w:val="0"/>
+                <w:iCs w:val="0"/>
+                <w:szCs w:val="22"/>
+                <w:vertAlign w:val="baseline"/>
+                <w:lang w:val="en-US"/>
+              </w:rPr>
+              <w:t>Secondary Index</w:t>
+            </w:r>
+          </w:p>
+        </w:tc>
+      </w:tr>
+      <w:tr>
+        <w:tblPrEx>
+          <w:tblBorders>
+            <w:top w:val="single" w:color="auto" w:sz="4" w:space="0"/>
+            <w:left w:val="single" w:color="auto" w:sz="4" w:space="0"/>
+            <w:bottom w:val="single" w:color="auto" w:sz="4" w:space="0"/>
+            <w:right w:val="single" w:color="auto" w:sz="4" w:space="0"/>
+            <w:insideH w:val="single" w:color="auto" w:sz="4" w:space="0"/>
+            <w:insideV w:val="single" w:color="auto" w:sz="4" w:space="0"/>
+          </w:tblBorders>
+          <w:tblCellMar>
+            <w:top w:w="0" w:type="dxa"/>
+            <w:left w:w="108" w:type="dxa"/>
+            <w:bottom w:w="0" w:type="dxa"/>
+            <w:right w:w="108" w:type="dxa"/>
+          </w:tblCellMar>
+        </w:tblPrEx>
+        <w:tc>
+          <w:tcPr>
+            <w:tcW w:w="4261" w:type="dxa"/>
+          </w:tcPr>
+          <w:p>
+            <w:pPr>
+              <w:keepNext w:val="0"/>
+              <w:keepLines w:val="0"/>
+              <w:widowControl w:val="0"/>
+              <w:numPr>
+                <w:ilvl w:val="0"/>
+                <w:numId w:val="0"/>
+              </w:numPr>
+              <w:suppressLineNumbers w:val="0"/>
+              <w:spacing w:before="0" w:beforeAutospacing="0" w:after="160" w:afterAutospacing="0" w:line="256" w:lineRule="auto"/>
+              <w:ind w:left="0" w:right="0"/>
+              <w:jc w:val="both"/>
+              <w:rPr>
+                <w:rFonts w:hint="default" w:ascii="Times New Roman" w:hAnsi="Times New Roman" w:cs="Times New Roman"/>
+                <w:i w:val="0"/>
+                <w:iCs w:val="0"/>
+                <w:szCs w:val="22"/>
+                <w:vertAlign w:val="baseline"/>
+                <w:lang w:val="en-US"/>
+              </w:rPr>
+            </w:pPr>
+            <w:r>
+              <w:rPr>
+                <w:rFonts w:hint="default" w:ascii="Times New Roman" w:hAnsi="Times New Roman" w:cs="Times New Roman"/>
+                <w:i w:val="0"/>
+                <w:iCs w:val="0"/>
+                <w:szCs w:val="22"/>
+                <w:vertAlign w:val="baseline"/>
+                <w:lang w:val="en-US"/>
+              </w:rPr>
+              <w:t>JOIN</w:t>
+            </w:r>
+          </w:p>
+        </w:tc>
+        <w:tc>
+          <w:tcPr>
+            <w:tcW w:w="4261" w:type="dxa"/>
+          </w:tcPr>
+          <w:p>
+            <w:pPr>
+              <w:keepNext w:val="0"/>
+              <w:keepLines w:val="0"/>
+              <w:widowControl w:val="0"/>
+              <w:numPr>
+                <w:ilvl w:val="0"/>
+                <w:numId w:val="0"/>
+              </w:numPr>
+              <w:suppressLineNumbers w:val="0"/>
+              <w:spacing w:before="0" w:beforeAutospacing="0" w:after="160" w:afterAutospacing="0" w:line="256" w:lineRule="auto"/>
+              <w:ind w:left="0" w:right="0"/>
+              <w:jc w:val="both"/>
+              <w:rPr>
+                <w:rFonts w:hint="default" w:ascii="Times New Roman" w:hAnsi="Times New Roman" w:cs="Times New Roman"/>
+                <w:i w:val="0"/>
+                <w:iCs w:val="0"/>
+                <w:szCs w:val="22"/>
+                <w:vertAlign w:val="baseline"/>
+                <w:lang w:val="en-US"/>
+              </w:rPr>
+            </w:pPr>
+            <w:r>
+              <w:rPr>
+                <w:rFonts w:hint="default" w:ascii="Times New Roman" w:hAnsi="Times New Roman" w:cs="Times New Roman"/>
+                <w:i w:val="0"/>
+                <w:iCs w:val="0"/>
+                <w:szCs w:val="22"/>
+                <w:vertAlign w:val="baseline"/>
+                <w:lang w:val="en-US"/>
+              </w:rPr>
+              <w:t>Embedded documents, $lookup &amp; $graphLookup</w:t>
+            </w:r>
+          </w:p>
+        </w:tc>
+      </w:tr>
+      <w:tr>
+        <w:tblPrEx>
+          <w:tblBorders>
+            <w:top w:val="single" w:color="auto" w:sz="4" w:space="0"/>
+            <w:left w:val="single" w:color="auto" w:sz="4" w:space="0"/>
+            <w:bottom w:val="single" w:color="auto" w:sz="4" w:space="0"/>
+            <w:right w:val="single" w:color="auto" w:sz="4" w:space="0"/>
+            <w:insideH w:val="single" w:color="auto" w:sz="4" w:space="0"/>
+            <w:insideV w:val="single" w:color="auto" w:sz="4" w:space="0"/>
+          </w:tblBorders>
+          <w:tblCellMar>
+            <w:top w:w="0" w:type="dxa"/>
+            <w:left w:w="108" w:type="dxa"/>
+            <w:bottom w:w="0" w:type="dxa"/>
+            <w:right w:w="108" w:type="dxa"/>
+          </w:tblCellMar>
+        </w:tblPrEx>
+        <w:tc>
+          <w:tcPr>
+            <w:tcW w:w="4261" w:type="dxa"/>
+          </w:tcPr>
+          <w:p>
+            <w:pPr>
+              <w:keepNext w:val="0"/>
+              <w:keepLines w:val="0"/>
+              <w:widowControl w:val="0"/>
+              <w:numPr>
+                <w:ilvl w:val="0"/>
+                <w:numId w:val="0"/>
+              </w:numPr>
+              <w:suppressLineNumbers w:val="0"/>
+              <w:spacing w:before="0" w:beforeAutospacing="0" w:after="160" w:afterAutospacing="0" w:line="256" w:lineRule="auto"/>
+              <w:ind w:left="0" w:right="0"/>
+              <w:jc w:val="both"/>
+              <w:rPr>
+                <w:rFonts w:hint="default" w:ascii="Times New Roman" w:hAnsi="Times New Roman" w:cs="Times New Roman"/>
+                <w:i w:val="0"/>
+                <w:iCs w:val="0"/>
+                <w:szCs w:val="22"/>
+                <w:vertAlign w:val="baseline"/>
+                <w:lang w:val="en-US"/>
+              </w:rPr>
+            </w:pPr>
+            <w:r>
+              <w:rPr>
+                <w:rFonts w:hint="default" w:ascii="Times New Roman" w:hAnsi="Times New Roman" w:cs="Times New Roman"/>
+                <w:i w:val="0"/>
+                <w:iCs w:val="0"/>
+                <w:szCs w:val="22"/>
+                <w:vertAlign w:val="baseline"/>
+                <w:lang w:val="en-US"/>
+              </w:rPr>
+              <w:t>GROUP_BY</w:t>
+            </w:r>
+          </w:p>
+        </w:tc>
+        <w:tc>
+          <w:tcPr>
+            <w:tcW w:w="4261" w:type="dxa"/>
+          </w:tcPr>
+          <w:p>
+            <w:pPr>
+              <w:keepNext w:val="0"/>
+              <w:keepLines w:val="0"/>
+              <w:widowControl w:val="0"/>
+              <w:numPr>
+                <w:ilvl w:val="0"/>
+                <w:numId w:val="0"/>
+              </w:numPr>
+              <w:suppressLineNumbers w:val="0"/>
+              <w:spacing w:before="0" w:beforeAutospacing="0" w:after="160" w:afterAutospacing="0" w:line="256" w:lineRule="auto"/>
+              <w:ind w:left="0" w:right="0"/>
+              <w:jc w:val="both"/>
+              <w:rPr>
+                <w:rFonts w:hint="default" w:ascii="Times New Roman" w:hAnsi="Times New Roman" w:cs="Times New Roman"/>
+                <w:i w:val="0"/>
+                <w:iCs w:val="0"/>
+                <w:szCs w:val="22"/>
+                <w:vertAlign w:val="baseline"/>
+                <w:lang w:val="en-US"/>
+              </w:rPr>
+            </w:pPr>
+            <w:r>
+              <w:rPr>
+                <w:rFonts w:hint="default" w:ascii="Times New Roman" w:hAnsi="Times New Roman" w:cs="Times New Roman"/>
+                <w:i w:val="0"/>
+                <w:iCs w:val="0"/>
+                <w:szCs w:val="22"/>
+                <w:vertAlign w:val="baseline"/>
+                <w:lang w:val="en-US"/>
+              </w:rPr>
+              <w:t>Aggregation Pipeline</w:t>
+            </w:r>
+          </w:p>
+        </w:tc>
+      </w:tr>
+    </w:tbl>
+    <w:p>
+      <w:pPr>
+        <w:numPr>
+          <w:ilvl w:val="0"/>
+          <w:numId w:val="0"/>
+        </w:numPr>
+        <w:ind w:left="840" w:leftChars="0"/>
+        <w:rPr>
+          <w:rFonts w:hint="default" w:ascii="Times New Roman" w:hAnsi="Times New Roman" w:cs="Times New Roman"/>
+          <w:i w:val="0"/>
+          <w:iCs w:val="0"/>
+          <w:lang w:val="en-US"/>
+        </w:rPr>
+      </w:pPr>
+    </w:p>
+    <w:p>
+      <w:pPr>
+        <w:numPr>
+          <w:ilvl w:val="1"/>
+          <w:numId w:val="4"/>
+        </w:numPr>
+        <w:ind w:left="845" w:leftChars="0" w:hanging="425" w:firstLineChars="0"/>
+        <w:jc w:val="left"/>
+        <w:rPr>
+          <w:rFonts w:hint="default" w:ascii="Times New Roman" w:hAnsi="Times New Roman" w:cs="Times New Roman"/>
+          <w:b/>
+          <w:bCs/>
+          <w:i/>
+          <w:iCs/>
+          <w:lang w:val="en-US"/>
+        </w:rPr>
+      </w:pPr>
+      <w:r>
+        <w:rPr>
+          <w:rFonts w:hint="default" w:ascii="Times New Roman" w:hAnsi="Times New Roman" w:cs="Times New Roman"/>
+          <w:i w:val="0"/>
+          <w:iCs w:val="0"/>
+          <w:lang w:val="en-US"/>
+        </w:rPr>
+        <w:t>Ngôn ngữ truy vấn</w:t>
+      </w:r>
+    </w:p>
+    <w:tbl>
+      <w:tblPr>
+        <w:tblStyle w:val="13"/>
+        <w:tblW w:w="0" w:type="auto"/>
+        <w:tblInd w:w="0" w:type="dxa"/>
+        <w:tblBorders>
+          <w:top w:val="single" w:color="auto" w:sz="4" w:space="0"/>
+          <w:left w:val="single" w:color="auto" w:sz="4" w:space="0"/>
+          <w:bottom w:val="single" w:color="auto" w:sz="4" w:space="0"/>
+          <w:right w:val="single" w:color="auto" w:sz="4" w:space="0"/>
+          <w:insideH w:val="single" w:color="auto" w:sz="4" w:space="0"/>
+          <w:insideV w:val="single" w:color="auto" w:sz="4" w:space="0"/>
+        </w:tblBorders>
+        <w:tblLayout w:type="autofit"/>
+        <w:tblCellMar>
+          <w:top w:w="0" w:type="dxa"/>
+          <w:left w:w="108" w:type="dxa"/>
+          <w:bottom w:w="0" w:type="dxa"/>
+          <w:right w:w="108" w:type="dxa"/>
+        </w:tblCellMar>
+      </w:tblPr>
+      <w:tblGrid>
+        <w:gridCol w:w="4261"/>
+        <w:gridCol w:w="4261"/>
+      </w:tblGrid>
+      <w:tr>
+        <w:tblPrEx>
+          <w:tblBorders>
+            <w:top w:val="single" w:color="auto" w:sz="4" w:space="0"/>
+            <w:left w:val="single" w:color="auto" w:sz="4" w:space="0"/>
+            <w:bottom w:val="single" w:color="auto" w:sz="4" w:space="0"/>
+            <w:right w:val="single" w:color="auto" w:sz="4" w:space="0"/>
+            <w:insideH w:val="single" w:color="auto" w:sz="4" w:space="0"/>
+            <w:insideV w:val="single" w:color="auto" w:sz="4" w:space="0"/>
+          </w:tblBorders>
+          <w:tblCellMar>
+            <w:top w:w="0" w:type="dxa"/>
+            <w:left w:w="108" w:type="dxa"/>
+            <w:bottom w:w="0" w:type="dxa"/>
+            <w:right w:w="108" w:type="dxa"/>
+          </w:tblCellMar>
+        </w:tblPrEx>
+        <w:tc>
+          <w:tcPr>
+            <w:tcW w:w="4261" w:type="dxa"/>
+          </w:tcPr>
+          <w:p>
+            <w:pPr>
+              <w:keepNext w:val="0"/>
+              <w:keepLines w:val="0"/>
+              <w:widowControl w:val="0"/>
+              <w:numPr>
+                <w:ilvl w:val="0"/>
+                <w:numId w:val="0"/>
+              </w:numPr>
+              <w:suppressLineNumbers w:val="0"/>
+              <w:spacing w:before="0" w:beforeAutospacing="0" w:after="160" w:afterAutospacing="0" w:line="256" w:lineRule="auto"/>
+              <w:ind w:left="0" w:right="0"/>
+              <w:jc w:val="center"/>
+              <w:rPr>
+                <w:rFonts w:hint="default" w:ascii="Times New Roman" w:hAnsi="Times New Roman" w:cs="Times New Roman"/>
+                <w:b/>
+                <w:bCs/>
                 <w:i w:val="0"/>
                 <w:iCs w:val="0"/>
                 <w:sz w:val="28"/>
@@ -3380,7 +5466,113 @@
             </w:pPr>
             <w:r>
               <w:rPr>
-                <w:rFonts w:hint="default"/>
+                <w:rFonts w:hint="default" w:ascii="Times New Roman" w:hAnsi="Times New Roman" w:cs="Times New Roman"/>
+                <w:b/>
+                <w:bCs/>
+                <w:i w:val="0"/>
+                <w:iCs w:val="0"/>
+                <w:sz w:val="28"/>
+                <w:szCs w:val="28"/>
+                <w:vertAlign w:val="baseline"/>
+                <w:lang w:val="en-US"/>
+              </w:rPr>
+              <w:t>Mysql</w:t>
+            </w:r>
+          </w:p>
+        </w:tc>
+        <w:tc>
+          <w:tcPr>
+            <w:tcW w:w="4261" w:type="dxa"/>
+          </w:tcPr>
+          <w:p>
+            <w:pPr>
+              <w:keepNext w:val="0"/>
+              <w:keepLines w:val="0"/>
+              <w:widowControl w:val="0"/>
+              <w:numPr>
+                <w:ilvl w:val="0"/>
+                <w:numId w:val="0"/>
+              </w:numPr>
+              <w:suppressLineNumbers w:val="0"/>
+              <w:spacing w:before="0" w:beforeAutospacing="0" w:after="160" w:afterAutospacing="0" w:line="256" w:lineRule="auto"/>
+              <w:ind w:left="0" w:right="0"/>
+              <w:jc w:val="center"/>
+              <w:rPr>
+                <w:rFonts w:hint="default" w:ascii="Times New Roman" w:hAnsi="Times New Roman" w:cs="Times New Roman"/>
+                <w:b/>
+                <w:bCs/>
+                <w:i w:val="0"/>
+                <w:iCs w:val="0"/>
+                <w:sz w:val="28"/>
+                <w:szCs w:val="28"/>
+                <w:vertAlign w:val="baseline"/>
+                <w:lang w:val="en-US"/>
+              </w:rPr>
+            </w:pPr>
+            <w:r>
+              <w:rPr>
+                <w:rFonts w:hint="default" w:ascii="Times New Roman" w:hAnsi="Times New Roman" w:cs="Times New Roman"/>
+                <w:b/>
+                <w:bCs/>
+                <w:i w:val="0"/>
+                <w:iCs w:val="0"/>
+                <w:sz w:val="28"/>
+                <w:szCs w:val="28"/>
+                <w:vertAlign w:val="baseline"/>
+                <w:lang w:val="en-US"/>
+              </w:rPr>
+              <w:t>MongoDB</w:t>
+            </w:r>
+          </w:p>
+        </w:tc>
+      </w:tr>
+      <w:tr>
+        <w:tblPrEx>
+          <w:tblBorders>
+            <w:top w:val="single" w:color="auto" w:sz="4" w:space="0"/>
+            <w:left w:val="single" w:color="auto" w:sz="4" w:space="0"/>
+            <w:bottom w:val="single" w:color="auto" w:sz="4" w:space="0"/>
+            <w:right w:val="single" w:color="auto" w:sz="4" w:space="0"/>
+            <w:insideH w:val="single" w:color="auto" w:sz="4" w:space="0"/>
+            <w:insideV w:val="single" w:color="auto" w:sz="4" w:space="0"/>
+          </w:tblBorders>
+          <w:tblCellMar>
+            <w:top w:w="0" w:type="dxa"/>
+            <w:left w:w="108" w:type="dxa"/>
+            <w:bottom w:w="0" w:type="dxa"/>
+            <w:right w:w="108" w:type="dxa"/>
+          </w:tblCellMar>
+        </w:tblPrEx>
+        <w:tc>
+          <w:tcPr>
+            <w:tcW w:w="4261" w:type="dxa"/>
+          </w:tcPr>
+          <w:p>
+            <w:pPr>
+              <w:keepNext w:val="0"/>
+              <w:keepLines w:val="0"/>
+              <w:widowControl w:val="0"/>
+              <w:numPr>
+                <w:ilvl w:val="0"/>
+                <w:numId w:val="0"/>
+              </w:numPr>
+              <w:suppressLineNumbers w:val="0"/>
+              <w:spacing w:before="0" w:beforeAutospacing="0" w:after="160" w:afterAutospacing="0" w:line="256" w:lineRule="auto"/>
+              <w:ind w:left="0" w:right="0"/>
+              <w:jc w:val="both"/>
+              <w:rPr>
+                <w:rFonts w:hint="default" w:ascii="Times New Roman" w:hAnsi="Times New Roman" w:cs="Times New Roman"/>
+                <w:i w:val="0"/>
+                <w:iCs w:val="0"/>
+                <w:sz w:val="28"/>
+                <w:szCs w:val="28"/>
+                <w:vertAlign w:val="baseline"/>
+                <w:lang w:val="en-US"/>
+              </w:rPr>
+            </w:pPr>
+            <w:r>
+              <w:rPr>
+                <w:rFonts w:hint="default" w:ascii="Times New Roman" w:hAnsi="Times New Roman" w:cs="Times New Roman"/>
                 <w:i w:val="0"/>
                 <w:iCs w:val="0"/>
                 <w:sz w:val="28"/>
@@ -3398,11 +5590,19 @@
           </w:tcPr>
           <w:p>
             <w:pPr>
+              <w:keepNext w:val="0"/>
+              <w:keepLines w:val="0"/>
+              <w:widowControl w:val="0"/>
               <w:numPr>
+                <w:ilvl w:val="0"/>
                 <w:numId w:val="0"/>
               </w:numPr>
+              <w:suppressLineNumbers w:val="0"/>
+              <w:spacing w:before="0" w:beforeAutospacing="0" w:after="160" w:afterAutospacing="0" w:line="256" w:lineRule="auto"/>
+              <w:ind w:left="0" w:right="0"/>
+              <w:jc w:val="both"/>
               <w:rPr>
-                <w:rFonts w:hint="default"/>
+                <w:rFonts w:hint="default" w:ascii="Times New Roman" w:hAnsi="Times New Roman" w:cs="Times New Roman"/>
                 <w:i w:val="0"/>
                 <w:iCs w:val="0"/>
                 <w:sz w:val="28"/>
@@ -3413,7 +5613,7 @@
             </w:pPr>
             <w:r>
               <w:rPr>
-                <w:rFonts w:hint="default"/>
+                <w:rFonts w:hint="default" w:ascii="Times New Roman" w:hAnsi="Times New Roman" w:cs="Times New Roman"/>
                 <w:i w:val="0"/>
                 <w:iCs w:val="0"/>
                 <w:sz w:val="28"/>
@@ -3436,6 +5636,12 @@
             <w:insideH w:val="single" w:color="auto" w:sz="4" w:space="0"/>
             <w:insideV w:val="single" w:color="auto" w:sz="4" w:space="0"/>
           </w:tblBorders>
+          <w:tblCellMar>
+            <w:top w:w="0" w:type="dxa"/>
+            <w:left w:w="108" w:type="dxa"/>
+            <w:bottom w:w="0" w:type="dxa"/>
+            <w:right w:w="108" w:type="dxa"/>
+          </w:tblCellMar>
         </w:tblPrEx>
         <w:tc>
           <w:tcPr>
@@ -3443,11 +5649,19 @@
           </w:tcPr>
           <w:p>
             <w:pPr>
+              <w:keepNext w:val="0"/>
+              <w:keepLines w:val="0"/>
+              <w:widowControl w:val="0"/>
               <w:numPr>
+                <w:ilvl w:val="0"/>
                 <w:numId w:val="0"/>
               </w:numPr>
+              <w:suppressLineNumbers w:val="0"/>
+              <w:spacing w:before="0" w:beforeAutospacing="0" w:after="160" w:afterAutospacing="0" w:line="256" w:lineRule="auto"/>
+              <w:ind w:left="0" w:right="0"/>
+              <w:jc w:val="both"/>
               <w:rPr>
-                <w:rFonts w:hint="default"/>
+                <w:rFonts w:hint="default" w:ascii="Times New Roman" w:hAnsi="Times New Roman" w:cs="Times New Roman"/>
                 <w:i w:val="0"/>
                 <w:iCs w:val="0"/>
                 <w:sz w:val="28"/>
@@ -3458,7 +5672,7 @@
             </w:pPr>
             <w:r>
               <w:rPr>
-                <w:rFonts w:hint="default"/>
+                <w:rFonts w:hint="default" w:ascii="Times New Roman" w:hAnsi="Times New Roman" w:cs="Times New Roman"/>
                 <w:i w:val="0"/>
                 <w:iCs w:val="0"/>
                 <w:sz w:val="28"/>
@@ -3476,11 +5690,19 @@
           </w:tcPr>
           <w:p>
             <w:pPr>
+              <w:keepNext w:val="0"/>
+              <w:keepLines w:val="0"/>
+              <w:widowControl w:val="0"/>
               <w:numPr>
+                <w:ilvl w:val="0"/>
                 <w:numId w:val="0"/>
               </w:numPr>
+              <w:suppressLineNumbers w:val="0"/>
+              <w:spacing w:before="0" w:beforeAutospacing="0" w:after="160" w:afterAutospacing="0" w:line="256" w:lineRule="auto"/>
+              <w:ind w:left="0" w:right="0"/>
+              <w:jc w:val="both"/>
               <w:rPr>
-                <w:rFonts w:hint="default"/>
+                <w:rFonts w:hint="default" w:ascii="Times New Roman" w:hAnsi="Times New Roman" w:cs="Times New Roman"/>
                 <w:i w:val="0"/>
                 <w:iCs w:val="0"/>
                 <w:sz w:val="28"/>
@@ -3491,7 +5713,7 @@
             </w:pPr>
             <w:r>
               <w:rPr>
-                <w:rFonts w:hint="default"/>
+                <w:rFonts w:hint="default" w:ascii="Times New Roman" w:hAnsi="Times New Roman" w:cs="Times New Roman"/>
                 <w:i w:val="0"/>
                 <w:iCs w:val="0"/>
                 <w:sz w:val="28"/>
@@ -3514,6 +5736,12 @@
             <w:insideH w:val="single" w:color="auto" w:sz="4" w:space="0"/>
             <w:insideV w:val="single" w:color="auto" w:sz="4" w:space="0"/>
           </w:tblBorders>
+          <w:tblCellMar>
+            <w:top w:w="0" w:type="dxa"/>
+            <w:left w:w="108" w:type="dxa"/>
+            <w:bottom w:w="0" w:type="dxa"/>
+            <w:right w:w="108" w:type="dxa"/>
+          </w:tblCellMar>
         </w:tblPrEx>
         <w:tc>
           <w:tcPr>
@@ -3521,11 +5749,19 @@
           </w:tcPr>
           <w:p>
             <w:pPr>
+              <w:keepNext w:val="0"/>
+              <w:keepLines w:val="0"/>
+              <w:widowControl w:val="0"/>
               <w:numPr>
+                <w:ilvl w:val="0"/>
                 <w:numId w:val="0"/>
               </w:numPr>
+              <w:suppressLineNumbers w:val="0"/>
+              <w:spacing w:before="0" w:beforeAutospacing="0" w:after="160" w:afterAutospacing="0" w:line="256" w:lineRule="auto"/>
+              <w:ind w:left="0" w:right="0"/>
+              <w:jc w:val="both"/>
               <w:rPr>
-                <w:rFonts w:hint="default"/>
+                <w:rFonts w:hint="default" w:ascii="Times New Roman" w:hAnsi="Times New Roman" w:cs="Times New Roman"/>
                 <w:i w:val="0"/>
                 <w:iCs w:val="0"/>
                 <w:sz w:val="28"/>
@@ -3536,7 +5772,7 @@
             </w:pPr>
             <w:r>
               <w:rPr>
-                <w:rFonts w:hint="default"/>
+                <w:rFonts w:hint="default" w:ascii="Times New Roman" w:hAnsi="Times New Roman" w:cs="Times New Roman"/>
                 <w:i w:val="0"/>
                 <w:iCs w:val="0"/>
                 <w:sz w:val="28"/>
@@ -3554,11 +5790,19 @@
           </w:tcPr>
           <w:p>
             <w:pPr>
+              <w:keepNext w:val="0"/>
+              <w:keepLines w:val="0"/>
+              <w:widowControl w:val="0"/>
               <w:numPr>
+                <w:ilvl w:val="0"/>
                 <w:numId w:val="0"/>
               </w:numPr>
+              <w:suppressLineNumbers w:val="0"/>
+              <w:spacing w:before="0" w:beforeAutospacing="0" w:after="160" w:afterAutospacing="0" w:line="256" w:lineRule="auto"/>
+              <w:ind w:left="0" w:right="0"/>
+              <w:jc w:val="both"/>
               <w:rPr>
-                <w:rFonts w:hint="default"/>
+                <w:rFonts w:hint="default" w:ascii="Times New Roman" w:hAnsi="Times New Roman" w:cs="Times New Roman"/>
                 <w:i w:val="0"/>
                 <w:iCs w:val="0"/>
                 <w:sz w:val="28"/>
@@ -3569,7 +5813,7 @@
             </w:pPr>
             <w:r>
               <w:rPr>
-                <w:rFonts w:hint="default"/>
+                <w:rFonts w:hint="default" w:ascii="Times New Roman" w:hAnsi="Times New Roman" w:cs="Times New Roman"/>
                 <w:i w:val="0"/>
                 <w:iCs w:val="0"/>
                 <w:sz w:val="28"/>
@@ -3582,74 +5826,926 @@
           </w:p>
         </w:tc>
       </w:tr>
+      <w:tr>
+        <w:tblPrEx>
+          <w:tblBorders>
+            <w:top w:val="single" w:color="auto" w:sz="4" w:space="0"/>
+            <w:left w:val="single" w:color="auto" w:sz="4" w:space="0"/>
+            <w:bottom w:val="single" w:color="auto" w:sz="4" w:space="0"/>
+            <w:right w:val="single" w:color="auto" w:sz="4" w:space="0"/>
+            <w:insideH w:val="single" w:color="auto" w:sz="4" w:space="0"/>
+            <w:insideV w:val="single" w:color="auto" w:sz="4" w:space="0"/>
+          </w:tblBorders>
+          <w:tblCellMar>
+            <w:top w:w="0" w:type="dxa"/>
+            <w:left w:w="108" w:type="dxa"/>
+            <w:bottom w:w="0" w:type="dxa"/>
+            <w:right w:w="108" w:type="dxa"/>
+          </w:tblCellMar>
+        </w:tblPrEx>
+        <w:tc>
+          <w:tcPr>
+            <w:tcW w:w="4261" w:type="dxa"/>
+          </w:tcPr>
+          <w:p>
+            <w:pPr>
+              <w:keepNext w:val="0"/>
+              <w:keepLines w:val="0"/>
+              <w:widowControl w:val="0"/>
+              <w:numPr>
+                <w:ilvl w:val="0"/>
+                <w:numId w:val="0"/>
+              </w:numPr>
+              <w:suppressLineNumbers w:val="0"/>
+              <w:spacing w:before="0" w:beforeAutospacing="0" w:after="160" w:afterAutospacing="0" w:line="256" w:lineRule="auto"/>
+              <w:ind w:left="0" w:right="0"/>
+              <w:jc w:val="both"/>
+              <w:rPr>
+                <w:rFonts w:hint="default" w:ascii="Times New Roman" w:hAnsi="Times New Roman" w:cs="Times New Roman"/>
+                <w:i w:val="0"/>
+                <w:iCs w:val="0"/>
+                <w:sz w:val="28"/>
+                <w:szCs w:val="28"/>
+                <w:vertAlign w:val="baseline"/>
+                <w:lang w:val="en-US"/>
+              </w:rPr>
+            </w:pPr>
+            <w:r>
+              <w:rPr>
+                <w:rFonts w:hint="default" w:ascii="Times New Roman" w:hAnsi="Times New Roman" w:cs="Times New Roman"/>
+                <w:i w:val="0"/>
+                <w:iCs w:val="0"/>
+                <w:sz w:val="28"/>
+                <w:szCs w:val="28"/>
+                <w:vertAlign w:val="baseline"/>
+                <w:lang w:val="en-US"/>
+              </w:rPr>
+              <w:t xml:space="preserve"> Ngôn ngữ truy vấn có cấu trúc (SQL) </w:t>
+            </w:r>
+          </w:p>
+        </w:tc>
+        <w:tc>
+          <w:tcPr>
+            <w:tcW w:w="4261" w:type="dxa"/>
+          </w:tcPr>
+          <w:p>
+            <w:pPr>
+              <w:keepNext w:val="0"/>
+              <w:keepLines w:val="0"/>
+              <w:widowControl w:val="0"/>
+              <w:numPr>
+                <w:ilvl w:val="0"/>
+                <w:numId w:val="0"/>
+              </w:numPr>
+              <w:suppressLineNumbers w:val="0"/>
+              <w:spacing w:before="0" w:beforeAutospacing="0" w:after="160" w:afterAutospacing="0" w:line="256" w:lineRule="auto"/>
+              <w:ind w:left="0" w:right="0"/>
+              <w:jc w:val="both"/>
+              <w:rPr>
+                <w:rFonts w:hint="default" w:ascii="Times New Roman" w:hAnsi="Times New Roman" w:cs="Times New Roman"/>
+                <w:i w:val="0"/>
+                <w:iCs w:val="0"/>
+                <w:sz w:val="28"/>
+                <w:szCs w:val="28"/>
+                <w:vertAlign w:val="baseline"/>
+                <w:lang w:val="en-US"/>
+              </w:rPr>
+            </w:pPr>
+            <w:r>
+              <w:rPr>
+                <w:rFonts w:hint="default" w:ascii="Times New Roman" w:hAnsi="Times New Roman" w:cs="Times New Roman"/>
+                <w:i w:val="0"/>
+                <w:iCs w:val="0"/>
+                <w:sz w:val="28"/>
+                <w:szCs w:val="28"/>
+                <w:vertAlign w:val="baseline"/>
+                <w:lang w:val="en-US"/>
+              </w:rPr>
+              <w:t>Ngôn ngữ truy vấn không có cấu trúc</w:t>
+            </w:r>
+          </w:p>
+        </w:tc>
+      </w:tr>
+      <w:tr>
+        <w:tblPrEx>
+          <w:tblBorders>
+            <w:top w:val="single" w:color="auto" w:sz="4" w:space="0"/>
+            <w:left w:val="single" w:color="auto" w:sz="4" w:space="0"/>
+            <w:bottom w:val="single" w:color="auto" w:sz="4" w:space="0"/>
+            <w:right w:val="single" w:color="auto" w:sz="4" w:space="0"/>
+            <w:insideH w:val="single" w:color="auto" w:sz="4" w:space="0"/>
+            <w:insideV w:val="single" w:color="auto" w:sz="4" w:space="0"/>
+          </w:tblBorders>
+          <w:tblCellMar>
+            <w:top w:w="0" w:type="dxa"/>
+            <w:left w:w="108" w:type="dxa"/>
+            <w:bottom w:w="0" w:type="dxa"/>
+            <w:right w:w="108" w:type="dxa"/>
+          </w:tblCellMar>
+        </w:tblPrEx>
+        <w:tc>
+          <w:tcPr>
+            <w:tcW w:w="4261" w:type="dxa"/>
+          </w:tcPr>
+          <w:p>
+            <w:pPr>
+              <w:keepNext w:val="0"/>
+              <w:keepLines w:val="0"/>
+              <w:widowControl w:val="0"/>
+              <w:numPr>
+                <w:ilvl w:val="0"/>
+                <w:numId w:val="0"/>
+              </w:numPr>
+              <w:suppressLineNumbers w:val="0"/>
+              <w:spacing w:before="0" w:beforeAutospacing="0" w:after="160" w:afterAutospacing="0" w:line="256" w:lineRule="auto"/>
+              <w:ind w:left="0" w:right="0"/>
+              <w:jc w:val="both"/>
+              <w:rPr>
+                <w:rFonts w:hint="default" w:ascii="Times New Roman" w:hAnsi="Times New Roman" w:cs="Times New Roman"/>
+                <w:i w:val="0"/>
+                <w:iCs w:val="0"/>
+                <w:sz w:val="28"/>
+                <w:szCs w:val="28"/>
+                <w:vertAlign w:val="baseline"/>
+                <w:lang w:val="en-US"/>
+              </w:rPr>
+            </w:pPr>
+            <w:r>
+              <w:rPr>
+                <w:rFonts w:hint="default" w:ascii="Times New Roman" w:hAnsi="Times New Roman" w:cs="Times New Roman"/>
+                <w:i w:val="0"/>
+                <w:iCs w:val="0"/>
+                <w:sz w:val="28"/>
+                <w:szCs w:val="28"/>
+                <w:vertAlign w:val="baseline"/>
+                <w:lang w:val="en-US"/>
+              </w:rPr>
+              <w:t>Thực hiện các hoạt động JOIN</w:t>
+            </w:r>
+          </w:p>
+        </w:tc>
+        <w:tc>
+          <w:tcPr>
+            <w:tcW w:w="4261" w:type="dxa"/>
+          </w:tcPr>
+          <w:p>
+            <w:pPr>
+              <w:keepNext w:val="0"/>
+              <w:keepLines w:val="0"/>
+              <w:widowControl w:val="0"/>
+              <w:numPr>
+                <w:ilvl w:val="0"/>
+                <w:numId w:val="0"/>
+              </w:numPr>
+              <w:suppressLineNumbers w:val="0"/>
+              <w:spacing w:before="0" w:beforeAutospacing="0" w:after="160" w:afterAutospacing="0" w:line="256" w:lineRule="auto"/>
+              <w:ind w:left="0" w:right="0"/>
+              <w:jc w:val="both"/>
+              <w:rPr>
+                <w:rFonts w:hint="default" w:ascii="Times New Roman" w:hAnsi="Times New Roman" w:cs="Times New Roman"/>
+                <w:i w:val="0"/>
+                <w:iCs w:val="0"/>
+                <w:sz w:val="28"/>
+                <w:szCs w:val="28"/>
+                <w:vertAlign w:val="baseline"/>
+                <w:lang w:val="en-US"/>
+              </w:rPr>
+            </w:pPr>
+            <w:r>
+              <w:rPr>
+                <w:rFonts w:hint="default" w:ascii="Times New Roman" w:hAnsi="Times New Roman" w:cs="Times New Roman"/>
+                <w:i w:val="0"/>
+                <w:iCs w:val="0"/>
+                <w:sz w:val="28"/>
+                <w:szCs w:val="28"/>
+                <w:vertAlign w:val="baseline"/>
+                <w:lang w:val="en-US"/>
+              </w:rPr>
+              <w:t>Không thực hiện các hoạt động JOIN</w:t>
+            </w:r>
+          </w:p>
+        </w:tc>
+      </w:tr>
+      <w:tr>
+        <w:tblPrEx>
+          <w:tblBorders>
+            <w:top w:val="single" w:color="auto" w:sz="4" w:space="0"/>
+            <w:left w:val="single" w:color="auto" w:sz="4" w:space="0"/>
+            <w:bottom w:val="single" w:color="auto" w:sz="4" w:space="0"/>
+            <w:right w:val="single" w:color="auto" w:sz="4" w:space="0"/>
+            <w:insideH w:val="single" w:color="auto" w:sz="4" w:space="0"/>
+            <w:insideV w:val="single" w:color="auto" w:sz="4" w:space="0"/>
+          </w:tblBorders>
+          <w:tblCellMar>
+            <w:top w:w="0" w:type="dxa"/>
+            <w:left w:w="108" w:type="dxa"/>
+            <w:bottom w:w="0" w:type="dxa"/>
+            <w:right w:w="108" w:type="dxa"/>
+          </w:tblCellMar>
+        </w:tblPrEx>
+        <w:tc>
+          <w:tcPr>
+            <w:tcW w:w="4261" w:type="dxa"/>
+          </w:tcPr>
+          <w:p>
+            <w:pPr>
+              <w:keepNext w:val="0"/>
+              <w:keepLines w:val="0"/>
+              <w:widowControl w:val="0"/>
+              <w:numPr>
+                <w:ilvl w:val="0"/>
+                <w:numId w:val="0"/>
+              </w:numPr>
+              <w:suppressLineNumbers w:val="0"/>
+              <w:spacing w:before="0" w:beforeAutospacing="0" w:after="160" w:afterAutospacing="0" w:line="256" w:lineRule="auto"/>
+              <w:ind w:left="0" w:right="0"/>
+              <w:jc w:val="both"/>
+              <w:rPr>
+                <w:rFonts w:hint="default" w:ascii="Times New Roman" w:hAnsi="Times New Roman" w:cs="Times New Roman"/>
+                <w:i w:val="0"/>
+                <w:iCs w:val="0"/>
+                <w:sz w:val="28"/>
+                <w:szCs w:val="28"/>
+                <w:vertAlign w:val="baseline"/>
+                <w:lang w:val="en-US"/>
+              </w:rPr>
+            </w:pPr>
+            <w:r>
+              <w:rPr>
+                <w:rFonts w:hint="default" w:ascii="Times New Roman" w:hAnsi="Times New Roman" w:cs="Times New Roman"/>
+                <w:i w:val="0"/>
+                <w:iCs w:val="0"/>
+                <w:sz w:val="28"/>
+                <w:szCs w:val="28"/>
+                <w:vertAlign w:val="baseline"/>
+                <w:lang w:val="en-US"/>
+              </w:rPr>
+              <w:t>Tính riêng tư</w:t>
+            </w:r>
+          </w:p>
+        </w:tc>
+        <w:tc>
+          <w:tcPr>
+            <w:tcW w:w="4261" w:type="dxa"/>
+          </w:tcPr>
+          <w:p>
+            <w:pPr>
+              <w:keepNext w:val="0"/>
+              <w:keepLines w:val="0"/>
+              <w:widowControl w:val="0"/>
+              <w:numPr>
+                <w:ilvl w:val="0"/>
+                <w:numId w:val="0"/>
+              </w:numPr>
+              <w:suppressLineNumbers w:val="0"/>
+              <w:spacing w:before="0" w:beforeAutospacing="0" w:after="160" w:afterAutospacing="0" w:line="256" w:lineRule="auto"/>
+              <w:ind w:left="0" w:right="0"/>
+              <w:jc w:val="both"/>
+              <w:rPr>
+                <w:rFonts w:hint="default" w:ascii="Times New Roman" w:hAnsi="Times New Roman" w:cs="Times New Roman"/>
+                <w:i w:val="0"/>
+                <w:iCs w:val="0"/>
+                <w:sz w:val="28"/>
+                <w:szCs w:val="28"/>
+                <w:vertAlign w:val="baseline"/>
+                <w:lang w:val="en-US"/>
+              </w:rPr>
+            </w:pPr>
+            <w:r>
+              <w:rPr>
+                <w:rFonts w:hint="default" w:ascii="Times New Roman" w:hAnsi="Times New Roman" w:cs="Times New Roman"/>
+                <w:i w:val="0"/>
+                <w:iCs w:val="0"/>
+                <w:sz w:val="28"/>
+                <w:szCs w:val="28"/>
+                <w:vertAlign w:val="baseline"/>
+                <w:lang w:val="en-US"/>
+              </w:rPr>
+              <w:t>Hiệu suất</w:t>
+            </w:r>
+          </w:p>
+        </w:tc>
+      </w:tr>
+      <w:tr>
+        <w:tblPrEx>
+          <w:tblBorders>
+            <w:top w:val="single" w:color="auto" w:sz="4" w:space="0"/>
+            <w:left w:val="single" w:color="auto" w:sz="4" w:space="0"/>
+            <w:bottom w:val="single" w:color="auto" w:sz="4" w:space="0"/>
+            <w:right w:val="single" w:color="auto" w:sz="4" w:space="0"/>
+            <w:insideH w:val="single" w:color="auto" w:sz="4" w:space="0"/>
+            <w:insideV w:val="single" w:color="auto" w:sz="4" w:space="0"/>
+          </w:tblBorders>
+          <w:tblCellMar>
+            <w:top w:w="0" w:type="dxa"/>
+            <w:left w:w="108" w:type="dxa"/>
+            <w:bottom w:w="0" w:type="dxa"/>
+            <w:right w:w="108" w:type="dxa"/>
+          </w:tblCellMar>
+        </w:tblPrEx>
+        <w:tc>
+          <w:tcPr>
+            <w:tcW w:w="4261" w:type="dxa"/>
+          </w:tcPr>
+          <w:p>
+            <w:pPr>
+              <w:keepNext w:val="0"/>
+              <w:keepLines w:val="0"/>
+              <w:widowControl w:val="0"/>
+              <w:numPr>
+                <w:ilvl w:val="0"/>
+                <w:numId w:val="0"/>
+              </w:numPr>
+              <w:suppressLineNumbers w:val="0"/>
+              <w:spacing w:before="0" w:beforeAutospacing="0" w:after="160" w:afterAutospacing="0" w:line="256" w:lineRule="auto"/>
+              <w:ind w:left="0" w:right="0"/>
+              <w:jc w:val="both"/>
+              <w:rPr>
+                <w:rFonts w:hint="default" w:ascii="Times New Roman" w:hAnsi="Times New Roman" w:cs="Times New Roman"/>
+                <w:i w:val="0"/>
+                <w:iCs w:val="0"/>
+                <w:sz w:val="28"/>
+                <w:szCs w:val="28"/>
+                <w:vertAlign w:val="baseline"/>
+                <w:lang w:val="en-US"/>
+              </w:rPr>
+            </w:pPr>
+            <w:r>
+              <w:rPr>
+                <w:rFonts w:hint="default" w:ascii="Times New Roman" w:hAnsi="Times New Roman" w:cs="Times New Roman"/>
+                <w:i w:val="0"/>
+                <w:iCs w:val="0"/>
+                <w:sz w:val="28"/>
+                <w:szCs w:val="28"/>
+                <w:vertAlign w:val="baseline"/>
+                <w:lang w:val="en-US"/>
+              </w:rPr>
+              <w:t xml:space="preserve">Tính toàn vẹn của dữ liệu </w:t>
+            </w:r>
+          </w:p>
+        </w:tc>
+        <w:tc>
+          <w:tcPr>
+            <w:tcW w:w="4261" w:type="dxa"/>
+          </w:tcPr>
+          <w:p>
+            <w:pPr>
+              <w:keepNext w:val="0"/>
+              <w:keepLines w:val="0"/>
+              <w:widowControl w:val="0"/>
+              <w:numPr>
+                <w:ilvl w:val="0"/>
+                <w:numId w:val="0"/>
+              </w:numPr>
+              <w:suppressLineNumbers w:val="0"/>
+              <w:spacing w:before="0" w:beforeAutospacing="0" w:after="160" w:afterAutospacing="0" w:line="256" w:lineRule="auto"/>
+              <w:ind w:left="0" w:right="0"/>
+              <w:jc w:val="both"/>
+              <w:rPr>
+                <w:rFonts w:hint="default" w:ascii="Times New Roman" w:hAnsi="Times New Roman" w:cs="Times New Roman"/>
+                <w:i w:val="0"/>
+                <w:iCs w:val="0"/>
+                <w:sz w:val="28"/>
+                <w:szCs w:val="28"/>
+                <w:vertAlign w:val="baseline"/>
+                <w:lang w:val="en-US"/>
+              </w:rPr>
+            </w:pPr>
+            <w:r>
+              <w:rPr>
+                <w:rFonts w:hint="default" w:ascii="Times New Roman" w:hAnsi="Times New Roman" w:cs="Times New Roman"/>
+                <w:i w:val="0"/>
+                <w:iCs w:val="0"/>
+                <w:sz w:val="28"/>
+                <w:szCs w:val="28"/>
+                <w:vertAlign w:val="baseline"/>
+                <w:lang w:val="en-US"/>
+              </w:rPr>
+              <w:t xml:space="preserve">Linh hoạt hơn và nhanh hơn </w:t>
+            </w:r>
+          </w:p>
+        </w:tc>
+      </w:tr>
+      <w:tr>
+        <w:tblPrEx>
+          <w:tblBorders>
+            <w:top w:val="single" w:color="auto" w:sz="4" w:space="0"/>
+            <w:left w:val="single" w:color="auto" w:sz="4" w:space="0"/>
+            <w:bottom w:val="single" w:color="auto" w:sz="4" w:space="0"/>
+            <w:right w:val="single" w:color="auto" w:sz="4" w:space="0"/>
+            <w:insideH w:val="single" w:color="auto" w:sz="4" w:space="0"/>
+            <w:insideV w:val="single" w:color="auto" w:sz="4" w:space="0"/>
+          </w:tblBorders>
+          <w:tblCellMar>
+            <w:top w:w="0" w:type="dxa"/>
+            <w:left w:w="108" w:type="dxa"/>
+            <w:bottom w:w="0" w:type="dxa"/>
+            <w:right w:w="108" w:type="dxa"/>
+          </w:tblCellMar>
+        </w:tblPrEx>
+        <w:tc>
+          <w:tcPr>
+            <w:tcW w:w="4261" w:type="dxa"/>
+          </w:tcPr>
+          <w:p>
+            <w:pPr>
+              <w:keepNext w:val="0"/>
+              <w:keepLines w:val="0"/>
+              <w:widowControl w:val="0"/>
+              <w:numPr>
+                <w:ilvl w:val="0"/>
+                <w:numId w:val="0"/>
+              </w:numPr>
+              <w:suppressLineNumbers w:val="0"/>
+              <w:spacing w:before="0" w:beforeAutospacing="0" w:after="160" w:afterAutospacing="0" w:line="256" w:lineRule="auto"/>
+              <w:ind w:left="0" w:right="0"/>
+              <w:jc w:val="both"/>
+              <w:rPr>
+                <w:rFonts w:hint="default" w:ascii="Times New Roman" w:hAnsi="Times New Roman" w:cs="Times New Roman"/>
+                <w:i w:val="0"/>
+                <w:iCs w:val="0"/>
+                <w:sz w:val="28"/>
+                <w:szCs w:val="28"/>
+                <w:vertAlign w:val="baseline"/>
+                <w:lang w:val="en-US"/>
+              </w:rPr>
+            </w:pPr>
+            <w:r>
+              <w:rPr>
+                <w:rFonts w:hint="default" w:ascii="Times New Roman" w:hAnsi="Times New Roman" w:cs="Times New Roman"/>
+                <w:i w:val="0"/>
+                <w:iCs w:val="0"/>
+                <w:sz w:val="28"/>
+                <w:szCs w:val="28"/>
+                <w:vertAlign w:val="baseline"/>
+                <w:lang w:val="en-US"/>
+              </w:rPr>
+              <w:t>Mô hình bảo mật</w:t>
+            </w:r>
+          </w:p>
+        </w:tc>
+        <w:tc>
+          <w:tcPr>
+            <w:tcW w:w="4261" w:type="dxa"/>
+          </w:tcPr>
+          <w:p>
+            <w:pPr>
+              <w:keepNext w:val="0"/>
+              <w:keepLines w:val="0"/>
+              <w:widowControl w:val="0"/>
+              <w:numPr>
+                <w:ilvl w:val="0"/>
+                <w:numId w:val="0"/>
+              </w:numPr>
+              <w:suppressLineNumbers w:val="0"/>
+              <w:spacing w:before="0" w:beforeAutospacing="0" w:after="160" w:afterAutospacing="0" w:line="256" w:lineRule="auto"/>
+              <w:ind w:left="0" w:right="0"/>
+              <w:jc w:val="both"/>
+              <w:rPr>
+                <w:rFonts w:hint="default" w:ascii="Times New Roman" w:hAnsi="Times New Roman" w:cs="Times New Roman"/>
+                <w:i w:val="0"/>
+                <w:iCs w:val="0"/>
+                <w:sz w:val="28"/>
+                <w:szCs w:val="28"/>
+                <w:vertAlign w:val="baseline"/>
+                <w:lang w:val="en-US"/>
+              </w:rPr>
+            </w:pPr>
+            <w:r>
+              <w:rPr>
+                <w:rFonts w:hint="default" w:ascii="Times New Roman" w:hAnsi="Times New Roman" w:cs="Times New Roman"/>
+                <w:i w:val="0"/>
+                <w:iCs w:val="0"/>
+                <w:sz w:val="28"/>
+                <w:szCs w:val="28"/>
+                <w:vertAlign w:val="baseline"/>
+                <w:lang w:val="en-US"/>
+              </w:rPr>
+              <w:t xml:space="preserve">Kiểm soát truy cập dựa trên vai trò </w:t>
+            </w:r>
+          </w:p>
+        </w:tc>
+      </w:tr>
+      <w:tr>
+        <w:tblPrEx>
+          <w:tblBorders>
+            <w:top w:val="single" w:color="auto" w:sz="4" w:space="0"/>
+            <w:left w:val="single" w:color="auto" w:sz="4" w:space="0"/>
+            <w:bottom w:val="single" w:color="auto" w:sz="4" w:space="0"/>
+            <w:right w:val="single" w:color="auto" w:sz="4" w:space="0"/>
+            <w:insideH w:val="single" w:color="auto" w:sz="4" w:space="0"/>
+            <w:insideV w:val="single" w:color="auto" w:sz="4" w:space="0"/>
+          </w:tblBorders>
+          <w:tblCellMar>
+            <w:top w:w="0" w:type="dxa"/>
+            <w:left w:w="108" w:type="dxa"/>
+            <w:bottom w:w="0" w:type="dxa"/>
+            <w:right w:w="108" w:type="dxa"/>
+          </w:tblCellMar>
+        </w:tblPrEx>
+        <w:tc>
+          <w:tcPr>
+            <w:tcW w:w="4261" w:type="dxa"/>
+          </w:tcPr>
+          <w:p>
+            <w:pPr>
+              <w:keepNext w:val="0"/>
+              <w:keepLines w:val="0"/>
+              <w:widowControl w:val="0"/>
+              <w:numPr>
+                <w:ilvl w:val="0"/>
+                <w:numId w:val="0"/>
+              </w:numPr>
+              <w:suppressLineNumbers w:val="0"/>
+              <w:spacing w:before="0" w:beforeAutospacing="0" w:after="160" w:afterAutospacing="0" w:line="256" w:lineRule="auto"/>
+              <w:ind w:left="0" w:right="0"/>
+              <w:jc w:val="both"/>
+              <w:rPr>
+                <w:rFonts w:hint="default" w:ascii="Times New Roman" w:hAnsi="Times New Roman" w:cs="Times New Roman"/>
+                <w:i w:val="0"/>
+                <w:iCs w:val="0"/>
+                <w:sz w:val="28"/>
+                <w:szCs w:val="28"/>
+                <w:vertAlign w:val="baseline"/>
+                <w:lang w:val="en-US"/>
+              </w:rPr>
+            </w:pPr>
+            <w:r>
+              <w:rPr>
+                <w:rFonts w:hint="default" w:ascii="Times New Roman" w:hAnsi="Times New Roman" w:cs="Times New Roman"/>
+                <w:i w:val="0"/>
+                <w:iCs w:val="0"/>
+                <w:sz w:val="28"/>
+                <w:szCs w:val="28"/>
+                <w:vertAlign w:val="baseline"/>
+                <w:lang w:val="en-US"/>
+              </w:rPr>
+              <w:t>Hỗ trợ giao dịch Atomic,Hỗ trợ JOIN,Giải pháp Mature,Hệ thống bảo mật đặc quyền và mật khẩu</w:t>
+            </w:r>
+          </w:p>
+        </w:tc>
+        <w:tc>
+          <w:tcPr>
+            <w:tcW w:w="4261" w:type="dxa"/>
+          </w:tcPr>
+          <w:p>
+            <w:pPr>
+              <w:keepNext w:val="0"/>
+              <w:keepLines w:val="0"/>
+              <w:widowControl w:val="0"/>
+              <w:numPr>
+                <w:ilvl w:val="0"/>
+                <w:numId w:val="0"/>
+              </w:numPr>
+              <w:suppressLineNumbers w:val="0"/>
+              <w:spacing w:before="0" w:beforeAutospacing="0" w:after="160" w:afterAutospacing="0" w:line="256" w:lineRule="auto"/>
+              <w:ind w:left="0" w:right="0"/>
+              <w:jc w:val="both"/>
+              <w:rPr>
+                <w:rFonts w:hint="default" w:ascii="Times New Roman" w:hAnsi="Times New Roman" w:cs="Times New Roman"/>
+                <w:i w:val="0"/>
+                <w:iCs w:val="0"/>
+                <w:sz w:val="28"/>
+                <w:szCs w:val="28"/>
+                <w:vertAlign w:val="baseline"/>
+                <w:lang w:val="en-US"/>
+              </w:rPr>
+            </w:pPr>
+            <w:r>
+              <w:rPr>
+                <w:rFonts w:hint="default" w:ascii="Times New Roman" w:hAnsi="Times New Roman" w:cs="Times New Roman"/>
+                <w:i w:val="0"/>
+                <w:iCs w:val="0"/>
+                <w:sz w:val="28"/>
+                <w:szCs w:val="28"/>
+                <w:vertAlign w:val="baseline"/>
+                <w:lang w:val="en-US"/>
+              </w:rPr>
+              <w:t>Xác thực tài liệu,Công cụ lưu trữ tích hợp,Rút ngắn thời gian giữa thất bại chính và phục hồi</w:t>
+            </w:r>
+          </w:p>
+        </w:tc>
+      </w:tr>
+      <w:tr>
+        <w:tblPrEx>
+          <w:tblBorders>
+            <w:top w:val="single" w:color="auto" w:sz="4" w:space="0"/>
+            <w:left w:val="single" w:color="auto" w:sz="4" w:space="0"/>
+            <w:bottom w:val="single" w:color="auto" w:sz="4" w:space="0"/>
+            <w:right w:val="single" w:color="auto" w:sz="4" w:space="0"/>
+            <w:insideH w:val="single" w:color="auto" w:sz="4" w:space="0"/>
+            <w:insideV w:val="single" w:color="auto" w:sz="4" w:space="0"/>
+          </w:tblBorders>
+          <w:tblCellMar>
+            <w:top w:w="0" w:type="dxa"/>
+            <w:left w:w="108" w:type="dxa"/>
+            <w:bottom w:w="0" w:type="dxa"/>
+            <w:right w:w="108" w:type="dxa"/>
+          </w:tblCellMar>
+        </w:tblPrEx>
+        <w:tc>
+          <w:tcPr>
+            <w:tcW w:w="4261" w:type="dxa"/>
+          </w:tcPr>
+          <w:p>
+            <w:pPr>
+              <w:keepNext w:val="0"/>
+              <w:keepLines w:val="0"/>
+              <w:widowControl w:val="0"/>
+              <w:numPr>
+                <w:ilvl w:val="0"/>
+                <w:numId w:val="0"/>
+              </w:numPr>
+              <w:suppressLineNumbers w:val="0"/>
+              <w:spacing w:before="0" w:beforeAutospacing="0" w:after="160" w:afterAutospacing="0" w:line="256" w:lineRule="auto"/>
+              <w:ind w:left="0" w:right="0"/>
+              <w:jc w:val="both"/>
+              <w:rPr>
+                <w:rFonts w:hint="default" w:ascii="Times New Roman" w:hAnsi="Times New Roman" w:cs="Times New Roman"/>
+                <w:i w:val="0"/>
+                <w:iCs w:val="0"/>
+                <w:sz w:val="28"/>
+                <w:szCs w:val="28"/>
+                <w:vertAlign w:val="baseline"/>
+                <w:lang w:val="en-US"/>
+              </w:rPr>
+            </w:pPr>
+            <w:r>
+              <w:rPr>
+                <w:rFonts w:hint="default" w:ascii="Times New Roman" w:hAnsi="Times New Roman" w:cs="Times New Roman"/>
+                <w:i w:val="0"/>
+                <w:iCs w:val="0"/>
+                <w:sz w:val="28"/>
+                <w:szCs w:val="28"/>
+                <w:vertAlign w:val="baseline"/>
+                <w:lang w:val="en-US"/>
+              </w:rPr>
+              <w:t>Không mở rộng quy mô,Phát triển dựa vào cộng đồng</w:t>
+            </w:r>
+          </w:p>
+        </w:tc>
+        <w:tc>
+          <w:tcPr>
+            <w:tcW w:w="4261" w:type="dxa"/>
+          </w:tcPr>
+          <w:p>
+            <w:pPr>
+              <w:keepNext w:val="0"/>
+              <w:keepLines w:val="0"/>
+              <w:widowControl w:val="0"/>
+              <w:numPr>
+                <w:ilvl w:val="0"/>
+                <w:numId w:val="0"/>
+              </w:numPr>
+              <w:suppressLineNumbers w:val="0"/>
+              <w:spacing w:before="0" w:beforeAutospacing="0" w:after="160" w:afterAutospacing="0" w:line="256" w:lineRule="auto"/>
+              <w:ind w:left="0" w:right="0"/>
+              <w:jc w:val="both"/>
+              <w:rPr>
+                <w:rFonts w:hint="default" w:ascii="Times New Roman" w:hAnsi="Times New Roman" w:cs="Times New Roman"/>
+                <w:i w:val="0"/>
+                <w:iCs w:val="0"/>
+                <w:sz w:val="28"/>
+                <w:szCs w:val="28"/>
+                <w:vertAlign w:val="baseline"/>
+                <w:lang w:val="en-US"/>
+              </w:rPr>
+            </w:pPr>
+            <w:r>
+              <w:rPr>
+                <w:rFonts w:hint="default" w:ascii="Times New Roman" w:hAnsi="Times New Roman" w:cs="Times New Roman"/>
+                <w:i w:val="0"/>
+                <w:iCs w:val="0"/>
+                <w:sz w:val="28"/>
+                <w:szCs w:val="28"/>
+                <w:vertAlign w:val="baseline"/>
+                <w:lang w:val="en-US"/>
+              </w:rPr>
+              <w:t>Không phải là lựa chọn tốt nhất cho các ứng dụng có giao dịch phức tạp,Không phải là một thay thế snap-in cho các giải pháp cũ</w:t>
+            </w:r>
+          </w:p>
+        </w:tc>
+      </w:tr>
+      <w:tr>
+        <w:tblPrEx>
+          <w:tblBorders>
+            <w:top w:val="single" w:color="auto" w:sz="4" w:space="0"/>
+            <w:left w:val="single" w:color="auto" w:sz="4" w:space="0"/>
+            <w:bottom w:val="single" w:color="auto" w:sz="4" w:space="0"/>
+            <w:right w:val="single" w:color="auto" w:sz="4" w:space="0"/>
+            <w:insideH w:val="single" w:color="auto" w:sz="4" w:space="0"/>
+            <w:insideV w:val="single" w:color="auto" w:sz="4" w:space="0"/>
+          </w:tblBorders>
+          <w:tblCellMar>
+            <w:top w:w="0" w:type="dxa"/>
+            <w:left w:w="108" w:type="dxa"/>
+            <w:bottom w:w="0" w:type="dxa"/>
+            <w:right w:w="108" w:type="dxa"/>
+          </w:tblCellMar>
+        </w:tblPrEx>
+        <w:tc>
+          <w:tcPr>
+            <w:tcW w:w="4261" w:type="dxa"/>
+          </w:tcPr>
+          <w:p>
+            <w:pPr>
+              <w:keepNext w:val="0"/>
+              <w:keepLines w:val="0"/>
+              <w:widowControl w:val="0"/>
+              <w:numPr>
+                <w:ilvl w:val="0"/>
+                <w:numId w:val="0"/>
+              </w:numPr>
+              <w:suppressLineNumbers w:val="0"/>
+              <w:spacing w:before="0" w:beforeAutospacing="0" w:after="160" w:afterAutospacing="0" w:line="256" w:lineRule="auto"/>
+              <w:ind w:left="0" w:right="0"/>
+              <w:jc w:val="both"/>
+              <w:rPr>
+                <w:rFonts w:hint="default" w:ascii="Times New Roman" w:hAnsi="Times New Roman" w:cs="Times New Roman"/>
+                <w:i w:val="0"/>
+                <w:iCs w:val="0"/>
+                <w:sz w:val="28"/>
+                <w:szCs w:val="28"/>
+                <w:vertAlign w:val="baseline"/>
+                <w:lang w:val="en-US"/>
+              </w:rPr>
+            </w:pPr>
+            <w:r>
+              <w:rPr>
+                <w:rFonts w:hint="default" w:ascii="Times New Roman" w:hAnsi="Times New Roman" w:cs="Times New Roman"/>
+                <w:i w:val="0"/>
+                <w:iCs w:val="0"/>
+                <w:sz w:val="28"/>
+                <w:szCs w:val="28"/>
+                <w:vertAlign w:val="baseline"/>
+                <w:lang w:val="en-US"/>
+              </w:rPr>
+              <w:t>Phù hợp các dự án: CRM, Quản lý nhân sự, Quản lý hàng hóa,..</w:t>
+            </w:r>
+          </w:p>
+        </w:tc>
+        <w:tc>
+          <w:tcPr>
+            <w:tcW w:w="4261" w:type="dxa"/>
+          </w:tcPr>
+          <w:p>
+            <w:pPr>
+              <w:keepNext w:val="0"/>
+              <w:keepLines w:val="0"/>
+              <w:widowControl w:val="0"/>
+              <w:numPr>
+                <w:ilvl w:val="0"/>
+                <w:numId w:val="0"/>
+              </w:numPr>
+              <w:suppressLineNumbers w:val="0"/>
+              <w:spacing w:before="0" w:beforeAutospacing="0" w:after="160" w:afterAutospacing="0" w:line="256" w:lineRule="auto"/>
+              <w:ind w:left="0" w:right="0"/>
+              <w:jc w:val="both"/>
+              <w:rPr>
+                <w:rFonts w:hint="default" w:ascii="Times New Roman" w:hAnsi="Times New Roman" w:cs="Times New Roman"/>
+                <w:i w:val="0"/>
+                <w:iCs w:val="0"/>
+                <w:sz w:val="28"/>
+                <w:szCs w:val="28"/>
+                <w:vertAlign w:val="baseline"/>
+                <w:lang w:val="en-US"/>
+              </w:rPr>
+            </w:pPr>
+            <w:r>
+              <w:rPr>
+                <w:rFonts w:hint="default" w:ascii="Times New Roman" w:hAnsi="Times New Roman" w:cs="Times New Roman"/>
+                <w:i w:val="0"/>
+                <w:iCs w:val="0"/>
+                <w:sz w:val="28"/>
+                <w:szCs w:val="28"/>
+                <w:vertAlign w:val="baseline"/>
+                <w:lang w:val="en-US"/>
+              </w:rPr>
+              <w:t>Phù hợp các dự án: game, chat, blockchain,..</w:t>
+            </w:r>
+          </w:p>
+        </w:tc>
+      </w:tr>
     </w:tbl>
     <w:p>
       <w:pPr>
         <w:numPr>
+          <w:ilvl w:val="0"/>
           <w:numId w:val="0"/>
         </w:numPr>
         <w:rPr>
-          <w:rFonts w:hint="default"/>
+          <w:rFonts w:hint="default" w:ascii="Times New Roman" w:hAnsi="Times New Roman" w:cs="Times New Roman"/>
           <w:i w:val="0"/>
           <w:iCs w:val="0"/>
           <w:lang w:val="en-US"/>
         </w:rPr>
       </w:pPr>
-      <w:r>
-        <w:rPr>
-          <w:rFonts w:hint="default"/>
+    </w:p>
+    <w:p>
+      <w:pPr>
+        <w:numPr>
+          <w:ilvl w:val="0"/>
+          <w:numId w:val="0"/>
+        </w:numPr>
+        <w:rPr>
+          <w:rFonts w:hint="default" w:ascii="Times New Roman" w:hAnsi="Times New Roman" w:cs="Times New Roman"/>
           <w:i w:val="0"/>
           <w:iCs w:val="0"/>
           <w:lang w:val="en-US"/>
         </w:rPr>
-        <w:t xml:space="preserve">Đối với trường hợp sự khác nhau giữa 2 cấu trúc của cơ sở dữ liệu, laravel vẫn giúp chúng ta xử lý Inserting, updating và deleting trên original Eloquent (“ </w:t>
-      </w:r>
-      <w:r>
-        <w:rPr>
-          <w:rFonts w:hint="default"/>
+      </w:pPr>
+      <w:r>
+        <w:rPr>
+          <w:rFonts w:hint="default" w:ascii="Times New Roman" w:hAnsi="Times New Roman" w:cs="Times New Roman"/>
           <w:i w:val="0"/>
           <w:iCs w:val="0"/>
           <w:lang w:val="en-US"/>
         </w:rPr>
-        <w:fldChar w:fldCharType="begin"/>
-      </w:r>
-      <w:r>
-        <w:rPr>
-          <w:rFonts w:hint="default"/>
+        <w:t xml:space="preserve">- Đối với trường hợp sự khác nhau giữa 2 cấu trúc của cơ sở dữ liệu, laravel vẫn giúp chúng ta xử lý Inserting, updating và deleting trên original Eloquent (“ </w:t>
+      </w:r>
+      <w:r>
+        <w:rPr>
+          <w:rFonts w:hint="default" w:ascii="Times New Roman" w:hAnsi="Times New Roman" w:cs="Times New Roman"/>
           <w:i w:val="0"/>
           <w:iCs w:val="0"/>
           <w:lang w:val="en-US"/>
         </w:rPr>
-        <w:instrText xml:space="preserve"> HYPERLINK "https://laravel.com/docs/8.x/eloquent\”)." </w:instrText>
-      </w:r>
-      <w:r>
-        <w:rPr>
-          <w:rFonts w:hint="default"/>
+        <w:fldChar w:fldCharType="begin"/>
+      </w:r>
+      <w:r>
+        <w:rPr>
+          <w:rFonts w:hint="default" w:ascii="Times New Roman" w:hAnsi="Times New Roman" w:cs="Times New Roman"/>
           <w:i w:val="0"/>
           <w:iCs w:val="0"/>
           <w:lang w:val="en-US"/>
         </w:rPr>
-        <w:fldChar w:fldCharType="separate"/>
-      </w:r>
-      <w:r>
-        <w:rPr>
-          <w:rStyle w:val="9"/>
-          <w:rFonts w:hint="default"/>
+        <w:instrText xml:space="preserve"> HYPERLINK "https://laravel.com/docs/8.x/eloquent\”)." </w:instrText>
+      </w:r>
+      <w:r>
+        <w:rPr>
+          <w:rFonts w:hint="default" w:ascii="Times New Roman" w:hAnsi="Times New Roman" w:cs="Times New Roman"/>
           <w:i w:val="0"/>
           <w:iCs w:val="0"/>
           <w:lang w:val="en-US"/>
         </w:rPr>
-        <w:t>https://laravel.com/docs/8.x/eloquent”).</w:t>
-      </w:r>
-      <w:r>
-        <w:rPr>
-          <w:rFonts w:hint="default"/>
+        <w:fldChar w:fldCharType="separate"/>
+      </w:r>
+      <w:r>
+        <w:rPr>
+          <w:rStyle w:val="11"/>
+          <w:rFonts w:hint="default" w:ascii="Times New Roman" w:hAnsi="Times New Roman" w:cs="Times New Roman"/>
           <w:i w:val="0"/>
           <w:iCs w:val="0"/>
           <w:lang w:val="en-US"/>
         </w:rPr>
+        <w:t>https://laravel.com/docs/8.x/eloquent”).</w:t>
+      </w:r>
+      <w:r>
+        <w:rPr>
+          <w:rFonts w:hint="default" w:ascii="Times New Roman" w:hAnsi="Times New Roman" w:cs="Times New Roman"/>
+          <w:i w:val="0"/>
+          <w:iCs w:val="0"/>
+          <w:lang w:val="en-US"/>
+        </w:rPr>
         <w:fldChar w:fldCharType="end"/>
       </w:r>
+    </w:p>
+    <w:p>
+      <w:pPr>
+        <w:numPr>
+          <w:ilvl w:val="0"/>
+          <w:numId w:val="0"/>
+        </w:numPr>
+        <w:rPr>
+          <w:rFonts w:hint="default" w:ascii="Times New Roman" w:hAnsi="Times New Roman" w:cs="Times New Roman"/>
+          <w:i w:val="0"/>
+          <w:iCs w:val="0"/>
+          <w:lang w:val="en-US"/>
+        </w:rPr>
+      </w:pPr>
+      <w:r>
+        <w:rPr>
+          <w:rFonts w:hint="default" w:ascii="Times New Roman" w:hAnsi="Times New Roman" w:cs="Times New Roman"/>
+          <w:i w:val="0"/>
+          <w:iCs w:val="0"/>
+          <w:lang w:val="en-US"/>
+        </w:rPr>
+        <w:t>- Các quan hệ hasOne, hasMany, belongsTo về cơ bản cách lưu dữ liệu giống như với MySQL nhưng với belongsToMany thì lại là một điểm khác biệt. Ở MySQL ta dùng thêm 1 bảng trung gian để lưu quan hệ gọi là pivot table nhưng với MongoDB thì ta không cần làm như vậy mà ta chỉ cần lưu id của bảng quan hệ vào 1 trường dạng mảng của bảng còn lại</w:t>
+      </w:r>
+    </w:p>
+    <w:p>
+      <w:pPr>
+        <w:numPr>
+          <w:ilvl w:val="0"/>
+          <w:numId w:val="0"/>
+        </w:numPr>
+        <w:rPr>
+          <w:rFonts w:hint="default" w:ascii="Times New Roman" w:hAnsi="Times New Roman" w:cs="Times New Roman"/>
+          <w:i w:val="0"/>
+          <w:iCs w:val="0"/>
+          <w:lang w:val="en-US"/>
+        </w:rPr>
+      </w:pPr>
     </w:p>
     <w:p>
       <w:pPr>
@@ -3659,7 +6755,7 @@
         </w:numPr>
         <w:ind w:left="845" w:leftChars="0" w:hanging="425" w:firstLineChars="0"/>
         <w:rPr>
-          <w:rFonts w:hint="default"/>
+          <w:rFonts w:hint="default" w:ascii="Times New Roman" w:hAnsi="Times New Roman" w:cs="Times New Roman"/>
           <w:i w:val="0"/>
           <w:iCs w:val="0"/>
           <w:lang w:val="en-US"/>
@@ -3667,7 +6763,7 @@
       </w:pPr>
       <w:r>
         <w:rPr>
-          <w:rFonts w:hint="default"/>
+          <w:rFonts w:hint="default" w:ascii="Times New Roman" w:hAnsi="Times New Roman" w:cs="Times New Roman"/>
           <w:i w:val="0"/>
           <w:iCs w:val="0"/>
           <w:lang w:val="en-US"/>
@@ -3683,7 +6779,7 @@
         </w:numPr>
         <w:ind w:left="1265" w:leftChars="0" w:hanging="425" w:firstLineChars="0"/>
         <w:rPr>
-          <w:rFonts w:hint="default"/>
+          <w:rFonts w:hint="default" w:ascii="Times New Roman" w:hAnsi="Times New Roman" w:cs="Times New Roman"/>
           <w:i w:val="0"/>
           <w:iCs w:val="0"/>
           <w:lang w:val="en-US"/>
@@ -3691,40 +6787,27 @@
       </w:pPr>
       <w:r>
         <w:rPr>
-          <w:rFonts w:hint="default"/>
+          <w:rFonts w:hint="default" w:ascii="Times New Roman" w:hAnsi="Times New Roman" w:cs="Times New Roman"/>
           <w:i w:val="0"/>
           <w:iCs w:val="0"/>
           <w:lang w:val="en-US"/>
         </w:rPr>
         <w:t>Lấy tất dữ liệu:</w:t>
       </w:r>
-    </w:p>
-    <w:p>
-      <w:pPr>
-        <w:numPr>
-          <w:ilvl w:val="3"/>
-          <w:numId w:val="4"/>
-        </w:numPr>
-        <w:ind w:left="1685" w:leftChars="0" w:hanging="425" w:firstLineChars="0"/>
-        <w:rPr>
-          <w:rFonts w:hint="default"/>
+      <w:r>
+        <w:rPr>
+          <w:rFonts w:hint="default" w:ascii="Times New Roman" w:hAnsi="Times New Roman" w:cs="Times New Roman"/>
           <w:i w:val="0"/>
           <w:iCs w:val="0"/>
           <w:lang w:val="en-US"/>
         </w:rPr>
-      </w:pPr>
-      <w:r>
-        <w:rPr>
-          <w:rFonts w:hint="default"/>
-          <w:i w:val="0"/>
-          <w:iCs w:val="0"/>
-          <w:lang w:val="en-US"/>
-        </w:rPr>
         <w:t xml:space="preserve"> </w:t>
       </w:r>
-      <w:r>
-        <w:rPr>
-          <w:rFonts w:hint="default"/>
+      <w:bookmarkStart w:id="21" w:name="_Toc3561"/>
+      <w:bookmarkStart w:id="22" w:name="_Toc1755"/>
+      <w:r>
+        <w:rPr>
+          <w:rFonts w:hint="default" w:ascii="Times New Roman" w:hAnsi="Times New Roman" w:cs="Times New Roman"/>
           <w:i/>
           <w:iCs/>
           <w:color w:val="8FAADC" w:themeColor="accent5" w:themeTint="99"/>
@@ -3742,7 +6825,7 @@
       </w:r>
       <w:r>
         <w:rPr>
-          <w:rFonts w:hint="default"/>
+          <w:rFonts w:hint="default" w:ascii="Times New Roman" w:hAnsi="Times New Roman" w:cs="Times New Roman"/>
           <w:i w:val="0"/>
           <w:iCs w:val="0"/>
           <w:color w:val="8FAADC" w:themeColor="accent5" w:themeTint="99"/>
@@ -3758,49 +6841,41 @@
         </w:rPr>
         <w:t xml:space="preserve">; </w:t>
       </w:r>
-      <w:r>
-        <w:rPr>
-          <w:rFonts w:hint="default"/>
+      <w:bookmarkEnd w:id="21"/>
+      <w:bookmarkEnd w:id="22"/>
+    </w:p>
+    <w:p>
+      <w:pPr>
+        <w:numPr>
+          <w:ilvl w:val="2"/>
+          <w:numId w:val="4"/>
+        </w:numPr>
+        <w:ind w:left="1265" w:leftChars="0" w:hanging="425" w:firstLineChars="0"/>
+        <w:rPr>
+          <w:rFonts w:hint="default" w:ascii="Times New Roman" w:hAnsi="Times New Roman" w:cs="Times New Roman"/>
           <w:i w:val="0"/>
           <w:iCs w:val="0"/>
           <w:lang w:val="en-US"/>
         </w:rPr>
-        <w:t>.</w:t>
-      </w:r>
-    </w:p>
-    <w:p>
-      <w:pPr>
-        <w:numPr>
-          <w:ilvl w:val="2"/>
-          <w:numId w:val="4"/>
-        </w:numPr>
-        <w:ind w:left="1265" w:leftChars="0" w:hanging="425" w:firstLineChars="0"/>
-        <w:rPr>
-          <w:rFonts w:hint="default"/>
+      </w:pPr>
+      <w:r>
+        <w:rPr>
+          <w:rFonts w:hint="default" w:ascii="Times New Roman" w:hAnsi="Times New Roman" w:cs="Times New Roman"/>
           <w:i w:val="0"/>
           <w:iCs w:val="0"/>
           <w:lang w:val="en-US"/>
         </w:rPr>
-      </w:pPr>
-      <w:r>
-        <w:rPr>
-          <w:rFonts w:hint="default"/>
-          <w:i w:val="0"/>
-          <w:iCs w:val="0"/>
-          <w:lang w:val="en-US"/>
-        </w:rPr>
         <w:t xml:space="preserve">Tìm kiếm theo id: </w:t>
       </w:r>
     </w:p>
     <w:p>
       <w:pPr>
         <w:numPr>
-          <w:ilvl w:val="3"/>
-          <w:numId w:val="4"/>
-        </w:numPr>
-        <w:ind w:left="1685" w:leftChars="0" w:hanging="425" w:firstLineChars="0"/>
-        <w:rPr>
-          <w:rFonts w:hint="default"/>
+          <w:numId w:val="0"/>
+        </w:numPr>
+        <w:ind w:left="1260" w:leftChars="0"/>
+        <w:rPr>
+          <w:rFonts w:hint="default" w:ascii="Times New Roman" w:hAnsi="Times New Roman" w:cs="Times New Roman"/>
           <w:i w:val="0"/>
           <w:iCs w:val="0"/>
           <w:color w:val="8FAADC" w:themeColor="accent5" w:themeTint="99"/>
@@ -3817,7 +6892,7 @@
       </w:pPr>
       <w:r>
         <w:rPr>
-          <w:rFonts w:hint="default"/>
+          <w:rFonts w:hint="default" w:ascii="Times New Roman" w:hAnsi="Times New Roman" w:cs="Times New Roman"/>
           <w:i/>
           <w:iCs/>
           <w:color w:val="8FAADC" w:themeColor="accent5" w:themeTint="99"/>
@@ -3835,7 +6910,7 @@
       </w:r>
       <w:r>
         <w:rPr>
-          <w:rFonts w:hint="default"/>
+          <w:rFonts w:hint="default" w:ascii="Times New Roman" w:hAnsi="Times New Roman" w:cs="Times New Roman"/>
           <w:i w:val="0"/>
           <w:iCs w:val="0"/>
           <w:color w:val="8FAADC" w:themeColor="accent5" w:themeTint="99"/>
@@ -3860,7 +6935,7 @@
         </w:numPr>
         <w:ind w:left="1265" w:leftChars="0" w:hanging="425" w:firstLineChars="0"/>
         <w:rPr>
-          <w:rFonts w:hint="default"/>
+          <w:rFonts w:hint="default" w:ascii="Times New Roman" w:hAnsi="Times New Roman" w:cs="Times New Roman"/>
           <w:i w:val="0"/>
           <w:iCs w:val="0"/>
           <w:lang w:val="en-US"/>
@@ -3868,7 +6943,7 @@
       </w:pPr>
       <w:r>
         <w:rPr>
-          <w:rFonts w:hint="default"/>
+          <w:rFonts w:hint="default" w:ascii="Times New Roman" w:hAnsi="Times New Roman" w:cs="Times New Roman"/>
           <w:i w:val="0"/>
           <w:iCs w:val="0"/>
           <w:color w:val="8FAADC" w:themeColor="accent5" w:themeTint="99"/>
@@ -3886,7 +6961,7 @@
       </w:r>
       <w:r>
         <w:rPr>
-          <w:rFonts w:hint="default"/>
+          <w:rFonts w:hint="default" w:ascii="Times New Roman" w:hAnsi="Times New Roman" w:cs="Times New Roman"/>
           <w:i w:val="0"/>
           <w:iCs w:val="0"/>
           <w:lang w:val="en-US"/>
@@ -3895,7 +6970,7 @@
       </w:r>
       <w:r>
         <w:rPr>
-          <w:rFonts w:hint="default"/>
+          <w:rFonts w:hint="default" w:ascii="Times New Roman" w:hAnsi="Times New Roman" w:cs="Times New Roman"/>
           <w:i w:val="0"/>
           <w:iCs w:val="0"/>
           <w:lang w:val="en-US"/>
@@ -3906,12 +6981,11 @@
     <w:p>
       <w:pPr>
         <w:numPr>
-          <w:ilvl w:val="3"/>
-          <w:numId w:val="4"/>
-        </w:numPr>
-        <w:ind w:left="1685" w:leftChars="0" w:hanging="425" w:firstLineChars="0"/>
-        <w:rPr>
-          <w:rFonts w:hint="default"/>
+          <w:numId w:val="0"/>
+        </w:numPr>
+        <w:ind w:left="1260" w:leftChars="0"/>
+        <w:rPr>
+          <w:rFonts w:hint="default" w:ascii="Times New Roman" w:hAnsi="Times New Roman" w:cs="Times New Roman"/>
           <w:i w:val="0"/>
           <w:iCs w:val="0"/>
           <w:color w:val="8FAADC" w:themeColor="accent5" w:themeTint="99"/>
@@ -3928,7 +7002,7 @@
       </w:pPr>
       <w:r>
         <w:rPr>
-          <w:rFonts w:hint="default"/>
+          <w:rFonts w:hint="default" w:ascii="Times New Roman" w:hAnsi="Times New Roman" w:cs="Times New Roman"/>
           <w:i/>
           <w:iCs/>
           <w:color w:val="8FAADC" w:themeColor="accent5" w:themeTint="99"/>
@@ -3946,7 +7020,7 @@
       </w:r>
       <w:r>
         <w:rPr>
-          <w:rFonts w:hint="default"/>
+          <w:rFonts w:hint="default" w:ascii="Times New Roman" w:hAnsi="Times New Roman" w:cs="Times New Roman"/>
           <w:i w:val="0"/>
           <w:iCs w:val="0"/>
           <w:color w:val="8FAADC" w:themeColor="accent5" w:themeTint="99"/>
@@ -3971,15 +7045,15 @@
         </w:numPr>
         <w:ind w:left="1265" w:leftChars="0" w:hanging="425" w:firstLineChars="0"/>
         <w:rPr>
-          <w:rFonts w:hint="default"/>
-          <w:i/>
-          <w:iCs/>
-          <w:lang w:val="en-US"/>
-        </w:rPr>
-      </w:pPr>
-      <w:r>
-        <w:rPr>
-          <w:rFonts w:hint="default"/>
+          <w:rFonts w:hint="default" w:ascii="Times New Roman" w:hAnsi="Times New Roman" w:cs="Times New Roman"/>
+          <w:i/>
+          <w:iCs/>
+          <w:lang w:val="en-US"/>
+        </w:rPr>
+      </w:pPr>
+      <w:r>
+        <w:rPr>
+          <w:rFonts w:hint="default" w:ascii="Times New Roman" w:hAnsi="Times New Roman" w:cs="Times New Roman"/>
           <w:i w:val="0"/>
           <w:iCs w:val="0"/>
           <w:lang w:val="en-US"/>
@@ -3990,12 +7064,11 @@
     <w:p>
       <w:pPr>
         <w:numPr>
-          <w:ilvl w:val="3"/>
-          <w:numId w:val="4"/>
-        </w:numPr>
-        <w:ind w:left="1685" w:leftChars="0" w:hanging="425" w:firstLineChars="0"/>
-        <w:rPr>
-          <w:rFonts w:hint="default"/>
+          <w:numId w:val="0"/>
+        </w:numPr>
+        <w:ind w:left="1260" w:leftChars="0"/>
+        <w:rPr>
+          <w:rFonts w:hint="default" w:ascii="Times New Roman" w:hAnsi="Times New Roman" w:cs="Times New Roman"/>
           <w:i/>
           <w:iCs/>
           <w:color w:val="8FAADC" w:themeColor="accent5" w:themeTint="99"/>
@@ -4012,7 +7085,7 @@
       </w:pPr>
       <w:r>
         <w:rPr>
-          <w:rFonts w:hint="default"/>
+          <w:rFonts w:hint="default" w:ascii="Times New Roman" w:hAnsi="Times New Roman" w:cs="Times New Roman"/>
           <w:i/>
           <w:iCs/>
           <w:color w:val="8FAADC" w:themeColor="accent5" w:themeTint="99"/>
@@ -4037,15 +7110,15 @@
         </w:numPr>
         <w:ind w:left="1265" w:leftChars="0" w:hanging="425" w:firstLineChars="0"/>
         <w:rPr>
-          <w:rFonts w:hint="default"/>
-          <w:i/>
-          <w:iCs/>
-          <w:lang w:val="en-US"/>
-        </w:rPr>
-      </w:pPr>
-      <w:r>
-        <w:rPr>
-          <w:rFonts w:hint="default"/>
+          <w:rFonts w:hint="default" w:ascii="Times New Roman" w:hAnsi="Times New Roman" w:cs="Times New Roman"/>
+          <w:i/>
+          <w:iCs/>
+          <w:lang w:val="en-US"/>
+        </w:rPr>
+      </w:pPr>
+      <w:r>
+        <w:rPr>
+          <w:rFonts w:hint="default" w:ascii="Times New Roman" w:hAnsi="Times New Roman" w:cs="Times New Roman"/>
           <w:b w:val="0"/>
           <w:bCs w:val="0"/>
           <w:i w:val="0"/>
@@ -4058,12 +7131,11 @@
     <w:p>
       <w:pPr>
         <w:numPr>
-          <w:ilvl w:val="3"/>
-          <w:numId w:val="4"/>
-        </w:numPr>
-        <w:ind w:left="1685" w:leftChars="0" w:hanging="425" w:firstLineChars="0"/>
-        <w:rPr>
-          <w:rFonts w:hint="default"/>
+          <w:numId w:val="0"/>
+        </w:numPr>
+        <w:ind w:left="1260" w:leftChars="0"/>
+        <w:rPr>
+          <w:rFonts w:hint="default" w:ascii="Times New Roman" w:hAnsi="Times New Roman" w:cs="Times New Roman"/>
           <w:i/>
           <w:iCs/>
           <w:color w:val="8FAADC" w:themeColor="accent5" w:themeTint="99"/>
@@ -4080,7 +7152,7 @@
       </w:pPr>
       <w:r>
         <w:rPr>
-          <w:rFonts w:hint="default"/>
+          <w:rFonts w:hint="default" w:ascii="Times New Roman" w:hAnsi="Times New Roman" w:cs="Times New Roman"/>
           <w:b w:val="0"/>
           <w:bCs w:val="0"/>
           <w:i w:val="0"/>
@@ -4100,7 +7172,7 @@
       </w:r>
       <w:r>
         <w:rPr>
-          <w:rFonts w:hint="default"/>
+          <w:rFonts w:hint="default" w:ascii="Times New Roman" w:hAnsi="Times New Roman" w:cs="Times New Roman"/>
           <w:b w:val="0"/>
           <w:bCs w:val="0"/>
           <w:i/>
@@ -4127,15 +7199,15 @@
         </w:numPr>
         <w:ind w:left="1265" w:leftChars="0" w:hanging="425" w:firstLineChars="0"/>
         <w:rPr>
-          <w:rFonts w:hint="default"/>
-          <w:i/>
-          <w:iCs/>
-          <w:lang w:val="en-US"/>
-        </w:rPr>
-      </w:pPr>
-      <w:r>
-        <w:rPr>
-          <w:rFonts w:hint="default"/>
+          <w:rFonts w:hint="default" w:ascii="Times New Roman" w:hAnsi="Times New Roman" w:cs="Times New Roman"/>
+          <w:i/>
+          <w:iCs/>
+          <w:lang w:val="en-US"/>
+        </w:rPr>
+      </w:pPr>
+      <w:r>
+        <w:rPr>
+          <w:rFonts w:hint="default" w:ascii="Times New Roman" w:hAnsi="Times New Roman" w:cs="Times New Roman"/>
           <w:b w:val="0"/>
           <w:bCs w:val="0"/>
           <w:i w:val="0"/>
@@ -4148,12 +7220,11 @@
     <w:p>
       <w:pPr>
         <w:numPr>
-          <w:ilvl w:val="3"/>
-          <w:numId w:val="4"/>
-        </w:numPr>
-        <w:ind w:left="1685" w:leftChars="0" w:hanging="425" w:firstLineChars="0"/>
-        <w:rPr>
-          <w:rFonts w:hint="default"/>
+          <w:numId w:val="0"/>
+        </w:numPr>
+        <w:ind w:left="1260" w:leftChars="0"/>
+        <w:rPr>
+          <w:rFonts w:hint="default" w:ascii="Times New Roman" w:hAnsi="Times New Roman" w:cs="Times New Roman"/>
           <w:i/>
           <w:iCs/>
           <w:color w:val="8FAADC" w:themeColor="accent5" w:themeTint="99"/>
@@ -4170,7 +7241,7 @@
       </w:pPr>
       <w:r>
         <w:rPr>
-          <w:rFonts w:hint="default"/>
+          <w:rFonts w:hint="default" w:ascii="Times New Roman" w:hAnsi="Times New Roman" w:cs="Times New Roman"/>
           <w:b w:val="0"/>
           <w:bCs w:val="0"/>
           <w:i w:val="0"/>
@@ -4190,7 +7261,7 @@
       </w:r>
       <w:r>
         <w:rPr>
-          <w:rFonts w:hint="default"/>
+          <w:rFonts w:hint="default" w:ascii="Times New Roman" w:hAnsi="Times New Roman" w:cs="Times New Roman"/>
           <w:b w:val="0"/>
           <w:bCs w:val="0"/>
           <w:i/>
@@ -4217,15 +7288,15 @@
         </w:numPr>
         <w:ind w:left="1265" w:leftChars="0" w:hanging="425" w:firstLineChars="0"/>
         <w:rPr>
-          <w:rFonts w:hint="default"/>
-          <w:i/>
-          <w:iCs/>
-          <w:lang w:val="en-US"/>
-        </w:rPr>
-      </w:pPr>
-      <w:r>
-        <w:rPr>
-          <w:rFonts w:hint="default"/>
+          <w:rFonts w:hint="default" w:ascii="Times New Roman" w:hAnsi="Times New Roman" w:cs="Times New Roman"/>
+          <w:i/>
+          <w:iCs/>
+          <w:lang w:val="en-US"/>
+        </w:rPr>
+      </w:pPr>
+      <w:r>
+        <w:rPr>
+          <w:rFonts w:hint="default" w:ascii="Times New Roman" w:hAnsi="Times New Roman" w:cs="Times New Roman"/>
           <w:b w:val="0"/>
           <w:bCs w:val="0"/>
           <w:i w:val="0"/>
@@ -4238,12 +7309,13 @@
     <w:p>
       <w:pPr>
         <w:numPr>
-          <w:ilvl w:val="3"/>
-          <w:numId w:val="4"/>
-        </w:numPr>
-        <w:ind w:left="1685" w:leftChars="0" w:hanging="425" w:firstLineChars="0"/>
-        <w:rPr>
-          <w:rFonts w:hint="default"/>
+          <w:numId w:val="0"/>
+        </w:numPr>
+        <w:ind w:left="1260" w:leftChars="0"/>
+        <w:rPr>
+          <w:rFonts w:hint="default" w:ascii="Times New Roman" w:hAnsi="Times New Roman" w:cs="Times New Roman"/>
+          <w:b w:val="0"/>
+          <w:bCs w:val="0"/>
           <w:i/>
           <w:iCs/>
           <w:color w:val="8FAADC" w:themeColor="accent5" w:themeTint="99"/>
@@ -4260,7 +7332,7 @@
       </w:pPr>
       <w:r>
         <w:rPr>
-          <w:rFonts w:hint="default"/>
+          <w:rFonts w:hint="default" w:ascii="Times New Roman" w:hAnsi="Times New Roman" w:cs="Times New Roman"/>
           <w:b w:val="0"/>
           <w:bCs w:val="0"/>
           <w:i/>
@@ -4287,15 +7359,15 @@
         </w:numPr>
         <w:ind w:left="1265" w:leftChars="0" w:hanging="425" w:firstLineChars="0"/>
         <w:rPr>
-          <w:rFonts w:hint="default"/>
-          <w:i/>
-          <w:iCs/>
-          <w:lang w:val="en-US"/>
-        </w:rPr>
-      </w:pPr>
-      <w:r>
-        <w:rPr>
-          <w:rFonts w:hint="default"/>
+          <w:rFonts w:hint="default" w:ascii="Times New Roman" w:hAnsi="Times New Roman" w:cs="Times New Roman"/>
+          <w:i/>
+          <w:iCs/>
+          <w:lang w:val="en-US"/>
+        </w:rPr>
+      </w:pPr>
+      <w:r>
+        <w:rPr>
+          <w:rFonts w:hint="default" w:ascii="Times New Roman" w:hAnsi="Times New Roman" w:cs="Times New Roman"/>
           <w:b w:val="0"/>
           <w:bCs w:val="0"/>
           <w:i w:val="0"/>
@@ -4308,12 +7380,14 @@
     <w:p>
       <w:pPr>
         <w:numPr>
-          <w:ilvl w:val="3"/>
-          <w:numId w:val="4"/>
-        </w:numPr>
-        <w:ind w:left="1685" w:leftChars="0" w:hanging="425" w:firstLineChars="0"/>
-        <w:rPr>
-          <w:rFonts w:hint="default"/>
+          <w:ilvl w:val="0"/>
+          <w:numId w:val="0"/>
+        </w:numPr>
+        <w:ind w:left="1260" w:leftChars="0"/>
+        <w:rPr>
+          <w:rFonts w:hint="default" w:ascii="Times New Roman" w:hAnsi="Times New Roman" w:cs="Times New Roman"/>
+          <w:b w:val="0"/>
+          <w:bCs w:val="0"/>
           <w:i/>
           <w:iCs/>
           <w:color w:val="8FAADC" w:themeColor="accent5" w:themeTint="99"/>
@@ -4330,11 +7404,11 @@
       </w:pPr>
       <w:r>
         <w:rPr>
-          <w:rFonts w:hint="default"/>
+          <w:rFonts w:hint="default" w:ascii="Times New Roman" w:hAnsi="Times New Roman" w:cs="Times New Roman"/>
           <w:b w:val="0"/>
           <w:bCs w:val="0"/>
-          <w:i w:val="0"/>
-          <w:iCs w:val="0"/>
+          <w:i/>
+          <w:iCs/>
           <w:color w:val="8FAADC" w:themeColor="accent5" w:themeTint="99"/>
           <w:lang w:val="en-US"/>
           <w14:textFill>
@@ -4346,46 +7420,15 @@
             </w14:solidFill>
           </w14:textFill>
         </w:rPr>
-        <w:t xml:space="preserve"> $users = User::whereNull('age')-&gt;get();</w:t>
-      </w:r>
-    </w:p>
-    <w:p>
-      <w:pPr>
-        <w:numPr>
-          <w:ilvl w:val="2"/>
-          <w:numId w:val="4"/>
-        </w:numPr>
-        <w:ind w:left="1265" w:leftChars="0" w:hanging="425" w:firstLineChars="0"/>
-        <w:rPr>
-          <w:rFonts w:hint="default"/>
-          <w:i/>
-          <w:iCs/>
-          <w:lang w:val="en-US"/>
-        </w:rPr>
-      </w:pPr>
-      <w:r>
-        <w:rPr>
-          <w:rFonts w:hint="default"/>
+        <w:t xml:space="preserve"> </w:t>
+      </w:r>
+      <w:r>
+        <w:rPr>
+          <w:rFonts w:hint="default" w:ascii="Times New Roman" w:hAnsi="Times New Roman" w:cs="Times New Roman"/>
           <w:b w:val="0"/>
           <w:bCs w:val="0"/>
           <w:i w:val="0"/>
           <w:iCs w:val="0"/>
-          <w:lang w:val="en-US"/>
-        </w:rPr>
-        <w:t>Truy vấn ngày và giờ(whereMonth/whereDay/whereYear/whereTime)</w:t>
-      </w:r>
-    </w:p>
-    <w:p>
-      <w:pPr>
-        <w:numPr>
-          <w:ilvl w:val="3"/>
-          <w:numId w:val="4"/>
-        </w:numPr>
-        <w:ind w:left="1685" w:leftChars="0" w:hanging="425" w:firstLineChars="0"/>
-        <w:rPr>
-          <w:rFonts w:hint="default"/>
-          <w:i/>
-          <w:iCs/>
           <w:color w:val="8FAADC" w:themeColor="accent5" w:themeTint="99"/>
           <w:lang w:val="en-US"/>
           <w14:textFill>
@@ -4397,10 +7440,17 @@
             </w14:solidFill>
           </w14:textFill>
         </w:rPr>
-      </w:pPr>
-      <w:r>
-        <w:rPr>
-          <w:rFonts w:hint="default"/>
+        <w:t>$users = User::whereNull('age')-&gt;get();</w:t>
+      </w:r>
+    </w:p>
+    <w:p>
+      <w:pPr>
+        <w:numPr>
+          <w:numId w:val="0"/>
+        </w:numPr>
+        <w:ind w:left="1260" w:leftChars="0"/>
+        <w:rPr>
+          <w:rFonts w:hint="default" w:ascii="Times New Roman" w:hAnsi="Times New Roman" w:cs="Times New Roman"/>
           <w:b w:val="0"/>
           <w:bCs w:val="0"/>
           <w:i/>
@@ -4416,8 +7466,7 @@
             </w14:solidFill>
           </w14:textFill>
         </w:rPr>
-        <w:t>$users = User::whereDate('birthday', '2021-5-12')-&gt;get();</w:t>
-      </w:r>
+      </w:pPr>
     </w:p>
     <w:p>
       <w:pPr>
@@ -4427,31 +7476,32 @@
         </w:numPr>
         <w:ind w:left="1265" w:leftChars="0" w:hanging="425" w:firstLineChars="0"/>
         <w:rPr>
-          <w:rFonts w:hint="default"/>
+          <w:rFonts w:hint="default" w:ascii="Times New Roman" w:hAnsi="Times New Roman" w:cs="Times New Roman"/>
+          <w:i/>
+          <w:iCs/>
+          <w:lang w:val="en-US"/>
+        </w:rPr>
+      </w:pPr>
+      <w:r>
+        <w:rPr>
+          <w:rFonts w:hint="default" w:ascii="Times New Roman" w:hAnsi="Times New Roman" w:cs="Times New Roman"/>
+          <w:b w:val="0"/>
+          <w:bCs w:val="0"/>
           <w:i w:val="0"/>
           <w:iCs w:val="0"/>
           <w:lang w:val="en-US"/>
         </w:rPr>
-      </w:pPr>
-      <w:r>
-        <w:rPr>
-          <w:rFonts w:hint="default"/>
-          <w:i w:val="0"/>
-          <w:iCs w:val="0"/>
-          <w:lang w:val="en-US"/>
-        </w:rPr>
-        <w:t xml:space="preserve">orderBy: </w:t>
-      </w:r>
-    </w:p>
-    <w:p>
-      <w:pPr>
-        <w:numPr>
-          <w:ilvl w:val="3"/>
-          <w:numId w:val="4"/>
-        </w:numPr>
-        <w:ind w:left="1685" w:leftChars="0" w:hanging="425" w:firstLineChars="0"/>
-        <w:rPr>
-          <w:rFonts w:hint="default"/>
+        <w:t>Truy vấn ngày và giờ(whereMonth/whereDay/whereYear/whereTime)</w:t>
+      </w:r>
+    </w:p>
+    <w:p>
+      <w:pPr>
+        <w:numPr>
+          <w:numId w:val="0"/>
+        </w:numPr>
+        <w:ind w:left="1260" w:leftChars="0"/>
+        <w:rPr>
+          <w:rFonts w:hint="default" w:ascii="Times New Roman" w:hAnsi="Times New Roman" w:cs="Times New Roman"/>
           <w:i/>
           <w:iCs/>
           <w:color w:val="8FAADC" w:themeColor="accent5" w:themeTint="99"/>
@@ -4468,7 +7518,9 @@
       </w:pPr>
       <w:r>
         <w:rPr>
-          <w:rFonts w:hint="default"/>
+          <w:rFonts w:hint="default" w:ascii="Times New Roman" w:hAnsi="Times New Roman" w:cs="Times New Roman"/>
+          <w:b w:val="0"/>
+          <w:bCs w:val="0"/>
           <w:i/>
           <w:iCs/>
           <w:color w:val="8FAADC" w:themeColor="accent5" w:themeTint="99"/>
@@ -4482,7 +7534,7 @@
             </w14:solidFill>
           </w14:textFill>
         </w:rPr>
-        <w:t>$users = User::orderBy('age', 'desc')-&gt;get();</w:t>
+        <w:t>$users = User::whereDate('birthday', '2021-5-12')-&gt;get();</w:t>
       </w:r>
     </w:p>
     <w:p>
@@ -4493,7 +7545,7 @@
         </w:numPr>
         <w:ind w:left="1265" w:leftChars="0" w:hanging="425" w:firstLineChars="0"/>
         <w:rPr>
-          <w:rFonts w:hint="default"/>
+          <w:rFonts w:hint="default" w:ascii="Times New Roman" w:hAnsi="Times New Roman" w:cs="Times New Roman"/>
           <w:i w:val="0"/>
           <w:iCs w:val="0"/>
           <w:lang w:val="en-US"/>
@@ -4501,23 +7553,22 @@
       </w:pPr>
       <w:r>
         <w:rPr>
-          <w:rFonts w:hint="default"/>
+          <w:rFonts w:hint="default" w:ascii="Times New Roman" w:hAnsi="Times New Roman" w:cs="Times New Roman"/>
           <w:i w:val="0"/>
           <w:iCs w:val="0"/>
           <w:lang w:val="en-US"/>
         </w:rPr>
-        <w:t>Lấy giới hạn:</w:t>
-      </w:r>
-    </w:p>
-    <w:p>
-      <w:pPr>
-        <w:numPr>
-          <w:ilvl w:val="3"/>
-          <w:numId w:val="4"/>
-        </w:numPr>
-        <w:ind w:left="1685" w:leftChars="0" w:hanging="425" w:firstLineChars="0"/>
-        <w:rPr>
-          <w:rFonts w:hint="default"/>
+        <w:t xml:space="preserve">orderBy: </w:t>
+      </w:r>
+    </w:p>
+    <w:p>
+      <w:pPr>
+        <w:numPr>
+          <w:numId w:val="0"/>
+        </w:numPr>
+        <w:ind w:left="1260" w:leftChars="0"/>
+        <w:rPr>
+          <w:rFonts w:hint="default" w:ascii="Times New Roman" w:hAnsi="Times New Roman" w:cs="Times New Roman"/>
           <w:i/>
           <w:iCs/>
           <w:color w:val="8FAADC" w:themeColor="accent5" w:themeTint="99"/>
@@ -4534,7 +7585,7 @@
       </w:pPr>
       <w:r>
         <w:rPr>
-          <w:rFonts w:hint="default"/>
+          <w:rFonts w:hint="default" w:ascii="Times New Roman" w:hAnsi="Times New Roman" w:cs="Times New Roman"/>
           <w:i/>
           <w:iCs/>
           <w:color w:val="8FAADC" w:themeColor="accent5" w:themeTint="99"/>
@@ -4548,59 +7599,18 @@
             </w14:solidFill>
           </w14:textFill>
         </w:rPr>
-        <w:t xml:space="preserve"> $users =     User::skip(10)         -&gt;take(5)         -&gt;get();</w:t>
-      </w:r>
-    </w:p>
-    <w:p>
-      <w:pPr>
-        <w:numPr>
-          <w:ilvl w:val="2"/>
-          <w:numId w:val="4"/>
-        </w:numPr>
-        <w:ind w:left="1265" w:leftChars="0" w:hanging="425" w:firstLineChars="0"/>
-        <w:rPr>
-          <w:rFonts w:hint="default"/>
-          <w:i w:val="0"/>
-          <w:iCs w:val="0"/>
-          <w:lang w:val="en-US"/>
-        </w:rPr>
-      </w:pPr>
-      <w:r>
-        <w:rPr>
-          <w:rFonts w:hint="default"/>
-          <w:i w:val="0"/>
-          <w:iCs w:val="0"/>
-          <w:lang w:val="en-US"/>
-        </w:rPr>
-        <w:t>groupBy:</w:t>
-      </w:r>
-    </w:p>
-    <w:p>
-      <w:pPr>
-        <w:numPr>
-          <w:ilvl w:val="3"/>
-          <w:numId w:val="4"/>
-        </w:numPr>
-        <w:ind w:left="1685" w:leftChars="0" w:hanging="425" w:firstLineChars="0"/>
-        <w:rPr>
-          <w:rFonts w:hint="default"/>
-          <w:i/>
-          <w:iCs/>
-          <w:lang w:val="en-US"/>
-        </w:rPr>
-      </w:pPr>
-      <w:r>
-        <w:rPr>
-          <w:rFonts w:hint="default"/>
-          <w:i/>
-          <w:iCs/>
-          <w:lang w:val="en-US"/>
-        </w:rPr>
-        <w:t xml:space="preserve"> </w:t>
-      </w:r>
-      <w:r>
-        <w:rPr>
-          <w:rFonts w:hint="default"/>
+        <w:t>$users = User::orderBy('age', 'desc')-&gt;get();</w:t>
+      </w:r>
+    </w:p>
+    <w:p>
+      <w:pPr>
+        <w:numPr>
+          <w:ilvl w:val="0"/>
+          <w:numId w:val="0"/>
+        </w:numPr>
+        <w:ind w:left="1260" w:leftChars="0"/>
+        <w:rPr>
+          <w:rFonts w:hint="default" w:ascii="Times New Roman" w:hAnsi="Times New Roman" w:cs="Times New Roman"/>
           <w:i/>
           <w:iCs/>
           <w:color w:val="8FAADC" w:themeColor="accent5" w:themeTint="99"/>
@@ -4614,8 +7624,7 @@
             </w14:solidFill>
           </w14:textFill>
         </w:rPr>
-        <w:t>$users =     Users::groupBy('title')         -&gt;get(['title', 'name']);</w:t>
-      </w:r>
+      </w:pPr>
     </w:p>
     <w:p>
       <w:pPr>
@@ -4625,31 +7634,7 @@
         </w:numPr>
         <w:ind w:left="1265" w:leftChars="0" w:hanging="425" w:firstLineChars="0"/>
         <w:rPr>
-          <w:rFonts w:hint="default"/>
-          <w:i w:val="0"/>
-          <w:iCs w:val="0"/>
-          <w:lang w:val="en-US"/>
-        </w:rPr>
-      </w:pPr>
-      <w:r>
-        <w:rPr>
-          <w:rFonts w:hint="default"/>
-          <w:i w:val="0"/>
-          <w:iCs w:val="0"/>
-          <w:lang w:val="en-US"/>
-        </w:rPr>
-        <w:t>Không lấy giá trị trùng:</w:t>
-      </w:r>
-    </w:p>
-    <w:p>
-      <w:pPr>
-        <w:numPr>
-          <w:ilvl w:val="3"/>
-          <w:numId w:val="4"/>
-        </w:numPr>
-        <w:ind w:left="1685" w:leftChars="0" w:hanging="425" w:firstLineChars="0"/>
-        <w:rPr>
-          <w:rFonts w:hint="default"/>
+          <w:rFonts w:hint="default" w:ascii="Times New Roman" w:hAnsi="Times New Roman" w:cs="Times New Roman"/>
           <w:i/>
           <w:iCs/>
           <w:color w:val="8FAADC" w:themeColor="accent5" w:themeTint="99"/>
@@ -4666,7 +7651,16 @@
       </w:pPr>
       <w:r>
         <w:rPr>
-          <w:rFonts w:hint="default"/>
+          <w:rFonts w:hint="default" w:ascii="Times New Roman" w:hAnsi="Times New Roman" w:cs="Times New Roman"/>
+          <w:i w:val="0"/>
+          <w:iCs w:val="0"/>
+          <w:lang w:val="en-US"/>
+        </w:rPr>
+        <w:t xml:space="preserve">Lấy giới hạn: </w:t>
+      </w:r>
+      <w:r>
+        <w:rPr>
+          <w:rFonts w:hint="default" w:ascii="Times New Roman" w:hAnsi="Times New Roman" w:cs="Times New Roman"/>
           <w:i/>
           <w:iCs/>
           <w:color w:val="8FAADC" w:themeColor="accent5" w:themeTint="99"/>
@@ -4680,42 +7674,17 @@
             </w14:solidFill>
           </w14:textFill>
         </w:rPr>
-        <w:t xml:space="preserve"> $users =     User::where('active', true)         -&gt;distinct('name')         -&gt;get();</w:t>
-      </w:r>
-    </w:p>
-    <w:p>
-      <w:pPr>
-        <w:numPr>
-          <w:ilvl w:val="2"/>
-          <w:numId w:val="4"/>
-        </w:numPr>
-        <w:ind w:left="1265" w:leftChars="0" w:hanging="425" w:firstLineChars="0"/>
-        <w:rPr>
-          <w:rFonts w:hint="default"/>
-          <w:i w:val="0"/>
-          <w:iCs w:val="0"/>
-          <w:lang w:val="en-US"/>
-        </w:rPr>
-      </w:pPr>
-      <w:r>
-        <w:rPr>
-          <w:rFonts w:hint="default"/>
-          <w:i w:val="0"/>
-          <w:iCs w:val="0"/>
-          <w:lang w:val="en-US"/>
-        </w:rPr>
-        <w:t>So sánh gần giá trị:</w:t>
-      </w:r>
-    </w:p>
-    <w:p>
-      <w:pPr>
-        <w:numPr>
-          <w:ilvl w:val="3"/>
-          <w:numId w:val="4"/>
-        </w:numPr>
-        <w:ind w:left="1685" w:leftChars="0" w:hanging="425" w:firstLineChars="0"/>
-        <w:rPr>
-          <w:rFonts w:hint="default"/>
+        <w:t>$users =     User::skip(10)         -&gt;take(5)         -&gt;get();</w:t>
+      </w:r>
+    </w:p>
+    <w:p>
+      <w:pPr>
+        <w:numPr>
+          <w:numId w:val="0"/>
+        </w:numPr>
+        <w:ind w:left="1260" w:leftChars="0"/>
+        <w:rPr>
+          <w:rFonts w:hint="default" w:ascii="Times New Roman" w:hAnsi="Times New Roman" w:cs="Times New Roman"/>
           <w:i/>
           <w:iCs/>
           <w:color w:val="8FAADC" w:themeColor="accent5" w:themeTint="99"/>
@@ -4730,9 +7699,56 @@
           </w14:textFill>
         </w:rPr>
       </w:pPr>
-      <w:r>
-        <w:rPr>
-          <w:rFonts w:hint="default"/>
+    </w:p>
+    <w:p>
+      <w:pPr>
+        <w:numPr>
+          <w:ilvl w:val="2"/>
+          <w:numId w:val="4"/>
+        </w:numPr>
+        <w:ind w:left="1265" w:leftChars="0" w:hanging="425" w:firstLineChars="0"/>
+        <w:rPr>
+          <w:rFonts w:hint="default" w:ascii="Times New Roman" w:hAnsi="Times New Roman" w:cs="Times New Roman"/>
+          <w:i w:val="0"/>
+          <w:iCs w:val="0"/>
+          <w:lang w:val="en-US"/>
+        </w:rPr>
+      </w:pPr>
+      <w:r>
+        <w:rPr>
+          <w:rFonts w:hint="default" w:ascii="Times New Roman" w:hAnsi="Times New Roman" w:cs="Times New Roman"/>
+          <w:i w:val="0"/>
+          <w:iCs w:val="0"/>
+          <w:lang w:val="en-US"/>
+        </w:rPr>
+        <w:t>groupBy:</w:t>
+      </w:r>
+    </w:p>
+    <w:p>
+      <w:pPr>
+        <w:numPr>
+          <w:numId w:val="0"/>
+        </w:numPr>
+        <w:ind w:left="1260" w:leftChars="0"/>
+        <w:rPr>
+          <w:rFonts w:hint="default" w:ascii="Times New Roman" w:hAnsi="Times New Roman" w:cs="Times New Roman"/>
+          <w:i/>
+          <w:iCs/>
+          <w:lang w:val="en-US"/>
+        </w:rPr>
+      </w:pPr>
+      <w:r>
+        <w:rPr>
+          <w:rFonts w:hint="default" w:ascii="Times New Roman" w:hAnsi="Times New Roman" w:cs="Times New Roman"/>
+          <w:i/>
+          <w:iCs/>
+          <w:lang w:val="en-US"/>
+        </w:rPr>
+        <w:t xml:space="preserve"> </w:t>
+      </w:r>
+      <w:r>
+        <w:rPr>
+          <w:rFonts w:hint="default" w:ascii="Times New Roman" w:hAnsi="Times New Roman" w:cs="Times New Roman"/>
           <w:i/>
           <w:iCs/>
           <w:color w:val="8FAADC" w:themeColor="accent5" w:themeTint="99"/>
@@ -4746,7 +7762,7 @@
             </w14:solidFill>
           </w14:textFill>
         </w:rPr>
-        <w:t xml:space="preserve"> $spamComments = Comment::where('body', 'like', '%spam%')-&gt;get();</w:t>
+        <w:t>$users =     Users::groupBy('title')         -&gt;get(['title', 'name']);</w:t>
       </w:r>
     </w:p>
     <w:p>
@@ -4757,7 +7773,7 @@
         </w:numPr>
         <w:ind w:left="1265" w:leftChars="0" w:hanging="425" w:firstLineChars="0"/>
         <w:rPr>
-          <w:rFonts w:hint="default"/>
+          <w:rFonts w:hint="default" w:ascii="Times New Roman" w:hAnsi="Times New Roman" w:cs="Times New Roman"/>
           <w:i w:val="0"/>
           <w:iCs w:val="0"/>
           <w:lang w:val="en-US"/>
@@ -4765,23 +7781,22 @@
       </w:pPr>
       <w:r>
         <w:rPr>
-          <w:rFonts w:hint="default"/>
+          <w:rFonts w:hint="default" w:ascii="Times New Roman" w:hAnsi="Times New Roman" w:cs="Times New Roman"/>
           <w:i w:val="0"/>
           <w:iCs w:val="0"/>
           <w:lang w:val="en-US"/>
         </w:rPr>
-        <w:t xml:space="preserve">Aggregation: </w:t>
-      </w:r>
-    </w:p>
-    <w:p>
-      <w:pPr>
-        <w:numPr>
-          <w:ilvl w:val="3"/>
-          <w:numId w:val="4"/>
-        </w:numPr>
-        <w:ind w:left="1685" w:leftChars="0" w:hanging="425" w:firstLineChars="0"/>
-        <w:rPr>
-          <w:rFonts w:hint="default"/>
+        <w:t>Không lấy giá trị trùng:</w:t>
+      </w:r>
+    </w:p>
+    <w:p>
+      <w:pPr>
+        <w:numPr>
+          <w:numId w:val="0"/>
+        </w:numPr>
+        <w:ind w:left="1260" w:leftChars="0"/>
+        <w:rPr>
+          <w:rFonts w:hint="default" w:ascii="Times New Roman" w:hAnsi="Times New Roman" w:cs="Times New Roman"/>
           <w:i/>
           <w:iCs/>
           <w:color w:val="8FAADC" w:themeColor="accent5" w:themeTint="99"/>
@@ -4798,7 +7813,7 @@
       </w:pPr>
       <w:r>
         <w:rPr>
-          <w:rFonts w:hint="default"/>
+          <w:rFonts w:hint="default" w:ascii="Times New Roman" w:hAnsi="Times New Roman" w:cs="Times New Roman"/>
           <w:i/>
           <w:iCs/>
           <w:color w:val="8FAADC" w:themeColor="accent5" w:themeTint="99"/>
@@ -4812,18 +7827,41 @@
             </w14:solidFill>
           </w14:textFill>
         </w:rPr>
-        <w:t>$total = Product::count();</w:t>
-      </w:r>
-    </w:p>
-    <w:p>
-      <w:pPr>
-        <w:numPr>
-          <w:ilvl w:val="3"/>
+        <w:t xml:space="preserve"> $users =     User::where('active', true)         -&gt;distinct('name')         -&gt;get();</w:t>
+      </w:r>
+    </w:p>
+    <w:p>
+      <w:pPr>
+        <w:numPr>
+          <w:ilvl w:val="2"/>
           <w:numId w:val="4"/>
         </w:numPr>
-        <w:ind w:left="1685" w:leftChars="0" w:hanging="425" w:firstLineChars="0"/>
-        <w:rPr>
-          <w:rFonts w:hint="default"/>
+        <w:ind w:left="1265" w:leftChars="0" w:hanging="425" w:firstLineChars="0"/>
+        <w:rPr>
+          <w:rFonts w:hint="default" w:ascii="Times New Roman" w:hAnsi="Times New Roman" w:cs="Times New Roman"/>
+          <w:i w:val="0"/>
+          <w:iCs w:val="0"/>
+          <w:lang w:val="en-US"/>
+        </w:rPr>
+      </w:pPr>
+      <w:r>
+        <w:rPr>
+          <w:rFonts w:hint="default" w:ascii="Times New Roman" w:hAnsi="Times New Roman" w:cs="Times New Roman"/>
+          <w:i w:val="0"/>
+          <w:iCs w:val="0"/>
+          <w:lang w:val="en-US"/>
+        </w:rPr>
+        <w:t>So sánh gần giá trị:</w:t>
+      </w:r>
+    </w:p>
+    <w:p>
+      <w:pPr>
+        <w:numPr>
+          <w:numId w:val="0"/>
+        </w:numPr>
+        <w:ind w:left="1260" w:leftChars="0"/>
+        <w:rPr>
+          <w:rFonts w:hint="default" w:ascii="Times New Roman" w:hAnsi="Times New Roman" w:cs="Times New Roman"/>
           <w:i/>
           <w:iCs/>
           <w:color w:val="8FAADC" w:themeColor="accent5" w:themeTint="99"/>
@@ -4840,7 +7878,7 @@
       </w:pPr>
       <w:r>
         <w:rPr>
-          <w:rFonts w:hint="default"/>
+          <w:rFonts w:hint="default" w:ascii="Times New Roman" w:hAnsi="Times New Roman" w:cs="Times New Roman"/>
           <w:i/>
           <w:iCs/>
           <w:color w:val="8FAADC" w:themeColor="accent5" w:themeTint="99"/>
@@ -4854,18 +7892,41 @@
             </w14:solidFill>
           </w14:textFill>
         </w:rPr>
-        <w:t xml:space="preserve"> $price = Product::max('price'); </w:t>
-      </w:r>
-    </w:p>
-    <w:p>
-      <w:pPr>
-        <w:numPr>
-          <w:ilvl w:val="3"/>
+        <w:t xml:space="preserve"> $spamComments = Comment::where('body', 'like', '%spam%')-&gt;get();</w:t>
+      </w:r>
+    </w:p>
+    <w:p>
+      <w:pPr>
+        <w:numPr>
+          <w:ilvl w:val="2"/>
           <w:numId w:val="4"/>
         </w:numPr>
-        <w:ind w:left="1685" w:leftChars="0" w:hanging="425" w:firstLineChars="0"/>
-        <w:rPr>
-          <w:rFonts w:hint="default"/>
+        <w:ind w:left="1265" w:leftChars="0" w:hanging="425" w:firstLineChars="0"/>
+        <w:rPr>
+          <w:rFonts w:hint="default" w:ascii="Times New Roman" w:hAnsi="Times New Roman" w:cs="Times New Roman"/>
+          <w:i w:val="0"/>
+          <w:iCs w:val="0"/>
+          <w:lang w:val="en-US"/>
+        </w:rPr>
+      </w:pPr>
+      <w:r>
+        <w:rPr>
+          <w:rFonts w:hint="default" w:ascii="Times New Roman" w:hAnsi="Times New Roman" w:cs="Times New Roman"/>
+          <w:i w:val="0"/>
+          <w:iCs w:val="0"/>
+          <w:lang w:val="en-US"/>
+        </w:rPr>
+        <w:t xml:space="preserve">Aggregation: </w:t>
+      </w:r>
+    </w:p>
+    <w:p>
+      <w:pPr>
+        <w:numPr>
+          <w:numId w:val="0"/>
+        </w:numPr>
+        <w:ind w:left="1260" w:leftChars="0"/>
+        <w:rPr>
+          <w:rFonts w:hint="default" w:ascii="Times New Roman" w:hAnsi="Times New Roman" w:cs="Times New Roman"/>
           <w:i/>
           <w:iCs/>
           <w:color w:val="8FAADC" w:themeColor="accent5" w:themeTint="99"/>
@@ -4882,7 +7943,7 @@
       </w:pPr>
       <w:r>
         <w:rPr>
-          <w:rFonts w:hint="default"/>
+          <w:rFonts w:hint="default" w:ascii="Times New Roman" w:hAnsi="Times New Roman" w:cs="Times New Roman"/>
           <w:i/>
           <w:iCs/>
           <w:color w:val="8FAADC" w:themeColor="accent5" w:themeTint="99"/>
@@ -4896,18 +7957,17 @@
             </w14:solidFill>
           </w14:textFill>
         </w:rPr>
-        <w:t xml:space="preserve">$price = Product::min('price'); </w:t>
-      </w:r>
-    </w:p>
-    <w:p>
-      <w:pPr>
-        <w:numPr>
-          <w:ilvl w:val="3"/>
-          <w:numId w:val="4"/>
-        </w:numPr>
-        <w:ind w:left="1685" w:leftChars="0" w:hanging="425" w:firstLineChars="0"/>
-        <w:rPr>
-          <w:rFonts w:hint="default"/>
+        <w:t>$total = Product::count();</w:t>
+      </w:r>
+    </w:p>
+    <w:p>
+      <w:pPr>
+        <w:numPr>
+          <w:numId w:val="0"/>
+        </w:numPr>
+        <w:ind w:left="1260" w:leftChars="0"/>
+        <w:rPr>
+          <w:rFonts w:hint="default" w:ascii="Times New Roman" w:hAnsi="Times New Roman" w:cs="Times New Roman"/>
           <w:i/>
           <w:iCs/>
           <w:color w:val="8FAADC" w:themeColor="accent5" w:themeTint="99"/>
@@ -4924,7 +7984,7 @@
       </w:pPr>
       <w:r>
         <w:rPr>
-          <w:rFonts w:hint="default"/>
+          <w:rFonts w:hint="default" w:ascii="Times New Roman" w:hAnsi="Times New Roman" w:cs="Times New Roman"/>
           <w:i/>
           <w:iCs/>
           <w:color w:val="8FAADC" w:themeColor="accent5" w:themeTint="99"/>
@@ -4938,18 +7998,17 @@
             </w14:solidFill>
           </w14:textFill>
         </w:rPr>
-        <w:t xml:space="preserve">$price = Product::avg('price'); </w:t>
-      </w:r>
-    </w:p>
-    <w:p>
-      <w:pPr>
-        <w:numPr>
-          <w:ilvl w:val="3"/>
-          <w:numId w:val="4"/>
-        </w:numPr>
-        <w:ind w:left="1685" w:leftChars="0" w:hanging="425" w:firstLineChars="0"/>
-        <w:rPr>
-          <w:rFonts w:hint="default"/>
+        <w:t xml:space="preserve">$price = Product::max('price'); </w:t>
+      </w:r>
+    </w:p>
+    <w:p>
+      <w:pPr>
+        <w:numPr>
+          <w:numId w:val="0"/>
+        </w:numPr>
+        <w:ind w:left="1260" w:leftChars="0"/>
+        <w:rPr>
+          <w:rFonts w:hint="default" w:ascii="Times New Roman" w:hAnsi="Times New Roman" w:cs="Times New Roman"/>
           <w:i/>
           <w:iCs/>
           <w:color w:val="8FAADC" w:themeColor="accent5" w:themeTint="99"/>
@@ -4966,7 +8025,7 @@
       </w:pPr>
       <w:r>
         <w:rPr>
-          <w:rFonts w:hint="default"/>
+          <w:rFonts w:hint="default" w:ascii="Times New Roman" w:hAnsi="Times New Roman" w:cs="Times New Roman"/>
           <w:i/>
           <w:iCs/>
           <w:color w:val="8FAADC" w:themeColor="accent5" w:themeTint="99"/>
@@ -4980,18 +8039,17 @@
             </w14:solidFill>
           </w14:textFill>
         </w:rPr>
-        <w:t>$total = Product::sum('price');</w:t>
-      </w:r>
-    </w:p>
-    <w:p>
-      <w:pPr>
-        <w:numPr>
-          <w:ilvl w:val="3"/>
-          <w:numId w:val="4"/>
-        </w:numPr>
-        <w:ind w:left="1685" w:leftChars="0" w:hanging="425" w:firstLineChars="0"/>
-        <w:rPr>
-          <w:rFonts w:hint="default"/>
+        <w:t xml:space="preserve">$price = Product::min('price'); </w:t>
+      </w:r>
+    </w:p>
+    <w:p>
+      <w:pPr>
+        <w:numPr>
+          <w:numId w:val="0"/>
+        </w:numPr>
+        <w:ind w:left="1260" w:leftChars="0"/>
+        <w:rPr>
+          <w:rFonts w:hint="default" w:ascii="Times New Roman" w:hAnsi="Times New Roman" w:cs="Times New Roman"/>
           <w:i/>
           <w:iCs/>
           <w:color w:val="8FAADC" w:themeColor="accent5" w:themeTint="99"/>
@@ -5008,7 +8066,7 @@
       </w:pPr>
       <w:r>
         <w:rPr>
-          <w:rFonts w:hint="default"/>
+          <w:rFonts w:hint="default" w:ascii="Times New Roman" w:hAnsi="Times New Roman" w:cs="Times New Roman"/>
           <w:i/>
           <w:iCs/>
           <w:color w:val="8FAADC" w:themeColor="accent5" w:themeTint="99"/>
@@ -5022,26 +8080,17 @@
             </w14:solidFill>
           </w14:textFill>
         </w:rPr>
-        <w:t>$sold = Orders::where('sold', true)-&gt;sum('price');</w:t>
-      </w:r>
-    </w:p>
-    <w:p>
-      <w:pPr>
-        <w:numPr>
-          <w:ilvl w:val="3"/>
-          <w:numId w:val="4"/>
-        </w:numPr>
-        <w:ind w:left="1685" w:leftChars="0" w:hanging="425" w:firstLineChars="0"/>
-        <w:rPr>
-          <w:rFonts w:hint="default"/>
-          <w:i w:val="0"/>
-          <w:iCs w:val="0"/>
-          <w:lang w:val="en-US"/>
-        </w:rPr>
-      </w:pPr>
-      <w:r>
-        <w:rPr>
-          <w:rFonts w:hint="default"/>
+        <w:t xml:space="preserve">$price = Product::avg('price'); </w:t>
+      </w:r>
+    </w:p>
+    <w:p>
+      <w:pPr>
+        <w:numPr>
+          <w:numId w:val="0"/>
+        </w:numPr>
+        <w:ind w:left="1260" w:leftChars="0"/>
+        <w:rPr>
+          <w:rFonts w:hint="default" w:ascii="Times New Roman" w:hAnsi="Times New Roman" w:cs="Times New Roman"/>
           <w:i/>
           <w:iCs/>
           <w:color w:val="8FAADC" w:themeColor="accent5" w:themeTint="99"/>
@@ -5055,51 +8104,10 @@
             </w14:solidFill>
           </w14:textFill>
         </w:rPr>
-        <w:t>$total = Order::max('suborder.price');</w:t>
-      </w:r>
-      <w:r>
-        <w:rPr>
-          <w:rFonts w:hint="default"/>
-          <w:i w:val="0"/>
-          <w:iCs w:val="0"/>
-          <w:lang w:val="en-US"/>
-        </w:rPr>
-        <w:tab/>
-      </w:r>
-    </w:p>
-    <w:p>
-      <w:pPr>
-        <w:numPr>
-          <w:ilvl w:val="2"/>
-          <w:numId w:val="4"/>
-        </w:numPr>
-        <w:ind w:left="1265" w:leftChars="0" w:hanging="425" w:firstLineChars="0"/>
-        <w:rPr>
-          <w:rFonts w:hint="default"/>
-          <w:i w:val="0"/>
-          <w:iCs w:val="0"/>
-          <w:lang w:val="en-US"/>
-        </w:rPr>
-      </w:pPr>
-      <w:r>
-        <w:rPr>
-          <w:rFonts w:hint="default"/>
-          <w:i w:val="0"/>
-          <w:iCs w:val="0"/>
-          <w:lang w:val="en-US"/>
-        </w:rPr>
-        <w:t>Tăng giảm giá trị:</w:t>
-      </w:r>
-    </w:p>
-    <w:p>
-      <w:pPr>
-        <w:numPr>
-          <w:ilvl w:val="3"/>
-          <w:numId w:val="4"/>
-        </w:numPr>
-        <w:ind w:left="1685" w:leftChars="0" w:hanging="425" w:firstLineChars="0"/>
-        <w:rPr>
-          <w:rFonts w:hint="default"/>
+      </w:pPr>
+      <w:r>
+        <w:rPr>
+          <w:rFonts w:hint="default" w:ascii="Times New Roman" w:hAnsi="Times New Roman" w:cs="Times New Roman"/>
           <w:i/>
           <w:iCs/>
           <w:color w:val="8FAADC" w:themeColor="accent5" w:themeTint="99"/>
@@ -5113,10 +8121,17 @@
             </w14:solidFill>
           </w14:textFill>
         </w:rPr>
-      </w:pPr>
-      <w:r>
-        <w:rPr>
-          <w:rFonts w:hint="default"/>
+        <w:t>$total = Product::sum('price');</w:t>
+      </w:r>
+    </w:p>
+    <w:p>
+      <w:pPr>
+        <w:numPr>
+          <w:numId w:val="0"/>
+        </w:numPr>
+        <w:ind w:left="1260" w:leftChars="0"/>
+        <w:rPr>
+          <w:rFonts w:hint="default" w:ascii="Times New Roman" w:hAnsi="Times New Roman" w:cs="Times New Roman"/>
           <w:i/>
           <w:iCs/>
           <w:color w:val="8FAADC" w:themeColor="accent5" w:themeTint="99"/>
@@ -5130,18 +8145,10 @@
             </w14:solidFill>
           </w14:textFill>
         </w:rPr>
-        <w:t>Cat::where('name', 'Kitty')-&gt;increment('age');</w:t>
-      </w:r>
-    </w:p>
-    <w:p>
-      <w:pPr>
-        <w:numPr>
-          <w:ilvl w:val="3"/>
-          <w:numId w:val="4"/>
-        </w:numPr>
-        <w:ind w:left="1685" w:leftChars="0" w:hanging="425" w:firstLineChars="0"/>
-        <w:rPr>
-          <w:rFonts w:hint="default"/>
+      </w:pPr>
+      <w:r>
+        <w:rPr>
+          <w:rFonts w:hint="default" w:ascii="Times New Roman" w:hAnsi="Times New Roman" w:cs="Times New Roman"/>
           <w:i/>
           <w:iCs/>
           <w:color w:val="8FAADC" w:themeColor="accent5" w:themeTint="99"/>
@@ -5155,10 +8162,26 @@
             </w14:solidFill>
           </w14:textFill>
         </w:rPr>
-      </w:pPr>
-      <w:r>
-        <w:rPr>
-          <w:rFonts w:hint="default"/>
+        <w:t>$sold = Orders::where('sold', true)-&gt;sum('price');</w:t>
+      </w:r>
+    </w:p>
+    <w:p>
+      <w:pPr>
+        <w:numPr>
+          <w:ilvl w:val="3"/>
+          <w:numId w:val="4"/>
+        </w:numPr>
+        <w:ind w:left="1685" w:leftChars="0" w:hanging="425" w:firstLineChars="0"/>
+        <w:rPr>
+          <w:rFonts w:hint="default" w:ascii="Times New Roman" w:hAnsi="Times New Roman" w:cs="Times New Roman"/>
+          <w:i w:val="0"/>
+          <w:iCs w:val="0"/>
+          <w:lang w:val="en-US"/>
+        </w:rPr>
+      </w:pPr>
+      <w:r>
+        <w:rPr>
+          <w:rFonts w:hint="default" w:ascii="Times New Roman" w:hAnsi="Times New Roman" w:cs="Times New Roman"/>
           <w:i/>
           <w:iCs/>
           <w:color w:val="8FAADC" w:themeColor="accent5" w:themeTint="99"/>
@@ -5172,6 +8195,121 @@
             </w14:solidFill>
           </w14:textFill>
         </w:rPr>
+        <w:t>$total = Order::max('suborder.price');</w:t>
+      </w:r>
+      <w:r>
+        <w:rPr>
+          <w:rFonts w:hint="default" w:ascii="Times New Roman" w:hAnsi="Times New Roman" w:cs="Times New Roman"/>
+          <w:i w:val="0"/>
+          <w:iCs w:val="0"/>
+          <w:lang w:val="en-US"/>
+        </w:rPr>
+        <w:tab/>
+      </w:r>
+    </w:p>
+    <w:p>
+      <w:pPr>
+        <w:numPr>
+          <w:ilvl w:val="2"/>
+          <w:numId w:val="4"/>
+        </w:numPr>
+        <w:ind w:left="1265" w:leftChars="0" w:hanging="425" w:firstLineChars="0"/>
+        <w:rPr>
+          <w:rFonts w:hint="default" w:ascii="Times New Roman" w:hAnsi="Times New Roman" w:cs="Times New Roman"/>
+          <w:i w:val="0"/>
+          <w:iCs w:val="0"/>
+          <w:lang w:val="en-US"/>
+        </w:rPr>
+      </w:pPr>
+      <w:r>
+        <w:rPr>
+          <w:rFonts w:hint="default" w:ascii="Times New Roman" w:hAnsi="Times New Roman" w:cs="Times New Roman"/>
+          <w:i w:val="0"/>
+          <w:iCs w:val="0"/>
+          <w:lang w:val="en-US"/>
+        </w:rPr>
+        <w:t>Tăng giảm giá trị:</w:t>
+      </w:r>
+    </w:p>
+    <w:p>
+      <w:pPr>
+        <w:numPr>
+          <w:numId w:val="0"/>
+        </w:numPr>
+        <w:ind w:left="1260" w:leftChars="0"/>
+        <w:rPr>
+          <w:rFonts w:hint="default" w:ascii="Times New Roman" w:hAnsi="Times New Roman" w:cs="Times New Roman"/>
+          <w:i/>
+          <w:iCs/>
+          <w:color w:val="8FAADC" w:themeColor="accent5" w:themeTint="99"/>
+          <w:lang w:val="en-US"/>
+          <w14:textFill>
+            <w14:solidFill>
+              <w14:schemeClr w14:val="accent5">
+                <w14:lumMod w14:val="60000"/>
+                <w14:lumOff w14:val="40000"/>
+              </w14:schemeClr>
+            </w14:solidFill>
+          </w14:textFill>
+        </w:rPr>
+      </w:pPr>
+      <w:r>
+        <w:rPr>
+          <w:rFonts w:hint="default" w:ascii="Times New Roman" w:hAnsi="Times New Roman" w:cs="Times New Roman"/>
+          <w:i/>
+          <w:iCs/>
+          <w:color w:val="8FAADC" w:themeColor="accent5" w:themeTint="99"/>
+          <w:lang w:val="en-US"/>
+          <w14:textFill>
+            <w14:solidFill>
+              <w14:schemeClr w14:val="accent5">
+                <w14:lumMod w14:val="60000"/>
+                <w14:lumOff w14:val="40000"/>
+              </w14:schemeClr>
+            </w14:solidFill>
+          </w14:textFill>
+        </w:rPr>
+        <w:t>Cat::where('name', 'Kitty')-&gt;increment('age');</w:t>
+      </w:r>
+    </w:p>
+    <w:p>
+      <w:pPr>
+        <w:numPr>
+          <w:numId w:val="0"/>
+        </w:numPr>
+        <w:ind w:left="1260" w:leftChars="0"/>
+        <w:rPr>
+          <w:rFonts w:hint="default" w:ascii="Times New Roman" w:hAnsi="Times New Roman" w:cs="Times New Roman"/>
+          <w:i/>
+          <w:iCs/>
+          <w:color w:val="8FAADC" w:themeColor="accent5" w:themeTint="99"/>
+          <w:lang w:val="en-US"/>
+          <w14:textFill>
+            <w14:solidFill>
+              <w14:schemeClr w14:val="accent5">
+                <w14:lumMod w14:val="60000"/>
+                <w14:lumOff w14:val="40000"/>
+              </w14:schemeClr>
+            </w14:solidFill>
+          </w14:textFill>
+        </w:rPr>
+      </w:pPr>
+      <w:r>
+        <w:rPr>
+          <w:rFonts w:hint="default" w:ascii="Times New Roman" w:hAnsi="Times New Roman" w:cs="Times New Roman"/>
+          <w:i/>
+          <w:iCs/>
+          <w:color w:val="8FAADC" w:themeColor="accent5" w:themeTint="99"/>
+          <w:lang w:val="en-US"/>
+          <w14:textFill>
+            <w14:solidFill>
+              <w14:schemeClr w14:val="accent5">
+                <w14:lumMod w14:val="60000"/>
+                <w14:lumOff w14:val="40000"/>
+              </w14:schemeClr>
+            </w14:solidFill>
+          </w14:textFill>
+        </w:rPr>
         <w:t>Car::where('name', 'Toyota')-&gt;decrement('weight', 50);</w:t>
       </w:r>
     </w:p>
@@ -5183,7 +8321,7 @@
         </w:numPr>
         <w:ind w:left="425" w:leftChars="0" w:hanging="425" w:firstLineChars="0"/>
         <w:rPr>
-          <w:rFonts w:hint="default"/>
+          <w:rFonts w:hint="default" w:ascii="Times New Roman" w:hAnsi="Times New Roman" w:cs="Times New Roman"/>
           <w:i w:val="0"/>
           <w:iCs w:val="0"/>
           <w:lang w:val="en-US"/>
@@ -5191,7 +8329,7 @@
       </w:pPr>
       <w:r>
         <w:rPr>
-          <w:rFonts w:hint="default"/>
+          <w:rFonts w:hint="default" w:ascii="Times New Roman" w:hAnsi="Times New Roman" w:cs="Times New Roman"/>
           <w:i w:val="0"/>
           <w:iCs w:val="0"/>
           <w:lang w:val="en-US"/>
@@ -5207,7 +8345,7 @@
         </w:numPr>
         <w:ind w:left="1265" w:leftChars="0" w:hanging="425" w:firstLineChars="0"/>
         <w:rPr>
-          <w:rFonts w:hint="default"/>
+          <w:rFonts w:hint="default" w:ascii="Times New Roman" w:hAnsi="Times New Roman" w:cs="Times New Roman"/>
           <w:i w:val="0"/>
           <w:iCs w:val="0"/>
           <w:lang w:val="en-US"/>
@@ -5215,7 +8353,7 @@
       </w:pPr>
       <w:r>
         <w:rPr>
-          <w:rFonts w:hint="default"/>
+          <w:rFonts w:hint="default" w:ascii="Times New Roman" w:hAnsi="Times New Roman" w:cs="Times New Roman"/>
           <w:b/>
           <w:bCs/>
           <w:i w:val="0"/>
@@ -5226,7 +8364,7 @@
       </w:r>
       <w:r>
         <w:rPr>
-          <w:rFonts w:hint="default"/>
+          <w:rFonts w:hint="default" w:ascii="Times New Roman" w:hAnsi="Times New Roman" w:cs="Times New Roman"/>
           <w:i w:val="0"/>
           <w:iCs w:val="0"/>
           <w:lang w:val="en-US"/>
@@ -5237,17 +8375,21 @@
     <w:p>
       <w:pPr>
         <w:numPr>
+          <w:ilvl w:val="0"/>
           <w:numId w:val="0"/>
         </w:numPr>
         <w:ind w:left="840" w:leftChars="0"/>
         <w:rPr>
-          <w:rFonts w:hint="default"/>
+          <w:rFonts w:hint="default" w:ascii="Times New Roman" w:hAnsi="Times New Roman" w:cs="Times New Roman"/>
           <w:i w:val="0"/>
           <w:iCs w:val="0"/>
           <w:lang w:val="en-US"/>
         </w:rPr>
       </w:pPr>
       <w:r>
+        <w:rPr>
+          <w:rFonts w:hint="default" w:ascii="Times New Roman" w:hAnsi="Times New Roman" w:cs="Times New Roman"/>
+        </w:rPr>
         <w:drawing>
           <wp:inline distT="0" distB="0" distL="114300" distR="114300">
             <wp:extent cx="5270500" cy="1821180"/>
@@ -5299,7 +8441,7 @@
         </w:numPr>
         <w:ind w:left="1685" w:leftChars="0" w:hanging="425" w:firstLineChars="0"/>
         <w:rPr>
-          <w:rFonts w:hint="default"/>
+          <w:rFonts w:hint="default" w:ascii="Times New Roman" w:hAnsi="Times New Roman" w:cs="Times New Roman"/>
           <w:i w:val="0"/>
           <w:iCs w:val="0"/>
           <w:lang w:val="en-US"/>
@@ -5307,7 +8449,7 @@
       </w:pPr>
       <w:r>
         <w:rPr>
-          <w:rFonts w:hint="default"/>
+          <w:rFonts w:hint="default" w:ascii="Times New Roman" w:hAnsi="Times New Roman" w:cs="Times New Roman"/>
           <w:i w:val="0"/>
           <w:iCs w:val="0"/>
           <w:lang w:val="en-US"/>
@@ -5318,17 +8460,21 @@
     <w:p>
       <w:pPr>
         <w:numPr>
+          <w:ilvl w:val="0"/>
           <w:numId w:val="0"/>
         </w:numPr>
         <w:ind w:left="840" w:leftChars="0"/>
         <w:rPr>
-          <w:rFonts w:hint="default"/>
+          <w:rFonts w:hint="default" w:ascii="Times New Roman" w:hAnsi="Times New Roman" w:cs="Times New Roman"/>
           <w:i w:val="0"/>
           <w:iCs w:val="0"/>
           <w:lang w:val="en-US"/>
         </w:rPr>
       </w:pPr>
       <w:r>
+        <w:rPr>
+          <w:rFonts w:hint="default" w:ascii="Times New Roman" w:hAnsi="Times New Roman" w:cs="Times New Roman"/>
+        </w:rPr>
         <w:drawing>
           <wp:inline distT="0" distB="0" distL="114300" distR="114300">
             <wp:extent cx="5267960" cy="957580"/>
@@ -5380,7 +8526,7 @@
         </w:numPr>
         <w:ind w:left="1685" w:leftChars="0" w:hanging="425" w:firstLineChars="0"/>
         <w:rPr>
-          <w:rFonts w:hint="default"/>
+          <w:rFonts w:hint="default" w:ascii="Times New Roman" w:hAnsi="Times New Roman" w:cs="Times New Roman"/>
           <w:i w:val="0"/>
           <w:iCs w:val="0"/>
           <w:lang w:val="en-US"/>
@@ -5388,7 +8534,7 @@
       </w:pPr>
       <w:r>
         <w:rPr>
-          <w:rFonts w:hint="default"/>
+          <w:rFonts w:hint="default" w:ascii="Times New Roman" w:hAnsi="Times New Roman" w:cs="Times New Roman"/>
           <w:lang w:val="en-US"/>
         </w:rPr>
         <w:t>Có thể nghịch đảo mối quan hệ này:</w:t>
@@ -5397,17 +8543,21 @@
     <w:p>
       <w:pPr>
         <w:numPr>
+          <w:ilvl w:val="0"/>
           <w:numId w:val="0"/>
         </w:numPr>
         <w:ind w:left="840" w:leftChars="0"/>
         <w:rPr>
-          <w:rFonts w:hint="default"/>
+          <w:rFonts w:hint="default" w:ascii="Times New Roman" w:hAnsi="Times New Roman" w:cs="Times New Roman"/>
           <w:i w:val="0"/>
           <w:iCs w:val="0"/>
           <w:lang w:val="en-US"/>
         </w:rPr>
       </w:pPr>
       <w:r>
+        <w:rPr>
+          <w:rFonts w:hint="default" w:ascii="Times New Roman" w:hAnsi="Times New Roman" w:cs="Times New Roman"/>
+        </w:rPr>
         <w:drawing>
           <wp:inline distT="0" distB="0" distL="114300" distR="114300">
             <wp:extent cx="5269230" cy="658495"/>
@@ -5459,7 +8609,7 @@
         </w:numPr>
         <w:ind w:left="1685" w:leftChars="0" w:hanging="425" w:firstLineChars="0"/>
         <w:rPr>
-          <w:rFonts w:hint="default"/>
+          <w:rFonts w:hint="default" w:ascii="Times New Roman" w:hAnsi="Times New Roman" w:cs="Times New Roman"/>
           <w:i w:val="0"/>
           <w:iCs w:val="0"/>
           <w:lang w:val="en-US"/>
@@ -5467,7 +8617,7 @@
       </w:pPr>
       <w:r>
         <w:rPr>
-          <w:rFonts w:hint="default"/>
+          <w:rFonts w:hint="default" w:ascii="Times New Roman" w:hAnsi="Times New Roman" w:cs="Times New Roman"/>
           <w:lang w:val="en-US"/>
         </w:rPr>
         <w:t>Việc thêm dữ liệu và cập nhập dữ liệu giống với hasMany:</w:t>
@@ -5476,11 +8626,12 @@
     <w:p>
       <w:pPr>
         <w:numPr>
+          <w:ilvl w:val="0"/>
           <w:numId w:val="0"/>
         </w:numPr>
         <w:ind w:left="840" w:leftChars="0"/>
         <w:rPr>
-          <w:rFonts w:hint="default"/>
+          <w:rFonts w:hint="default" w:ascii="Times New Roman" w:hAnsi="Times New Roman" w:cs="Times New Roman"/>
           <w:i w:val="0"/>
           <w:iCs w:val="0"/>
           <w:lang w:val="en-US"/>
@@ -5488,7 +8639,7 @@
       </w:pPr>
       <w:r>
         <w:rPr>
-          <w:rFonts w:hint="default"/>
+          <w:rFonts w:hint="default" w:ascii="Times New Roman" w:hAnsi="Times New Roman" w:cs="Times New Roman"/>
           <w:i w:val="0"/>
           <w:iCs w:val="0"/>
           <w:lang w:val="en-US"/>
@@ -5499,17 +8650,21 @@
     <w:p>
       <w:pPr>
         <w:numPr>
+          <w:ilvl w:val="0"/>
           <w:numId w:val="0"/>
         </w:numPr>
         <w:ind w:left="840" w:leftChars="0"/>
         <w:rPr>
-          <w:rFonts w:hint="default"/>
+          <w:rFonts w:hint="default" w:ascii="Times New Roman" w:hAnsi="Times New Roman" w:cs="Times New Roman"/>
           <w:i w:val="0"/>
           <w:iCs w:val="0"/>
           <w:lang w:val="en-US"/>
         </w:rPr>
       </w:pPr>
       <w:r>
+        <w:rPr>
+          <w:rFonts w:hint="default" w:ascii="Times New Roman" w:hAnsi="Times New Roman" w:cs="Times New Roman"/>
+        </w:rPr>
         <w:drawing>
           <wp:inline distT="0" distB="0" distL="114300" distR="114300">
             <wp:extent cx="5273675" cy="1599565"/>
@@ -5561,7 +8716,7 @@
         </w:numPr>
         <w:ind w:left="1685" w:leftChars="0" w:hanging="425" w:firstLineChars="0"/>
         <w:rPr>
-          <w:rFonts w:hint="default"/>
+          <w:rFonts w:hint="default" w:ascii="Times New Roman" w:hAnsi="Times New Roman" w:cs="Times New Roman"/>
           <w:i w:val="0"/>
           <w:iCs w:val="0"/>
           <w:lang w:val="en-US"/>
@@ -5569,7 +8724,7 @@
       </w:pPr>
       <w:r>
         <w:rPr>
-          <w:rFonts w:hint="default"/>
+          <w:rFonts w:hint="default" w:ascii="Times New Roman" w:hAnsi="Times New Roman" w:cs="Times New Roman"/>
           <w:i w:val="0"/>
           <w:iCs w:val="0"/>
           <w:lang w:val="en-US"/>
@@ -5580,17 +8735,21 @@
     <w:p>
       <w:pPr>
         <w:numPr>
+          <w:ilvl w:val="0"/>
           <w:numId w:val="0"/>
         </w:numPr>
         <w:ind w:left="840" w:leftChars="0"/>
         <w:rPr>
-          <w:rFonts w:hint="default"/>
+          <w:rFonts w:hint="default" w:ascii="Times New Roman" w:hAnsi="Times New Roman" w:cs="Times New Roman"/>
           <w:i w:val="0"/>
           <w:iCs w:val="0"/>
           <w:lang w:val="en-US"/>
         </w:rPr>
       </w:pPr>
       <w:r>
+        <w:rPr>
+          <w:rFonts w:hint="default" w:ascii="Times New Roman" w:hAnsi="Times New Roman" w:cs="Times New Roman"/>
+        </w:rPr>
         <w:drawing>
           <wp:inline distT="0" distB="0" distL="114300" distR="114300">
             <wp:extent cx="4991100" cy="1036320"/>
@@ -5642,7 +8801,7 @@
         </w:numPr>
         <w:ind w:left="1685" w:leftChars="0" w:hanging="425" w:firstLineChars="0"/>
         <w:rPr>
-          <w:rFonts w:hint="default"/>
+          <w:rFonts w:hint="default" w:ascii="Times New Roman" w:hAnsi="Times New Roman" w:cs="Times New Roman"/>
           <w:i w:val="0"/>
           <w:iCs w:val="0"/>
           <w:lang w:val="en-US"/>
@@ -5650,7 +8809,7 @@
       </w:pPr>
       <w:r>
         <w:rPr>
-          <w:rFonts w:hint="default"/>
+          <w:rFonts w:hint="default" w:ascii="Times New Roman" w:hAnsi="Times New Roman" w:cs="Times New Roman"/>
           <w:i w:val="0"/>
           <w:iCs w:val="0"/>
           <w:lang w:val="en-US"/>
@@ -5661,17 +8820,21 @@
     <w:p>
       <w:pPr>
         <w:numPr>
+          <w:ilvl w:val="0"/>
           <w:numId w:val="0"/>
         </w:numPr>
         <w:ind w:left="840" w:leftChars="0"/>
         <w:rPr>
-          <w:rFonts w:hint="default"/>
+          <w:rFonts w:hint="default" w:ascii="Times New Roman" w:hAnsi="Times New Roman" w:cs="Times New Roman"/>
           <w:i w:val="0"/>
           <w:iCs w:val="0"/>
           <w:lang w:val="en-US"/>
         </w:rPr>
       </w:pPr>
       <w:r>
+        <w:rPr>
+          <w:rFonts w:hint="default" w:ascii="Times New Roman" w:hAnsi="Times New Roman" w:cs="Times New Roman"/>
+        </w:rPr>
         <w:drawing>
           <wp:inline distT="0" distB="0" distL="114300" distR="114300">
             <wp:extent cx="3848100" cy="990600"/>
@@ -5723,7 +8886,7 @@
         </w:numPr>
         <w:ind w:left="1685" w:leftChars="0" w:hanging="425" w:firstLineChars="0"/>
         <w:rPr>
-          <w:rFonts w:hint="default"/>
+          <w:rFonts w:hint="default" w:ascii="Times New Roman" w:hAnsi="Times New Roman" w:cs="Times New Roman"/>
           <w:i w:val="0"/>
           <w:iCs w:val="0"/>
           <w:lang w:val="en-US"/>
@@ -5731,7 +8894,7 @@
       </w:pPr>
       <w:r>
         <w:rPr>
-          <w:rFonts w:hint="default"/>
+          <w:rFonts w:hint="default" w:ascii="Times New Roman" w:hAnsi="Times New Roman" w:cs="Times New Roman"/>
           <w:lang w:val="en-US"/>
         </w:rPr>
         <w:t>Thêm hoặc xóa một mô hình nhúng mà không cần chạm vào cơ sở dữ liệu, sử dụng phương pháp liên kết(associcate) và phân tách(dissociate).</w:t>
@@ -5740,11 +8903,18 @@
     <w:p>
       <w:pPr>
         <w:numPr>
+          <w:ilvl w:val="0"/>
           <w:numId w:val="0"/>
         </w:numPr>
         <w:ind w:left="840" w:leftChars="0"/>
-      </w:pPr>
-      <w:r>
+        <w:rPr>
+          <w:rFonts w:hint="default" w:ascii="Times New Roman" w:hAnsi="Times New Roman" w:cs="Times New Roman"/>
+        </w:rPr>
+      </w:pPr>
+      <w:r>
+        <w:rPr>
+          <w:rFonts w:hint="default" w:ascii="Times New Roman" w:hAnsi="Times New Roman" w:cs="Times New Roman"/>
+        </w:rPr>
         <w:drawing>
           <wp:inline distT="0" distB="0" distL="114300" distR="114300">
             <wp:extent cx="3238500" cy="640080"/>
@@ -5796,7 +8966,7 @@
         </w:numPr>
         <w:ind w:left="1265" w:leftChars="0" w:hanging="425" w:firstLineChars="0"/>
         <w:rPr>
-          <w:rFonts w:hint="default"/>
+          <w:rFonts w:hint="default" w:ascii="Times New Roman" w:hAnsi="Times New Roman" w:cs="Times New Roman"/>
           <w:i w:val="0"/>
           <w:iCs w:val="0"/>
           <w:lang w:val="en-US"/>
@@ -5804,7 +8974,7 @@
       </w:pPr>
       <w:r>
         <w:rPr>
-          <w:rFonts w:hint="default"/>
+          <w:rFonts w:hint="default" w:ascii="Times New Roman" w:hAnsi="Times New Roman" w:cs="Times New Roman"/>
           <w:b/>
           <w:bCs/>
           <w:i w:val="0"/>
@@ -5815,39 +8985,32 @@
       </w:r>
       <w:r>
         <w:rPr>
-          <w:rFonts w:hint="default"/>
+          <w:rFonts w:hint="default" w:ascii="Times New Roman" w:hAnsi="Times New Roman" w:cs="Times New Roman"/>
           <w:i w:val="0"/>
           <w:iCs w:val="0"/>
           <w:lang w:val="en-US"/>
         </w:rPr>
-        <w:t xml:space="preserve"> tương tự như quan hệ embedsMany, nhưng chỉ nhúng một mô hình</w:t>
-      </w:r>
-      <w:bookmarkStart w:id="0" w:name="_GoBack"/>
-      <w:bookmarkEnd w:id="0"/>
-      <w:r>
-        <w:rPr>
-          <w:rFonts w:hint="default"/>
+        <w:t xml:space="preserve"> tương tự như quan hệ embedsMany, nhưng chỉ nhúng một mô hình.</w:t>
+      </w:r>
+    </w:p>
+    <w:p>
+      <w:pPr>
+        <w:numPr>
+          <w:ilvl w:val="0"/>
+          <w:numId w:val="0"/>
+        </w:numPr>
+        <w:ind w:left="840" w:leftChars="0"/>
+        <w:rPr>
+          <w:rFonts w:hint="default" w:ascii="Times New Roman" w:hAnsi="Times New Roman" w:cs="Times New Roman"/>
           <w:i w:val="0"/>
           <w:iCs w:val="0"/>
           <w:lang w:val="en-US"/>
         </w:rPr>
-        <w:t>.</w:t>
-      </w:r>
-    </w:p>
-    <w:p>
-      <w:pPr>
-        <w:numPr>
-          <w:numId w:val="0"/>
-        </w:numPr>
-        <w:ind w:left="840" w:leftChars="0"/>
-        <w:rPr>
-          <w:rFonts w:hint="default"/>
-          <w:i w:val="0"/>
-          <w:iCs w:val="0"/>
-          <w:lang w:val="en-US"/>
-        </w:rPr>
-      </w:pPr>
-      <w:r>
+      </w:pPr>
+      <w:r>
+        <w:rPr>
+          <w:rFonts w:hint="default" w:ascii="Times New Roman" w:hAnsi="Times New Roman" w:cs="Times New Roman"/>
+        </w:rPr>
         <w:drawing>
           <wp:inline distT="0" distB="0" distL="114300" distR="114300">
             <wp:extent cx="5067300" cy="1927860"/>
@@ -5899,7 +9062,7 @@
         </w:numPr>
         <w:ind w:left="1685" w:leftChars="0" w:hanging="425" w:firstLineChars="0"/>
         <w:rPr>
-          <w:rFonts w:hint="default"/>
+          <w:rFonts w:hint="default" w:ascii="Times New Roman" w:hAnsi="Times New Roman" w:cs="Times New Roman"/>
           <w:i w:val="0"/>
           <w:iCs w:val="0"/>
           <w:lang w:val="en-US"/>
@@ -5907,7 +9070,7 @@
       </w:pPr>
       <w:r>
         <w:rPr>
-          <w:rFonts w:hint="default"/>
+          <w:rFonts w:hint="default" w:ascii="Times New Roman" w:hAnsi="Times New Roman" w:cs="Times New Roman"/>
           <w:lang w:val="en-US"/>
         </w:rPr>
         <w:t>Bạn có thể truy cập các mô hình được nhúng thông qua thuộc tính động.</w:t>
@@ -5916,17 +9079,21 @@
     <w:p>
       <w:pPr>
         <w:numPr>
+          <w:ilvl w:val="0"/>
           <w:numId w:val="0"/>
         </w:numPr>
         <w:ind w:left="840" w:leftChars="0"/>
         <w:rPr>
-          <w:rFonts w:hint="default"/>
+          <w:rFonts w:hint="default" w:ascii="Times New Roman" w:hAnsi="Times New Roman" w:cs="Times New Roman"/>
           <w:i w:val="0"/>
           <w:iCs w:val="0"/>
           <w:lang w:val="en-US"/>
         </w:rPr>
       </w:pPr>
       <w:r>
+        <w:rPr>
+          <w:rFonts w:hint="default" w:ascii="Times New Roman" w:hAnsi="Times New Roman" w:cs="Times New Roman"/>
+        </w:rPr>
         <w:drawing>
           <wp:inline distT="0" distB="0" distL="114300" distR="114300">
             <wp:extent cx="3939540" cy="670560"/>
@@ -5978,7 +9145,7 @@
         </w:numPr>
         <w:ind w:left="1685" w:leftChars="0" w:hanging="425" w:firstLineChars="0"/>
         <w:rPr>
-          <w:rFonts w:hint="default"/>
+          <w:rFonts w:hint="default" w:ascii="Times New Roman" w:hAnsi="Times New Roman" w:cs="Times New Roman"/>
           <w:i w:val="0"/>
           <w:iCs w:val="0"/>
           <w:lang w:val="en-US"/>
@@ -5986,7 +9153,7 @@
       </w:pPr>
       <w:r>
         <w:rPr>
-          <w:rFonts w:hint="default"/>
+          <w:rFonts w:hint="default" w:ascii="Times New Roman" w:hAnsi="Times New Roman" w:cs="Times New Roman"/>
           <w:lang w:val="en-US"/>
         </w:rPr>
         <w:t>Thêm và cập nhật các mô hình nhúng hoạt động tương tự như quan hệ hasOne.</w:t>
@@ -5995,17 +9162,21 @@
     <w:p>
       <w:pPr>
         <w:numPr>
+          <w:ilvl w:val="0"/>
           <w:numId w:val="0"/>
         </w:numPr>
         <w:ind w:left="840" w:leftChars="0"/>
         <w:rPr>
-          <w:rFonts w:hint="default"/>
+          <w:rFonts w:hint="default" w:ascii="Times New Roman" w:hAnsi="Times New Roman" w:cs="Times New Roman"/>
           <w:i w:val="0"/>
           <w:iCs w:val="0"/>
           <w:lang w:val="en-US"/>
         </w:rPr>
       </w:pPr>
       <w:r>
+        <w:rPr>
+          <w:rFonts w:hint="default" w:ascii="Times New Roman" w:hAnsi="Times New Roman" w:cs="Times New Roman"/>
+        </w:rPr>
         <w:drawing>
           <wp:inline distT="0" distB="0" distL="114300" distR="114300">
             <wp:extent cx="3931920" cy="1638300"/>
@@ -6057,7 +9228,7 @@
         </w:numPr>
         <w:ind w:left="1685" w:leftChars="0" w:hanging="425" w:firstLineChars="0"/>
         <w:rPr>
-          <w:rFonts w:hint="default"/>
+          <w:rFonts w:hint="default" w:ascii="Times New Roman" w:hAnsi="Times New Roman" w:cs="Times New Roman"/>
           <w:i w:val="0"/>
           <w:iCs w:val="0"/>
           <w:lang w:val="en-US"/>
@@ -6065,7 +9236,7 @@
       </w:pPr>
       <w:r>
         <w:rPr>
-          <w:rFonts w:hint="default"/>
+          <w:rFonts w:hint="default" w:ascii="Times New Roman" w:hAnsi="Times New Roman" w:cs="Times New Roman"/>
           <w:lang w:val="en-US"/>
         </w:rPr>
         <w:t>Cập nhật mô hình nhúng bằng cách sử dụng phương pháp lưu.</w:t>
@@ -6074,17 +9245,21 @@
     <w:p>
       <w:pPr>
         <w:numPr>
+          <w:ilvl w:val="0"/>
           <w:numId w:val="0"/>
         </w:numPr>
         <w:ind w:left="840" w:leftChars="0"/>
         <w:rPr>
-          <w:rFonts w:hint="default"/>
+          <w:rFonts w:hint="default" w:ascii="Times New Roman" w:hAnsi="Times New Roman" w:cs="Times New Roman"/>
           <w:i w:val="0"/>
           <w:iCs w:val="0"/>
           <w:lang w:val="en-US"/>
         </w:rPr>
       </w:pPr>
       <w:r>
+        <w:rPr>
+          <w:rFonts w:hint="default" w:ascii="Times New Roman" w:hAnsi="Times New Roman" w:cs="Times New Roman"/>
+        </w:rPr>
         <w:drawing>
           <wp:inline distT="0" distB="0" distL="114300" distR="114300">
             <wp:extent cx="3261360" cy="967740"/>
@@ -6136,7 +9311,7 @@
         </w:numPr>
         <w:ind w:left="1685" w:leftChars="0" w:hanging="425" w:firstLineChars="0"/>
         <w:rPr>
-          <w:rFonts w:hint="default"/>
+          <w:rFonts w:hint="default" w:ascii="Times New Roman" w:hAnsi="Times New Roman" w:cs="Times New Roman"/>
           <w:i w:val="0"/>
           <w:iCs w:val="0"/>
           <w:lang w:val="en-US"/>
@@ -6144,7 +9319,7 @@
       </w:pPr>
       <w:r>
         <w:rPr>
-          <w:rFonts w:hint="default"/>
+          <w:rFonts w:hint="default" w:ascii="Times New Roman" w:hAnsi="Times New Roman" w:cs="Times New Roman"/>
           <w:i w:val="0"/>
           <w:iCs w:val="0"/>
           <w:lang w:val="en-US"/>
@@ -6155,11 +9330,18 @@
     <w:p>
       <w:pPr>
         <w:numPr>
+          <w:ilvl w:val="0"/>
           <w:numId w:val="0"/>
         </w:numPr>
         <w:ind w:left="840" w:leftChars="0"/>
-      </w:pPr>
-      <w:r>
+        <w:rPr>
+          <w:rFonts w:hint="default" w:ascii="Times New Roman" w:hAnsi="Times New Roman" w:cs="Times New Roman"/>
+        </w:rPr>
+      </w:pPr>
+      <w:r>
+        <w:rPr>
+          <w:rFonts w:hint="default" w:ascii="Times New Roman" w:hAnsi="Times New Roman" w:cs="Times New Roman"/>
+        </w:rPr>
         <w:drawing>
           <wp:inline distT="0" distB="0" distL="114300" distR="114300">
             <wp:extent cx="4046220" cy="784860"/>
@@ -6211,54 +9393,745 @@
         </w:numPr>
         <w:ind w:left="425" w:leftChars="0" w:hanging="425" w:firstLineChars="0"/>
         <w:rPr>
-          <w:rFonts w:hint="default"/>
-          <w:lang w:val="en-US"/>
-        </w:rPr>
-      </w:pPr>
-      <w:r>
-        <w:rPr>
-          <w:rFonts w:hint="default"/>
-          <w:lang w:val="en-US"/>
-        </w:rPr>
-        <w:t>Các thư viện dùng mongodb trên laravel gồm:jenssegers/laravel-mongodb,</w:t>
-      </w:r>
+          <w:rFonts w:hint="default" w:ascii="Times New Roman" w:hAnsi="Times New Roman" w:cs="Times New Roman"/>
+          <w:lang w:val="en-US"/>
+        </w:rPr>
+      </w:pPr>
+      <w:r>
+        <w:rPr>
+          <w:rFonts w:hint="default" w:ascii="Times New Roman" w:hAnsi="Times New Roman" w:cs="Times New Roman"/>
+          <w:lang w:val="en-US"/>
+        </w:rPr>
+        <w:t>Các thư viện dùng mongodb trên laravel gồm:jenssegers/laravel-mongodb, Jenssegers\Mongodb\Eloquent\HybridRelations, Jenssegers\Mongodb\Eloquent\Model, designmynight/laravel-mongodb-passport</w:t>
+      </w:r>
+    </w:p>
+    <w:p>
+      <w:pPr>
+        <w:numPr>
+          <w:numId w:val="0"/>
+        </w:numPr>
+        <w:ind w:leftChars="0"/>
+        <w:rPr>
+          <w:rFonts w:hint="default" w:ascii="Times New Roman" w:hAnsi="Times New Roman" w:cs="Times New Roman"/>
+          <w:lang w:val="en-US"/>
+        </w:rPr>
+        <w:sectPr>
+          <w:pgSz w:w="11906" w:h="16838"/>
+          <w:pgMar w:top="1440" w:right="1800" w:bottom="1440" w:left="1800" w:header="720" w:footer="720" w:gutter="0"/>
+          <w:cols w:space="720" w:num="1"/>
+          <w:docGrid w:linePitch="360" w:charSpace="0"/>
+        </w:sectPr>
+      </w:pPr>
+    </w:p>
+    <w:p>
+      <w:pPr>
+        <w:numPr>
+          <w:numId w:val="0"/>
+        </w:numPr>
+        <w:ind w:leftChars="0"/>
+        <w:rPr>
+          <w:rFonts w:hint="default" w:ascii="Times New Roman" w:hAnsi="Times New Roman" w:cs="Times New Roman"/>
+          <w:lang w:val="en-US"/>
+        </w:rPr>
+      </w:pPr>
     </w:p>
     <w:p>
       <w:pPr>
         <w:pStyle w:val="2"/>
         <w:bidi w:val="0"/>
         <w:rPr>
-          <w:rFonts w:hint="default"/>
-          <w:lang w:val="en-US"/>
-        </w:rPr>
-      </w:pPr>
-      <w:r>
-        <w:rPr>
-          <w:rFonts w:hint="default"/>
+          <w:rFonts w:hint="default" w:ascii="Times New Roman" w:hAnsi="Times New Roman" w:cs="Times New Roman"/>
+          <w:lang w:val="en-US"/>
+        </w:rPr>
+      </w:pPr>
+      <w:bookmarkStart w:id="23" w:name="_Toc32131"/>
+      <w:bookmarkStart w:id="24" w:name="_Toc6941"/>
+      <w:bookmarkStart w:id="25" w:name="_Toc28322"/>
+      <w:r>
+        <w:rPr>
+          <w:rFonts w:hint="default" w:ascii="Times New Roman" w:hAnsi="Times New Roman" w:cs="Times New Roman"/>
           <w:lang w:val="en-US"/>
         </w:rPr>
         <w:t>Kết quả đạt được</w:t>
       </w:r>
-    </w:p>
-    <w:p>
-      <w:pPr>
-        <w:rPr>
-          <w:rFonts w:hint="default"/>
-          <w:lang w:val="en-US"/>
-        </w:rPr>
-      </w:pPr>
-      <w:r>
-        <w:rPr>
-          <w:rFonts w:hint="default"/>
-          <w:lang w:val="en-US"/>
-        </w:rPr>
-        <w:t>Đã kết nối được Mongo trên Laravel và tải được dữ liệu lên datatable, và sử dụng được những câu truy vấn cơ bản. Tuy nhiên vẫn còn 1 số lỗi search bị sai, trang cuối phân trang ko vào được, tỉnh và huyện còn thiếu.</w:t>
-      </w:r>
-    </w:p>
-    <w:p>
-      <w:pPr>
-        <w:rPr>
-          <w:rFonts w:hint="default"/>
+      <w:bookmarkEnd w:id="23"/>
+      <w:bookmarkEnd w:id="24"/>
+      <w:bookmarkEnd w:id="25"/>
+    </w:p>
+    <w:p>
+      <w:pPr>
+        <w:numPr>
+          <w:ilvl w:val="0"/>
+          <w:numId w:val="5"/>
+        </w:numPr>
+        <w:outlineLvl w:val="0"/>
+        <w:rPr>
+          <w:rFonts w:hint="default" w:ascii="Times New Roman" w:hAnsi="Times New Roman" w:cs="Times New Roman"/>
+          <w:b/>
+          <w:bCs/>
+          <w:lang w:val="en-US"/>
+        </w:rPr>
+      </w:pPr>
+      <w:bookmarkStart w:id="26" w:name="_Toc29108"/>
+      <w:bookmarkStart w:id="27" w:name="_Toc26091"/>
+      <w:bookmarkStart w:id="28" w:name="_Toc11616"/>
+      <w:r>
+        <w:rPr>
+          <w:rFonts w:hint="default" w:ascii="Times New Roman" w:hAnsi="Times New Roman" w:cs="Times New Roman"/>
+          <w:b/>
+          <w:bCs/>
+          <w:lang w:val="en-US"/>
+        </w:rPr>
+        <w:t>Kết quả</w:t>
+      </w:r>
+      <w:bookmarkEnd w:id="26"/>
+      <w:bookmarkEnd w:id="27"/>
+      <w:bookmarkEnd w:id="28"/>
+    </w:p>
+    <w:p>
+      <w:pPr>
+        <w:numPr>
+          <w:ilvl w:val="0"/>
+          <w:numId w:val="0"/>
+        </w:numPr>
+        <w:rPr>
+          <w:rFonts w:hint="default" w:ascii="Times New Roman" w:hAnsi="Times New Roman" w:cs="Times New Roman"/>
+          <w:lang w:val="en-US"/>
+        </w:rPr>
+      </w:pPr>
+    </w:p>
+    <w:p>
+      <w:pPr>
+        <w:rPr>
+          <w:rFonts w:hint="default" w:ascii="Times New Roman" w:hAnsi="Times New Roman" w:cs="Times New Roman"/>
+          <w:lang w:val="en-US"/>
+        </w:rPr>
+      </w:pPr>
+      <w:r>
+        <w:rPr>
+          <w:rFonts w:hint="default" w:ascii="Times New Roman" w:hAnsi="Times New Roman" w:cs="Times New Roman"/>
+          <w:lang w:val="en-US"/>
+        </w:rPr>
+        <w:t>Đã kết nối được Mongo trên Laravel và tải được dữ liệu lên datatable, và sử dụng được những câu truy vấn cơ bản. Tuy nhiên vẫn còn 1 số lỗi search bị sai, tỉnh và huyện còn thiếu.</w:t>
+      </w:r>
+    </w:p>
+    <w:p>
+      <w:pPr>
+        <w:rPr>
+          <w:rFonts w:hint="default" w:ascii="Times New Roman" w:hAnsi="Times New Roman" w:cs="Times New Roman"/>
+          <w:lang w:val="en-US"/>
+        </w:rPr>
+      </w:pPr>
+    </w:p>
+    <w:p>
+      <w:pPr>
+        <w:numPr>
+          <w:ilvl w:val="0"/>
+          <w:numId w:val="5"/>
+        </w:numPr>
+        <w:ind w:left="0" w:leftChars="0" w:firstLine="0" w:firstLineChars="0"/>
+        <w:outlineLvl w:val="0"/>
+        <w:rPr>
+          <w:rFonts w:hint="default" w:ascii="Times New Roman" w:hAnsi="Times New Roman" w:cs="Times New Roman"/>
+          <w:b/>
+          <w:bCs/>
+          <w:lang w:val="en-US"/>
+        </w:rPr>
+      </w:pPr>
+      <w:bookmarkStart w:id="29" w:name="_Toc25472"/>
+      <w:bookmarkStart w:id="30" w:name="_Toc7578"/>
+      <w:bookmarkStart w:id="31" w:name="_Toc21778"/>
+      <w:r>
+        <w:rPr>
+          <w:rFonts w:hint="default" w:ascii="Times New Roman" w:hAnsi="Times New Roman" w:cs="Times New Roman"/>
+          <w:b/>
+          <w:bCs/>
+          <w:lang w:val="en-US"/>
+        </w:rPr>
+        <w:t>Hướng dẫn chạy project</w:t>
+      </w:r>
+      <w:bookmarkEnd w:id="29"/>
+      <w:bookmarkEnd w:id="30"/>
+      <w:bookmarkEnd w:id="31"/>
+    </w:p>
+    <w:p>
+      <w:pPr>
+        <w:numPr>
+          <w:ilvl w:val="1"/>
+          <w:numId w:val="5"/>
+        </w:numPr>
+        <w:ind w:left="840" w:leftChars="0" w:hanging="420" w:firstLineChars="0"/>
+        <w:rPr>
+          <w:rFonts w:hint="default" w:ascii="Times New Roman" w:hAnsi="Times New Roman" w:cs="Times New Roman"/>
+          <w:lang w:val="en-US"/>
+        </w:rPr>
+      </w:pPr>
+      <w:r>
+        <w:rPr>
+          <w:rFonts w:hint="default" w:ascii="Times New Roman" w:hAnsi="Times New Roman" w:cs="Times New Roman"/>
+          <w:lang w:val="en-US"/>
+        </w:rPr>
+        <w:t xml:space="preserve">Sử dụng lệnh </w:t>
+      </w:r>
+      <w:r>
+        <w:rPr>
+          <w:rFonts w:hint="default" w:ascii="Times New Roman" w:hAnsi="Times New Roman" w:cs="Times New Roman"/>
+          <w:b/>
+          <w:bCs/>
+          <w:lang w:val="en-US"/>
+        </w:rPr>
+        <w:t>composer update</w:t>
+      </w:r>
+      <w:r>
+        <w:rPr>
+          <w:rFonts w:hint="default" w:ascii="Times New Roman" w:hAnsi="Times New Roman" w:cs="Times New Roman"/>
+          <w:lang w:val="en-US"/>
+        </w:rPr>
+        <w:t xml:space="preserve"> để cập nhật các file còn thiếu</w:t>
+      </w:r>
+    </w:p>
+    <w:p>
+      <w:pPr>
+        <w:numPr>
+          <w:ilvl w:val="1"/>
+          <w:numId w:val="5"/>
+        </w:numPr>
+        <w:ind w:left="840" w:leftChars="0" w:hanging="420" w:firstLineChars="0"/>
+        <w:rPr>
+          <w:rFonts w:hint="default" w:ascii="Times New Roman" w:hAnsi="Times New Roman" w:cs="Times New Roman"/>
+          <w:lang w:val="en-US"/>
+        </w:rPr>
+      </w:pPr>
+      <w:r>
+        <w:rPr>
+          <w:rFonts w:hint="default" w:ascii="Times New Roman" w:hAnsi="Times New Roman" w:cs="Times New Roman"/>
+          <w:lang w:val="en-US"/>
+        </w:rPr>
+        <w:t xml:space="preserve">Sau đó sử dụng lệnh </w:t>
+      </w:r>
+      <w:r>
+        <w:rPr>
+          <w:rFonts w:hint="default" w:ascii="Times New Roman" w:hAnsi="Times New Roman" w:cs="Times New Roman"/>
+          <w:b/>
+          <w:bCs/>
+          <w:lang w:val="en-US"/>
+        </w:rPr>
+        <w:t>php artisan key:generate</w:t>
+      </w:r>
+    </w:p>
+    <w:p>
+      <w:pPr>
+        <w:numPr>
+          <w:ilvl w:val="1"/>
+          <w:numId w:val="5"/>
+        </w:numPr>
+        <w:ind w:left="840" w:leftChars="0" w:hanging="420" w:firstLineChars="0"/>
+        <w:rPr>
+          <w:rFonts w:hint="default" w:ascii="Times New Roman" w:hAnsi="Times New Roman" w:cs="Times New Roman"/>
+          <w:b/>
+          <w:bCs/>
+          <w:lang w:val="en-US"/>
+        </w:rPr>
+      </w:pPr>
+      <w:r>
+        <w:rPr>
+          <w:rFonts w:hint="default" w:ascii="Times New Roman" w:hAnsi="Times New Roman" w:cs="Times New Roman"/>
+          <w:lang w:val="en-US"/>
+        </w:rPr>
+        <w:t xml:space="preserve">Chạy lệnh </w:t>
+      </w:r>
+      <w:r>
+        <w:rPr>
+          <w:rFonts w:hint="default" w:ascii="Times New Roman" w:hAnsi="Times New Roman" w:cs="Times New Roman"/>
+          <w:b/>
+          <w:bCs/>
+          <w:lang w:val="en-US"/>
+        </w:rPr>
+        <w:t>php artisan migrate:fresh --seed</w:t>
+      </w:r>
+    </w:p>
+    <w:p>
+      <w:pPr>
+        <w:numPr>
+          <w:ilvl w:val="1"/>
+          <w:numId w:val="5"/>
+        </w:numPr>
+        <w:ind w:left="840" w:leftChars="0" w:hanging="420" w:firstLineChars="0"/>
+        <w:rPr>
+          <w:rFonts w:hint="default" w:ascii="Times New Roman" w:hAnsi="Times New Roman" w:cs="Times New Roman"/>
+          <w:b/>
+          <w:bCs/>
+          <w:lang w:val="en-US"/>
+        </w:rPr>
+      </w:pPr>
+      <w:r>
+        <w:rPr>
+          <w:rFonts w:hint="default" w:ascii="Times New Roman" w:hAnsi="Times New Roman" w:cs="Times New Roman"/>
+          <w:b w:val="0"/>
+          <w:bCs w:val="0"/>
+          <w:lang w:val="en-US"/>
+        </w:rPr>
+        <w:t xml:space="preserve">Chạy lệnh </w:t>
+      </w:r>
+      <w:r>
+        <w:rPr>
+          <w:rFonts w:hint="default" w:ascii="Times New Roman" w:hAnsi="Times New Roman" w:cs="Times New Roman"/>
+          <w:b/>
+          <w:bCs/>
+          <w:lang w:val="en-US"/>
+        </w:rPr>
+        <w:t>php artisan serve</w:t>
+      </w:r>
+    </w:p>
+    <w:p>
+      <w:pPr>
+        <w:numPr>
+          <w:ilvl w:val="1"/>
+          <w:numId w:val="5"/>
+        </w:numPr>
+        <w:ind w:left="840" w:leftChars="0" w:hanging="420" w:firstLineChars="0"/>
+        <w:rPr>
+          <w:rFonts w:hint="default" w:ascii="Times New Roman" w:hAnsi="Times New Roman" w:cs="Times New Roman"/>
+          <w:b/>
+          <w:bCs/>
+          <w:lang w:val="en-US"/>
+        </w:rPr>
+      </w:pPr>
+      <w:r>
+        <w:rPr>
+          <w:rFonts w:hint="default" w:ascii="Times New Roman" w:hAnsi="Times New Roman" w:cs="Times New Roman"/>
+          <w:b w:val="0"/>
+          <w:bCs w:val="0"/>
+          <w:lang w:val="en-US"/>
+        </w:rPr>
+        <w:t>Tìm kiếm theo tên</w:t>
+      </w:r>
+    </w:p>
+    <w:p>
+      <w:pPr>
+        <w:numPr>
+          <w:ilvl w:val="0"/>
+          <w:numId w:val="0"/>
+        </w:numPr>
+        <w:ind w:left="420" w:leftChars="0"/>
+        <w:rPr>
+          <w:rFonts w:hint="default" w:ascii="Times New Roman" w:hAnsi="Times New Roman" w:cs="Times New Roman"/>
+        </w:rPr>
+      </w:pPr>
+      <w:r>
+        <w:rPr>
+          <w:rFonts w:hint="default" w:ascii="Times New Roman" w:hAnsi="Times New Roman" w:cs="Times New Roman"/>
+        </w:rPr>
+        <w:drawing>
+          <wp:inline distT="0" distB="0" distL="114300" distR="114300">
+            <wp:extent cx="5270500" cy="2491740"/>
+            <wp:effectExtent l="0" t="0" r="2540" b="7620"/>
+            <wp:docPr id="30" name="Picture 7"/>
+            <wp:cNvGraphicFramePr>
+              <a:graphicFrameLocks xmlns:a="http://schemas.openxmlformats.org/drawingml/2006/main" noChangeAspect="1"/>
+            </wp:cNvGraphicFramePr>
+            <a:graphic xmlns:a="http://schemas.openxmlformats.org/drawingml/2006/main">
+              <a:graphicData uri="http://schemas.openxmlformats.org/drawingml/2006/picture">
+                <pic:pic xmlns:pic="http://schemas.openxmlformats.org/drawingml/2006/picture">
+                  <pic:nvPicPr>
+                    <pic:cNvPr id="30" name="Picture 7"/>
+                    <pic:cNvPicPr>
+                      <a:picLocks noChangeAspect="1"/>
+                    </pic:cNvPicPr>
+                  </pic:nvPicPr>
+                  <pic:blipFill>
+                    <a:blip r:embed="rId27"/>
+                    <a:stretch>
+                      <a:fillRect/>
+                    </a:stretch>
+                  </pic:blipFill>
+                  <pic:spPr>
+                    <a:xfrm>
+                      <a:off x="0" y="0"/>
+                      <a:ext cx="5270500" cy="2491740"/>
+                    </a:xfrm>
+                    <a:prstGeom prst="rect">
+                      <a:avLst/>
+                    </a:prstGeom>
+                    <a:noFill/>
+                    <a:ln>
+                      <a:noFill/>
+                    </a:ln>
+                  </pic:spPr>
+                </pic:pic>
+              </a:graphicData>
+            </a:graphic>
+          </wp:inline>
+        </w:drawing>
+      </w:r>
+    </w:p>
+    <w:p>
+      <w:pPr>
+        <w:pStyle w:val="6"/>
+        <w:numPr>
+          <w:ilvl w:val="0"/>
+          <w:numId w:val="0"/>
+        </w:numPr>
+        <w:ind w:left="420" w:leftChars="0"/>
+        <w:rPr>
+          <w:rFonts w:hint="default" w:ascii="Times New Roman" w:hAnsi="Times New Roman" w:cs="Times New Roman"/>
+          <w:lang w:val="en-US"/>
+        </w:rPr>
+      </w:pPr>
+      <w:r>
+        <w:rPr>
+          <w:rFonts w:hint="default" w:ascii="Times New Roman" w:hAnsi="Times New Roman" w:cs="Times New Roman"/>
+        </w:rPr>
+        <w:t xml:space="preserve">Hình </w:t>
+      </w:r>
+      <w:r>
+        <w:rPr>
+          <w:rFonts w:hint="default" w:ascii="Times New Roman" w:hAnsi="Times New Roman" w:cs="Times New Roman"/>
+        </w:rPr>
+        <w:fldChar w:fldCharType="begin"/>
+      </w:r>
+      <w:r>
+        <w:rPr>
+          <w:rFonts w:hint="default" w:ascii="Times New Roman" w:hAnsi="Times New Roman" w:cs="Times New Roman"/>
+        </w:rPr>
+        <w:instrText xml:space="preserve"> SEQ Hình \* ARABIC </w:instrText>
+      </w:r>
+      <w:r>
+        <w:rPr>
+          <w:rFonts w:hint="default" w:ascii="Times New Roman" w:hAnsi="Times New Roman" w:cs="Times New Roman"/>
+        </w:rPr>
+        <w:fldChar w:fldCharType="separate"/>
+      </w:r>
+      <w:r>
+        <w:rPr>
+          <w:rFonts w:hint="default" w:ascii="Times New Roman" w:hAnsi="Times New Roman" w:cs="Times New Roman"/>
+        </w:rPr>
+        <w:t>1</w:t>
+      </w:r>
+      <w:r>
+        <w:rPr>
+          <w:rFonts w:hint="default" w:ascii="Times New Roman" w:hAnsi="Times New Roman" w:cs="Times New Roman"/>
+        </w:rPr>
+        <w:fldChar w:fldCharType="end"/>
+      </w:r>
+      <w:r>
+        <w:rPr>
+          <w:rFonts w:hint="default" w:ascii="Times New Roman" w:hAnsi="Times New Roman" w:cs="Times New Roman"/>
+          <w:lang w:val="en-US"/>
+        </w:rPr>
+        <w:t>: Tìm kiếm theo tên</w:t>
+      </w:r>
+    </w:p>
+    <w:p>
+      <w:pPr>
+        <w:numPr>
+          <w:ilvl w:val="0"/>
+          <w:numId w:val="0"/>
+        </w:numPr>
+        <w:rPr>
+          <w:rFonts w:hint="default" w:ascii="Times New Roman" w:hAnsi="Times New Roman" w:cs="Times New Roman"/>
+          <w:lang w:val="en-US"/>
+        </w:rPr>
+      </w:pPr>
+    </w:p>
+    <w:p>
+      <w:pPr>
+        <w:numPr>
+          <w:ilvl w:val="1"/>
+          <w:numId w:val="5"/>
+        </w:numPr>
+        <w:ind w:left="840" w:leftChars="0" w:hanging="420" w:firstLineChars="0"/>
+        <w:rPr>
+          <w:rFonts w:hint="default" w:ascii="Times New Roman" w:hAnsi="Times New Roman" w:cs="Times New Roman"/>
+          <w:b/>
+          <w:bCs/>
+          <w:lang w:val="en-US"/>
+        </w:rPr>
+      </w:pPr>
+      <w:r>
+        <w:rPr>
+          <w:rFonts w:hint="default" w:ascii="Times New Roman" w:hAnsi="Times New Roman" w:cs="Times New Roman"/>
+          <w:b w:val="0"/>
+          <w:bCs w:val="0"/>
+          <w:lang w:val="en-US"/>
+        </w:rPr>
+        <w:t>Tìm kiếm theo quận huyện xã</w:t>
+      </w:r>
+    </w:p>
+    <w:p>
+      <w:pPr>
+        <w:numPr>
+          <w:ilvl w:val="0"/>
+          <w:numId w:val="0"/>
+        </w:numPr>
+        <w:ind w:left="420" w:leftChars="0"/>
+        <w:rPr>
+          <w:rFonts w:hint="default" w:ascii="Times New Roman" w:hAnsi="Times New Roman" w:cs="Times New Roman"/>
+        </w:rPr>
+      </w:pPr>
+      <w:r>
+        <w:rPr>
+          <w:rFonts w:hint="default" w:ascii="Times New Roman" w:hAnsi="Times New Roman" w:cs="Times New Roman"/>
+        </w:rPr>
+        <w:drawing>
+          <wp:inline distT="0" distB="0" distL="114300" distR="114300">
+            <wp:extent cx="5267960" cy="2470785"/>
+            <wp:effectExtent l="0" t="0" r="5080" b="13335"/>
+            <wp:docPr id="31" name="Picture 8"/>
+            <wp:cNvGraphicFramePr>
+              <a:graphicFrameLocks xmlns:a="http://schemas.openxmlformats.org/drawingml/2006/main" noChangeAspect="1"/>
+            </wp:cNvGraphicFramePr>
+            <a:graphic xmlns:a="http://schemas.openxmlformats.org/drawingml/2006/main">
+              <a:graphicData uri="http://schemas.openxmlformats.org/drawingml/2006/picture">
+                <pic:pic xmlns:pic="http://schemas.openxmlformats.org/drawingml/2006/picture">
+                  <pic:nvPicPr>
+                    <pic:cNvPr id="31" name="Picture 8"/>
+                    <pic:cNvPicPr>
+                      <a:picLocks noChangeAspect="1"/>
+                    </pic:cNvPicPr>
+                  </pic:nvPicPr>
+                  <pic:blipFill>
+                    <a:blip r:embed="rId28"/>
+                    <a:stretch>
+                      <a:fillRect/>
+                    </a:stretch>
+                  </pic:blipFill>
+                  <pic:spPr>
+                    <a:xfrm>
+                      <a:off x="0" y="0"/>
+                      <a:ext cx="5267960" cy="2470785"/>
+                    </a:xfrm>
+                    <a:prstGeom prst="rect">
+                      <a:avLst/>
+                    </a:prstGeom>
+                    <a:noFill/>
+                    <a:ln>
+                      <a:noFill/>
+                    </a:ln>
+                  </pic:spPr>
+                </pic:pic>
+              </a:graphicData>
+            </a:graphic>
+          </wp:inline>
+        </w:drawing>
+      </w:r>
+    </w:p>
+    <w:p>
+      <w:pPr>
+        <w:pStyle w:val="6"/>
+        <w:numPr>
+          <w:ilvl w:val="0"/>
+          <w:numId w:val="0"/>
+        </w:numPr>
+        <w:ind w:left="420" w:leftChars="0"/>
+        <w:rPr>
+          <w:rFonts w:hint="default" w:ascii="Times New Roman" w:hAnsi="Times New Roman" w:cs="Times New Roman"/>
+          <w:lang w:val="en-US"/>
+        </w:rPr>
+      </w:pPr>
+      <w:r>
+        <w:rPr>
+          <w:rFonts w:hint="default" w:ascii="Times New Roman" w:hAnsi="Times New Roman" w:cs="Times New Roman"/>
+        </w:rPr>
+        <w:t xml:space="preserve">Hình </w:t>
+      </w:r>
+      <w:r>
+        <w:rPr>
+          <w:rFonts w:hint="default" w:ascii="Times New Roman" w:hAnsi="Times New Roman" w:cs="Times New Roman"/>
+        </w:rPr>
+        <w:fldChar w:fldCharType="begin"/>
+      </w:r>
+      <w:r>
+        <w:rPr>
+          <w:rFonts w:hint="default" w:ascii="Times New Roman" w:hAnsi="Times New Roman" w:cs="Times New Roman"/>
+        </w:rPr>
+        <w:instrText xml:space="preserve"> SEQ Hình \* ARABIC </w:instrText>
+      </w:r>
+      <w:r>
+        <w:rPr>
+          <w:rFonts w:hint="default" w:ascii="Times New Roman" w:hAnsi="Times New Roman" w:cs="Times New Roman"/>
+        </w:rPr>
+        <w:fldChar w:fldCharType="separate"/>
+      </w:r>
+      <w:r>
+        <w:rPr>
+          <w:rFonts w:hint="default" w:ascii="Times New Roman" w:hAnsi="Times New Roman" w:cs="Times New Roman"/>
+        </w:rPr>
+        <w:t>2</w:t>
+      </w:r>
+      <w:r>
+        <w:rPr>
+          <w:rFonts w:hint="default" w:ascii="Times New Roman" w:hAnsi="Times New Roman" w:cs="Times New Roman"/>
+        </w:rPr>
+        <w:fldChar w:fldCharType="end"/>
+      </w:r>
+      <w:r>
+        <w:rPr>
+          <w:rFonts w:hint="default" w:ascii="Times New Roman" w:hAnsi="Times New Roman" w:cs="Times New Roman"/>
+          <w:lang w:val="en-US"/>
+        </w:rPr>
+        <w:t>: Tìm kiếm theo quận huyện xã</w:t>
+      </w:r>
+    </w:p>
+    <w:p>
+      <w:pPr>
+        <w:numPr>
+          <w:ilvl w:val="1"/>
+          <w:numId w:val="5"/>
+        </w:numPr>
+        <w:ind w:left="840" w:leftChars="0" w:hanging="420" w:firstLineChars="0"/>
+        <w:rPr>
+          <w:rFonts w:hint="default" w:ascii="Times New Roman" w:hAnsi="Times New Roman" w:cs="Times New Roman"/>
+          <w:b/>
+          <w:bCs/>
+          <w:lang w:val="en-US"/>
+        </w:rPr>
+      </w:pPr>
+      <w:r>
+        <w:rPr>
+          <w:rFonts w:hint="default" w:ascii="Times New Roman" w:hAnsi="Times New Roman" w:cs="Times New Roman"/>
+          <w:b w:val="0"/>
+          <w:bCs w:val="0"/>
+          <w:lang w:val="en-US"/>
+        </w:rPr>
+        <w:t>Xem thông tin chi tiết</w:t>
+      </w:r>
+    </w:p>
+    <w:p>
+      <w:pPr>
+        <w:numPr>
+          <w:ilvl w:val="0"/>
+          <w:numId w:val="0"/>
+        </w:numPr>
+        <w:ind w:left="420" w:leftChars="0"/>
+        <w:rPr>
+          <w:rFonts w:hint="default" w:ascii="Times New Roman" w:hAnsi="Times New Roman" w:cs="Times New Roman"/>
+        </w:rPr>
+      </w:pPr>
+      <w:r>
+        <w:rPr>
+          <w:rFonts w:hint="default" w:ascii="Times New Roman" w:hAnsi="Times New Roman" w:cs="Times New Roman"/>
+        </w:rPr>
+        <w:drawing>
+          <wp:inline distT="0" distB="0" distL="114300" distR="114300">
+            <wp:extent cx="5269230" cy="2555875"/>
+            <wp:effectExtent l="0" t="0" r="3810" b="4445"/>
+            <wp:docPr id="32" name="Picture 9"/>
+            <wp:cNvGraphicFramePr>
+              <a:graphicFrameLocks xmlns:a="http://schemas.openxmlformats.org/drawingml/2006/main" noChangeAspect="1"/>
+            </wp:cNvGraphicFramePr>
+            <a:graphic xmlns:a="http://schemas.openxmlformats.org/drawingml/2006/main">
+              <a:graphicData uri="http://schemas.openxmlformats.org/drawingml/2006/picture">
+                <pic:pic xmlns:pic="http://schemas.openxmlformats.org/drawingml/2006/picture">
+                  <pic:nvPicPr>
+                    <pic:cNvPr id="32" name="Picture 9"/>
+                    <pic:cNvPicPr>
+                      <a:picLocks noChangeAspect="1"/>
+                    </pic:cNvPicPr>
+                  </pic:nvPicPr>
+                  <pic:blipFill>
+                    <a:blip r:embed="rId29"/>
+                    <a:stretch>
+                      <a:fillRect/>
+                    </a:stretch>
+                  </pic:blipFill>
+                  <pic:spPr>
+                    <a:xfrm>
+                      <a:off x="0" y="0"/>
+                      <a:ext cx="5269230" cy="2555875"/>
+                    </a:xfrm>
+                    <a:prstGeom prst="rect">
+                      <a:avLst/>
+                    </a:prstGeom>
+                    <a:noFill/>
+                    <a:ln>
+                      <a:noFill/>
+                    </a:ln>
+                  </pic:spPr>
+                </pic:pic>
+              </a:graphicData>
+            </a:graphic>
+          </wp:inline>
+        </w:drawing>
+      </w:r>
+    </w:p>
+    <w:p>
+      <w:pPr>
+        <w:pStyle w:val="6"/>
+        <w:numPr>
+          <w:ilvl w:val="0"/>
+          <w:numId w:val="0"/>
+        </w:numPr>
+        <w:ind w:left="420" w:leftChars="0"/>
+        <w:rPr>
+          <w:rFonts w:hint="default" w:ascii="Times New Roman" w:hAnsi="Times New Roman" w:cs="Times New Roman"/>
+          <w:lang w:val="en-US"/>
+        </w:rPr>
+      </w:pPr>
+      <w:r>
+        <w:rPr>
+          <w:rFonts w:hint="default" w:ascii="Times New Roman" w:hAnsi="Times New Roman" w:cs="Times New Roman"/>
+        </w:rPr>
+        <w:t xml:space="preserve">Hình </w:t>
+      </w:r>
+      <w:r>
+        <w:rPr>
+          <w:rFonts w:hint="default" w:ascii="Times New Roman" w:hAnsi="Times New Roman" w:cs="Times New Roman"/>
+        </w:rPr>
+        <w:fldChar w:fldCharType="begin"/>
+      </w:r>
+      <w:r>
+        <w:rPr>
+          <w:rFonts w:hint="default" w:ascii="Times New Roman" w:hAnsi="Times New Roman" w:cs="Times New Roman"/>
+        </w:rPr>
+        <w:instrText xml:space="preserve"> SEQ Hình \* ARABIC </w:instrText>
+      </w:r>
+      <w:r>
+        <w:rPr>
+          <w:rFonts w:hint="default" w:ascii="Times New Roman" w:hAnsi="Times New Roman" w:cs="Times New Roman"/>
+        </w:rPr>
+        <w:fldChar w:fldCharType="separate"/>
+      </w:r>
+      <w:r>
+        <w:rPr>
+          <w:rFonts w:hint="default" w:ascii="Times New Roman" w:hAnsi="Times New Roman" w:cs="Times New Roman"/>
+        </w:rPr>
+        <w:t>3</w:t>
+      </w:r>
+      <w:r>
+        <w:rPr>
+          <w:rFonts w:hint="default" w:ascii="Times New Roman" w:hAnsi="Times New Roman" w:cs="Times New Roman"/>
+        </w:rPr>
+        <w:fldChar w:fldCharType="end"/>
+      </w:r>
+      <w:r>
+        <w:rPr>
+          <w:rFonts w:hint="default" w:ascii="Times New Roman" w:hAnsi="Times New Roman" w:cs="Times New Roman"/>
+          <w:lang w:val="en-US"/>
+        </w:rPr>
+        <w:t>: Xem thông tin chi tiết</w:t>
+      </w:r>
+    </w:p>
+    <w:p>
+      <w:pPr>
+        <w:rPr>
+          <w:rFonts w:hint="default" w:ascii="Times New Roman" w:hAnsi="Times New Roman" w:cs="Times New Roman"/>
+          <w:lang w:val="en-US"/>
+        </w:rPr>
+      </w:pPr>
+    </w:p>
+    <w:p>
+      <w:pPr>
+        <w:rPr>
+          <w:rFonts w:hint="default" w:ascii="Times New Roman" w:hAnsi="Times New Roman" w:cs="Times New Roman"/>
+          <w:lang w:val="en-US"/>
+        </w:rPr>
+      </w:pPr>
+    </w:p>
+    <w:p>
+      <w:pPr>
+        <w:rPr>
+          <w:rFonts w:hint="default" w:ascii="Times New Roman" w:hAnsi="Times New Roman" w:cs="Times New Roman"/>
           <w:lang w:val="en-US"/>
         </w:rPr>
       </w:pPr>
@@ -6276,6 +10149,140 @@
 <file path=word/numbering.xml><?xml version="1.0" encoding="utf-8"?>
 <w:numbering xmlns:wpc="http://schemas.microsoft.com/office/word/2010/wordprocessingCanvas" xmlns:mc="http://schemas.openxmlformats.org/markup-compatibility/2006" xmlns:o="urn:schemas-microsoft-com:office:office" xmlns:r="http://schemas.openxmlformats.org/officeDocument/2006/relationships" xmlns:m="http://schemas.openxmlformats.org/officeDocument/2006/math" xmlns:v="urn:schemas-microsoft-com:vml" xmlns:wp14="http://schemas.microsoft.com/office/word/2010/wordprocessingDrawing" xmlns:wp="http://schemas.openxmlformats.org/drawingml/2006/wordprocessingDrawing" xmlns:w10="urn:schemas-microsoft-com:office:word" xmlns:w="http://schemas.openxmlformats.org/wordprocessingml/2006/main" xmlns:w14="http://schemas.microsoft.com/office/word/2010/wordml" xmlns:wpg="http://schemas.microsoft.com/office/word/2010/wordprocessingGroup" xmlns:wpi="http://schemas.microsoft.com/office/word/2010/wordprocessingInk" xmlns:wne="http://schemas.microsoft.com/office/word/2006/wordml" xmlns:wps="http://schemas.microsoft.com/office/word/2010/wordprocessingShape" xmlns:wpsCustomData="http://www.wps.cn/officeDocument/2013/wpsCustomData" mc:Ignorable="w14 wp14">
   <w:abstractNum w:abstractNumId="0">
+    <w:nsid w:val="9F19B151"/>
+    <w:multiLevelType w:val="multilevel"/>
+    <w:tmpl w:val="9F19B151"/>
+    <w:lvl w:ilvl="0" w:tentative="0">
+      <w:start w:val="1"/>
+      <w:numFmt w:val="decimal"/>
+      <w:suff w:val="space"/>
+      <w:lvlText w:val="%1."/>
+      <w:lvlJc w:val="left"/>
+    </w:lvl>
+    <w:lvl w:ilvl="1" w:tentative="0">
+      <w:start w:val="1"/>
+      <w:numFmt w:val="lowerLetter"/>
+      <w:lvlText w:val="%2)"/>
+      <w:lvlJc w:val="left"/>
+      <w:pPr>
+        <w:tabs>
+          <w:tab w:val="left" w:pos="840"/>
+        </w:tabs>
+        <w:ind w:left="840" w:leftChars="0" w:hanging="420" w:firstLineChars="0"/>
+      </w:pPr>
+      <w:rPr>
+        <w:rFonts w:hint="default"/>
+        <w:b w:val="0"/>
+        <w:bCs w:val="0"/>
+      </w:rPr>
+    </w:lvl>
+    <w:lvl w:ilvl="2" w:tentative="0">
+      <w:start w:val="1"/>
+      <w:numFmt w:val="lowerRoman"/>
+      <w:lvlText w:val="%3."/>
+      <w:lvlJc w:val="left"/>
+      <w:pPr>
+        <w:tabs>
+          <w:tab w:val="left" w:pos="1260"/>
+        </w:tabs>
+        <w:ind w:left="1260" w:leftChars="0" w:hanging="420" w:firstLineChars="0"/>
+      </w:pPr>
+      <w:rPr>
+        <w:rFonts w:hint="default"/>
+      </w:rPr>
+    </w:lvl>
+    <w:lvl w:ilvl="3" w:tentative="0">
+      <w:start w:val="1"/>
+      <w:numFmt w:val="decimal"/>
+      <w:lvlText w:val="%4."/>
+      <w:lvlJc w:val="left"/>
+      <w:pPr>
+        <w:tabs>
+          <w:tab w:val="left" w:pos="1680"/>
+        </w:tabs>
+        <w:ind w:left="1680" w:leftChars="0" w:hanging="420" w:firstLineChars="0"/>
+      </w:pPr>
+      <w:rPr>
+        <w:rFonts w:hint="default"/>
+      </w:rPr>
+    </w:lvl>
+    <w:lvl w:ilvl="4" w:tentative="0">
+      <w:start w:val="1"/>
+      <w:numFmt w:val="lowerLetter"/>
+      <w:lvlText w:val="%5)"/>
+      <w:lvlJc w:val="left"/>
+      <w:pPr>
+        <w:tabs>
+          <w:tab w:val="left" w:pos="2100"/>
+        </w:tabs>
+        <w:ind w:left="2100" w:leftChars="0" w:hanging="420" w:firstLineChars="0"/>
+      </w:pPr>
+      <w:rPr>
+        <w:rFonts w:hint="default"/>
+      </w:rPr>
+    </w:lvl>
+    <w:lvl w:ilvl="5" w:tentative="0">
+      <w:start w:val="1"/>
+      <w:numFmt w:val="lowerRoman"/>
+      <w:lvlText w:val="%6."/>
+      <w:lvlJc w:val="left"/>
+      <w:pPr>
+        <w:tabs>
+          <w:tab w:val="left" w:pos="2520"/>
+        </w:tabs>
+        <w:ind w:left="2520" w:leftChars="0" w:hanging="420" w:firstLineChars="0"/>
+      </w:pPr>
+      <w:rPr>
+        <w:rFonts w:hint="default"/>
+      </w:rPr>
+    </w:lvl>
+    <w:lvl w:ilvl="6" w:tentative="0">
+      <w:start w:val="1"/>
+      <w:numFmt w:val="decimal"/>
+      <w:lvlText w:val="%7."/>
+      <w:lvlJc w:val="left"/>
+      <w:pPr>
+        <w:tabs>
+          <w:tab w:val="left" w:pos="2940"/>
+        </w:tabs>
+        <w:ind w:left="2940" w:leftChars="0" w:hanging="420" w:firstLineChars="0"/>
+      </w:pPr>
+      <w:rPr>
+        <w:rFonts w:hint="default"/>
+      </w:rPr>
+    </w:lvl>
+    <w:lvl w:ilvl="7" w:tentative="0">
+      <w:start w:val="1"/>
+      <w:numFmt w:val="lowerLetter"/>
+      <w:lvlText w:val="%8)"/>
+      <w:lvlJc w:val="left"/>
+      <w:pPr>
+        <w:tabs>
+          <w:tab w:val="left" w:pos="3360"/>
+        </w:tabs>
+        <w:ind w:left="3360" w:leftChars="0" w:hanging="420" w:firstLineChars="0"/>
+      </w:pPr>
+      <w:rPr>
+        <w:rFonts w:hint="default"/>
+      </w:rPr>
+    </w:lvl>
+    <w:lvl w:ilvl="8" w:tentative="0">
+      <w:start w:val="1"/>
+      <w:numFmt w:val="lowerRoman"/>
+      <w:lvlText w:val="%9."/>
+      <w:lvlJc w:val="left"/>
+      <w:pPr>
+        <w:tabs>
+          <w:tab w:val="left" w:pos="3780"/>
+        </w:tabs>
+        <w:ind w:left="3780" w:leftChars="0" w:hanging="420" w:firstLineChars="0"/>
+      </w:pPr>
+      <w:rPr>
+        <w:rFonts w:hint="default"/>
+      </w:rPr>
+    </w:lvl>
+  </w:abstractNum>
+  <w:abstractNum w:abstractNumId="1">
     <w:nsid w:val="B13F478E"/>
     <w:multiLevelType w:val="singleLevel"/>
     <w:tmpl w:val="B13F478E"/>
@@ -6295,7 +10302,7 @@
       </w:rPr>
     </w:lvl>
   </w:abstractNum>
-  <w:abstractNum w:abstractNumId="1">
+  <w:abstractNum w:abstractNumId="2">
     <w:nsid w:val="0A11CE99"/>
     <w:multiLevelType w:val="multilevel"/>
     <w:tmpl w:val="0A11CE99"/>
@@ -6435,7 +10442,7 @@
       </w:rPr>
     </w:lvl>
   </w:abstractNum>
-  <w:abstractNum w:abstractNumId="2">
+  <w:abstractNum w:abstractNumId="3">
     <w:nsid w:val="709CE9E4"/>
     <w:multiLevelType w:val="multilevel"/>
     <w:tmpl w:val="709CE9E4"/>
@@ -6482,6 +10489,12 @@
       </w:pPr>
       <w:rPr>
         <w:rFonts w:hint="default" w:ascii="Arial" w:hAnsi="Arial" w:cs="Arial"/>
+        <w:color w:val="000000" w:themeColor="text1"/>
+        <w14:textFill>
+          <w14:solidFill>
+            <w14:schemeClr w14:val="tx1"/>
+          </w14:solidFill>
+        </w14:textFill>
       </w:rPr>
     </w:lvl>
     <w:lvl w:ilvl="3" w:tentative="0">
@@ -6575,7 +10588,7 @@
       </w:rPr>
     </w:lvl>
   </w:abstractNum>
-  <w:abstractNum w:abstractNumId="3">
+  <w:abstractNum w:abstractNumId="4">
     <w:nsid w:val="7A8C864B"/>
     <w:multiLevelType w:val="multilevel"/>
     <w:tmpl w:val="7A8C864B"/>
@@ -6699,16 +10712,19 @@
     </w:lvl>
   </w:abstractNum>
   <w:num w:numId="1">
+    <w:abstractNumId w:val="4"/>
+  </w:num>
+  <w:num w:numId="2">
+    <w:abstractNumId w:val="2"/>
+  </w:num>
+  <w:num w:numId="3">
+    <w:abstractNumId w:val="1"/>
+  </w:num>
+  <w:num w:numId="4">
     <w:abstractNumId w:val="3"/>
   </w:num>
-  <w:num w:numId="2">
-    <w:abstractNumId w:val="1"/>
-  </w:num>
-  <w:num w:numId="3">
+  <w:num w:numId="5">
     <w:abstractNumId w:val="0"/>
-  </w:num>
-  <w:num w:numId="4">
-    <w:abstractNumId w:val="2"/>
   </w:num>
 </w:numbering>
 </file>
@@ -6789,7 +10805,7 @@
     <w:lsdException w:qFormat="1" w:unhideWhenUsed="0" w:uiPriority="0" w:semiHidden="0" w:name="Title"/>
     <w:lsdException w:unhideWhenUsed="0" w:uiPriority="0" w:semiHidden="0" w:name="Closing"/>
     <w:lsdException w:unhideWhenUsed="0" w:uiPriority="0" w:semiHidden="0" w:name="Signature"/>
-    <w:lsdException w:qFormat="1" w:unhideWhenUsed="0" w:uiPriority="0" w:name="Default Paragraph Font"/>
+    <w:lsdException w:qFormat="1" w:unhideWhenUsed="0" w:uiPriority="0" w:semiHidden="0" w:name="Default Paragraph Font"/>
     <w:lsdException w:unhideWhenUsed="0" w:uiPriority="0" w:semiHidden="0" w:name="Body Text"/>
     <w:lsdException w:unhideWhenUsed="0" w:uiPriority="0" w:semiHidden="0" w:name="Body Text Indent"/>
     <w:lsdException w:unhideWhenUsed="0" w:uiPriority="0" w:semiHidden="0" w:name="List Continue"/>
@@ -7037,7 +11053,6 @@
   </w:style>
   <w:style w:type="character" w:default="1" w:styleId="4">
     <w:name w:val="Default Paragraph Font"/>
-    <w:semiHidden/>
     <w:qFormat/>
     <w:uiPriority w:val="0"/>
   </w:style>
@@ -7093,7 +11108,40 @@
       <w:u w:val="single"/>
     </w:rPr>
   </w:style>
-  <w:style w:type="character" w:styleId="8">
+  <w:style w:type="paragraph" w:styleId="8">
+    <w:name w:val="footer"/>
+    <w:basedOn w:val="1"/>
+    <w:uiPriority w:val="0"/>
+    <w:pPr>
+      <w:tabs>
+        <w:tab w:val="center" w:pos="4153"/>
+        <w:tab w:val="right" w:pos="8306"/>
+      </w:tabs>
+      <w:snapToGrid w:val="0"/>
+      <w:jc w:val="left"/>
+    </w:pPr>
+    <w:rPr>
+      <w:sz w:val="18"/>
+      <w:szCs w:val="18"/>
+    </w:rPr>
+  </w:style>
+  <w:style w:type="paragraph" w:styleId="9">
+    <w:name w:val="header"/>
+    <w:basedOn w:val="1"/>
+    <w:uiPriority w:val="0"/>
+    <w:pPr>
+      <w:tabs>
+        <w:tab w:val="center" w:pos="4153"/>
+        <w:tab w:val="right" w:pos="8306"/>
+      </w:tabs>
+      <w:snapToGrid w:val="0"/>
+    </w:pPr>
+    <w:rPr>
+      <w:sz w:val="18"/>
+      <w:szCs w:val="18"/>
+    </w:rPr>
+  </w:style>
+  <w:style w:type="character" w:styleId="10">
     <w:name w:val="HTML Code"/>
     <w:basedOn w:val="4"/>
     <w:uiPriority w:val="0"/>
@@ -7103,7 +11151,7 @@
       <w:szCs w:val="20"/>
     </w:rPr>
   </w:style>
-  <w:style w:type="character" w:styleId="9">
+  <w:style w:type="character" w:styleId="11">
     <w:name w:val="Hyperlink"/>
     <w:basedOn w:val="4"/>
     <w:unhideWhenUsed/>
@@ -7118,7 +11166,7 @@
       </w14:textFill>
     </w:rPr>
   </w:style>
-  <w:style w:type="paragraph" w:styleId="10">
+  <w:style w:type="paragraph" w:styleId="12">
     <w:name w:val="Normal (Web)"/>
     <w:qFormat/>
     <w:uiPriority w:val="0"/>
@@ -7135,7 +11183,7 @@
       <w:lang w:val="en-US" w:eastAsia="zh-CN" w:bidi="ar"/>
     </w:rPr>
   </w:style>
-  <w:style w:type="table" w:styleId="11">
+  <w:style w:type="table" w:styleId="13">
     <w:name w:val="Table Grid"/>
     <w:basedOn w:val="5"/>
     <w:uiPriority w:val="0"/>
@@ -7154,7 +11202,22 @@
       </w:tblBorders>
     </w:tblPr>
   </w:style>
-  <w:style w:type="paragraph" w:customStyle="1" w:styleId="12">
+  <w:style w:type="paragraph" w:styleId="14">
+    <w:name w:val="toc 1"/>
+    <w:basedOn w:val="1"/>
+    <w:next w:val="1"/>
+    <w:uiPriority w:val="0"/>
+  </w:style>
+  <w:style w:type="paragraph" w:styleId="15">
+    <w:name w:val="toc 2"/>
+    <w:basedOn w:val="1"/>
+    <w:next w:val="1"/>
+    <w:uiPriority w:val="0"/>
+    <w:pPr>
+      <w:ind w:left="420" w:leftChars="200"/>
+    </w:pPr>
+  </w:style>
+  <w:style w:type="paragraph" w:customStyle="1" w:styleId="16">
     <w:name w:val="msolistparagraph"/>
     <w:qFormat/>
     <w:uiPriority w:val="0"/>
@@ -7174,6 +11237,17 @@
       <w:sz w:val="22"/>
       <w:szCs w:val="22"/>
       <w:lang w:val="en-US" w:eastAsia="zh-CN" w:bidi="ar"/>
+    </w:rPr>
+  </w:style>
+  <w:style w:type="paragraph" w:customStyle="1" w:styleId="17">
+    <w:name w:val="WPSOffice手动目录 1"/>
+    <w:uiPriority w:val="0"/>
+    <w:pPr>
+      <w:ind w:leftChars="0"/>
+    </w:pPr>
+    <w:rPr>
+      <w:sz w:val="20"/>
+      <w:szCs w:val="20"/>
     </w:rPr>
   </w:style>
 </w:styles>
@@ -7438,6 +11512,8 @@
 <s:customData xmlns="http://www.wps.cn/officeDocument/2013/wpsCustomData" xmlns:s="http://www.wps.cn/officeDocument/2013/wpsCustomData">
   <customSectProps>
     <customSectPr/>
+    <customSectPr/>
+    <customSectPr/>
   </customSectProps>
 </s:customData>
 </file>
